--- a/CV/cv_yicheng_zhan.docx
+++ b/CV/cv_yicheng_zhan.docx
@@ -1,6 +1,6 @@
 
 <file path=word/document.xml><?xml version="1.0" encoding="utf-8"?>
-<w:document xmlns:wpc="http://schemas.microsoft.com/office/word/2010/wordprocessingCanvas" xmlns:cx="http://schemas.microsoft.com/office/drawing/2014/chartex" xmlns:cx1="http://schemas.microsoft.com/office/drawing/2015/9/8/chartex" xmlns:cx2="http://schemas.microsoft.com/office/drawing/2015/10/21/chartex" xmlns:cx3="http://schemas.microsoft.com/office/drawing/2016/5/9/chartex" xmlns:cx4="http://schemas.microsoft.com/office/drawing/2016/5/10/chartex" xmlns:cx5="http://schemas.microsoft.com/office/drawing/2016/5/11/chartex" xmlns:cx6="http://schemas.microsoft.com/office/drawing/2016/5/12/chartex" xmlns:cx7="http://schemas.microsoft.com/office/drawing/2016/5/13/chartex" xmlns:cx8="http://schemas.microsoft.com/office/drawing/2016/5/14/chartex" xmlns:mc="http://schemas.openxmlformats.org/markup-compatibility/2006" xmlns:aink="http://schemas.microsoft.com/office/drawing/2016/ink" xmlns:am3d="http://schemas.microsoft.com/office/drawing/2017/model3d" xmlns:o="urn:schemas-microsoft-com:office:office" xmlns:oel="http://schemas.microsoft.com/office/2019/extlst" xmlns:r="http://schemas.openxmlformats.org/officeDocument/2006/relationships" xmlns:m="http://schemas.openxmlformats.org/officeDocument/2006/math" xmlns:v="urn:schemas-microsoft-com:vml" xmlns:wp14="http://schemas.microsoft.com/office/word/2010/wordprocessingDrawing" xmlns:wp="http://schemas.openxmlformats.org/drawingml/2006/wordprocessingDrawing" xmlns:w10="urn:schemas-microsoft-com:office:word" xmlns:w="http://schemas.openxmlformats.org/wordprocessingml/2006/main" xmlns:w14="http://schemas.microsoft.com/office/word/2010/wordml" xmlns:w15="http://schemas.microsoft.com/office/word/2012/wordml" xmlns:w16cex="http://schemas.microsoft.com/office/word/2018/wordml/cex" xmlns:w16cid="http://schemas.microsoft.com/office/word/2016/wordml/cid" xmlns:w16="http://schemas.microsoft.com/office/word/2018/wordml" xmlns:w16du="http://schemas.microsoft.com/office/word/2023/wordml/word16du" xmlns:w16sdtdh="http://schemas.microsoft.com/office/word/2020/wordml/sdtdatahash" xmlns:w16se="http://schemas.microsoft.com/office/word/2015/wordml/symex" xmlns:wpg="http://schemas.microsoft.com/office/word/2010/wordprocessingGroup" xmlns:wpi="http://schemas.microsoft.com/office/word/2010/wordprocessingInk" xmlns:wne="http://schemas.microsoft.com/office/word/2006/wordml" xmlns:wps="http://schemas.microsoft.com/office/word/2010/wordprocessingShape" mc:Ignorable="w14 w15 w16se w16cid w16 w16cex w16sdtdh w16du wp14">
+<w:document xmlns:wpc="http://schemas.microsoft.com/office/word/2010/wordprocessingCanvas" xmlns:cx="http://schemas.microsoft.com/office/drawing/2014/chartex" xmlns:cx1="http://schemas.microsoft.com/office/drawing/2015/9/8/chartex" xmlns:cx2="http://schemas.microsoft.com/office/drawing/2015/10/21/chartex" xmlns:cx3="http://schemas.microsoft.com/office/drawing/2016/5/9/chartex" xmlns:cx4="http://schemas.microsoft.com/office/drawing/2016/5/10/chartex" xmlns:cx5="http://schemas.microsoft.com/office/drawing/2016/5/11/chartex" xmlns:cx6="http://schemas.microsoft.com/office/drawing/2016/5/12/chartex" xmlns:cx7="http://schemas.microsoft.com/office/drawing/2016/5/13/chartex" xmlns:cx8="http://schemas.microsoft.com/office/drawing/2016/5/14/chartex" xmlns:mc="http://schemas.openxmlformats.org/markup-compatibility/2006" xmlns:aink="http://schemas.microsoft.com/office/drawing/2016/ink" xmlns:am3d="http://schemas.microsoft.com/office/drawing/2017/model3d" xmlns:o="urn:schemas-microsoft-com:office:office" xmlns:oel="http://schemas.microsoft.com/office/2019/extlst" xmlns:r="http://schemas.openxmlformats.org/officeDocument/2006/relationships" xmlns:m="http://schemas.openxmlformats.org/officeDocument/2006/math" xmlns:v="urn:schemas-microsoft-com:vml" xmlns:wp14="http://schemas.microsoft.com/office/word/2010/wordprocessingDrawing" xmlns:wp="http://schemas.openxmlformats.org/drawingml/2006/wordprocessingDrawing" xmlns:w10="urn:schemas-microsoft-com:office:word" xmlns:w="http://schemas.openxmlformats.org/wordprocessingml/2006/main" xmlns:w14="http://schemas.microsoft.com/office/word/2010/wordml" xmlns:w15="http://schemas.microsoft.com/office/word/2012/wordml" xmlns:w16cex="http://schemas.microsoft.com/office/word/2018/wordml/cex" xmlns:w16cid="http://schemas.microsoft.com/office/word/2016/wordml/cid" xmlns:w16="http://schemas.microsoft.com/office/word/2018/wordml" xmlns:w16du="http://schemas.microsoft.com/office/word/2023/wordml/word16du" xmlns:w16sdtdh="http://schemas.microsoft.com/office/word/2020/wordml/sdtdatahash" xmlns:w16sdtfl="http://schemas.microsoft.com/office/word/2024/wordml/sdtformatlock" xmlns:w16se="http://schemas.microsoft.com/office/word/2015/wordml/symex" xmlns:wpg="http://schemas.microsoft.com/office/word/2010/wordprocessingGroup" xmlns:wpi="http://schemas.microsoft.com/office/word/2010/wordprocessingInk" xmlns:wne="http://schemas.microsoft.com/office/word/2006/wordml" xmlns:wps="http://schemas.microsoft.com/office/word/2010/wordprocessingShape" mc:Ignorable="w14 w15 w16se w16cid w16 w16cex w16sdtdh w16sdtfl w16du wp14">
   <w:body>
     <w:p>
       <w:pPr>
@@ -146,7 +146,7 @@
         <w:spacing w:before="0" w:beforeAutospacing="0" w:after="0" w:afterAutospacing="0"/>
         <w:ind w:leftChars="-250" w:left="-600" w:rightChars="-250" w:right="-600"/>
         <w:rPr>
-          <w:rFonts w:ascii="Times New Roman" w:hAnsi="Times New Roman" w:cs="Times New Roman" w:hint="eastAsia"/>
+          <w:rFonts w:ascii="Times New Roman" w:hAnsi="Times New Roman" w:cs="Times New Roman"/>
           <w:b/>
           <w:bCs/>
           <w:color w:val="000000"/>
@@ -410,14 +410,36 @@
       </w:r>
       <w:r>
         <w:rPr>
-          <w:rFonts w:ascii="Times New Roman" w:hAnsi="Times New Roman" w:cs="Times New Roman"/>
-          <w:b/>
-          <w:bCs/>
-          <w:color w:val="000000"/>
-          <w:sz w:val="20"/>
-          <w:szCs w:val="20"/>
-        </w:rPr>
-        <w:t>Nov. 2023</w:t>
+          <w:rFonts w:ascii="Times New Roman" w:hAnsi="Times New Roman" w:cs="Times New Roman" w:hint="eastAsia"/>
+          <w:b/>
+          <w:bCs/>
+          <w:color w:val="000000"/>
+          <w:sz w:val="20"/>
+          <w:szCs w:val="20"/>
+        </w:rPr>
+        <w:t>Jan</w:t>
+      </w:r>
+      <w:r>
+        <w:rPr>
+          <w:rFonts w:ascii="Times New Roman" w:hAnsi="Times New Roman" w:cs="Times New Roman"/>
+          <w:b/>
+          <w:bCs/>
+          <w:color w:val="000000"/>
+          <w:sz w:val="20"/>
+          <w:szCs w:val="20"/>
+        </w:rPr>
+        <w:t>. 202</w:t>
+      </w:r>
+      <w:r>
+        <w:rPr>
+          <w:rFonts w:ascii="Times New Roman" w:hAnsi="Times New Roman" w:cs="Times New Roman" w:hint="eastAsia"/>
+          <w:b/>
+          <w:bCs/>
+          <w:color w:val="000000"/>
+          <w:sz w:val="20"/>
+          <w:szCs w:val="20"/>
+        </w:rPr>
+        <w:t>4</w:t>
       </w:r>
       <w:r>
         <w:rPr>
@@ -1591,7 +1613,7 @@
         <w:ind w:leftChars="-250" w:left="-240" w:rightChars="-250" w:right="-600"/>
         <w:textAlignment w:val="baseline"/>
         <w:rPr>
-          <w:rFonts w:ascii="Times New Roman" w:hAnsi="Times New Roman" w:cs="Times New Roman" w:hint="eastAsia"/>
+          <w:rFonts w:ascii="Times New Roman" w:hAnsi="Times New Roman" w:cs="Times New Roman"/>
           <w:color w:val="000000"/>
           <w:sz w:val="20"/>
           <w:szCs w:val="20"/>
@@ -2321,7 +2343,7 @@
         <w:textAlignment w:val="baseline"/>
         <w:rPr>
           <w:rStyle w:val="None"/>
-          <w:rFonts w:ascii="Times New Roman" w:hAnsi="Times New Roman" w:cs="Times New Roman" w:hint="eastAsia"/>
+          <w:rFonts w:ascii="Times New Roman" w:hAnsi="Times New Roman" w:cs="Times New Roman"/>
           <w:color w:val="000000"/>
           <w:sz w:val="22"/>
           <w:szCs w:val="22"/>
@@ -2498,25 +2520,114 @@
       </w:pPr>
       <w:r>
         <w:rPr>
-          <w:rFonts w:ascii="Times New Roman" w:hAnsi="Times New Roman" w:cs="Times New Roman"/>
-          <w:b/>
-          <w:bCs/>
-          <w:color w:val="000000"/>
-          <w:sz w:val="20"/>
-          <w:szCs w:val="20"/>
-        </w:rPr>
-        <w:t>Machine learning</w:t>
-      </w:r>
-      <w:r>
-        <w:rPr>
-          <w:rFonts w:ascii="Times New Roman" w:hAnsi="Times New Roman" w:cs="Times New Roman"/>
-          <w:b/>
-          <w:bCs/>
-          <w:color w:val="000000"/>
-          <w:sz w:val="20"/>
-          <w:szCs w:val="20"/>
-        </w:rPr>
-        <w:t xml:space="preserve"> and Data Analyzation</w:t>
+          <w:rFonts w:ascii="Times New Roman" w:hAnsi="Times New Roman" w:cs="Times New Roman" w:hint="eastAsia"/>
+          <w:b/>
+          <w:bCs/>
+          <w:color w:val="000000"/>
+          <w:sz w:val="20"/>
+          <w:szCs w:val="20"/>
+        </w:rPr>
+        <w:t xml:space="preserve">Neural Representation </w:t>
+      </w:r>
+      <w:r>
+        <w:rPr>
+          <w:rFonts w:ascii="Times New Roman" w:hAnsi="Times New Roman" w:cs="Times New Roman"/>
+          <w:b/>
+          <w:bCs/>
+          <w:color w:val="000000"/>
+          <w:sz w:val="20"/>
+          <w:szCs w:val="20"/>
+        </w:rPr>
+        <w:t xml:space="preserve">| Research </w:t>
+      </w:r>
+      <w:r>
+        <w:rPr>
+          <w:rFonts w:ascii="Times New Roman" w:hAnsi="Times New Roman" w:cs="Times New Roman" w:hint="eastAsia"/>
+          <w:b/>
+          <w:bCs/>
+          <w:color w:val="000000"/>
+          <w:sz w:val="20"/>
+          <w:szCs w:val="20"/>
+        </w:rPr>
+        <w:t>Intern</w:t>
+      </w:r>
+      <w:r>
+        <w:rPr>
+          <w:rFonts w:ascii="Times New Roman" w:hAnsi="Times New Roman" w:cs="Times New Roman"/>
+          <w:b/>
+          <w:bCs/>
+          <w:color w:val="000000"/>
+          <w:sz w:val="20"/>
+          <w:szCs w:val="20"/>
+        </w:rPr>
+        <w:tab/>
+      </w:r>
+      <w:r>
+        <w:rPr>
+          <w:rFonts w:ascii="Times New Roman" w:hAnsi="Times New Roman" w:cs="Times New Roman"/>
+          <w:b/>
+          <w:bCs/>
+          <w:color w:val="000000"/>
+          <w:sz w:val="20"/>
+          <w:szCs w:val="20"/>
+        </w:rPr>
+        <w:tab/>
+      </w:r>
+      <w:r>
+        <w:rPr>
+          <w:rFonts w:ascii="Times New Roman" w:hAnsi="Times New Roman" w:cs="Times New Roman"/>
+          <w:b/>
+          <w:bCs/>
+          <w:color w:val="000000"/>
+          <w:sz w:val="20"/>
+          <w:szCs w:val="20"/>
+        </w:rPr>
+        <w:tab/>
+      </w:r>
+      <w:r>
+        <w:rPr>
+          <w:rFonts w:ascii="Times New Roman" w:hAnsi="Times New Roman" w:cs="Times New Roman"/>
+          <w:b/>
+          <w:bCs/>
+          <w:color w:val="000000"/>
+          <w:sz w:val="20"/>
+          <w:szCs w:val="20"/>
+        </w:rPr>
+        <w:tab/>
+      </w:r>
+      <w:r>
+        <w:rPr>
+          <w:rFonts w:ascii="Times New Roman" w:hAnsi="Times New Roman" w:cs="Times New Roman"/>
+          <w:b/>
+          <w:bCs/>
+          <w:color w:val="000000"/>
+          <w:sz w:val="20"/>
+          <w:szCs w:val="20"/>
+        </w:rPr>
+        <w:tab/>
+      </w:r>
+      <w:r>
+        <w:rPr>
+          <w:rFonts w:ascii="Times New Roman" w:hAnsi="Times New Roman" w:cs="Times New Roman"/>
+          <w:b/>
+          <w:bCs/>
+          <w:color w:val="000000"/>
+          <w:sz w:val="20"/>
+          <w:szCs w:val="20"/>
+        </w:rPr>
+        <w:tab/>
+        <w:t xml:space="preserve">          </w:t>
+      </w:r>
+      <w:r>
+        <w:rPr>
+          <w:rFonts w:ascii="Times New Roman" w:hAnsi="Times New Roman" w:cs="Times New Roman" w:hint="eastAsia"/>
+          <w:b/>
+          <w:bCs/>
+          <w:color w:val="000000"/>
+          <w:sz w:val="20"/>
+          <w:szCs w:val="20"/>
+        </w:rPr>
+        <w:t xml:space="preserve">          </w:t>
       </w:r>
       <w:r>
         <w:rPr>
@@ -2531,107 +2642,7 @@
       </w:r>
       <w:r>
         <w:rPr>
-          <w:rFonts w:ascii="Times New Roman" w:hAnsi="Times New Roman" w:cs="Times New Roman"/>
-          <w:b/>
-          <w:bCs/>
-          <w:color w:val="000000"/>
-          <w:sz w:val="20"/>
-          <w:szCs w:val="20"/>
-        </w:rPr>
-        <w:t>| Research Assistant</w:t>
-      </w:r>
-      <w:r>
-        <w:rPr>
-          <w:rFonts w:ascii="Times New Roman" w:hAnsi="Times New Roman" w:cs="Times New Roman"/>
-          <w:b/>
-          <w:bCs/>
-          <w:color w:val="000000"/>
-          <w:sz w:val="20"/>
-          <w:szCs w:val="20"/>
-        </w:rPr>
-        <w:tab/>
-      </w:r>
-      <w:r>
-        <w:rPr>
-          <w:rFonts w:ascii="Times New Roman" w:hAnsi="Times New Roman" w:cs="Times New Roman"/>
-          <w:b/>
-          <w:bCs/>
-          <w:color w:val="000000"/>
-          <w:sz w:val="20"/>
-          <w:szCs w:val="20"/>
-        </w:rPr>
-        <w:tab/>
-      </w:r>
-      <w:r>
-        <w:rPr>
-          <w:rFonts w:ascii="Times New Roman" w:hAnsi="Times New Roman" w:cs="Times New Roman"/>
-          <w:b/>
-          <w:bCs/>
-          <w:color w:val="000000"/>
-          <w:sz w:val="20"/>
-          <w:szCs w:val="20"/>
-        </w:rPr>
-        <w:tab/>
-      </w:r>
-      <w:r>
-        <w:rPr>
-          <w:rFonts w:ascii="Times New Roman" w:hAnsi="Times New Roman" w:cs="Times New Roman"/>
-          <w:b/>
-          <w:bCs/>
-          <w:color w:val="000000"/>
-          <w:sz w:val="20"/>
-          <w:szCs w:val="20"/>
-        </w:rPr>
-        <w:tab/>
-      </w:r>
-      <w:r>
-        <w:rPr>
-          <w:rFonts w:ascii="Times New Roman" w:hAnsi="Times New Roman" w:cs="Times New Roman"/>
-          <w:b/>
-          <w:bCs/>
-          <w:color w:val="000000"/>
-          <w:sz w:val="20"/>
-          <w:szCs w:val="20"/>
-        </w:rPr>
-        <w:tab/>
-      </w:r>
-      <w:r>
-        <w:rPr>
-          <w:rFonts w:ascii="Times New Roman" w:hAnsi="Times New Roman" w:cs="Times New Roman"/>
-          <w:b/>
-          <w:bCs/>
-          <w:color w:val="000000"/>
-          <w:sz w:val="20"/>
-          <w:szCs w:val="20"/>
-        </w:rPr>
-        <w:tab/>
-        <w:t xml:space="preserve">       </w:t>
-      </w:r>
-      <w:r>
-        <w:rPr>
-          <w:rFonts w:ascii="Times New Roman" w:hAnsi="Times New Roman" w:cs="Times New Roman"/>
-          <w:b/>
-          <w:bCs/>
-          <w:color w:val="000000"/>
-          <w:sz w:val="20"/>
-          <w:szCs w:val="20"/>
-        </w:rPr>
-        <w:t xml:space="preserve">   </w:t>
-      </w:r>
-      <w:r>
-        <w:rPr>
-          <w:rFonts w:ascii="Times New Roman" w:hAnsi="Times New Roman" w:cs="Times New Roman" w:hint="eastAsia"/>
-          <w:b/>
-          <w:bCs/>
-          <w:color w:val="000000"/>
-          <w:sz w:val="20"/>
-          <w:szCs w:val="20"/>
-        </w:rPr>
-        <w:t xml:space="preserve">          </w:t>
-      </w:r>
-      <w:r>
-        <w:rPr>
-          <w:rFonts w:ascii="Times New Roman" w:hAnsi="Times New Roman" w:cs="Times New Roman"/>
+          <w:rFonts w:ascii="Times New Roman" w:hAnsi="Times New Roman" w:cs="Times New Roman" w:hint="eastAsia"/>
           <w:b/>
           <w:bCs/>
           <w:color w:val="000000"/>
@@ -2649,6 +2660,39 @@
           <w:sz w:val="20"/>
           <w:szCs w:val="20"/>
         </w:rPr>
+        <w:t xml:space="preserve">                 </w:t>
+      </w:r>
+      <w:r>
+        <w:rPr>
+          <w:rFonts w:ascii="Times New Roman" w:hAnsi="Times New Roman" w:cs="Times New Roman" w:hint="eastAsia"/>
+          <w:b/>
+          <w:bCs/>
+          <w:color w:val="000000"/>
+          <w:sz w:val="20"/>
+          <w:szCs w:val="20"/>
+        </w:rPr>
+        <w:t>Mar</w:t>
+      </w:r>
+      <w:r>
+        <w:rPr>
+          <w:rFonts w:ascii="Times New Roman" w:hAnsi="Times New Roman" w:cs="Times New Roman"/>
+          <w:b/>
+          <w:bCs/>
+          <w:color w:val="000000"/>
+          <w:sz w:val="20"/>
+          <w:szCs w:val="20"/>
+        </w:rPr>
+        <w:t>.</w:t>
+      </w:r>
+      <w:r>
+        <w:rPr>
+          <w:rFonts w:ascii="Times New Roman" w:hAnsi="Times New Roman" w:cs="Times New Roman" w:hint="eastAsia"/>
+          <w:b/>
+          <w:bCs/>
+          <w:color w:val="000000"/>
+          <w:sz w:val="20"/>
+          <w:szCs w:val="20"/>
+        </w:rPr>
         <w:t xml:space="preserve"> </w:t>
       </w:r>
       <w:r>
@@ -2660,29 +2704,29 @@
           <w:sz w:val="20"/>
           <w:szCs w:val="20"/>
         </w:rPr>
-        <w:t>July</w:t>
-      </w:r>
-      <w:r>
-        <w:rPr>
-          <w:rFonts w:ascii="Times New Roman" w:hAnsi="Times New Roman" w:cs="Times New Roman"/>
-          <w:b/>
-          <w:bCs/>
-          <w:color w:val="000000"/>
-          <w:sz w:val="20"/>
-          <w:szCs w:val="20"/>
-        </w:rPr>
-        <w:t xml:space="preserve">.2023- </w:t>
-      </w:r>
-      <w:r>
-        <w:rPr>
-          <w:rFonts w:ascii="Times New Roman" w:hAnsi="Times New Roman" w:cs="Times New Roman"/>
-          <w:b/>
-          <w:bCs/>
-          <w:color w:val="000000"/>
-          <w:sz w:val="20"/>
-          <w:szCs w:val="20"/>
-        </w:rPr>
-        <w:t>Now</w:t>
+        <w:t>202</w:t>
+      </w:r>
+      <w:r>
+        <w:rPr>
+          <w:rFonts w:ascii="Times New Roman" w:hAnsi="Times New Roman" w:cs="Times New Roman" w:hint="eastAsia"/>
+          <w:b/>
+          <w:bCs/>
+          <w:color w:val="000000"/>
+          <w:sz w:val="20"/>
+          <w:szCs w:val="20"/>
+        </w:rPr>
+        <w:t>5</w:t>
+      </w:r>
+      <w:r>
+        <w:rPr>
+          <w:rFonts w:ascii="Times New Roman" w:hAnsi="Times New Roman" w:cs="Times New Roman"/>
+          <w:b/>
+          <w:bCs/>
+          <w:color w:val="000000"/>
+          <w:sz w:val="20"/>
+          <w:szCs w:val="20"/>
+        </w:rPr>
+        <w:t>- Now</w:t>
       </w:r>
     </w:p>
     <w:p>
@@ -2708,183 +2752,7 @@
           <w:sz w:val="20"/>
           <w:szCs w:val="20"/>
         </w:rPr>
-        <w:t>Imperial College London</w:t>
-      </w:r>
-      <w:r>
-        <w:rPr>
-          <w:rFonts w:ascii="Times New Roman" w:hAnsi="Times New Roman" w:cs="Times New Roman"/>
-          <w:b/>
-          <w:bCs/>
-          <w:color w:val="000000"/>
-          <w:sz w:val="20"/>
-          <w:szCs w:val="20"/>
-        </w:rPr>
-        <w:tab/>
-      </w:r>
-      <w:r>
-        <w:rPr>
-          <w:rFonts w:ascii="Times New Roman" w:hAnsi="Times New Roman" w:cs="Times New Roman"/>
-          <w:b/>
-          <w:bCs/>
-          <w:color w:val="000000"/>
-          <w:sz w:val="20"/>
-          <w:szCs w:val="20"/>
-        </w:rPr>
-        <w:tab/>
-      </w:r>
-      <w:r>
-        <w:rPr>
-          <w:rFonts w:ascii="Times New Roman" w:hAnsi="Times New Roman" w:cs="Times New Roman"/>
-          <w:b/>
-          <w:bCs/>
-          <w:color w:val="000000"/>
-          <w:sz w:val="20"/>
-          <w:szCs w:val="20"/>
-        </w:rPr>
-        <w:tab/>
-      </w:r>
-      <w:r>
-        <w:rPr>
-          <w:rFonts w:ascii="Times New Roman" w:hAnsi="Times New Roman" w:cs="Times New Roman"/>
-          <w:b/>
-          <w:bCs/>
-          <w:color w:val="000000"/>
-          <w:sz w:val="20"/>
-          <w:szCs w:val="20"/>
-        </w:rPr>
-        <w:tab/>
-      </w:r>
-      <w:r>
-        <w:rPr>
-          <w:rFonts w:ascii="Times New Roman" w:hAnsi="Times New Roman" w:cs="Times New Roman"/>
-          <w:b/>
-          <w:bCs/>
-          <w:color w:val="000000"/>
-          <w:sz w:val="20"/>
-          <w:szCs w:val="20"/>
-        </w:rPr>
-        <w:tab/>
-      </w:r>
-      <w:r>
-        <w:rPr>
-          <w:rFonts w:ascii="Times New Roman" w:hAnsi="Times New Roman" w:cs="Times New Roman"/>
-          <w:b/>
-          <w:bCs/>
-          <w:color w:val="000000"/>
-          <w:sz w:val="20"/>
-          <w:szCs w:val="20"/>
-        </w:rPr>
-        <w:tab/>
-      </w:r>
-      <w:r>
-        <w:rPr>
-          <w:rFonts w:ascii="Times New Roman" w:hAnsi="Times New Roman" w:cs="Times New Roman"/>
-          <w:b/>
-          <w:bCs/>
-          <w:color w:val="000000"/>
-          <w:sz w:val="20"/>
-          <w:szCs w:val="20"/>
-        </w:rPr>
-        <w:tab/>
-      </w:r>
-      <w:r>
-        <w:rPr>
-          <w:rFonts w:ascii="Times New Roman" w:hAnsi="Times New Roman" w:cs="Times New Roman"/>
-          <w:b/>
-          <w:bCs/>
-          <w:color w:val="000000"/>
-          <w:sz w:val="20"/>
-          <w:szCs w:val="20"/>
-        </w:rPr>
-        <w:tab/>
-      </w:r>
-      <w:r>
-        <w:rPr>
-          <w:rFonts w:ascii="Times New Roman" w:hAnsi="Times New Roman" w:cs="Times New Roman"/>
-          <w:b/>
-          <w:bCs/>
-          <w:color w:val="000000"/>
-          <w:sz w:val="20"/>
-          <w:szCs w:val="20"/>
-        </w:rPr>
-        <w:tab/>
-      </w:r>
-      <w:r>
-        <w:rPr>
-          <w:rFonts w:ascii="Times New Roman" w:hAnsi="Times New Roman" w:cs="Times New Roman"/>
-          <w:b/>
-          <w:bCs/>
-          <w:color w:val="000000"/>
-          <w:sz w:val="20"/>
-          <w:szCs w:val="20"/>
-        </w:rPr>
-        <w:tab/>
-      </w:r>
-      <w:r>
-        <w:rPr>
-          <w:rFonts w:ascii="Times New Roman" w:hAnsi="Times New Roman" w:cs="Times New Roman"/>
-          <w:b/>
-          <w:bCs/>
-          <w:color w:val="000000"/>
-          <w:sz w:val="20"/>
-          <w:szCs w:val="20"/>
-        </w:rPr>
-        <w:tab/>
-      </w:r>
-      <w:r>
-        <w:rPr>
-          <w:rFonts w:ascii="Times New Roman" w:hAnsi="Times New Roman" w:cs="Times New Roman"/>
-          <w:b/>
-          <w:bCs/>
-          <w:color w:val="000000"/>
-          <w:sz w:val="20"/>
-          <w:szCs w:val="20"/>
-        </w:rPr>
-        <w:tab/>
-      </w:r>
-      <w:r>
-        <w:rPr>
-          <w:rFonts w:ascii="Times New Roman" w:hAnsi="Times New Roman" w:cs="Times New Roman"/>
-          <w:b/>
-          <w:bCs/>
-          <w:color w:val="000000"/>
-          <w:sz w:val="20"/>
-          <w:szCs w:val="20"/>
-        </w:rPr>
-        <w:tab/>
-      </w:r>
-      <w:r>
-        <w:rPr>
-          <w:rFonts w:ascii="Times New Roman" w:hAnsi="Times New Roman" w:cs="Times New Roman"/>
-          <w:b/>
-          <w:bCs/>
-          <w:color w:val="000000"/>
-          <w:sz w:val="20"/>
-          <w:szCs w:val="20"/>
-        </w:rPr>
-        <w:tab/>
-      </w:r>
-      <w:r>
-        <w:rPr>
-          <w:rFonts w:ascii="Times New Roman" w:hAnsi="Times New Roman" w:cs="Times New Roman"/>
-          <w:b/>
-          <w:bCs/>
-          <w:color w:val="000000"/>
-          <w:sz w:val="20"/>
-          <w:szCs w:val="20"/>
-        </w:rPr>
-        <w:tab/>
-      </w:r>
-      <w:r>
-        <w:rPr>
-          <w:rFonts w:ascii="Times New Roman" w:hAnsi="Times New Roman" w:cs="Times New Roman"/>
-          <w:b/>
-          <w:bCs/>
-          <w:color w:val="000000"/>
-          <w:sz w:val="20"/>
-          <w:szCs w:val="20"/>
-        </w:rPr>
-        <w:tab/>
+        <w:t>Huawei Technologies Research &amp; Development Ltd</w:t>
       </w:r>
       <w:r>
         <w:rPr>
@@ -2896,6 +2764,128 @@
           <w:szCs w:val="20"/>
         </w:rPr>
         <w:t xml:space="preserve"> </w:t>
+      </w:r>
+      <w:r>
+        <w:rPr>
+          <w:rFonts w:ascii="Times New Roman" w:hAnsi="Times New Roman" w:cs="Times New Roman" w:hint="eastAsia"/>
+          <w:color w:val="000000"/>
+          <w:sz w:val="20"/>
+          <w:szCs w:val="20"/>
+        </w:rPr>
+        <w:t>(</w:t>
+      </w:r>
+      <w:r>
+        <w:rPr>
+          <w:rFonts w:ascii="Times New Roman" w:hAnsi="Times New Roman" w:cs="Times New Roman"/>
+          <w:b/>
+          <w:bCs/>
+          <w:color w:val="000000"/>
+          <w:sz w:val="20"/>
+          <w:szCs w:val="20"/>
+        </w:rPr>
+        <w:t>Supervisor</w:t>
+      </w:r>
+      <w:r>
+        <w:rPr>
+          <w:rFonts w:ascii="Times New Roman" w:hAnsi="Times New Roman" w:cs="Times New Roman"/>
+          <w:color w:val="000000"/>
+          <w:sz w:val="20"/>
+          <w:szCs w:val="20"/>
+        </w:rPr>
+        <w:t xml:space="preserve">: </w:t>
+      </w:r>
+      <w:r>
+        <w:rPr>
+          <w:rFonts w:ascii="Times New Roman" w:hAnsi="Times New Roman" w:cs="Times New Roman"/>
+          <w:color w:val="000000"/>
+          <w:sz w:val="20"/>
+          <w:szCs w:val="20"/>
+        </w:rPr>
+        <w:t xml:space="preserve">Dr. </w:t>
+      </w:r>
+      <w:proofErr w:type="spellStart"/>
+      <w:r>
+        <w:rPr>
+          <w:rFonts w:ascii="Times New Roman" w:hAnsi="Times New Roman" w:cs="Times New Roman"/>
+          <w:color w:val="000000"/>
+          <w:sz w:val="20"/>
+          <w:szCs w:val="20"/>
+        </w:rPr>
+        <w:t>Songcen</w:t>
+      </w:r>
+      <w:proofErr w:type="spellEnd"/>
+      <w:r>
+        <w:rPr>
+          <w:rFonts w:ascii="Times New Roman" w:hAnsi="Times New Roman" w:cs="Times New Roman"/>
+          <w:color w:val="000000"/>
+          <w:sz w:val="20"/>
+          <w:szCs w:val="20"/>
+        </w:rPr>
+        <w:t xml:space="preserve"> Xu</w:t>
+      </w:r>
+      <w:r>
+        <w:rPr>
+          <w:rFonts w:ascii="Times New Roman" w:hAnsi="Times New Roman" w:cs="Times New Roman" w:hint="eastAsia"/>
+          <w:color w:val="000000"/>
+          <w:sz w:val="20"/>
+          <w:szCs w:val="20"/>
+        </w:rPr>
+        <w:t>)</w:t>
+      </w:r>
+      <w:r>
+        <w:rPr>
+          <w:rFonts w:ascii="Times New Roman" w:hAnsi="Times New Roman" w:cs="Times New Roman"/>
+          <w:b/>
+          <w:bCs/>
+          <w:color w:val="000000"/>
+          <w:sz w:val="20"/>
+          <w:szCs w:val="20"/>
+        </w:rPr>
+        <w:tab/>
+      </w:r>
+      <w:r>
+        <w:rPr>
+          <w:rFonts w:ascii="Times New Roman" w:hAnsi="Times New Roman" w:cs="Times New Roman" w:hint="eastAsia"/>
+          <w:b/>
+          <w:bCs/>
+          <w:color w:val="000000"/>
+          <w:sz w:val="20"/>
+          <w:szCs w:val="20"/>
+        </w:rPr>
+        <w:t xml:space="preserve">       </w:t>
+      </w:r>
+      <w:r>
+        <w:rPr>
+          <w:rFonts w:ascii="Times New Roman" w:hAnsi="Times New Roman" w:cs="Times New Roman" w:hint="eastAsia"/>
+          <w:b/>
+          <w:bCs/>
+          <w:color w:val="000000"/>
+          <w:sz w:val="20"/>
+          <w:szCs w:val="20"/>
+        </w:rPr>
+        <w:t xml:space="preserve">    </w:t>
+      </w:r>
+      <w:r>
+        <w:rPr>
+          <w:rFonts w:ascii="Times New Roman" w:hAnsi="Times New Roman" w:cs="Times New Roman" w:hint="eastAsia"/>
+          <w:b/>
+          <w:bCs/>
+          <w:color w:val="000000"/>
+          <w:sz w:val="20"/>
+          <w:szCs w:val="20"/>
+        </w:rPr>
+        <w:t xml:space="preserve"> </w:t>
+      </w:r>
+      <w:r>
+        <w:rPr>
+          <w:rFonts w:ascii="Times New Roman" w:hAnsi="Times New Roman" w:cs="Times New Roman" w:hint="eastAsia"/>
+          <w:b/>
+          <w:bCs/>
+          <w:color w:val="000000"/>
+          <w:sz w:val="20"/>
+          <w:szCs w:val="20"/>
+        </w:rPr>
+        <w:t xml:space="preserve">  </w:t>
       </w:r>
       <w:r>
         <w:rPr>
@@ -2953,33 +2943,55 @@
         <w:ind w:leftChars="-250" w:left="-240" w:rightChars="-250" w:right="-600"/>
         <w:textAlignment w:val="baseline"/>
         <w:rPr>
-          <w:rFonts w:ascii="Times New Roman" w:hAnsi="Times New Roman" w:cs="Times New Roman" w:hint="eastAsia"/>
-          <w:color w:val="000000"/>
-          <w:sz w:val="20"/>
-          <w:szCs w:val="20"/>
-        </w:rPr>
-      </w:pPr>
-      <w:r>
-        <w:rPr>
-          <w:rFonts w:ascii="Times New Roman" w:hAnsi="Times New Roman" w:cs="Times New Roman"/>
-          <w:color w:val="000000"/>
-          <w:sz w:val="20"/>
-          <w:szCs w:val="20"/>
-        </w:rPr>
-        <w:t>D</w:t>
-      </w:r>
-      <w:r>
-        <w:rPr>
-          <w:rFonts w:ascii="Times New Roman" w:hAnsi="Times New Roman" w:cs="Times New Roman"/>
-          <w:color w:val="000000"/>
-          <w:sz w:val="20"/>
-          <w:szCs w:val="20"/>
-        </w:rPr>
-        <w:t>esigned advanced machine learning networks to enhance efficiency and accuracy in crime linkage analysis.</w:t>
-      </w:r>
-      <w:r>
-        <w:rPr>
-          <w:rFonts w:ascii="Times New Roman" w:hAnsi="Times New Roman" w:cs="Times New Roman" w:hint="eastAsia"/>
+          <w:rFonts w:ascii="Times New Roman" w:hAnsi="Times New Roman" w:cs="Times New Roman"/>
+          <w:b/>
+          <w:bCs/>
+          <w:color w:val="000000"/>
+          <w:sz w:val="20"/>
+          <w:szCs w:val="20"/>
+        </w:rPr>
+      </w:pPr>
+      <w:r>
+        <w:rPr>
+          <w:rFonts w:ascii="Times New Roman" w:hAnsi="Times New Roman" w:cs="Times New Roman" w:hint="eastAsia"/>
+          <w:color w:val="000000"/>
+          <w:sz w:val="20"/>
+          <w:szCs w:val="20"/>
+        </w:rPr>
+        <w:t>Conduct research on 3D Gaussian Splatting.</w:t>
+      </w:r>
+    </w:p>
+    <w:p>
+      <w:pPr>
+        <w:pStyle w:val="ad"/>
+        <w:spacing w:before="0" w:beforeAutospacing="0" w:after="0" w:afterAutospacing="0"/>
+        <w:ind w:left="-600" w:rightChars="-250" w:right="-600"/>
+        <w:textAlignment w:val="baseline"/>
+        <w:rPr>
+          <w:rFonts w:ascii="Times New Roman" w:hAnsi="Times New Roman" w:cs="Times New Roman" w:hint="eastAsia"/>
+          <w:b/>
+          <w:bCs/>
+          <w:color w:val="000000"/>
+          <w:sz w:val="20"/>
+          <w:szCs w:val="20"/>
+        </w:rPr>
+      </w:pPr>
+      <w:r>
+        <w:rPr>
+          <w:rFonts w:ascii="Times New Roman" w:hAnsi="Times New Roman" w:cs="Times New Roman" w:hint="eastAsia"/>
+          <w:b/>
+          <w:bCs/>
+          <w:color w:val="000000"/>
+          <w:sz w:val="20"/>
+          <w:szCs w:val="20"/>
+        </w:rPr>
+        <w:t>Crime Linkage Analysis</w:t>
+      </w:r>
+      <w:r>
+        <w:rPr>
+          <w:rFonts w:ascii="Times New Roman" w:hAnsi="Times New Roman" w:cs="Times New Roman"/>
+          <w:b/>
+          <w:bCs/>
           <w:color w:val="000000"/>
           <w:sz w:val="20"/>
           <w:szCs w:val="20"/>
@@ -2989,78 +3001,179 @@
       <w:r>
         <w:rPr>
           <w:rFonts w:ascii="Times New Roman" w:hAnsi="Times New Roman" w:cs="Times New Roman"/>
-          <w:color w:val="000000"/>
-          <w:sz w:val="20"/>
-          <w:szCs w:val="20"/>
-        </w:rPr>
-        <w:t>Employed Siamese Autoencoder for dimensionality reduction and pattern recognition in behavioral data, aiding in identifying serial offenders and supporting victim credibility.</w:t>
-      </w:r>
-      <w:r>
-        <w:rPr>
-          <w:rFonts w:ascii="Times New Roman" w:hAnsi="Times New Roman" w:cs="Times New Roman" w:hint="eastAsia"/>
-          <w:color w:val="000000"/>
-          <w:sz w:val="20"/>
-          <w:szCs w:val="20"/>
-        </w:rPr>
-        <w:t xml:space="preserve"> (</w:t>
-      </w:r>
-      <w:r>
-        <w:rPr>
-          <w:rFonts w:ascii="Times New Roman" w:hAnsi="Times New Roman" w:cs="Times New Roman"/>
-          <w:b/>
-          <w:bCs/>
-          <w:color w:val="000000"/>
-          <w:sz w:val="20"/>
-          <w:szCs w:val="20"/>
-        </w:rPr>
-        <w:t>Supervisor</w:t>
-      </w:r>
-      <w:r>
-        <w:rPr>
-          <w:rFonts w:ascii="Times New Roman" w:hAnsi="Times New Roman" w:cs="Times New Roman"/>
-          <w:color w:val="000000"/>
-          <w:sz w:val="20"/>
-          <w:szCs w:val="20"/>
-        </w:rPr>
-        <w:t xml:space="preserve">: </w:t>
-      </w:r>
-      <w:r>
-        <w:rPr>
-          <w:rFonts w:ascii="Times New Roman" w:hAnsi="Times New Roman" w:cs="Times New Roman" w:hint="eastAsia"/>
-          <w:color w:val="000000"/>
-          <w:sz w:val="20"/>
-          <w:szCs w:val="20"/>
-        </w:rPr>
-        <w:t xml:space="preserve">Assoc. </w:t>
-      </w:r>
-      <w:r>
-        <w:rPr>
-          <w:rFonts w:ascii="Times New Roman" w:hAnsi="Times New Roman" w:cs="Times New Roman"/>
-          <w:color w:val="000000"/>
-          <w:sz w:val="20"/>
-          <w:szCs w:val="20"/>
-        </w:rPr>
-        <w:t xml:space="preserve">Prof. Dalal </w:t>
-      </w:r>
-      <w:proofErr w:type="spellStart"/>
-      <w:r>
-        <w:rPr>
-          <w:rFonts w:ascii="Times New Roman" w:hAnsi="Times New Roman" w:cs="Times New Roman"/>
-          <w:color w:val="000000"/>
-          <w:sz w:val="20"/>
-          <w:szCs w:val="20"/>
-        </w:rPr>
-        <w:t>Alrajeh</w:t>
-      </w:r>
-      <w:proofErr w:type="spellEnd"/>
-      <w:r>
-        <w:rPr>
-          <w:rFonts w:ascii="Times New Roman" w:hAnsi="Times New Roman" w:cs="Times New Roman" w:hint="eastAsia"/>
-          <w:color w:val="000000"/>
-          <w:sz w:val="20"/>
-          <w:szCs w:val="20"/>
-        </w:rPr>
-        <w:t>)</w:t>
+          <w:b/>
+          <w:bCs/>
+          <w:color w:val="000000"/>
+          <w:sz w:val="20"/>
+          <w:szCs w:val="20"/>
+        </w:rPr>
+        <w:t>| Research Assistant</w:t>
+      </w:r>
+      <w:r>
+        <w:rPr>
+          <w:rFonts w:ascii="Times New Roman" w:hAnsi="Times New Roman" w:cs="Times New Roman"/>
+          <w:b/>
+          <w:bCs/>
+          <w:color w:val="000000"/>
+          <w:sz w:val="20"/>
+          <w:szCs w:val="20"/>
+        </w:rPr>
+        <w:tab/>
+      </w:r>
+      <w:r>
+        <w:rPr>
+          <w:rFonts w:ascii="Times New Roman" w:hAnsi="Times New Roman" w:cs="Times New Roman"/>
+          <w:b/>
+          <w:bCs/>
+          <w:color w:val="000000"/>
+          <w:sz w:val="20"/>
+          <w:szCs w:val="20"/>
+        </w:rPr>
+        <w:tab/>
+      </w:r>
+      <w:r>
+        <w:rPr>
+          <w:rFonts w:ascii="Times New Roman" w:hAnsi="Times New Roman" w:cs="Times New Roman"/>
+          <w:b/>
+          <w:bCs/>
+          <w:color w:val="000000"/>
+          <w:sz w:val="20"/>
+          <w:szCs w:val="20"/>
+        </w:rPr>
+        <w:tab/>
+      </w:r>
+      <w:r>
+        <w:rPr>
+          <w:rFonts w:ascii="Times New Roman" w:hAnsi="Times New Roman" w:cs="Times New Roman"/>
+          <w:b/>
+          <w:bCs/>
+          <w:color w:val="000000"/>
+          <w:sz w:val="20"/>
+          <w:szCs w:val="20"/>
+        </w:rPr>
+        <w:tab/>
+      </w:r>
+      <w:r>
+        <w:rPr>
+          <w:rFonts w:ascii="Times New Roman" w:hAnsi="Times New Roman" w:cs="Times New Roman"/>
+          <w:b/>
+          <w:bCs/>
+          <w:color w:val="000000"/>
+          <w:sz w:val="20"/>
+          <w:szCs w:val="20"/>
+        </w:rPr>
+        <w:tab/>
+      </w:r>
+      <w:r>
+        <w:rPr>
+          <w:rFonts w:ascii="Times New Roman" w:hAnsi="Times New Roman" w:cs="Times New Roman"/>
+          <w:b/>
+          <w:bCs/>
+          <w:color w:val="000000"/>
+          <w:sz w:val="20"/>
+          <w:szCs w:val="20"/>
+        </w:rPr>
+        <w:tab/>
+        <w:t xml:space="preserve">       </w:t>
+      </w:r>
+      <w:r>
+        <w:rPr>
+          <w:rFonts w:ascii="Times New Roman" w:hAnsi="Times New Roman" w:cs="Times New Roman"/>
+          <w:b/>
+          <w:bCs/>
+          <w:color w:val="000000"/>
+          <w:sz w:val="20"/>
+          <w:szCs w:val="20"/>
+        </w:rPr>
+        <w:t xml:space="preserve">   </w:t>
+      </w:r>
+      <w:r>
+        <w:rPr>
+          <w:rFonts w:ascii="Times New Roman" w:hAnsi="Times New Roman" w:cs="Times New Roman" w:hint="eastAsia"/>
+          <w:b/>
+          <w:bCs/>
+          <w:color w:val="000000"/>
+          <w:sz w:val="20"/>
+          <w:szCs w:val="20"/>
+        </w:rPr>
+        <w:t xml:space="preserve">       </w:t>
+      </w:r>
+      <w:r>
+        <w:rPr>
+          <w:rFonts w:ascii="Times New Roman" w:hAnsi="Times New Roman" w:cs="Times New Roman" w:hint="eastAsia"/>
+          <w:b/>
+          <w:bCs/>
+          <w:color w:val="000000"/>
+          <w:sz w:val="20"/>
+          <w:szCs w:val="20"/>
+        </w:rPr>
+        <w:t xml:space="preserve">            </w:t>
+      </w:r>
+      <w:r>
+        <w:rPr>
+          <w:rFonts w:ascii="Times New Roman" w:hAnsi="Times New Roman" w:cs="Times New Roman" w:hint="eastAsia"/>
+          <w:b/>
+          <w:bCs/>
+          <w:color w:val="000000"/>
+          <w:sz w:val="20"/>
+          <w:szCs w:val="20"/>
+        </w:rPr>
+        <w:t xml:space="preserve"> </w:t>
+      </w:r>
+      <w:r>
+        <w:rPr>
+          <w:rFonts w:ascii="Times New Roman" w:hAnsi="Times New Roman" w:cs="Times New Roman"/>
+          <w:b/>
+          <w:bCs/>
+          <w:color w:val="000000"/>
+          <w:sz w:val="20"/>
+          <w:szCs w:val="20"/>
+        </w:rPr>
+        <w:t>July</w:t>
+      </w:r>
+      <w:r>
+        <w:rPr>
+          <w:rFonts w:ascii="Times New Roman" w:hAnsi="Times New Roman" w:cs="Times New Roman"/>
+          <w:b/>
+          <w:bCs/>
+          <w:color w:val="000000"/>
+          <w:sz w:val="20"/>
+          <w:szCs w:val="20"/>
+        </w:rPr>
+        <w:t>.</w:t>
+      </w:r>
+      <w:r>
+        <w:rPr>
+          <w:rFonts w:ascii="Times New Roman" w:hAnsi="Times New Roman" w:cs="Times New Roman" w:hint="eastAsia"/>
+          <w:b/>
+          <w:bCs/>
+          <w:color w:val="000000"/>
+          <w:sz w:val="20"/>
+          <w:szCs w:val="20"/>
+        </w:rPr>
+        <w:t xml:space="preserve"> </w:t>
+      </w:r>
+      <w:r>
+        <w:rPr>
+          <w:rFonts w:ascii="Times New Roman" w:hAnsi="Times New Roman" w:cs="Times New Roman"/>
+          <w:b/>
+          <w:bCs/>
+          <w:color w:val="000000"/>
+          <w:sz w:val="20"/>
+          <w:szCs w:val="20"/>
+        </w:rPr>
+        <w:t xml:space="preserve">2023- </w:t>
+      </w:r>
+      <w:r>
+        <w:rPr>
+          <w:rFonts w:ascii="Times New Roman" w:hAnsi="Times New Roman" w:cs="Times New Roman" w:hint="eastAsia"/>
+          <w:b/>
+          <w:bCs/>
+          <w:color w:val="000000"/>
+          <w:sz w:val="20"/>
+          <w:szCs w:val="20"/>
+        </w:rPr>
+        <w:t>Jan. 2025</w:t>
       </w:r>
     </w:p>
     <w:p>
@@ -3086,122 +3199,11 @@
           <w:sz w:val="20"/>
           <w:szCs w:val="20"/>
         </w:rPr>
-        <w:t xml:space="preserve">Computer Vision and </w:t>
-      </w:r>
-      <w:r>
-        <w:rPr>
-          <w:rFonts w:ascii="Times New Roman" w:hAnsi="Times New Roman" w:cs="Times New Roman"/>
-          <w:b/>
-          <w:bCs/>
-          <w:color w:val="000000"/>
-          <w:sz w:val="20"/>
-          <w:szCs w:val="20"/>
-        </w:rPr>
-        <w:t>Deep</w:t>
-      </w:r>
-      <w:r>
-        <w:rPr>
-          <w:rFonts w:ascii="Times New Roman" w:hAnsi="Times New Roman" w:cs="Times New Roman"/>
-          <w:b/>
-          <w:bCs/>
-          <w:color w:val="000000"/>
-          <w:sz w:val="20"/>
-          <w:szCs w:val="20"/>
-        </w:rPr>
-        <w:t xml:space="preserve"> Learning | </w:t>
-      </w:r>
-      <w:r>
-        <w:rPr>
-          <w:rFonts w:ascii="Times New Roman" w:hAnsi="Times New Roman" w:cs="Times New Roman" w:hint="eastAsia"/>
-          <w:b/>
-          <w:bCs/>
-          <w:color w:val="000000"/>
-          <w:sz w:val="20"/>
-          <w:szCs w:val="20"/>
-        </w:rPr>
-        <w:t>R</w:t>
-      </w:r>
-      <w:r>
-        <w:rPr>
-          <w:rFonts w:ascii="Times New Roman" w:hAnsi="Times New Roman" w:cs="Times New Roman"/>
-          <w:b/>
-          <w:bCs/>
-          <w:color w:val="000000"/>
-          <w:sz w:val="20"/>
-          <w:szCs w:val="20"/>
-        </w:rPr>
-        <w:t>esearch Assistant</w:t>
-      </w:r>
-      <w:r>
-        <w:rPr>
-          <w:rFonts w:ascii="Times New Roman" w:hAnsi="Times New Roman" w:cs="Times New Roman"/>
-          <w:b/>
-          <w:bCs/>
-          <w:color w:val="000000"/>
-          <w:sz w:val="20"/>
-          <w:szCs w:val="20"/>
-        </w:rPr>
-        <w:tab/>
-      </w:r>
-      <w:r>
-        <w:rPr>
-          <w:rFonts w:ascii="Times New Roman" w:hAnsi="Times New Roman" w:cs="Times New Roman"/>
-          <w:b/>
-          <w:bCs/>
-          <w:color w:val="000000"/>
-          <w:sz w:val="20"/>
-          <w:szCs w:val="20"/>
-        </w:rPr>
-        <w:tab/>
-      </w:r>
-      <w:r>
-        <w:rPr>
-          <w:rFonts w:ascii="Times New Roman" w:hAnsi="Times New Roman" w:cs="Times New Roman"/>
-          <w:b/>
-          <w:bCs/>
-          <w:color w:val="000000"/>
-          <w:sz w:val="20"/>
-          <w:szCs w:val="20"/>
-        </w:rPr>
-        <w:tab/>
-      </w:r>
-      <w:r>
-        <w:rPr>
-          <w:rFonts w:ascii="Times New Roman" w:hAnsi="Times New Roman" w:cs="Times New Roman"/>
-          <w:b/>
-          <w:bCs/>
-          <w:color w:val="000000"/>
-          <w:sz w:val="20"/>
-          <w:szCs w:val="20"/>
-        </w:rPr>
-        <w:tab/>
-      </w:r>
-      <w:r>
-        <w:rPr>
-          <w:rFonts w:ascii="Times New Roman" w:hAnsi="Times New Roman" w:cs="Times New Roman"/>
-          <w:b/>
-          <w:bCs/>
-          <w:color w:val="000000"/>
-          <w:sz w:val="20"/>
-          <w:szCs w:val="20"/>
-        </w:rPr>
-        <w:tab/>
-      </w:r>
-      <w:r>
-        <w:rPr>
-          <w:rFonts w:ascii="Times New Roman" w:hAnsi="Times New Roman" w:cs="Times New Roman"/>
-          <w:b/>
-          <w:bCs/>
-          <w:color w:val="000000"/>
-          <w:sz w:val="20"/>
-          <w:szCs w:val="20"/>
-        </w:rPr>
-        <w:tab/>
-        <w:t xml:space="preserve">      </w:t>
-      </w:r>
-      <w:r>
-        <w:rPr>
-          <w:rFonts w:ascii="Times New Roman" w:hAnsi="Times New Roman" w:cs="Times New Roman"/>
+        <w:t>Imperial College London</w:t>
+      </w:r>
+      <w:r>
+        <w:rPr>
+          <w:rFonts w:ascii="Times New Roman" w:hAnsi="Times New Roman" w:cs="Times New Roman" w:hint="eastAsia"/>
           <w:b/>
           <w:bCs/>
           <w:color w:val="000000"/>
@@ -3212,29 +3214,151 @@
       </w:r>
       <w:r>
         <w:rPr>
-          <w:rFonts w:ascii="Times New Roman" w:hAnsi="Times New Roman" w:cs="Times New Roman"/>
-          <w:b/>
-          <w:bCs/>
-          <w:color w:val="000000"/>
-          <w:sz w:val="20"/>
-          <w:szCs w:val="20"/>
-        </w:rPr>
-        <w:t xml:space="preserve">  </w:t>
-      </w:r>
-      <w:r>
-        <w:rPr>
-          <w:rFonts w:ascii="Times New Roman" w:hAnsi="Times New Roman" w:cs="Times New Roman" w:hint="eastAsia"/>
-          <w:b/>
-          <w:bCs/>
-          <w:color w:val="000000"/>
-          <w:sz w:val="20"/>
-          <w:szCs w:val="20"/>
-        </w:rPr>
-        <w:t xml:space="preserve">       </w:t>
-      </w:r>
-      <w:r>
-        <w:rPr>
-          <w:rFonts w:ascii="Times New Roman" w:hAnsi="Times New Roman" w:cs="Times New Roman"/>
+          <w:rFonts w:ascii="Times New Roman" w:hAnsi="Times New Roman" w:cs="Times New Roman" w:hint="eastAsia"/>
+          <w:color w:val="000000"/>
+          <w:sz w:val="20"/>
+          <w:szCs w:val="20"/>
+        </w:rPr>
+        <w:t>(</w:t>
+      </w:r>
+      <w:r>
+        <w:rPr>
+          <w:rFonts w:ascii="Times New Roman" w:hAnsi="Times New Roman" w:cs="Times New Roman"/>
+          <w:b/>
+          <w:bCs/>
+          <w:color w:val="000000"/>
+          <w:sz w:val="20"/>
+          <w:szCs w:val="20"/>
+        </w:rPr>
+        <w:t>Supervisor</w:t>
+      </w:r>
+      <w:r>
+        <w:rPr>
+          <w:rFonts w:ascii="Times New Roman" w:hAnsi="Times New Roman" w:cs="Times New Roman"/>
+          <w:color w:val="000000"/>
+          <w:sz w:val="20"/>
+          <w:szCs w:val="20"/>
+        </w:rPr>
+        <w:t xml:space="preserve">: </w:t>
+      </w:r>
+      <w:r>
+        <w:rPr>
+          <w:rFonts w:ascii="Times New Roman" w:hAnsi="Times New Roman" w:cs="Times New Roman" w:hint="eastAsia"/>
+          <w:color w:val="000000"/>
+          <w:sz w:val="20"/>
+          <w:szCs w:val="20"/>
+        </w:rPr>
+        <w:t xml:space="preserve">Assoc. </w:t>
+      </w:r>
+      <w:r>
+        <w:rPr>
+          <w:rFonts w:ascii="Times New Roman" w:hAnsi="Times New Roman" w:cs="Times New Roman"/>
+          <w:color w:val="000000"/>
+          <w:sz w:val="20"/>
+          <w:szCs w:val="20"/>
+        </w:rPr>
+        <w:t xml:space="preserve">Prof. Dalal </w:t>
+      </w:r>
+      <w:proofErr w:type="spellStart"/>
+      <w:r>
+        <w:rPr>
+          <w:rFonts w:ascii="Times New Roman" w:hAnsi="Times New Roman" w:cs="Times New Roman"/>
+          <w:color w:val="000000"/>
+          <w:sz w:val="20"/>
+          <w:szCs w:val="20"/>
+        </w:rPr>
+        <w:t>Alrajeh</w:t>
+      </w:r>
+      <w:proofErr w:type="spellEnd"/>
+      <w:r>
+        <w:rPr>
+          <w:rFonts w:ascii="Times New Roman" w:hAnsi="Times New Roman" w:cs="Times New Roman" w:hint="eastAsia"/>
+          <w:color w:val="000000"/>
+          <w:sz w:val="20"/>
+          <w:szCs w:val="20"/>
+        </w:rPr>
+        <w:t>)</w:t>
+      </w:r>
+      <w:r>
+        <w:rPr>
+          <w:rFonts w:ascii="Times New Roman" w:hAnsi="Times New Roman" w:cs="Times New Roman"/>
+          <w:b/>
+          <w:bCs/>
+          <w:color w:val="000000"/>
+          <w:sz w:val="20"/>
+          <w:szCs w:val="20"/>
+        </w:rPr>
+        <w:tab/>
+      </w:r>
+      <w:r>
+        <w:rPr>
+          <w:rFonts w:ascii="Times New Roman" w:hAnsi="Times New Roman" w:cs="Times New Roman"/>
+          <w:b/>
+          <w:bCs/>
+          <w:color w:val="000000"/>
+          <w:sz w:val="20"/>
+          <w:szCs w:val="20"/>
+        </w:rPr>
+        <w:tab/>
+      </w:r>
+      <w:r>
+        <w:rPr>
+          <w:rFonts w:ascii="Times New Roman" w:hAnsi="Times New Roman" w:cs="Times New Roman"/>
+          <w:b/>
+          <w:bCs/>
+          <w:color w:val="000000"/>
+          <w:sz w:val="20"/>
+          <w:szCs w:val="20"/>
+        </w:rPr>
+        <w:tab/>
+      </w:r>
+      <w:r>
+        <w:rPr>
+          <w:rFonts w:ascii="Times New Roman" w:hAnsi="Times New Roman" w:cs="Times New Roman"/>
+          <w:b/>
+          <w:bCs/>
+          <w:color w:val="000000"/>
+          <w:sz w:val="20"/>
+          <w:szCs w:val="20"/>
+        </w:rPr>
+        <w:tab/>
+      </w:r>
+      <w:r>
+        <w:rPr>
+          <w:rFonts w:ascii="Times New Roman" w:hAnsi="Times New Roman" w:cs="Times New Roman"/>
+          <w:b/>
+          <w:bCs/>
+          <w:color w:val="000000"/>
+          <w:sz w:val="20"/>
+          <w:szCs w:val="20"/>
+        </w:rPr>
+        <w:tab/>
+      </w:r>
+      <w:r>
+        <w:rPr>
+          <w:rFonts w:ascii="Times New Roman" w:hAnsi="Times New Roman" w:cs="Times New Roman"/>
+          <w:b/>
+          <w:bCs/>
+          <w:color w:val="000000"/>
+          <w:sz w:val="20"/>
+          <w:szCs w:val="20"/>
+        </w:rPr>
+        <w:tab/>
+      </w:r>
+      <w:r>
+        <w:rPr>
+          <w:rFonts w:ascii="Times New Roman" w:hAnsi="Times New Roman" w:cs="Times New Roman" w:hint="eastAsia"/>
+          <w:b/>
+          <w:bCs/>
+          <w:color w:val="000000"/>
+          <w:sz w:val="20"/>
+          <w:szCs w:val="20"/>
+        </w:rPr>
+        <w:t xml:space="preserve">         </w:t>
+      </w:r>
+      <w:r>
+        <w:rPr>
+          <w:rFonts w:ascii="Times New Roman" w:hAnsi="Times New Roman" w:cs="Times New Roman" w:hint="eastAsia"/>
           <w:b/>
           <w:bCs/>
           <w:color w:val="000000"/>
@@ -3252,40 +3376,76 @@
           <w:sz w:val="20"/>
           <w:szCs w:val="20"/>
         </w:rPr>
-        <w:t>A</w:t>
-      </w:r>
-      <w:r>
-        <w:rPr>
-          <w:rFonts w:ascii="Times New Roman" w:hAnsi="Times New Roman" w:cs="Times New Roman" w:hint="eastAsia"/>
-          <w:b/>
-          <w:bCs/>
-          <w:color w:val="000000"/>
-          <w:sz w:val="20"/>
-          <w:szCs w:val="20"/>
-        </w:rPr>
-        <w:t>pril</w:t>
-      </w:r>
-      <w:r>
-        <w:rPr>
-          <w:rFonts w:ascii="Times New Roman" w:hAnsi="Times New Roman" w:cs="Times New Roman"/>
-          <w:b/>
-          <w:bCs/>
-          <w:color w:val="000000"/>
-          <w:sz w:val="20"/>
-          <w:szCs w:val="20"/>
-        </w:rPr>
-        <w:t>.2023-</w:t>
-      </w:r>
-      <w:r>
-        <w:rPr>
-          <w:rFonts w:ascii="Times New Roman" w:hAnsi="Times New Roman" w:cs="Times New Roman"/>
-          <w:b/>
-          <w:bCs/>
-          <w:color w:val="000000"/>
-          <w:sz w:val="20"/>
-          <w:szCs w:val="20"/>
-        </w:rPr>
-        <w:t xml:space="preserve"> Dec.2023</w:t>
+        <w:t>London, U</w:t>
+      </w:r>
+      <w:r>
+        <w:rPr>
+          <w:rFonts w:ascii="Times New Roman" w:hAnsi="Times New Roman" w:cs="Times New Roman" w:hint="eastAsia"/>
+          <w:b/>
+          <w:bCs/>
+          <w:color w:val="000000"/>
+          <w:sz w:val="20"/>
+          <w:szCs w:val="20"/>
+        </w:rPr>
+        <w:t xml:space="preserve">nited </w:t>
+      </w:r>
+      <w:r>
+        <w:rPr>
+          <w:rFonts w:ascii="Times New Roman" w:hAnsi="Times New Roman" w:cs="Times New Roman"/>
+          <w:b/>
+          <w:bCs/>
+          <w:color w:val="000000"/>
+          <w:sz w:val="20"/>
+          <w:szCs w:val="20"/>
+        </w:rPr>
+        <w:t>K</w:t>
+      </w:r>
+      <w:r>
+        <w:rPr>
+          <w:rFonts w:ascii="Times New Roman" w:hAnsi="Times New Roman" w:cs="Times New Roman" w:hint="eastAsia"/>
+          <w:b/>
+          <w:bCs/>
+          <w:color w:val="000000"/>
+          <w:sz w:val="20"/>
+          <w:szCs w:val="20"/>
+        </w:rPr>
+        <w:t>ingdom</w:t>
+      </w:r>
+    </w:p>
+    <w:p>
+      <w:pPr>
+        <w:pStyle w:val="ad"/>
+        <w:numPr>
+          <w:ilvl w:val="0"/>
+          <w:numId w:val="9"/>
+        </w:numPr>
+        <w:spacing w:before="0" w:beforeAutospacing="0" w:after="0" w:afterAutospacing="0"/>
+        <w:ind w:leftChars="-250" w:left="-240" w:rightChars="-250" w:right="-600"/>
+        <w:textAlignment w:val="baseline"/>
+        <w:rPr>
+          <w:rFonts w:ascii="Times New Roman" w:hAnsi="Times New Roman" w:cs="Times New Roman"/>
+          <w:color w:val="000000"/>
+          <w:sz w:val="20"/>
+          <w:szCs w:val="20"/>
+        </w:rPr>
+      </w:pPr>
+      <w:r>
+        <w:rPr>
+          <w:rFonts w:ascii="Times New Roman" w:hAnsi="Times New Roman" w:cs="Times New Roman"/>
+          <w:color w:val="000000"/>
+          <w:sz w:val="20"/>
+          <w:szCs w:val="20"/>
+        </w:rPr>
+        <w:t>D</w:t>
+      </w:r>
+      <w:r>
+        <w:rPr>
+          <w:rFonts w:ascii="Times New Roman" w:hAnsi="Times New Roman" w:cs="Times New Roman"/>
+          <w:color w:val="000000"/>
+          <w:sz w:val="20"/>
+          <w:szCs w:val="20"/>
+        </w:rPr>
+        <w:t>esigned advanced machine learning networks to enhance efficiency and accuracy in crime linkage analysis.</w:t>
       </w:r>
     </w:p>
     <w:p>
@@ -3311,229 +3471,488 @@
           <w:sz w:val="20"/>
           <w:szCs w:val="20"/>
         </w:rPr>
+        <w:t xml:space="preserve">Computer Vision | </w:t>
+      </w:r>
+      <w:r>
+        <w:rPr>
+          <w:rFonts w:ascii="Times New Roman" w:hAnsi="Times New Roman" w:cs="Times New Roman" w:hint="eastAsia"/>
+          <w:b/>
+          <w:bCs/>
+          <w:color w:val="000000"/>
+          <w:sz w:val="20"/>
+          <w:szCs w:val="20"/>
+        </w:rPr>
+        <w:t>R</w:t>
+      </w:r>
+      <w:r>
+        <w:rPr>
+          <w:rFonts w:ascii="Times New Roman" w:hAnsi="Times New Roman" w:cs="Times New Roman"/>
+          <w:b/>
+          <w:bCs/>
+          <w:color w:val="000000"/>
+          <w:sz w:val="20"/>
+          <w:szCs w:val="20"/>
+        </w:rPr>
+        <w:t>esearch Assistant</w:t>
+      </w:r>
+      <w:r>
+        <w:rPr>
+          <w:rFonts w:ascii="Times New Roman" w:hAnsi="Times New Roman" w:cs="Times New Roman"/>
+          <w:b/>
+          <w:bCs/>
+          <w:color w:val="000000"/>
+          <w:sz w:val="20"/>
+          <w:szCs w:val="20"/>
+        </w:rPr>
+        <w:tab/>
+      </w:r>
+      <w:r>
+        <w:rPr>
+          <w:rFonts w:ascii="Times New Roman" w:hAnsi="Times New Roman" w:cs="Times New Roman"/>
+          <w:b/>
+          <w:bCs/>
+          <w:color w:val="000000"/>
+          <w:sz w:val="20"/>
+          <w:szCs w:val="20"/>
+        </w:rPr>
+        <w:tab/>
+      </w:r>
+      <w:r>
+        <w:rPr>
+          <w:rFonts w:ascii="Times New Roman" w:hAnsi="Times New Roman" w:cs="Times New Roman"/>
+          <w:b/>
+          <w:bCs/>
+          <w:color w:val="000000"/>
+          <w:sz w:val="20"/>
+          <w:szCs w:val="20"/>
+        </w:rPr>
+        <w:tab/>
+      </w:r>
+      <w:r>
+        <w:rPr>
+          <w:rFonts w:ascii="Times New Roman" w:hAnsi="Times New Roman" w:cs="Times New Roman"/>
+          <w:b/>
+          <w:bCs/>
+          <w:color w:val="000000"/>
+          <w:sz w:val="20"/>
+          <w:szCs w:val="20"/>
+        </w:rPr>
+        <w:tab/>
+      </w:r>
+      <w:r>
+        <w:rPr>
+          <w:rFonts w:ascii="Times New Roman" w:hAnsi="Times New Roman" w:cs="Times New Roman"/>
+          <w:b/>
+          <w:bCs/>
+          <w:color w:val="000000"/>
+          <w:sz w:val="20"/>
+          <w:szCs w:val="20"/>
+        </w:rPr>
+        <w:tab/>
+      </w:r>
+      <w:r>
+        <w:rPr>
+          <w:rFonts w:ascii="Times New Roman" w:hAnsi="Times New Roman" w:cs="Times New Roman"/>
+          <w:b/>
+          <w:bCs/>
+          <w:color w:val="000000"/>
+          <w:sz w:val="20"/>
+          <w:szCs w:val="20"/>
+        </w:rPr>
+        <w:tab/>
+        <w:t xml:space="preserve">      </w:t>
+      </w:r>
+      <w:r>
+        <w:rPr>
+          <w:rFonts w:ascii="Times New Roman" w:hAnsi="Times New Roman" w:cs="Times New Roman"/>
+          <w:b/>
+          <w:bCs/>
+          <w:color w:val="000000"/>
+          <w:sz w:val="20"/>
+          <w:szCs w:val="20"/>
+        </w:rPr>
+        <w:t xml:space="preserve"> </w:t>
+      </w:r>
+      <w:r>
+        <w:rPr>
+          <w:rFonts w:ascii="Times New Roman" w:hAnsi="Times New Roman" w:cs="Times New Roman"/>
+          <w:b/>
+          <w:bCs/>
+          <w:color w:val="000000"/>
+          <w:sz w:val="20"/>
+          <w:szCs w:val="20"/>
+        </w:rPr>
+        <w:t xml:space="preserve">  </w:t>
+      </w:r>
+      <w:r>
+        <w:rPr>
+          <w:rFonts w:ascii="Times New Roman" w:hAnsi="Times New Roman" w:cs="Times New Roman" w:hint="eastAsia"/>
+          <w:b/>
+          <w:bCs/>
+          <w:color w:val="000000"/>
+          <w:sz w:val="20"/>
+          <w:szCs w:val="20"/>
+        </w:rPr>
+        <w:t xml:space="preserve">       </w:t>
+      </w:r>
+      <w:r>
+        <w:rPr>
+          <w:rFonts w:ascii="Times New Roman" w:hAnsi="Times New Roman" w:cs="Times New Roman"/>
+          <w:b/>
+          <w:bCs/>
+          <w:color w:val="000000"/>
+          <w:sz w:val="20"/>
+          <w:szCs w:val="20"/>
+        </w:rPr>
+        <w:t xml:space="preserve"> </w:t>
+      </w:r>
+      <w:r>
+        <w:rPr>
+          <w:rFonts w:ascii="Times New Roman" w:hAnsi="Times New Roman" w:cs="Times New Roman"/>
+          <w:b/>
+          <w:bCs/>
+          <w:color w:val="000000"/>
+          <w:sz w:val="20"/>
+          <w:szCs w:val="20"/>
+        </w:rPr>
+        <w:tab/>
+      </w:r>
+      <w:r>
+        <w:rPr>
+          <w:rFonts w:ascii="Times New Roman" w:hAnsi="Times New Roman" w:cs="Times New Roman"/>
+          <w:b/>
+          <w:bCs/>
+          <w:color w:val="000000"/>
+          <w:sz w:val="20"/>
+          <w:szCs w:val="20"/>
+        </w:rPr>
+        <w:tab/>
+      </w:r>
+      <w:r>
+        <w:rPr>
+          <w:rFonts w:ascii="Times New Roman" w:hAnsi="Times New Roman" w:cs="Times New Roman"/>
+          <w:b/>
+          <w:bCs/>
+          <w:color w:val="000000"/>
+          <w:sz w:val="20"/>
+          <w:szCs w:val="20"/>
+        </w:rPr>
+        <w:tab/>
+      </w:r>
+      <w:proofErr w:type="gramStart"/>
+      <w:r>
+        <w:rPr>
+          <w:rFonts w:ascii="Times New Roman" w:hAnsi="Times New Roman" w:cs="Times New Roman"/>
+          <w:b/>
+          <w:bCs/>
+          <w:color w:val="000000"/>
+          <w:sz w:val="20"/>
+          <w:szCs w:val="20"/>
+        </w:rPr>
+        <w:tab/>
+      </w:r>
+      <w:r>
+        <w:rPr>
+          <w:rFonts w:ascii="Times New Roman" w:hAnsi="Times New Roman" w:cs="Times New Roman" w:hint="eastAsia"/>
+          <w:b/>
+          <w:bCs/>
+          <w:color w:val="000000"/>
+          <w:sz w:val="20"/>
+          <w:szCs w:val="20"/>
+        </w:rPr>
+        <w:t xml:space="preserve"> </w:t>
+      </w:r>
+      <w:r>
+        <w:rPr>
+          <w:rFonts w:ascii="Times New Roman" w:hAnsi="Times New Roman" w:cs="Times New Roman" w:hint="eastAsia"/>
+          <w:b/>
+          <w:bCs/>
+          <w:color w:val="000000"/>
+          <w:sz w:val="20"/>
+          <w:szCs w:val="20"/>
+        </w:rPr>
+        <w:t xml:space="preserve"> </w:t>
+      </w:r>
+      <w:r>
+        <w:rPr>
+          <w:rFonts w:ascii="Times New Roman" w:hAnsi="Times New Roman" w:cs="Times New Roman"/>
+          <w:b/>
+          <w:bCs/>
+          <w:color w:val="000000"/>
+          <w:sz w:val="20"/>
+          <w:szCs w:val="20"/>
+        </w:rPr>
+        <w:t>A</w:t>
+      </w:r>
+      <w:r>
+        <w:rPr>
+          <w:rFonts w:ascii="Times New Roman" w:hAnsi="Times New Roman" w:cs="Times New Roman" w:hint="eastAsia"/>
+          <w:b/>
+          <w:bCs/>
+          <w:color w:val="000000"/>
+          <w:sz w:val="20"/>
+          <w:szCs w:val="20"/>
+        </w:rPr>
+        <w:t>pr</w:t>
+      </w:r>
+      <w:r>
+        <w:rPr>
+          <w:rFonts w:ascii="Times New Roman" w:hAnsi="Times New Roman" w:cs="Times New Roman"/>
+          <w:b/>
+          <w:bCs/>
+          <w:color w:val="000000"/>
+          <w:sz w:val="20"/>
+          <w:szCs w:val="20"/>
+        </w:rPr>
+        <w:t>.</w:t>
+      </w:r>
+      <w:proofErr w:type="gramEnd"/>
+      <w:r>
+        <w:rPr>
+          <w:rFonts w:ascii="Times New Roman" w:hAnsi="Times New Roman" w:cs="Times New Roman" w:hint="eastAsia"/>
+          <w:b/>
+          <w:bCs/>
+          <w:color w:val="000000"/>
+          <w:sz w:val="20"/>
+          <w:szCs w:val="20"/>
+        </w:rPr>
+        <w:t xml:space="preserve"> </w:t>
+      </w:r>
+      <w:r>
+        <w:rPr>
+          <w:rFonts w:ascii="Times New Roman" w:hAnsi="Times New Roman" w:cs="Times New Roman"/>
+          <w:b/>
+          <w:bCs/>
+          <w:color w:val="000000"/>
+          <w:sz w:val="20"/>
+          <w:szCs w:val="20"/>
+        </w:rPr>
+        <w:t>2023-</w:t>
+      </w:r>
+      <w:r>
+        <w:rPr>
+          <w:rFonts w:ascii="Times New Roman" w:hAnsi="Times New Roman" w:cs="Times New Roman"/>
+          <w:b/>
+          <w:bCs/>
+          <w:color w:val="000000"/>
+          <w:sz w:val="20"/>
+          <w:szCs w:val="20"/>
+        </w:rPr>
+        <w:t xml:space="preserve"> Dec.2023</w:t>
+      </w:r>
+    </w:p>
+    <w:p>
+      <w:pPr>
+        <w:pStyle w:val="ad"/>
+        <w:spacing w:before="0" w:beforeAutospacing="0" w:after="0" w:afterAutospacing="0"/>
+        <w:ind w:leftChars="-250" w:left="-600" w:rightChars="-250" w:right="-600"/>
+        <w:rPr>
+          <w:rFonts w:ascii="Times New Roman" w:hAnsi="Times New Roman" w:cs="Times New Roman"/>
+          <w:b/>
+          <w:bCs/>
+          <w:color w:val="000000"/>
+          <w:sz w:val="20"/>
+          <w:szCs w:val="20"/>
+        </w:rPr>
+      </w:pPr>
+      <w:r>
+        <w:rPr>
+          <w:rFonts w:ascii="Times New Roman" w:hAnsi="Times New Roman" w:cs="Times New Roman"/>
+          <w:b/>
+          <w:bCs/>
+          <w:color w:val="000000"/>
+          <w:sz w:val="20"/>
+          <w:szCs w:val="20"/>
+        </w:rPr>
         <w:t>University of Leeds</w:t>
       </w:r>
       <w:r>
         <w:rPr>
-          <w:rFonts w:ascii="Times New Roman" w:hAnsi="Times New Roman" w:cs="Times New Roman"/>
-          <w:b/>
-          <w:bCs/>
-          <w:color w:val="000000"/>
-          <w:sz w:val="20"/>
-          <w:szCs w:val="20"/>
-        </w:rPr>
-        <w:tab/>
-      </w:r>
-      <w:r>
-        <w:rPr>
-          <w:rFonts w:ascii="Times New Roman" w:hAnsi="Times New Roman" w:cs="Times New Roman"/>
-          <w:b/>
-          <w:bCs/>
-          <w:color w:val="000000"/>
-          <w:sz w:val="20"/>
-          <w:szCs w:val="20"/>
-        </w:rPr>
-        <w:tab/>
-      </w:r>
-      <w:r>
-        <w:rPr>
-          <w:rFonts w:ascii="Times New Roman" w:hAnsi="Times New Roman" w:cs="Times New Roman"/>
-          <w:b/>
-          <w:bCs/>
-          <w:color w:val="000000"/>
-          <w:sz w:val="20"/>
-          <w:szCs w:val="20"/>
-        </w:rPr>
-        <w:tab/>
-      </w:r>
-      <w:r>
-        <w:rPr>
-          <w:rFonts w:ascii="Times New Roman" w:hAnsi="Times New Roman" w:cs="Times New Roman"/>
-          <w:b/>
-          <w:bCs/>
-          <w:color w:val="000000"/>
-          <w:sz w:val="20"/>
-          <w:szCs w:val="20"/>
-        </w:rPr>
-        <w:tab/>
-      </w:r>
-      <w:r>
-        <w:rPr>
-          <w:rFonts w:ascii="Times New Roman" w:hAnsi="Times New Roman" w:cs="Times New Roman"/>
-          <w:b/>
-          <w:bCs/>
-          <w:color w:val="000000"/>
-          <w:sz w:val="20"/>
-          <w:szCs w:val="20"/>
-        </w:rPr>
-        <w:tab/>
-      </w:r>
-      <w:r>
-        <w:rPr>
-          <w:rFonts w:ascii="Times New Roman" w:hAnsi="Times New Roman" w:cs="Times New Roman"/>
-          <w:b/>
-          <w:bCs/>
-          <w:color w:val="000000"/>
-          <w:sz w:val="20"/>
-          <w:szCs w:val="20"/>
-        </w:rPr>
-        <w:tab/>
-      </w:r>
-      <w:r>
-        <w:rPr>
-          <w:rFonts w:ascii="Times New Roman" w:hAnsi="Times New Roman" w:cs="Times New Roman"/>
-          <w:b/>
-          <w:bCs/>
-          <w:color w:val="000000"/>
-          <w:sz w:val="20"/>
-          <w:szCs w:val="20"/>
-        </w:rPr>
-        <w:tab/>
-      </w:r>
-      <w:r>
-        <w:rPr>
-          <w:rFonts w:ascii="Times New Roman" w:hAnsi="Times New Roman" w:cs="Times New Roman"/>
-          <w:b/>
-          <w:bCs/>
-          <w:color w:val="000000"/>
-          <w:sz w:val="20"/>
-          <w:szCs w:val="20"/>
-        </w:rPr>
-        <w:tab/>
-      </w:r>
-      <w:r>
-        <w:rPr>
-          <w:rFonts w:ascii="Times New Roman" w:hAnsi="Times New Roman" w:cs="Times New Roman"/>
-          <w:b/>
-          <w:bCs/>
-          <w:color w:val="000000"/>
-          <w:sz w:val="20"/>
-          <w:szCs w:val="20"/>
-        </w:rPr>
-        <w:tab/>
-      </w:r>
-      <w:r>
-        <w:rPr>
-          <w:rFonts w:ascii="Times New Roman" w:hAnsi="Times New Roman" w:cs="Times New Roman"/>
-          <w:b/>
-          <w:bCs/>
-          <w:color w:val="000000"/>
-          <w:sz w:val="20"/>
-          <w:szCs w:val="20"/>
-        </w:rPr>
-        <w:tab/>
-      </w:r>
-      <w:r>
-        <w:rPr>
-          <w:rFonts w:ascii="Times New Roman" w:hAnsi="Times New Roman" w:cs="Times New Roman"/>
-          <w:b/>
-          <w:bCs/>
-          <w:color w:val="000000"/>
-          <w:sz w:val="20"/>
-          <w:szCs w:val="20"/>
-        </w:rPr>
-        <w:tab/>
-      </w:r>
-      <w:r>
-        <w:rPr>
-          <w:rFonts w:ascii="Times New Roman" w:hAnsi="Times New Roman" w:cs="Times New Roman"/>
-          <w:b/>
-          <w:bCs/>
-          <w:color w:val="000000"/>
-          <w:sz w:val="20"/>
-          <w:szCs w:val="20"/>
-        </w:rPr>
-        <w:tab/>
-      </w:r>
-      <w:r>
-        <w:rPr>
-          <w:rFonts w:ascii="Times New Roman" w:hAnsi="Times New Roman" w:cs="Times New Roman"/>
-          <w:b/>
-          <w:bCs/>
-          <w:color w:val="000000"/>
-          <w:sz w:val="20"/>
-          <w:szCs w:val="20"/>
-        </w:rPr>
-        <w:tab/>
-      </w:r>
-      <w:r>
-        <w:rPr>
-          <w:rFonts w:ascii="Times New Roman" w:hAnsi="Times New Roman" w:cs="Times New Roman"/>
-          <w:b/>
-          <w:bCs/>
-          <w:color w:val="000000"/>
-          <w:sz w:val="20"/>
-          <w:szCs w:val="20"/>
-        </w:rPr>
-        <w:tab/>
-      </w:r>
-      <w:r>
-        <w:rPr>
-          <w:rFonts w:ascii="Times New Roman" w:hAnsi="Times New Roman" w:cs="Times New Roman"/>
-          <w:b/>
-          <w:bCs/>
-          <w:color w:val="000000"/>
-          <w:sz w:val="20"/>
-          <w:szCs w:val="20"/>
-        </w:rPr>
-        <w:tab/>
-      </w:r>
-      <w:r>
-        <w:rPr>
-          <w:rFonts w:ascii="Times New Roman" w:hAnsi="Times New Roman" w:cs="Times New Roman"/>
-          <w:b/>
-          <w:bCs/>
-          <w:color w:val="000000"/>
-          <w:sz w:val="20"/>
-          <w:szCs w:val="20"/>
-        </w:rPr>
-        <w:tab/>
-      </w:r>
-      <w:proofErr w:type="gramStart"/>
-      <w:r>
-        <w:rPr>
-          <w:rFonts w:ascii="Times New Roman" w:hAnsi="Times New Roman" w:cs="Times New Roman"/>
-          <w:b/>
-          <w:bCs/>
-          <w:color w:val="000000"/>
-          <w:sz w:val="20"/>
-          <w:szCs w:val="20"/>
-        </w:rPr>
-        <w:tab/>
-      </w:r>
-      <w:r>
-        <w:rPr>
-          <w:rFonts w:ascii="Times New Roman" w:hAnsi="Times New Roman" w:cs="Times New Roman" w:hint="eastAsia"/>
-          <w:b/>
-          <w:bCs/>
-          <w:color w:val="000000"/>
-          <w:sz w:val="20"/>
-          <w:szCs w:val="20"/>
-        </w:rPr>
-        <w:t xml:space="preserve">  </w:t>
-      </w:r>
-      <w:r>
-        <w:rPr>
-          <w:rFonts w:ascii="Times New Roman" w:hAnsi="Times New Roman" w:cs="Times New Roman"/>
-          <w:b/>
-          <w:bCs/>
-          <w:color w:val="000000"/>
-          <w:sz w:val="20"/>
-          <w:szCs w:val="20"/>
-        </w:rPr>
-        <w:t>Leeds</w:t>
-      </w:r>
-      <w:proofErr w:type="gramEnd"/>
-      <w:r>
-        <w:rPr>
-          <w:rFonts w:ascii="Times New Roman" w:hAnsi="Times New Roman" w:cs="Times New Roman"/>
-          <w:b/>
-          <w:bCs/>
-          <w:color w:val="000000"/>
-          <w:sz w:val="20"/>
-          <w:szCs w:val="20"/>
-        </w:rPr>
-        <w:t xml:space="preserve">, </w:t>
+          <w:rFonts w:ascii="Times New Roman" w:hAnsi="Times New Roman" w:cs="Times New Roman" w:hint="eastAsia"/>
+          <w:b/>
+          <w:bCs/>
+          <w:color w:val="000000"/>
+          <w:sz w:val="20"/>
+          <w:szCs w:val="20"/>
+        </w:rPr>
+        <w:t xml:space="preserve"> </w:t>
+      </w:r>
+      <w:r>
+        <w:rPr>
+          <w:rFonts w:ascii="Times New Roman" w:hAnsi="Times New Roman" w:cs="Times New Roman" w:hint="eastAsia"/>
+          <w:color w:val="000000"/>
+          <w:sz w:val="20"/>
+          <w:szCs w:val="20"/>
+        </w:rPr>
+        <w:t>(</w:t>
+      </w:r>
+      <w:r>
+        <w:rPr>
+          <w:rFonts w:ascii="Times New Roman" w:hAnsi="Times New Roman" w:cs="Times New Roman"/>
+          <w:b/>
+          <w:bCs/>
+          <w:color w:val="000000"/>
+          <w:sz w:val="20"/>
+          <w:szCs w:val="20"/>
+        </w:rPr>
+        <w:t>Supervisor</w:t>
+      </w:r>
+      <w:r>
+        <w:rPr>
+          <w:rFonts w:ascii="Times New Roman" w:hAnsi="Times New Roman" w:cs="Times New Roman"/>
+          <w:color w:val="000000"/>
+          <w:sz w:val="20"/>
+          <w:szCs w:val="20"/>
+        </w:rPr>
+        <w:t>:</w:t>
+      </w:r>
+      <w:r>
+        <w:rPr>
+          <w:rFonts w:ascii="Times New Roman" w:hAnsi="Times New Roman" w:cs="Times New Roman" w:hint="eastAsia"/>
+          <w:color w:val="000000"/>
+          <w:sz w:val="20"/>
+          <w:szCs w:val="20"/>
+        </w:rPr>
+        <w:t xml:space="preserve"> Dr.</w:t>
+      </w:r>
+      <w:r>
+        <w:rPr>
+          <w:rFonts w:ascii="Times New Roman" w:hAnsi="Times New Roman" w:cs="Times New Roman"/>
+          <w:color w:val="000000"/>
+          <w:sz w:val="20"/>
+          <w:szCs w:val="20"/>
+        </w:rPr>
+        <w:t xml:space="preserve"> Raheleh Jafari</w:t>
+      </w:r>
+      <w:r>
+        <w:rPr>
+          <w:rFonts w:ascii="Times New Roman" w:hAnsi="Times New Roman" w:cs="Times New Roman" w:hint="eastAsia"/>
+          <w:color w:val="000000"/>
+          <w:sz w:val="20"/>
+          <w:szCs w:val="20"/>
+        </w:rPr>
+        <w:t>)</w:t>
+      </w:r>
+      <w:r>
+        <w:rPr>
+          <w:rFonts w:ascii="Times New Roman" w:hAnsi="Times New Roman" w:cs="Times New Roman"/>
+          <w:b/>
+          <w:bCs/>
+          <w:color w:val="000000"/>
+          <w:sz w:val="20"/>
+          <w:szCs w:val="20"/>
+        </w:rPr>
+        <w:tab/>
+      </w:r>
+      <w:r>
+        <w:rPr>
+          <w:rFonts w:ascii="Times New Roman" w:hAnsi="Times New Roman" w:cs="Times New Roman"/>
+          <w:b/>
+          <w:bCs/>
+          <w:color w:val="000000"/>
+          <w:sz w:val="20"/>
+          <w:szCs w:val="20"/>
+        </w:rPr>
+        <w:tab/>
+      </w:r>
+      <w:r>
+        <w:rPr>
+          <w:rFonts w:ascii="Times New Roman" w:hAnsi="Times New Roman" w:cs="Times New Roman"/>
+          <w:b/>
+          <w:bCs/>
+          <w:color w:val="000000"/>
+          <w:sz w:val="20"/>
+          <w:szCs w:val="20"/>
+        </w:rPr>
+        <w:tab/>
+      </w:r>
+      <w:r>
+        <w:rPr>
+          <w:rFonts w:ascii="Times New Roman" w:hAnsi="Times New Roman" w:cs="Times New Roman"/>
+          <w:b/>
+          <w:bCs/>
+          <w:color w:val="000000"/>
+          <w:sz w:val="20"/>
+          <w:szCs w:val="20"/>
+        </w:rPr>
+        <w:tab/>
+      </w:r>
+      <w:r>
+        <w:rPr>
+          <w:rFonts w:ascii="Times New Roman" w:hAnsi="Times New Roman" w:cs="Times New Roman"/>
+          <w:b/>
+          <w:bCs/>
+          <w:color w:val="000000"/>
+          <w:sz w:val="20"/>
+          <w:szCs w:val="20"/>
+        </w:rPr>
+        <w:tab/>
+      </w:r>
+      <w:r>
+        <w:rPr>
+          <w:rFonts w:ascii="Times New Roman" w:hAnsi="Times New Roman" w:cs="Times New Roman"/>
+          <w:b/>
+          <w:bCs/>
+          <w:color w:val="000000"/>
+          <w:sz w:val="20"/>
+          <w:szCs w:val="20"/>
+        </w:rPr>
+        <w:tab/>
+      </w:r>
+      <w:r>
+        <w:rPr>
+          <w:rFonts w:ascii="Times New Roman" w:hAnsi="Times New Roman" w:cs="Times New Roman"/>
+          <w:b/>
+          <w:bCs/>
+          <w:color w:val="000000"/>
+          <w:sz w:val="20"/>
+          <w:szCs w:val="20"/>
+        </w:rPr>
+        <w:tab/>
+      </w:r>
+      <w:r>
+        <w:rPr>
+          <w:rFonts w:ascii="Times New Roman" w:hAnsi="Times New Roman" w:cs="Times New Roman"/>
+          <w:b/>
+          <w:bCs/>
+          <w:color w:val="000000"/>
+          <w:sz w:val="20"/>
+          <w:szCs w:val="20"/>
+        </w:rPr>
+        <w:tab/>
+      </w:r>
+      <w:r>
+        <w:rPr>
+          <w:rFonts w:ascii="Times New Roman" w:hAnsi="Times New Roman" w:cs="Times New Roman"/>
+          <w:b/>
+          <w:bCs/>
+          <w:color w:val="000000"/>
+          <w:sz w:val="20"/>
+          <w:szCs w:val="20"/>
+        </w:rPr>
+        <w:tab/>
+      </w:r>
+      <w:r>
+        <w:rPr>
+          <w:rFonts w:ascii="Times New Roman" w:hAnsi="Times New Roman" w:cs="Times New Roman" w:hint="eastAsia"/>
+          <w:b/>
+          <w:bCs/>
+          <w:color w:val="000000"/>
+          <w:sz w:val="20"/>
+          <w:szCs w:val="20"/>
+        </w:rPr>
+        <w:t xml:space="preserve">           </w:t>
+      </w:r>
+      <w:r>
+        <w:rPr>
+          <w:rFonts w:ascii="Times New Roman" w:hAnsi="Times New Roman" w:cs="Times New Roman"/>
+          <w:b/>
+          <w:bCs/>
+          <w:color w:val="000000"/>
+          <w:sz w:val="20"/>
+          <w:szCs w:val="20"/>
+        </w:rPr>
+        <w:t xml:space="preserve">Leeds, </w:t>
       </w:r>
       <w:r>
         <w:rPr>
@@ -3591,7 +4010,7 @@
         <w:ind w:leftChars="-250" w:left="-240" w:rightChars="-250" w:right="-600"/>
         <w:textAlignment w:val="baseline"/>
         <w:rPr>
-          <w:rFonts w:ascii="Times New Roman" w:hAnsi="Times New Roman" w:cs="Times New Roman" w:hint="eastAsia"/>
+          <w:rFonts w:ascii="Times New Roman" w:hAnsi="Times New Roman" w:cs="Times New Roman"/>
           <w:color w:val="000000"/>
           <w:sz w:val="20"/>
           <w:szCs w:val="20"/>
@@ -3649,63 +4068,7 @@
           <w:sz w:val="20"/>
           <w:szCs w:val="20"/>
         </w:rPr>
-        <w:t xml:space="preserve"> (</w:t>
-      </w:r>
-      <w:r>
-        <w:rPr>
-          <w:rFonts w:ascii="Times New Roman" w:hAnsi="Times New Roman" w:cs="Times New Roman"/>
-          <w:b/>
-          <w:bCs/>
-          <w:color w:val="000000"/>
-          <w:sz w:val="20"/>
-          <w:szCs w:val="20"/>
-        </w:rPr>
-        <w:t>Supervisor</w:t>
-      </w:r>
-      <w:r>
-        <w:rPr>
-          <w:rFonts w:ascii="Times New Roman" w:hAnsi="Times New Roman" w:cs="Times New Roman"/>
-          <w:color w:val="000000"/>
-          <w:sz w:val="20"/>
-          <w:szCs w:val="20"/>
-        </w:rPr>
-        <w:t>:</w:t>
-      </w:r>
-      <w:r>
-        <w:rPr>
-          <w:rFonts w:ascii="Times New Roman" w:hAnsi="Times New Roman" w:cs="Times New Roman" w:hint="eastAsia"/>
-          <w:color w:val="000000"/>
-          <w:sz w:val="20"/>
-          <w:szCs w:val="20"/>
-        </w:rPr>
-        <w:t xml:space="preserve"> Dr.</w:t>
-      </w:r>
-      <w:r>
-        <w:rPr>
-          <w:rFonts w:ascii="Times New Roman" w:hAnsi="Times New Roman" w:cs="Times New Roman"/>
-          <w:color w:val="000000"/>
-          <w:sz w:val="20"/>
-          <w:szCs w:val="20"/>
-        </w:rPr>
         <w:t xml:space="preserve"> </w:t>
-      </w:r>
-      <w:r>
-        <w:rPr>
-          <w:rFonts w:ascii="Times New Roman" w:hAnsi="Times New Roman" w:cs="Times New Roman"/>
-          <w:color w:val="000000"/>
-          <w:sz w:val="20"/>
-          <w:szCs w:val="20"/>
-        </w:rPr>
-        <w:t>Raheleh Jafari</w:t>
-      </w:r>
-      <w:r>
-        <w:rPr>
-          <w:rFonts w:ascii="Times New Roman" w:hAnsi="Times New Roman" w:cs="Times New Roman" w:hint="eastAsia"/>
-          <w:color w:val="000000"/>
-          <w:sz w:val="20"/>
-          <w:szCs w:val="20"/>
-        </w:rPr>
-        <w:t>)</w:t>
       </w:r>
     </w:p>
     <w:p>
@@ -3714,20 +4077,46 @@
         <w:spacing w:before="0" w:beforeAutospacing="0" w:after="0" w:afterAutospacing="0"/>
         <w:ind w:leftChars="-250" w:left="-600" w:rightChars="-250" w:right="-600"/>
         <w:rPr>
-          <w:sz w:val="20"/>
-          <w:szCs w:val="20"/>
-        </w:rPr>
-      </w:pPr>
-      <w:r>
-        <w:rPr>
-          <w:rFonts w:ascii="Times New Roman" w:hAnsi="Times New Roman" w:cs="Times New Roman"/>
-          <w:b/>
-          <w:bCs/>
-          <w:color w:val="000000"/>
-          <w:sz w:val="20"/>
-          <w:szCs w:val="20"/>
-        </w:rPr>
-        <w:t xml:space="preserve">AI Programmer | Internship                                    </w:t>
+          <w:rFonts w:ascii="Times New Roman" w:hAnsi="Times New Roman" w:cs="Times New Roman" w:hint="eastAsia"/>
+          <w:b/>
+          <w:bCs/>
+          <w:color w:val="000000"/>
+          <w:sz w:val="20"/>
+          <w:szCs w:val="20"/>
+        </w:rPr>
+      </w:pPr>
+      <w:r>
+        <w:rPr>
+          <w:rFonts w:ascii="Times New Roman" w:hAnsi="Times New Roman" w:cs="Times New Roman"/>
+          <w:b/>
+          <w:bCs/>
+          <w:color w:val="000000"/>
+          <w:sz w:val="20"/>
+          <w:szCs w:val="20"/>
+        </w:rPr>
+        <w:t>AI Programmer | Intern</w:t>
+      </w:r>
+      <w:r>
+        <w:rPr>
+          <w:rFonts w:ascii="Times New Roman" w:hAnsi="Times New Roman" w:cs="Times New Roman" w:hint="eastAsia"/>
+          <w:b/>
+          <w:bCs/>
+          <w:color w:val="000000"/>
+          <w:sz w:val="20"/>
+          <w:szCs w:val="20"/>
+        </w:rPr>
+        <w:t xml:space="preserve">     </w:t>
+      </w:r>
+      <w:r>
+        <w:rPr>
+          <w:rFonts w:ascii="Times New Roman" w:hAnsi="Times New Roman" w:cs="Times New Roman"/>
+          <w:b/>
+          <w:bCs/>
+          <w:color w:val="000000"/>
+          <w:sz w:val="20"/>
+          <w:szCs w:val="20"/>
+        </w:rPr>
+        <w:t xml:space="preserve">                                  </w:t>
       </w:r>
       <w:r>
         <w:rPr>
@@ -3794,18 +4183,73 @@
           <w:sz w:val="20"/>
           <w:szCs w:val="20"/>
         </w:rPr>
-        <w:t xml:space="preserve">          </w:t>
-      </w:r>
-      <w:r>
-        <w:rPr>
-          <w:rFonts w:ascii="Times New Roman" w:hAnsi="Times New Roman" w:cs="Times New Roman"/>
-          <w:b/>
-          <w:bCs/>
-          <w:color w:val="000000"/>
-          <w:sz w:val="20"/>
-          <w:szCs w:val="20"/>
-        </w:rPr>
-        <w:t>Jul.2020- Sep. 2020</w:t>
+        <w:t xml:space="preserve">    </w:t>
+      </w:r>
+      <w:r>
+        <w:rPr>
+          <w:rFonts w:ascii="Times New Roman" w:hAnsi="Times New Roman" w:cs="Times New Roman" w:hint="eastAsia"/>
+          <w:b/>
+          <w:bCs/>
+          <w:color w:val="000000"/>
+          <w:sz w:val="20"/>
+          <w:szCs w:val="20"/>
+        </w:rPr>
+        <w:t xml:space="preserve">     </w:t>
+      </w:r>
+      <w:r>
+        <w:rPr>
+          <w:rFonts w:ascii="Times New Roman" w:hAnsi="Times New Roman" w:cs="Times New Roman" w:hint="eastAsia"/>
+          <w:b/>
+          <w:bCs/>
+          <w:color w:val="000000"/>
+          <w:sz w:val="20"/>
+          <w:szCs w:val="20"/>
+        </w:rPr>
+        <w:t xml:space="preserve"> </w:t>
+      </w:r>
+      <w:r>
+        <w:rPr>
+          <w:rFonts w:ascii="Times New Roman" w:hAnsi="Times New Roman" w:cs="Times New Roman"/>
+          <w:b/>
+          <w:bCs/>
+          <w:color w:val="000000"/>
+          <w:sz w:val="20"/>
+          <w:szCs w:val="20"/>
+        </w:rPr>
+        <w:t>Jul.</w:t>
+      </w:r>
+      <w:r>
+        <w:rPr>
+          <w:rFonts w:ascii="Times New Roman" w:hAnsi="Times New Roman" w:cs="Times New Roman" w:hint="eastAsia"/>
+          <w:b/>
+          <w:bCs/>
+          <w:color w:val="000000"/>
+          <w:sz w:val="20"/>
+          <w:szCs w:val="20"/>
+        </w:rPr>
+        <w:t xml:space="preserve"> </w:t>
+      </w:r>
+      <w:r>
+        <w:rPr>
+          <w:rFonts w:ascii="Times New Roman" w:hAnsi="Times New Roman" w:cs="Times New Roman"/>
+          <w:b/>
+          <w:bCs/>
+          <w:color w:val="000000"/>
+          <w:sz w:val="20"/>
+          <w:szCs w:val="20"/>
+        </w:rPr>
+        <w:t>2020- Sep. 2</w:t>
+      </w:r>
+      <w:r>
+        <w:rPr>
+          <w:rFonts w:ascii="Times New Roman" w:hAnsi="Times New Roman" w:cs="Times New Roman" w:hint="eastAsia"/>
+          <w:b/>
+          <w:bCs/>
+          <w:color w:val="000000"/>
+          <w:sz w:val="20"/>
+          <w:szCs w:val="20"/>
+        </w:rPr>
+        <w:t>020</w:t>
       </w:r>
     </w:p>
     <w:p>
@@ -3831,174 +4275,181 @@
       </w:r>
       <w:r>
         <w:rPr>
-          <w:rStyle w:val="apple-tab-span"/>
-          <w:rFonts w:ascii="Times New Roman" w:hAnsi="Times New Roman" w:cs="Times New Roman"/>
-          <w:b/>
-          <w:bCs/>
-          <w:color w:val="000000"/>
-          <w:sz w:val="20"/>
-          <w:szCs w:val="20"/>
-        </w:rPr>
-        <w:tab/>
-      </w:r>
-      <w:r>
-        <w:rPr>
-          <w:rStyle w:val="apple-tab-span"/>
-          <w:rFonts w:ascii="Times New Roman" w:hAnsi="Times New Roman" w:cs="Times New Roman"/>
-          <w:b/>
-          <w:bCs/>
-          <w:color w:val="000000"/>
-          <w:sz w:val="20"/>
-          <w:szCs w:val="20"/>
-        </w:rPr>
-        <w:tab/>
-      </w:r>
-      <w:r>
-        <w:rPr>
-          <w:rStyle w:val="apple-tab-span"/>
-          <w:rFonts w:ascii="Times New Roman" w:hAnsi="Times New Roman" w:cs="Times New Roman"/>
-          <w:b/>
-          <w:bCs/>
-          <w:color w:val="000000"/>
-          <w:sz w:val="20"/>
-          <w:szCs w:val="20"/>
-        </w:rPr>
-        <w:tab/>
-      </w:r>
-      <w:r>
-        <w:rPr>
-          <w:rStyle w:val="apple-tab-span"/>
-          <w:rFonts w:ascii="Times New Roman" w:hAnsi="Times New Roman" w:cs="Times New Roman"/>
-          <w:b/>
-          <w:bCs/>
-          <w:color w:val="000000"/>
-          <w:sz w:val="20"/>
-          <w:szCs w:val="20"/>
-        </w:rPr>
-        <w:tab/>
-      </w:r>
-      <w:r>
-        <w:rPr>
-          <w:rStyle w:val="apple-tab-span"/>
-          <w:rFonts w:ascii="Times New Roman" w:hAnsi="Times New Roman" w:cs="Times New Roman"/>
-          <w:b/>
-          <w:bCs/>
-          <w:color w:val="000000"/>
-          <w:sz w:val="20"/>
-          <w:szCs w:val="20"/>
-        </w:rPr>
-        <w:tab/>
-      </w:r>
-      <w:r>
-        <w:rPr>
-          <w:rStyle w:val="apple-tab-span"/>
-          <w:rFonts w:ascii="Times New Roman" w:hAnsi="Times New Roman" w:cs="Times New Roman"/>
-          <w:b/>
-          <w:bCs/>
-          <w:color w:val="000000"/>
-          <w:sz w:val="20"/>
-          <w:szCs w:val="20"/>
-        </w:rPr>
-        <w:tab/>
-      </w:r>
-      <w:r>
-        <w:rPr>
-          <w:rStyle w:val="apple-tab-span"/>
-          <w:rFonts w:ascii="Times New Roman" w:hAnsi="Times New Roman" w:cs="Times New Roman"/>
-          <w:b/>
-          <w:bCs/>
-          <w:color w:val="000000"/>
-          <w:sz w:val="20"/>
-          <w:szCs w:val="20"/>
-        </w:rPr>
-        <w:tab/>
-      </w:r>
-      <w:r>
-        <w:rPr>
-          <w:rStyle w:val="apple-tab-span"/>
-          <w:rFonts w:ascii="Times New Roman" w:hAnsi="Times New Roman" w:cs="Times New Roman"/>
-          <w:b/>
-          <w:bCs/>
-          <w:color w:val="000000"/>
-          <w:sz w:val="20"/>
-          <w:szCs w:val="20"/>
-        </w:rPr>
-        <w:tab/>
-      </w:r>
-      <w:r>
-        <w:rPr>
-          <w:rStyle w:val="apple-tab-span"/>
-          <w:rFonts w:ascii="Times New Roman" w:hAnsi="Times New Roman" w:cs="Times New Roman"/>
-          <w:b/>
-          <w:bCs/>
-          <w:color w:val="000000"/>
-          <w:sz w:val="20"/>
-          <w:szCs w:val="20"/>
-        </w:rPr>
-        <w:tab/>
-      </w:r>
-      <w:r>
-        <w:rPr>
-          <w:rStyle w:val="apple-tab-span"/>
-          <w:rFonts w:ascii="Times New Roman" w:hAnsi="Times New Roman" w:cs="Times New Roman"/>
-          <w:b/>
-          <w:bCs/>
-          <w:color w:val="000000"/>
-          <w:sz w:val="20"/>
-          <w:szCs w:val="20"/>
-        </w:rPr>
-        <w:tab/>
-      </w:r>
-      <w:r>
-        <w:rPr>
-          <w:rStyle w:val="apple-tab-span"/>
-          <w:rFonts w:ascii="Times New Roman" w:hAnsi="Times New Roman" w:cs="Times New Roman"/>
-          <w:b/>
-          <w:bCs/>
-          <w:color w:val="000000"/>
-          <w:sz w:val="20"/>
-          <w:szCs w:val="20"/>
-        </w:rPr>
-        <w:tab/>
-      </w:r>
-      <w:r>
-        <w:rPr>
-          <w:rFonts w:ascii="Times New Roman" w:hAnsi="Times New Roman" w:cs="Times New Roman"/>
-          <w:b/>
-          <w:bCs/>
-          <w:color w:val="000000"/>
-          <w:sz w:val="20"/>
-          <w:szCs w:val="20"/>
-        </w:rPr>
-        <w:t xml:space="preserve">                        </w:t>
-      </w:r>
-      <w:r>
-        <w:rPr>
-          <w:rFonts w:ascii="Times New Roman" w:hAnsi="Times New Roman" w:cs="Times New Roman"/>
-          <w:b/>
-          <w:bCs/>
-          <w:color w:val="000000"/>
-          <w:sz w:val="20"/>
-          <w:szCs w:val="20"/>
-        </w:rPr>
-        <w:t xml:space="preserve">          </w:t>
-      </w:r>
-      <w:r>
-        <w:rPr>
-          <w:rFonts w:ascii="Times New Roman" w:hAnsi="Times New Roman" w:cs="Times New Roman" w:hint="eastAsia"/>
-          <w:b/>
-          <w:bCs/>
-          <w:color w:val="000000"/>
-          <w:sz w:val="20"/>
-          <w:szCs w:val="20"/>
-        </w:rPr>
-        <w:t xml:space="preserve"> </w:t>
-      </w:r>
-      <w:r>
-        <w:rPr>
-          <w:rFonts w:ascii="Times New Roman" w:hAnsi="Times New Roman" w:cs="Times New Roman" w:hint="eastAsia"/>
-          <w:b/>
-          <w:bCs/>
+          <w:rFonts w:ascii="Times New Roman" w:hAnsi="Times New Roman" w:cs="Times New Roman" w:hint="eastAsia"/>
+          <w:color w:val="000000"/>
+          <w:sz w:val="20"/>
+          <w:szCs w:val="20"/>
+        </w:rPr>
+        <w:t>(</w:t>
+      </w:r>
+      <w:r>
+        <w:rPr>
+          <w:rFonts w:ascii="Times New Roman" w:hAnsi="Times New Roman" w:cs="Times New Roman"/>
+          <w:b/>
+          <w:bCs/>
+          <w:color w:val="000000"/>
+          <w:sz w:val="20"/>
+          <w:szCs w:val="20"/>
+        </w:rPr>
+        <w:t>Supervisor</w:t>
+      </w:r>
+      <w:r>
+        <w:rPr>
+          <w:rFonts w:ascii="Times New Roman" w:hAnsi="Times New Roman" w:cs="Times New Roman"/>
+          <w:color w:val="000000"/>
+          <w:sz w:val="20"/>
+          <w:szCs w:val="20"/>
+        </w:rPr>
+        <w:t>:</w:t>
+      </w:r>
+      <w:r>
+        <w:rPr>
+          <w:rFonts w:ascii="Times New Roman" w:hAnsi="Times New Roman" w:cs="Times New Roman" w:hint="eastAsia"/>
+          <w:color w:val="000000"/>
+          <w:sz w:val="20"/>
+          <w:szCs w:val="20"/>
+        </w:rPr>
+        <w:t xml:space="preserve"> Dr. Wenbin Cai</w:t>
+      </w:r>
+      <w:r>
+        <w:rPr>
+          <w:rFonts w:ascii="Times New Roman" w:hAnsi="Times New Roman" w:cs="Times New Roman" w:hint="eastAsia"/>
+          <w:color w:val="000000"/>
+          <w:sz w:val="20"/>
+          <w:szCs w:val="20"/>
+        </w:rPr>
+        <w:t>)</w:t>
+      </w:r>
+      <w:r>
+        <w:rPr>
+          <w:rFonts w:ascii="Times New Roman" w:hAnsi="Times New Roman" w:cs="Times New Roman"/>
+          <w:color w:val="000000"/>
+          <w:sz w:val="20"/>
+          <w:szCs w:val="20"/>
+        </w:rPr>
+        <w:tab/>
+      </w:r>
+      <w:r>
+        <w:rPr>
+          <w:rFonts w:ascii="Times New Roman" w:hAnsi="Times New Roman" w:cs="Times New Roman"/>
+          <w:color w:val="000000"/>
+          <w:sz w:val="20"/>
+          <w:szCs w:val="20"/>
+        </w:rPr>
+        <w:tab/>
+      </w:r>
+      <w:r>
+        <w:rPr>
+          <w:rFonts w:ascii="Times New Roman" w:hAnsi="Times New Roman" w:cs="Times New Roman"/>
+          <w:color w:val="000000"/>
+          <w:sz w:val="20"/>
+          <w:szCs w:val="20"/>
+        </w:rPr>
+        <w:tab/>
+      </w:r>
+      <w:r>
+        <w:rPr>
+          <w:rFonts w:ascii="Times New Roman" w:hAnsi="Times New Roman" w:cs="Times New Roman"/>
+          <w:color w:val="000000"/>
+          <w:sz w:val="20"/>
+          <w:szCs w:val="20"/>
+        </w:rPr>
+        <w:tab/>
+      </w:r>
+      <w:r>
+        <w:rPr>
+          <w:rFonts w:ascii="Times New Roman" w:hAnsi="Times New Roman" w:cs="Times New Roman"/>
+          <w:color w:val="000000"/>
+          <w:sz w:val="20"/>
+          <w:szCs w:val="20"/>
+        </w:rPr>
+        <w:tab/>
+      </w:r>
+      <w:r>
+        <w:rPr>
+          <w:rFonts w:ascii="Times New Roman" w:hAnsi="Times New Roman" w:cs="Times New Roman"/>
+          <w:color w:val="000000"/>
+          <w:sz w:val="20"/>
+          <w:szCs w:val="20"/>
+        </w:rPr>
+        <w:tab/>
+      </w:r>
+      <w:r>
+        <w:rPr>
+          <w:rFonts w:ascii="Times New Roman" w:hAnsi="Times New Roman" w:cs="Times New Roman"/>
+          <w:color w:val="000000"/>
+          <w:sz w:val="20"/>
+          <w:szCs w:val="20"/>
+        </w:rPr>
+        <w:tab/>
+      </w:r>
+      <w:r>
+        <w:rPr>
+          <w:rFonts w:ascii="Times New Roman" w:hAnsi="Times New Roman" w:cs="Times New Roman"/>
+          <w:color w:val="000000"/>
+          <w:sz w:val="20"/>
+          <w:szCs w:val="20"/>
+        </w:rPr>
+        <w:tab/>
+      </w:r>
+      <w:r>
+        <w:rPr>
+          <w:rFonts w:ascii="Times New Roman" w:hAnsi="Times New Roman" w:cs="Times New Roman"/>
+          <w:color w:val="000000"/>
+          <w:sz w:val="20"/>
+          <w:szCs w:val="20"/>
+        </w:rPr>
+        <w:tab/>
+      </w:r>
+      <w:r>
+        <w:rPr>
+          <w:rFonts w:ascii="Times New Roman" w:hAnsi="Times New Roman" w:cs="Times New Roman"/>
+          <w:color w:val="000000"/>
+          <w:sz w:val="20"/>
+          <w:szCs w:val="20"/>
+        </w:rPr>
+        <w:tab/>
+      </w:r>
+      <w:r>
+        <w:rPr>
+          <w:rFonts w:ascii="Times New Roman" w:hAnsi="Times New Roman" w:cs="Times New Roman"/>
+          <w:color w:val="000000"/>
+          <w:sz w:val="20"/>
+          <w:szCs w:val="20"/>
+        </w:rPr>
+        <w:tab/>
+      </w:r>
+      <w:r>
+        <w:rPr>
+          <w:rFonts w:ascii="Times New Roman" w:hAnsi="Times New Roman" w:cs="Times New Roman"/>
+          <w:color w:val="000000"/>
+          <w:sz w:val="20"/>
+          <w:szCs w:val="20"/>
+        </w:rPr>
+        <w:tab/>
+      </w:r>
+      <w:r>
+        <w:rPr>
+          <w:rFonts w:ascii="Times New Roman" w:hAnsi="Times New Roman" w:cs="Times New Roman"/>
+          <w:color w:val="000000"/>
+          <w:sz w:val="20"/>
+          <w:szCs w:val="20"/>
+        </w:rPr>
+        <w:tab/>
+      </w:r>
+      <w:proofErr w:type="gramStart"/>
+      <w:r>
+        <w:rPr>
+          <w:rFonts w:ascii="Times New Roman" w:hAnsi="Times New Roman" w:cs="Times New Roman"/>
+          <w:color w:val="000000"/>
+          <w:sz w:val="20"/>
+          <w:szCs w:val="20"/>
+        </w:rPr>
+        <w:tab/>
+      </w:r>
+      <w:r>
+        <w:rPr>
+          <w:rFonts w:ascii="Times New Roman" w:hAnsi="Times New Roman" w:cs="Times New Roman" w:hint="eastAsia"/>
           <w:color w:val="000000"/>
           <w:sz w:val="20"/>
           <w:szCs w:val="20"/>
@@ -4014,7 +4465,19 @@
           <w:sz w:val="20"/>
           <w:szCs w:val="20"/>
         </w:rPr>
-        <w:t>Beijing, C</w:t>
+        <w:t>Beijing</w:t>
+      </w:r>
+      <w:proofErr w:type="gramEnd"/>
+      <w:r>
+        <w:rPr>
+          <w:rFonts w:ascii="Times New Roman" w:hAnsi="Times New Roman" w:cs="Times New Roman"/>
+          <w:b/>
+          <w:bCs/>
+          <w:color w:val="000000"/>
+          <w:sz w:val="20"/>
+          <w:szCs w:val="20"/>
+        </w:rPr>
+        <w:t>, C</w:t>
       </w:r>
       <w:r>
         <w:rPr>
@@ -4053,134 +4516,6 @@
           <w:szCs w:val="20"/>
         </w:rPr>
         <w:t xml:space="preserve">Developed a universal web crawler to scrape daily news, simulating search engine behavior for an online news-feeding application. </w:t>
-      </w:r>
-    </w:p>
-    <w:p>
-      <w:pPr>
-        <w:pStyle w:val="ad"/>
-        <w:numPr>
-          <w:ilvl w:val="0"/>
-          <w:numId w:val="6"/>
-        </w:numPr>
-        <w:spacing w:before="0" w:beforeAutospacing="0" w:after="0" w:afterAutospacing="0"/>
-        <w:ind w:leftChars="-250" w:left="-240" w:rightChars="-250" w:right="-600"/>
-        <w:textAlignment w:val="baseline"/>
-        <w:rPr>
-          <w:rFonts w:ascii="Times New Roman" w:hAnsi="Times New Roman" w:cs="Times New Roman" w:hint="eastAsia"/>
-          <w:color w:val="000000"/>
-          <w:sz w:val="20"/>
-          <w:szCs w:val="20"/>
-        </w:rPr>
-      </w:pPr>
-      <w:r>
-        <w:rPr>
-          <w:rFonts w:ascii="Times New Roman" w:hAnsi="Times New Roman" w:cs="Times New Roman"/>
-          <w:color w:val="000000"/>
-          <w:sz w:val="20"/>
-          <w:szCs w:val="20"/>
-        </w:rPr>
-        <w:t xml:space="preserve">Analyzed large datasets to enhance user experience and information delivery. Achieved over 90% accuracy in classifying </w:t>
-      </w:r>
-      <w:r>
-        <w:rPr>
-          <w:rFonts w:ascii="Times New Roman" w:hAnsi="Times New Roman" w:cs="Times New Roman" w:hint="eastAsia"/>
-          <w:color w:val="000000"/>
-          <w:sz w:val="20"/>
-          <w:szCs w:val="20"/>
-        </w:rPr>
-        <w:t>mul</w:t>
-      </w:r>
-      <w:r>
-        <w:rPr>
-          <w:rFonts w:ascii="Times New Roman" w:hAnsi="Times New Roman" w:cs="Times New Roman" w:hint="eastAsia"/>
-          <w:color w:val="000000"/>
-          <w:sz w:val="20"/>
-          <w:szCs w:val="20"/>
-        </w:rPr>
-        <w:t>t</w:t>
-      </w:r>
-      <w:r>
-        <w:rPr>
-          <w:rFonts w:ascii="Times New Roman" w:hAnsi="Times New Roman" w:cs="Times New Roman" w:hint="eastAsia"/>
-          <w:color w:val="000000"/>
-          <w:sz w:val="20"/>
-          <w:szCs w:val="20"/>
-        </w:rPr>
-        <w:t xml:space="preserve">i-topics </w:t>
-      </w:r>
-      <w:r>
-        <w:rPr>
-          <w:rFonts w:ascii="Times New Roman" w:hAnsi="Times New Roman" w:cs="Times New Roman"/>
-          <w:color w:val="000000"/>
-          <w:sz w:val="20"/>
-          <w:szCs w:val="20"/>
-        </w:rPr>
-        <w:t>news</w:t>
-      </w:r>
-      <w:r>
-        <w:rPr>
-          <w:rFonts w:ascii="Times New Roman" w:hAnsi="Times New Roman" w:cs="Times New Roman" w:hint="eastAsia"/>
-          <w:color w:val="000000"/>
-          <w:sz w:val="20"/>
-          <w:szCs w:val="20"/>
-        </w:rPr>
-        <w:t xml:space="preserve"> </w:t>
-      </w:r>
-      <w:r>
-        <w:rPr>
-          <w:rFonts w:ascii="Times New Roman" w:hAnsi="Times New Roman" w:cs="Times New Roman"/>
-          <w:color w:val="000000"/>
-          <w:sz w:val="20"/>
-          <w:szCs w:val="20"/>
-        </w:rPr>
-        <w:t>using an LSTM model.</w:t>
-      </w:r>
-      <w:r>
-        <w:rPr>
-          <w:rFonts w:ascii="Times New Roman" w:hAnsi="Times New Roman" w:cs="Times New Roman" w:hint="eastAsia"/>
-          <w:color w:val="000000"/>
-          <w:sz w:val="20"/>
-          <w:szCs w:val="20"/>
-        </w:rPr>
-        <w:t xml:space="preserve"> (</w:t>
-      </w:r>
-      <w:r>
-        <w:rPr>
-          <w:rFonts w:ascii="Times New Roman" w:hAnsi="Times New Roman" w:cs="Times New Roman"/>
-          <w:b/>
-          <w:bCs/>
-          <w:color w:val="000000"/>
-          <w:sz w:val="20"/>
-          <w:szCs w:val="20"/>
-        </w:rPr>
-        <w:t>Supervisor</w:t>
-      </w:r>
-      <w:r>
-        <w:rPr>
-          <w:rFonts w:ascii="Times New Roman" w:hAnsi="Times New Roman" w:cs="Times New Roman"/>
-          <w:color w:val="000000"/>
-          <w:sz w:val="20"/>
-          <w:szCs w:val="20"/>
-        </w:rPr>
-        <w:t>:</w:t>
-      </w:r>
-      <w:r>
-        <w:rPr>
-          <w:rFonts w:ascii="Times New Roman" w:hAnsi="Times New Roman" w:cs="Times New Roman" w:hint="eastAsia"/>
-          <w:color w:val="000000"/>
-          <w:sz w:val="20"/>
-          <w:szCs w:val="20"/>
-        </w:rPr>
-        <w:t xml:space="preserve"> Dr. Wenbin Cai</w:t>
-      </w:r>
-      <w:r>
-        <w:rPr>
-          <w:rFonts w:ascii="Times New Roman" w:hAnsi="Times New Roman" w:cs="Times New Roman" w:hint="eastAsia"/>
-          <w:color w:val="000000"/>
-          <w:sz w:val="20"/>
-          <w:szCs w:val="20"/>
-        </w:rPr>
-        <w:t>)</w:t>
       </w:r>
     </w:p>
     <w:p>
@@ -4533,25 +4868,7 @@
             <w:sz w:val="20"/>
             <w:szCs w:val="20"/>
           </w:rPr>
-          <w:t>W</w:t>
-        </w:r>
-        <w:r>
-          <w:rPr>
-            <w:rStyle w:val="a5"/>
-            <w:rFonts w:ascii="Times New Roman" w:hAnsi="Times New Roman" w:cs="Times New Roman" w:hint="eastAsia"/>
-            <w:sz w:val="20"/>
-            <w:szCs w:val="20"/>
-          </w:rPr>
-          <w:t>e</w:t>
-        </w:r>
-        <w:r>
-          <w:rPr>
-            <w:rStyle w:val="a5"/>
-            <w:rFonts w:ascii="Times New Roman" w:hAnsi="Times New Roman" w:cs="Times New Roman" w:hint="eastAsia"/>
-            <w:sz w:val="20"/>
-            <w:szCs w:val="20"/>
-          </w:rPr>
-          <w:t>b</w:t>
+          <w:t>Web</w:t>
         </w:r>
       </w:hyperlink>
       <w:r>
@@ -4735,16 +5052,7 @@
             <w:sz w:val="20"/>
             <w:szCs w:val="20"/>
           </w:rPr>
-          <w:t>We</w:t>
-        </w:r>
-        <w:r>
-          <w:rPr>
-            <w:rStyle w:val="a5"/>
-            <w:rFonts w:ascii="Times New Roman" w:hAnsi="Times New Roman" w:cs="Times New Roman" w:hint="eastAsia"/>
-            <w:sz w:val="20"/>
-            <w:szCs w:val="20"/>
-          </w:rPr>
-          <w:t>b</w:t>
+          <w:t>Web</w:t>
         </w:r>
       </w:hyperlink>
       <w:r>
@@ -4847,7 +5155,6 @@
         <w:jc w:val="both"/>
         <w:rPr>
           <w:rStyle w:val="None"/>
-          <w:rFonts w:hint="eastAsia"/>
           <w:sz w:val="21"/>
           <w:szCs w:val="21"/>
         </w:rPr>
@@ -4993,7 +5300,7 @@
 </file>
 
 <file path=word/endnotes.xml><?xml version="1.0" encoding="utf-8"?>
-<w:endnotes xmlns:wpc="http://schemas.microsoft.com/office/word/2010/wordprocessingCanvas" xmlns:cx="http://schemas.microsoft.com/office/drawing/2014/chartex" xmlns:cx1="http://schemas.microsoft.com/office/drawing/2015/9/8/chartex" xmlns:cx2="http://schemas.microsoft.com/office/drawing/2015/10/21/chartex" xmlns:cx3="http://schemas.microsoft.com/office/drawing/2016/5/9/chartex" xmlns:cx4="http://schemas.microsoft.com/office/drawing/2016/5/10/chartex" xmlns:cx5="http://schemas.microsoft.com/office/drawing/2016/5/11/chartex" xmlns:cx6="http://schemas.microsoft.com/office/drawing/2016/5/12/chartex" xmlns:cx7="http://schemas.microsoft.com/office/drawing/2016/5/13/chartex" xmlns:cx8="http://schemas.microsoft.com/office/drawing/2016/5/14/chartex" xmlns:mc="http://schemas.openxmlformats.org/markup-compatibility/2006" xmlns:aink="http://schemas.microsoft.com/office/drawing/2016/ink" xmlns:am3d="http://schemas.microsoft.com/office/drawing/2017/model3d" xmlns:o="urn:schemas-microsoft-com:office:office" xmlns:oel="http://schemas.microsoft.com/office/2019/extlst" xmlns:r="http://schemas.openxmlformats.org/officeDocument/2006/relationships" xmlns:m="http://schemas.openxmlformats.org/officeDocument/2006/math" xmlns:v="urn:schemas-microsoft-com:vml" xmlns:wp14="http://schemas.microsoft.com/office/word/2010/wordprocessingDrawing" xmlns:wp="http://schemas.openxmlformats.org/drawingml/2006/wordprocessingDrawing" xmlns:w10="urn:schemas-microsoft-com:office:word" xmlns:w="http://schemas.openxmlformats.org/wordprocessingml/2006/main" xmlns:w14="http://schemas.microsoft.com/office/word/2010/wordml" xmlns:w15="http://schemas.microsoft.com/office/word/2012/wordml" xmlns:w16cex="http://schemas.microsoft.com/office/word/2018/wordml/cex" xmlns:w16cid="http://schemas.microsoft.com/office/word/2016/wordml/cid" xmlns:w16="http://schemas.microsoft.com/office/word/2018/wordml" xmlns:w16du="http://schemas.microsoft.com/office/word/2023/wordml/word16du" xmlns:w16sdtdh="http://schemas.microsoft.com/office/word/2020/wordml/sdtdatahash" xmlns:w16se="http://schemas.microsoft.com/office/word/2015/wordml/symex" xmlns:wpg="http://schemas.microsoft.com/office/word/2010/wordprocessingGroup" xmlns:wpi="http://schemas.microsoft.com/office/word/2010/wordprocessingInk" xmlns:wne="http://schemas.microsoft.com/office/word/2006/wordml" xmlns:wps="http://schemas.microsoft.com/office/word/2010/wordprocessingShape" mc:Ignorable="w14 w15 w16se w16cid w16 w16cex w16sdtdh w16du wp14">
+<w:endnotes xmlns:wpc="http://schemas.microsoft.com/office/word/2010/wordprocessingCanvas" xmlns:cx="http://schemas.microsoft.com/office/drawing/2014/chartex" xmlns:cx1="http://schemas.microsoft.com/office/drawing/2015/9/8/chartex" xmlns:cx2="http://schemas.microsoft.com/office/drawing/2015/10/21/chartex" xmlns:cx3="http://schemas.microsoft.com/office/drawing/2016/5/9/chartex" xmlns:cx4="http://schemas.microsoft.com/office/drawing/2016/5/10/chartex" xmlns:cx5="http://schemas.microsoft.com/office/drawing/2016/5/11/chartex" xmlns:cx6="http://schemas.microsoft.com/office/drawing/2016/5/12/chartex" xmlns:cx7="http://schemas.microsoft.com/office/drawing/2016/5/13/chartex" xmlns:cx8="http://schemas.microsoft.com/office/drawing/2016/5/14/chartex" xmlns:mc="http://schemas.openxmlformats.org/markup-compatibility/2006" xmlns:aink="http://schemas.microsoft.com/office/drawing/2016/ink" xmlns:am3d="http://schemas.microsoft.com/office/drawing/2017/model3d" xmlns:o="urn:schemas-microsoft-com:office:office" xmlns:oel="http://schemas.microsoft.com/office/2019/extlst" xmlns:r="http://schemas.openxmlformats.org/officeDocument/2006/relationships" xmlns:m="http://schemas.openxmlformats.org/officeDocument/2006/math" xmlns:v="urn:schemas-microsoft-com:vml" xmlns:wp14="http://schemas.microsoft.com/office/word/2010/wordprocessingDrawing" xmlns:wp="http://schemas.openxmlformats.org/drawingml/2006/wordprocessingDrawing" xmlns:w10="urn:schemas-microsoft-com:office:word" xmlns:w="http://schemas.openxmlformats.org/wordprocessingml/2006/main" xmlns:w14="http://schemas.microsoft.com/office/word/2010/wordml" xmlns:w15="http://schemas.microsoft.com/office/word/2012/wordml" xmlns:w16cex="http://schemas.microsoft.com/office/word/2018/wordml/cex" xmlns:w16cid="http://schemas.microsoft.com/office/word/2016/wordml/cid" xmlns:w16="http://schemas.microsoft.com/office/word/2018/wordml" xmlns:w16du="http://schemas.microsoft.com/office/word/2023/wordml/word16du" xmlns:w16sdtdh="http://schemas.microsoft.com/office/word/2020/wordml/sdtdatahash" xmlns:w16sdtfl="http://schemas.microsoft.com/office/word/2024/wordml/sdtformatlock" xmlns:w16se="http://schemas.microsoft.com/office/word/2015/wordml/symex" xmlns:wpg="http://schemas.microsoft.com/office/word/2010/wordprocessingGroup" xmlns:wpi="http://schemas.microsoft.com/office/word/2010/wordprocessingInk" xmlns:wne="http://schemas.microsoft.com/office/word/2006/wordml" xmlns:wps="http://schemas.microsoft.com/office/word/2010/wordprocessingShape" mc:Ignorable="w14 w15 w16se w16cid w16 w16cex w16sdtdh w16sdtfl w16du wp14">
   <w:endnote w:type="separator" w:id="-1">
     <w:p>
       <w:r>
@@ -5012,7 +5319,7 @@
 </file>
 
 <file path=word/footnotes.xml><?xml version="1.0" encoding="utf-8"?>
-<w:footnotes xmlns:wpc="http://schemas.microsoft.com/office/word/2010/wordprocessingCanvas" xmlns:cx="http://schemas.microsoft.com/office/drawing/2014/chartex" xmlns:cx1="http://schemas.microsoft.com/office/drawing/2015/9/8/chartex" xmlns:cx2="http://schemas.microsoft.com/office/drawing/2015/10/21/chartex" xmlns:cx3="http://schemas.microsoft.com/office/drawing/2016/5/9/chartex" xmlns:cx4="http://schemas.microsoft.com/office/drawing/2016/5/10/chartex" xmlns:cx5="http://schemas.microsoft.com/office/drawing/2016/5/11/chartex" xmlns:cx6="http://schemas.microsoft.com/office/drawing/2016/5/12/chartex" xmlns:cx7="http://schemas.microsoft.com/office/drawing/2016/5/13/chartex" xmlns:cx8="http://schemas.microsoft.com/office/drawing/2016/5/14/chartex" xmlns:mc="http://schemas.openxmlformats.org/markup-compatibility/2006" xmlns:aink="http://schemas.microsoft.com/office/drawing/2016/ink" xmlns:am3d="http://schemas.microsoft.com/office/drawing/2017/model3d" xmlns:o="urn:schemas-microsoft-com:office:office" xmlns:oel="http://schemas.microsoft.com/office/2019/extlst" xmlns:r="http://schemas.openxmlformats.org/officeDocument/2006/relationships" xmlns:m="http://schemas.openxmlformats.org/officeDocument/2006/math" xmlns:v="urn:schemas-microsoft-com:vml" xmlns:wp14="http://schemas.microsoft.com/office/word/2010/wordprocessingDrawing" xmlns:wp="http://schemas.openxmlformats.org/drawingml/2006/wordprocessingDrawing" xmlns:w10="urn:schemas-microsoft-com:office:word" xmlns:w="http://schemas.openxmlformats.org/wordprocessingml/2006/main" xmlns:w14="http://schemas.microsoft.com/office/word/2010/wordml" xmlns:w15="http://schemas.microsoft.com/office/word/2012/wordml" xmlns:w16cex="http://schemas.microsoft.com/office/word/2018/wordml/cex" xmlns:w16cid="http://schemas.microsoft.com/office/word/2016/wordml/cid" xmlns:w16="http://schemas.microsoft.com/office/word/2018/wordml" xmlns:w16du="http://schemas.microsoft.com/office/word/2023/wordml/word16du" xmlns:w16sdtdh="http://schemas.microsoft.com/office/word/2020/wordml/sdtdatahash" xmlns:w16se="http://schemas.microsoft.com/office/word/2015/wordml/symex" xmlns:wpg="http://schemas.microsoft.com/office/word/2010/wordprocessingGroup" xmlns:wpi="http://schemas.microsoft.com/office/word/2010/wordprocessingInk" xmlns:wne="http://schemas.microsoft.com/office/word/2006/wordml" xmlns:wps="http://schemas.microsoft.com/office/word/2010/wordprocessingShape" mc:Ignorable="w14 w15 w16se w16cid w16 w16cex w16sdtdh w16du wp14">
+<w:footnotes xmlns:wpc="http://schemas.microsoft.com/office/word/2010/wordprocessingCanvas" xmlns:cx="http://schemas.microsoft.com/office/drawing/2014/chartex" xmlns:cx1="http://schemas.microsoft.com/office/drawing/2015/9/8/chartex" xmlns:cx2="http://schemas.microsoft.com/office/drawing/2015/10/21/chartex" xmlns:cx3="http://schemas.microsoft.com/office/drawing/2016/5/9/chartex" xmlns:cx4="http://schemas.microsoft.com/office/drawing/2016/5/10/chartex" xmlns:cx5="http://schemas.microsoft.com/office/drawing/2016/5/11/chartex" xmlns:cx6="http://schemas.microsoft.com/office/drawing/2016/5/12/chartex" xmlns:cx7="http://schemas.microsoft.com/office/drawing/2016/5/13/chartex" xmlns:cx8="http://schemas.microsoft.com/office/drawing/2016/5/14/chartex" xmlns:mc="http://schemas.openxmlformats.org/markup-compatibility/2006" xmlns:aink="http://schemas.microsoft.com/office/drawing/2016/ink" xmlns:am3d="http://schemas.microsoft.com/office/drawing/2017/model3d" xmlns:o="urn:schemas-microsoft-com:office:office" xmlns:oel="http://schemas.microsoft.com/office/2019/extlst" xmlns:r="http://schemas.openxmlformats.org/officeDocument/2006/relationships" xmlns:m="http://schemas.openxmlformats.org/officeDocument/2006/math" xmlns:v="urn:schemas-microsoft-com:vml" xmlns:wp14="http://schemas.microsoft.com/office/word/2010/wordprocessingDrawing" xmlns:wp="http://schemas.openxmlformats.org/drawingml/2006/wordprocessingDrawing" xmlns:w10="urn:schemas-microsoft-com:office:word" xmlns:w="http://schemas.openxmlformats.org/wordprocessingml/2006/main" xmlns:w14="http://schemas.microsoft.com/office/word/2010/wordml" xmlns:w15="http://schemas.microsoft.com/office/word/2012/wordml" xmlns:w16cex="http://schemas.microsoft.com/office/word/2018/wordml/cex" xmlns:w16cid="http://schemas.microsoft.com/office/word/2016/wordml/cid" xmlns:w16="http://schemas.microsoft.com/office/word/2018/wordml" xmlns:w16du="http://schemas.microsoft.com/office/word/2023/wordml/word16du" xmlns:w16sdtdh="http://schemas.microsoft.com/office/word/2020/wordml/sdtdatahash" xmlns:w16sdtfl="http://schemas.microsoft.com/office/word/2024/wordml/sdtformatlock" xmlns:w16se="http://schemas.microsoft.com/office/word/2015/wordml/symex" xmlns:wpg="http://schemas.microsoft.com/office/word/2010/wordprocessingGroup" xmlns:wpi="http://schemas.microsoft.com/office/word/2010/wordprocessingInk" xmlns:wne="http://schemas.microsoft.com/office/word/2006/wordml" xmlns:wps="http://schemas.microsoft.com/office/word/2010/wordprocessingShape" mc:Ignorable="w14 w15 w16se w16cid w16 w16cex w16sdtdh w16sdtfl w16du wp14">
   <w:footnote w:type="separator" w:id="-1">
     <w:p>
       <w:r>
@@ -5031,7 +5338,7 @@
 </file>
 
 <file path=word/numbering.xml><?xml version="1.0" encoding="utf-8"?>
-<w:numbering xmlns:wpc="http://schemas.microsoft.com/office/word/2010/wordprocessingCanvas" xmlns:cx="http://schemas.microsoft.com/office/drawing/2014/chartex" xmlns:cx1="http://schemas.microsoft.com/office/drawing/2015/9/8/chartex" xmlns:cx2="http://schemas.microsoft.com/office/drawing/2015/10/21/chartex" xmlns:cx3="http://schemas.microsoft.com/office/drawing/2016/5/9/chartex" xmlns:cx4="http://schemas.microsoft.com/office/drawing/2016/5/10/chartex" xmlns:cx5="http://schemas.microsoft.com/office/drawing/2016/5/11/chartex" xmlns:cx6="http://schemas.microsoft.com/office/drawing/2016/5/12/chartex" xmlns:cx7="http://schemas.microsoft.com/office/drawing/2016/5/13/chartex" xmlns:cx8="http://schemas.microsoft.com/office/drawing/2016/5/14/chartex" xmlns:mc="http://schemas.openxmlformats.org/markup-compatibility/2006" xmlns:aink="http://schemas.microsoft.com/office/drawing/2016/ink" xmlns:am3d="http://schemas.microsoft.com/office/drawing/2017/model3d" xmlns:o="urn:schemas-microsoft-com:office:office" xmlns:oel="http://schemas.microsoft.com/office/2019/extlst" xmlns:r="http://schemas.openxmlformats.org/officeDocument/2006/relationships" xmlns:m="http://schemas.openxmlformats.org/officeDocument/2006/math" xmlns:v="urn:schemas-microsoft-com:vml" xmlns:wp14="http://schemas.microsoft.com/office/word/2010/wordprocessingDrawing" xmlns:wp="http://schemas.openxmlformats.org/drawingml/2006/wordprocessingDrawing" xmlns:w10="urn:schemas-microsoft-com:office:word" xmlns:w="http://schemas.openxmlformats.org/wordprocessingml/2006/main" xmlns:w14="http://schemas.microsoft.com/office/word/2010/wordml" xmlns:w15="http://schemas.microsoft.com/office/word/2012/wordml" xmlns:w16cex="http://schemas.microsoft.com/office/word/2018/wordml/cex" xmlns:w16cid="http://schemas.microsoft.com/office/word/2016/wordml/cid" xmlns:w16="http://schemas.microsoft.com/office/word/2018/wordml" xmlns:w16du="http://schemas.microsoft.com/office/word/2023/wordml/word16du" xmlns:w16sdtdh="http://schemas.microsoft.com/office/word/2020/wordml/sdtdatahash" xmlns:w16se="http://schemas.microsoft.com/office/word/2015/wordml/symex" xmlns:wpg="http://schemas.microsoft.com/office/word/2010/wordprocessingGroup" xmlns:wpi="http://schemas.microsoft.com/office/word/2010/wordprocessingInk" xmlns:wne="http://schemas.microsoft.com/office/word/2006/wordml" xmlns:wps="http://schemas.microsoft.com/office/word/2010/wordprocessingShape" mc:Ignorable="w14 w15 w16se w16cid w16 w16cex w16sdtdh w16du wp14">
+<w:numbering xmlns:wpc="http://schemas.microsoft.com/office/word/2010/wordprocessingCanvas" xmlns:cx="http://schemas.microsoft.com/office/drawing/2014/chartex" xmlns:cx1="http://schemas.microsoft.com/office/drawing/2015/9/8/chartex" xmlns:cx2="http://schemas.microsoft.com/office/drawing/2015/10/21/chartex" xmlns:cx3="http://schemas.microsoft.com/office/drawing/2016/5/9/chartex" xmlns:cx4="http://schemas.microsoft.com/office/drawing/2016/5/10/chartex" xmlns:cx5="http://schemas.microsoft.com/office/drawing/2016/5/11/chartex" xmlns:cx6="http://schemas.microsoft.com/office/drawing/2016/5/12/chartex" xmlns:cx7="http://schemas.microsoft.com/office/drawing/2016/5/13/chartex" xmlns:cx8="http://schemas.microsoft.com/office/drawing/2016/5/14/chartex" xmlns:mc="http://schemas.openxmlformats.org/markup-compatibility/2006" xmlns:aink="http://schemas.microsoft.com/office/drawing/2016/ink" xmlns:am3d="http://schemas.microsoft.com/office/drawing/2017/model3d" xmlns:o="urn:schemas-microsoft-com:office:office" xmlns:oel="http://schemas.microsoft.com/office/2019/extlst" xmlns:r="http://schemas.openxmlformats.org/officeDocument/2006/relationships" xmlns:m="http://schemas.openxmlformats.org/officeDocument/2006/math" xmlns:v="urn:schemas-microsoft-com:vml" xmlns:wp14="http://schemas.microsoft.com/office/word/2010/wordprocessingDrawing" xmlns:wp="http://schemas.openxmlformats.org/drawingml/2006/wordprocessingDrawing" xmlns:w10="urn:schemas-microsoft-com:office:word" xmlns:w="http://schemas.openxmlformats.org/wordprocessingml/2006/main" xmlns:w14="http://schemas.microsoft.com/office/word/2010/wordml" xmlns:w15="http://schemas.microsoft.com/office/word/2012/wordml" xmlns:w16cex="http://schemas.microsoft.com/office/word/2018/wordml/cex" xmlns:w16cid="http://schemas.microsoft.com/office/word/2016/wordml/cid" xmlns:w16="http://schemas.microsoft.com/office/word/2018/wordml" xmlns:w16du="http://schemas.microsoft.com/office/word/2023/wordml/word16du" xmlns:w16sdtdh="http://schemas.microsoft.com/office/word/2020/wordml/sdtdatahash" xmlns:w16sdtfl="http://schemas.microsoft.com/office/word/2024/wordml/sdtformatlock" xmlns:w16se="http://schemas.microsoft.com/office/word/2015/wordml/symex" xmlns:wpg="http://schemas.microsoft.com/office/word/2010/wordprocessingGroup" xmlns:wpi="http://schemas.microsoft.com/office/word/2010/wordprocessingInk" xmlns:wne="http://schemas.microsoft.com/office/word/2006/wordml" xmlns:wps="http://schemas.microsoft.com/office/word/2010/wordprocessingShape" mc:Ignorable="w14 w15 w16se w16cid w16 w16cex w16sdtdh w16sdtfl w16du wp14">
   <w:abstractNum w:abstractNumId="0" w15:restartNumberingAfterBreak="0">
     <w:nsid w:val="068B202B"/>
     <w:multiLevelType w:val="multilevel"/>
@@ -6125,7 +6432,7 @@
 </file>
 
 <file path=word/styles.xml><?xml version="1.0" encoding="utf-8"?>
-<w:styles xmlns:mc="http://schemas.openxmlformats.org/markup-compatibility/2006" xmlns:r="http://schemas.openxmlformats.org/officeDocument/2006/relationships" xmlns:w="http://schemas.openxmlformats.org/wordprocessingml/2006/main" xmlns:w14="http://schemas.microsoft.com/office/word/2010/wordml" xmlns:w15="http://schemas.microsoft.com/office/word/2012/wordml" xmlns:w16cex="http://schemas.microsoft.com/office/word/2018/wordml/cex" xmlns:w16cid="http://schemas.microsoft.com/office/word/2016/wordml/cid" xmlns:w16="http://schemas.microsoft.com/office/word/2018/wordml" xmlns:w16du="http://schemas.microsoft.com/office/word/2023/wordml/word16du" xmlns:w16sdtdh="http://schemas.microsoft.com/office/word/2020/wordml/sdtdatahash" xmlns:w16se="http://schemas.microsoft.com/office/word/2015/wordml/symex" mc:Ignorable="w14 w15 w16se w16cid w16 w16cex w16sdtdh w16du">
+<w:styles xmlns:mc="http://schemas.openxmlformats.org/markup-compatibility/2006" xmlns:r="http://schemas.openxmlformats.org/officeDocument/2006/relationships" xmlns:w="http://schemas.openxmlformats.org/wordprocessingml/2006/main" xmlns:w14="http://schemas.microsoft.com/office/word/2010/wordml" xmlns:w15="http://schemas.microsoft.com/office/word/2012/wordml" xmlns:w16cex="http://schemas.microsoft.com/office/word/2018/wordml/cex" xmlns:w16cid="http://schemas.microsoft.com/office/word/2016/wordml/cid" xmlns:w16="http://schemas.microsoft.com/office/word/2018/wordml" xmlns:w16du="http://schemas.microsoft.com/office/word/2023/wordml/word16du" xmlns:w16sdtdh="http://schemas.microsoft.com/office/word/2020/wordml/sdtdatahash" xmlns:w16sdtfl="http://schemas.microsoft.com/office/word/2024/wordml/sdtformatlock" xmlns:w16se="http://schemas.microsoft.com/office/word/2015/wordml/symex" mc:Ignorable="w14 w15 w16se w16cid w16 w16cex w16sdtdh w16sdtfl w16du">
   <w:docDefaults>
     <w:rPrDefault>
       <w:rPr>

--- a/CV/cv_yicheng_zhan.docx
+++ b/CV/cv_yicheng_zhan.docx
@@ -1733,39 +1733,8 @@
           <w:sz w:val="20"/>
           <w:szCs w:val="20"/>
         </w:rPr>
-        <w:t xml:space="preserve"> </w:t>
-      </w:r>
-      <w:proofErr w:type="spellStart"/>
-      <w:r>
-        <w:rPr>
-          <w:rFonts w:ascii="Times New Roman" w:hAnsi="Times New Roman" w:cs="Times New Roman" w:hint="eastAsia"/>
-          <w:color w:val="000000"/>
-          <w:sz w:val="20"/>
-          <w:szCs w:val="20"/>
-        </w:rPr>
-        <w:t>Melinos</w:t>
-      </w:r>
-      <w:proofErr w:type="spellEnd"/>
-      <w:r>
-        <w:rPr>
-          <w:rFonts w:ascii="Times New Roman" w:hAnsi="Times New Roman" w:cs="Times New Roman" w:hint="eastAsia"/>
-          <w:color w:val="000000"/>
-          <w:sz w:val="20"/>
-          <w:szCs w:val="20"/>
-        </w:rPr>
-        <w:t xml:space="preserve"> </w:t>
-      </w:r>
-      <w:proofErr w:type="spellStart"/>
-      <w:r>
-        <w:rPr>
-          <w:rFonts w:ascii="Times New Roman" w:hAnsi="Times New Roman" w:cs="Times New Roman" w:hint="eastAsia"/>
-          <w:color w:val="000000"/>
-          <w:sz w:val="20"/>
-          <w:szCs w:val="20"/>
-        </w:rPr>
-        <w:t>Averkiou</w:t>
-      </w:r>
-      <w:proofErr w:type="spellEnd"/>
+        <w:t xml:space="preserve"> Melinos Averkiou</w:t>
+      </w:r>
       <w:r>
         <w:rPr>
           <w:rFonts w:ascii="Times New Roman" w:hAnsi="Times New Roman" w:cs="Times New Roman" w:hint="eastAsia"/>
@@ -2649,18 +2618,7 @@
           <w:sz w:val="20"/>
           <w:szCs w:val="20"/>
         </w:rPr>
-        <w:t xml:space="preserve"> </w:t>
-      </w:r>
-      <w:r>
-        <w:rPr>
-          <w:rFonts w:ascii="Times New Roman" w:hAnsi="Times New Roman" w:cs="Times New Roman" w:hint="eastAsia"/>
-          <w:b/>
-          <w:bCs/>
-          <w:color w:val="000000"/>
-          <w:sz w:val="20"/>
-          <w:szCs w:val="20"/>
-        </w:rPr>
-        <w:t xml:space="preserve">                 </w:t>
+        <w:t xml:space="preserve">                  </w:t>
       </w:r>
       <w:r>
         <w:rPr>
@@ -2801,27 +2759,7 @@
           <w:sz w:val="20"/>
           <w:szCs w:val="20"/>
         </w:rPr>
-        <w:t xml:space="preserve">Dr. </w:t>
-      </w:r>
-      <w:proofErr w:type="spellStart"/>
-      <w:r>
-        <w:rPr>
-          <w:rFonts w:ascii="Times New Roman" w:hAnsi="Times New Roman" w:cs="Times New Roman"/>
-          <w:color w:val="000000"/>
-          <w:sz w:val="20"/>
-          <w:szCs w:val="20"/>
-        </w:rPr>
-        <w:t>Songcen</w:t>
-      </w:r>
-      <w:proofErr w:type="spellEnd"/>
-      <w:r>
-        <w:rPr>
-          <w:rFonts w:ascii="Times New Roman" w:hAnsi="Times New Roman" w:cs="Times New Roman"/>
-          <w:color w:val="000000"/>
-          <w:sz w:val="20"/>
-          <w:szCs w:val="20"/>
-        </w:rPr>
-        <w:t xml:space="preserve"> Xu</w:t>
+        <w:t>Dr. Songcen Xu</w:t>
       </w:r>
       <w:r>
         <w:rPr>
@@ -2968,7 +2906,7 @@
         <w:ind w:left="-600" w:rightChars="-250" w:right="-600"/>
         <w:textAlignment w:val="baseline"/>
         <w:rPr>
-          <w:rFonts w:ascii="Times New Roman" w:hAnsi="Times New Roman" w:cs="Times New Roman" w:hint="eastAsia"/>
+          <w:rFonts w:ascii="Times New Roman" w:hAnsi="Times New Roman" w:cs="Times New Roman"/>
           <w:b/>
           <w:bCs/>
           <w:color w:val="000000"/>
@@ -3257,19 +3195,8 @@
           <w:sz w:val="20"/>
           <w:szCs w:val="20"/>
         </w:rPr>
-        <w:t xml:space="preserve">Prof. Dalal </w:t>
-      </w:r>
-      <w:proofErr w:type="spellStart"/>
-      <w:r>
-        <w:rPr>
-          <w:rFonts w:ascii="Times New Roman" w:hAnsi="Times New Roman" w:cs="Times New Roman"/>
-          <w:color w:val="000000"/>
-          <w:sz w:val="20"/>
-          <w:szCs w:val="20"/>
-        </w:rPr>
-        <w:t>Alrajeh</w:t>
-      </w:r>
-      <w:proofErr w:type="spellEnd"/>
+        <w:t>Prof. Dalal Alrajeh</w:t>
+      </w:r>
       <w:r>
         <w:rPr>
           <w:rFonts w:ascii="Times New Roman" w:hAnsi="Times New Roman" w:cs="Times New Roman" w:hint="eastAsia"/>
@@ -3639,7 +3566,6 @@
         </w:rPr>
         <w:tab/>
       </w:r>
-      <w:proofErr w:type="gramStart"/>
       <w:r>
         <w:rPr>
           <w:rFonts w:ascii="Times New Roman" w:hAnsi="Times New Roman" w:cs="Times New Roman"/>
@@ -3706,7 +3632,6 @@
         </w:rPr>
         <w:t>.</w:t>
       </w:r>
-      <w:proofErr w:type="gramEnd"/>
       <w:r>
         <w:rPr>
           <w:rFonts w:ascii="Times New Roman" w:hAnsi="Times New Roman" w:cs="Times New Roman" w:hint="eastAsia"/>
@@ -4077,7 +4002,7 @@
         <w:spacing w:before="0" w:beforeAutospacing="0" w:after="0" w:afterAutospacing="0"/>
         <w:ind w:leftChars="-250" w:left="-600" w:rightChars="-250" w:right="-600"/>
         <w:rPr>
-          <w:rFonts w:ascii="Times New Roman" w:hAnsi="Times New Roman" w:cs="Times New Roman" w:hint="eastAsia"/>
+          <w:rFonts w:ascii="Times New Roman" w:hAnsi="Times New Roman" w:cs="Times New Roman"/>
           <w:b/>
           <w:bCs/>
           <w:color w:val="000000"/>
@@ -4437,7 +4362,6 @@
         </w:rPr>
         <w:tab/>
       </w:r>
-      <w:proofErr w:type="gramStart"/>
       <w:r>
         <w:rPr>
           <w:rFonts w:ascii="Times New Roman" w:hAnsi="Times New Roman" w:cs="Times New Roman"/>
@@ -4465,19 +4389,7 @@
           <w:sz w:val="20"/>
           <w:szCs w:val="20"/>
         </w:rPr>
-        <w:t>Beijing</w:t>
-      </w:r>
-      <w:proofErr w:type="gramEnd"/>
-      <w:r>
-        <w:rPr>
-          <w:rFonts w:ascii="Times New Roman" w:hAnsi="Times New Roman" w:cs="Times New Roman"/>
-          <w:b/>
-          <w:bCs/>
-          <w:color w:val="000000"/>
-          <w:sz w:val="20"/>
-          <w:szCs w:val="20"/>
-        </w:rPr>
-        <w:t>, C</w:t>
+        <w:t>Beijing, C</w:t>
       </w:r>
       <w:r>
         <w:rPr>
@@ -4578,7 +4490,43 @@
           <w:sz w:val="20"/>
           <w:szCs w:val="20"/>
         </w:rPr>
-        <w:t>, Qi Sun, Liang Shi and Kaan Akşit</w:t>
+        <w:t>, Qi Sun, Liang Shi</w:t>
+      </w:r>
+      <w:r>
+        <w:rPr>
+          <w:rFonts w:ascii="Times New Roman" w:hAnsi="Times New Roman" w:cs="Times New Roman" w:hint="eastAsia"/>
+          <w:color w:val="000000"/>
+          <w:sz w:val="20"/>
+          <w:szCs w:val="20"/>
+        </w:rPr>
+        <w:t xml:space="preserve">, </w:t>
+      </w:r>
+      <w:r>
+        <w:rPr>
+          <w:rFonts w:ascii="Times New Roman" w:hAnsi="Times New Roman" w:cs="Times New Roman"/>
+          <w:color w:val="000000"/>
+          <w:sz w:val="20"/>
+          <w:szCs w:val="20"/>
+        </w:rPr>
+        <w:t>Wojciech Matusik</w:t>
+      </w:r>
+      <w:r>
+        <w:rPr>
+          <w:rFonts w:ascii="Times New Roman" w:hAnsi="Times New Roman" w:cs="Times New Roman" w:hint="eastAsia"/>
+          <w:color w:val="000000"/>
+          <w:sz w:val="20"/>
+          <w:szCs w:val="20"/>
+        </w:rPr>
+        <w:t>,</w:t>
+      </w:r>
+      <w:r>
+        <w:rPr>
+          <w:rFonts w:ascii="Times New Roman" w:hAnsi="Times New Roman" w:cs="Times New Roman"/>
+          <w:color w:val="000000"/>
+          <w:sz w:val="20"/>
+          <w:szCs w:val="20"/>
+        </w:rPr>
+        <w:t xml:space="preserve"> and Kaan Akşit</w:t>
       </w:r>
       <w:r>
         <w:rPr>
@@ -4794,31 +4742,7 @@
           <w:sz w:val="20"/>
           <w:szCs w:val="20"/>
         </w:rPr>
-        <w:t>“</w:t>
-      </w:r>
-      <w:proofErr w:type="spellStart"/>
-      <w:r>
-        <w:rPr>
-          <w:rFonts w:ascii="Times New Roman" w:hAnsi="Times New Roman" w:cs="Times New Roman"/>
-          <w:i/>
-          <w:iCs/>
-          <w:color w:val="000000"/>
-          <w:sz w:val="20"/>
-          <w:szCs w:val="20"/>
-        </w:rPr>
-        <w:t>AutoColor</w:t>
-      </w:r>
-      <w:proofErr w:type="spellEnd"/>
-      <w:r>
-        <w:rPr>
-          <w:rFonts w:ascii="Times New Roman" w:hAnsi="Times New Roman" w:cs="Times New Roman"/>
-          <w:i/>
-          <w:iCs/>
-          <w:color w:val="000000"/>
-          <w:sz w:val="20"/>
-          <w:szCs w:val="20"/>
-        </w:rPr>
-        <w:t>: Learned Light Power Control for Multi-Color Holograms”</w:t>
+        <w:t>“AutoColor: Learned Light Power Control for Multi-Color Holograms”</w:t>
       </w:r>
       <w:r>
         <w:rPr>

--- a/CV/cv_yicheng_zhan.docx
+++ b/CV/cv_yicheng_zhan.docx
@@ -835,16 +835,29 @@
           <w:szCs w:val="20"/>
         </w:rPr>
       </w:pPr>
-      <w:r>
-        <w:rPr>
-          <w:rFonts w:ascii="Times New Roman" w:hAnsi="Times New Roman" w:cs="Times New Roman" w:hint="eastAsia"/>
-          <w:b/>
-          <w:bCs/>
-          <w:color w:val="000000"/>
-          <w:sz w:val="20"/>
-          <w:szCs w:val="20"/>
-        </w:rPr>
-        <w:t xml:space="preserve">Thesis Title: </w:t>
+      <w:proofErr w:type="gramStart"/>
+      <w:r>
+        <w:rPr>
+          <w:rFonts w:ascii="Times New Roman" w:hAnsi="Times New Roman" w:cs="Times New Roman" w:hint="eastAsia"/>
+          <w:b/>
+          <w:bCs/>
+          <w:color w:val="000000"/>
+          <w:sz w:val="20"/>
+          <w:szCs w:val="20"/>
+        </w:rPr>
+        <w:t>Thesis Title</w:t>
+      </w:r>
+      <w:proofErr w:type="gramEnd"/>
+      <w:r>
+        <w:rPr>
+          <w:rFonts w:ascii="Times New Roman" w:hAnsi="Times New Roman" w:cs="Times New Roman" w:hint="eastAsia"/>
+          <w:b/>
+          <w:bCs/>
+          <w:color w:val="000000"/>
+          <w:sz w:val="20"/>
+          <w:szCs w:val="20"/>
+        </w:rPr>
+        <w:t xml:space="preserve">: </w:t>
       </w:r>
       <w:r>
         <w:rPr>
@@ -1733,8 +1746,39 @@
           <w:sz w:val="20"/>
           <w:szCs w:val="20"/>
         </w:rPr>
-        <w:t xml:space="preserve"> Melinos Averkiou</w:t>
-      </w:r>
+        <w:t xml:space="preserve"> </w:t>
+      </w:r>
+      <w:proofErr w:type="spellStart"/>
+      <w:r>
+        <w:rPr>
+          <w:rFonts w:ascii="Times New Roman" w:hAnsi="Times New Roman" w:cs="Times New Roman" w:hint="eastAsia"/>
+          <w:color w:val="000000"/>
+          <w:sz w:val="20"/>
+          <w:szCs w:val="20"/>
+        </w:rPr>
+        <w:t>Melinos</w:t>
+      </w:r>
+      <w:proofErr w:type="spellEnd"/>
+      <w:r>
+        <w:rPr>
+          <w:rFonts w:ascii="Times New Roman" w:hAnsi="Times New Roman" w:cs="Times New Roman" w:hint="eastAsia"/>
+          <w:color w:val="000000"/>
+          <w:sz w:val="20"/>
+          <w:szCs w:val="20"/>
+        </w:rPr>
+        <w:t xml:space="preserve"> </w:t>
+      </w:r>
+      <w:proofErr w:type="spellStart"/>
+      <w:r>
+        <w:rPr>
+          <w:rFonts w:ascii="Times New Roman" w:hAnsi="Times New Roman" w:cs="Times New Roman" w:hint="eastAsia"/>
+          <w:color w:val="000000"/>
+          <w:sz w:val="20"/>
+          <w:szCs w:val="20"/>
+        </w:rPr>
+        <w:t>Averkiou</w:t>
+      </w:r>
+      <w:proofErr w:type="spellEnd"/>
       <w:r>
         <w:rPr>
           <w:rFonts w:ascii="Times New Roman" w:hAnsi="Times New Roman" w:cs="Times New Roman" w:hint="eastAsia"/>
@@ -2759,7 +2803,16 @@
           <w:sz w:val="20"/>
           <w:szCs w:val="20"/>
         </w:rPr>
-        <w:t>Dr. Songcen Xu</w:t>
+        <w:t xml:space="preserve">Dr. </w:t>
+      </w:r>
+      <w:r>
+        <w:rPr>
+          <w:rFonts w:ascii="Times New Roman" w:hAnsi="Times New Roman" w:cs="Times New Roman"/>
+          <w:color w:val="000000"/>
+          <w:sz w:val="20"/>
+          <w:szCs w:val="20"/>
+        </w:rPr>
+        <w:t>Arthur Moreau</w:t>
       </w:r>
       <w:r>
         <w:rPr>
@@ -3195,8 +3248,19 @@
           <w:sz w:val="20"/>
           <w:szCs w:val="20"/>
         </w:rPr>
-        <w:t>Prof. Dalal Alrajeh</w:t>
-      </w:r>
+        <w:t xml:space="preserve">Prof. Dalal </w:t>
+      </w:r>
+      <w:proofErr w:type="spellStart"/>
+      <w:r>
+        <w:rPr>
+          <w:rFonts w:ascii="Times New Roman" w:hAnsi="Times New Roman" w:cs="Times New Roman"/>
+          <w:color w:val="000000"/>
+          <w:sz w:val="20"/>
+          <w:szCs w:val="20"/>
+        </w:rPr>
+        <w:t>Alrajeh</w:t>
+      </w:r>
+      <w:proofErr w:type="spellEnd"/>
       <w:r>
         <w:rPr>
           <w:rFonts w:ascii="Times New Roman" w:hAnsi="Times New Roman" w:cs="Times New Roman" w:hint="eastAsia"/>
@@ -3566,6 +3630,7 @@
         </w:rPr>
         <w:tab/>
       </w:r>
+      <w:proofErr w:type="gramStart"/>
       <w:r>
         <w:rPr>
           <w:rFonts w:ascii="Times New Roman" w:hAnsi="Times New Roman" w:cs="Times New Roman"/>
@@ -3632,6 +3697,7 @@
         </w:rPr>
         <w:t>.</w:t>
       </w:r>
+      <w:proofErr w:type="gramEnd"/>
       <w:r>
         <w:rPr>
           <w:rFonts w:ascii="Times New Roman" w:hAnsi="Times New Roman" w:cs="Times New Roman" w:hint="eastAsia"/>
@@ -4362,6 +4428,7 @@
         </w:rPr>
         <w:tab/>
       </w:r>
+      <w:proofErr w:type="gramStart"/>
       <w:r>
         <w:rPr>
           <w:rFonts w:ascii="Times New Roman" w:hAnsi="Times New Roman" w:cs="Times New Roman"/>
@@ -4389,7 +4456,19 @@
           <w:sz w:val="20"/>
           <w:szCs w:val="20"/>
         </w:rPr>
-        <w:t>Beijing, C</w:t>
+        <w:t>Beijing</w:t>
+      </w:r>
+      <w:proofErr w:type="gramEnd"/>
+      <w:r>
+        <w:rPr>
+          <w:rFonts w:ascii="Times New Roman" w:hAnsi="Times New Roman" w:cs="Times New Roman"/>
+          <w:b/>
+          <w:bCs/>
+          <w:color w:val="000000"/>
+          <w:sz w:val="20"/>
+          <w:szCs w:val="20"/>
+        </w:rPr>
+        <w:t>, C</w:t>
       </w:r>
       <w:r>
         <w:rPr>
@@ -4464,10 +4543,229 @@
           <w:ilvl w:val="0"/>
           <w:numId w:val="7"/>
         </w:numPr>
+        <w:spacing w:before="0" w:after="0"/>
+        <w:ind w:leftChars="-250" w:left="-240" w:rightChars="-250" w:right="-600"/>
+        <w:textAlignment w:val="baseline"/>
+        <w:rPr>
+          <w:rFonts w:ascii="Times New Roman" w:hAnsi="Times New Roman" w:cs="Times New Roman"/>
+          <w:color w:val="000000"/>
+          <w:sz w:val="20"/>
+          <w:szCs w:val="20"/>
+        </w:rPr>
+      </w:pPr>
+      <w:r>
+        <w:rPr>
+          <w:rFonts w:ascii="Times New Roman" w:hAnsi="Times New Roman" w:cs="Times New Roman"/>
+          <w:b/>
+          <w:bCs/>
+          <w:color w:val="000000"/>
+          <w:sz w:val="20"/>
+          <w:szCs w:val="20"/>
+        </w:rPr>
+        <w:t>Yicheng Zhan</w:t>
+      </w:r>
+      <w:r>
+        <w:rPr>
+          <w:rFonts w:ascii="Times New Roman" w:hAnsi="Times New Roman" w:cs="Times New Roman"/>
+          <w:color w:val="000000"/>
+          <w:sz w:val="20"/>
+          <w:szCs w:val="20"/>
+        </w:rPr>
+        <w:t xml:space="preserve">, </w:t>
+      </w:r>
+      <w:r>
+        <w:rPr>
+          <w:rFonts w:ascii="Times New Roman" w:hAnsi="Times New Roman" w:cs="Times New Roman" w:hint="eastAsia"/>
+          <w:color w:val="000000"/>
+          <w:sz w:val="20"/>
+          <w:szCs w:val="20"/>
+        </w:rPr>
+        <w:t>Dong-Ha Shin</w:t>
+      </w:r>
+      <w:r>
+        <w:rPr>
+          <w:rFonts w:ascii="Times New Roman" w:hAnsi="Times New Roman" w:cs="Times New Roman" w:hint="eastAsia"/>
+          <w:color w:val="000000"/>
+          <w:sz w:val="20"/>
+          <w:szCs w:val="20"/>
+        </w:rPr>
+        <w:t>,</w:t>
+      </w:r>
+      <w:r>
+        <w:rPr>
+          <w:rFonts w:ascii="Times New Roman" w:hAnsi="Times New Roman" w:cs="Times New Roman" w:hint="eastAsia"/>
+          <w:color w:val="000000"/>
+          <w:sz w:val="20"/>
+          <w:szCs w:val="20"/>
+        </w:rPr>
+        <w:t xml:space="preserve"> Seung-Hwan Baek,</w:t>
+      </w:r>
+      <w:r>
+        <w:rPr>
+          <w:rFonts w:ascii="Times New Roman" w:hAnsi="Times New Roman" w:cs="Times New Roman"/>
+          <w:color w:val="000000"/>
+          <w:sz w:val="20"/>
+          <w:szCs w:val="20"/>
+        </w:rPr>
+        <w:t xml:space="preserve"> and Kaan Akşit</w:t>
+      </w:r>
+      <w:r>
+        <w:rPr>
+          <w:rFonts w:ascii="Times New Roman" w:hAnsi="Times New Roman" w:cs="Times New Roman" w:hint="eastAsia"/>
+          <w:color w:val="000000"/>
+          <w:sz w:val="20"/>
+          <w:szCs w:val="20"/>
+        </w:rPr>
+        <w:t>,</w:t>
+      </w:r>
+      <w:r>
+        <w:rPr>
+          <w:rFonts w:ascii="Times New Roman" w:hAnsi="Times New Roman" w:cs="Times New Roman"/>
+          <w:color w:val="000000"/>
+          <w:sz w:val="20"/>
+          <w:szCs w:val="20"/>
+        </w:rPr>
+        <w:t xml:space="preserve"> “Complex-Valued Holographic Radiance Fields</w:t>
+      </w:r>
+    </w:p>
+    <w:p>
+      <w:pPr>
+        <w:pStyle w:val="ad"/>
+        <w:numPr>
+          <w:ilvl w:val="0"/>
+          <w:numId w:val="7"/>
+        </w:numPr>
         <w:spacing w:before="0" w:beforeAutospacing="0" w:after="0" w:afterAutospacing="0"/>
         <w:ind w:leftChars="-250" w:left="-240" w:rightChars="-250" w:right="-600"/>
         <w:textAlignment w:val="baseline"/>
         <w:rPr>
+          <w:rFonts w:hint="eastAsia"/>
+          <w:sz w:val="20"/>
+          <w:szCs w:val="20"/>
+        </w:rPr>
+      </w:pPr>
+      <w:r>
+        <w:rPr>
+          <w:rFonts w:ascii="Times New Roman" w:hAnsi="Times New Roman" w:cs="Times New Roman"/>
+          <w:color w:val="000000"/>
+          <w:sz w:val="20"/>
+          <w:szCs w:val="20"/>
+        </w:rPr>
+        <w:t>”</w:t>
+      </w:r>
+      <w:r>
+        <w:rPr>
+          <w:rFonts w:ascii="Times New Roman" w:hAnsi="Times New Roman" w:cs="Times New Roman" w:hint="eastAsia"/>
+          <w:color w:val="000000"/>
+          <w:sz w:val="20"/>
+          <w:szCs w:val="20"/>
+        </w:rPr>
+        <w:t xml:space="preserve"> 202</w:t>
+      </w:r>
+      <w:r>
+        <w:rPr>
+          <w:rFonts w:ascii="Times New Roman" w:hAnsi="Times New Roman" w:cs="Times New Roman" w:hint="eastAsia"/>
+          <w:color w:val="000000"/>
+          <w:sz w:val="20"/>
+          <w:szCs w:val="20"/>
+        </w:rPr>
+        <w:t>5</w:t>
+      </w:r>
+      <w:r>
+        <w:rPr>
+          <w:rFonts w:ascii="Times New Roman" w:hAnsi="Times New Roman" w:cs="Times New Roman"/>
+          <w:color w:val="000000"/>
+          <w:sz w:val="20"/>
+          <w:szCs w:val="20"/>
+        </w:rPr>
+        <w:t>. (</w:t>
+      </w:r>
+      <w:r>
+        <w:rPr>
+          <w:rFonts w:ascii="Times New Roman" w:hAnsi="Times New Roman" w:cs="Times New Roman" w:hint="eastAsia"/>
+          <w:color w:val="000000"/>
+          <w:sz w:val="20"/>
+          <w:szCs w:val="20"/>
+        </w:rPr>
+        <w:t xml:space="preserve">In </w:t>
+      </w:r>
+      <w:r>
+        <w:rPr>
+          <w:rFonts w:ascii="Times New Roman" w:hAnsi="Times New Roman" w:cs="Times New Roman"/>
+          <w:color w:val="000000"/>
+          <w:sz w:val="20"/>
+          <w:szCs w:val="20"/>
+        </w:rPr>
+        <w:t>preparation</w:t>
+      </w:r>
+      <w:r>
+        <w:rPr>
+          <w:rFonts w:ascii="Times New Roman" w:hAnsi="Times New Roman" w:cs="Times New Roman"/>
+          <w:color w:val="000000"/>
+          <w:sz w:val="20"/>
+          <w:szCs w:val="20"/>
+        </w:rPr>
+        <w:t>)</w:t>
+      </w:r>
+      <w:r>
+        <w:rPr>
+          <w:rFonts w:ascii="Times New Roman" w:hAnsi="Times New Roman" w:cs="Times New Roman" w:hint="eastAsia"/>
+          <w:color w:val="000000"/>
+          <w:sz w:val="20"/>
+          <w:szCs w:val="20"/>
+        </w:rPr>
+        <w:t xml:space="preserve"> (</w:t>
+      </w:r>
+      <w:hyperlink r:id="rId13" w:history="1">
+        <w:r>
+          <w:rPr>
+            <w:rStyle w:val="a5"/>
+            <w:rFonts w:ascii="Times New Roman" w:hAnsi="Times New Roman" w:cs="Times New Roman" w:hint="eastAsia"/>
+            <w:sz w:val="20"/>
+            <w:szCs w:val="20"/>
+          </w:rPr>
+          <w:t>W</w:t>
+        </w:r>
+        <w:r>
+          <w:rPr>
+            <w:rStyle w:val="a5"/>
+            <w:rFonts w:ascii="Times New Roman" w:hAnsi="Times New Roman" w:cs="Times New Roman" w:hint="eastAsia"/>
+            <w:sz w:val="20"/>
+            <w:szCs w:val="20"/>
+          </w:rPr>
+          <w:t>e</w:t>
+        </w:r>
+        <w:r>
+          <w:rPr>
+            <w:rStyle w:val="a5"/>
+            <w:rFonts w:ascii="Times New Roman" w:hAnsi="Times New Roman" w:cs="Times New Roman" w:hint="eastAsia"/>
+            <w:sz w:val="20"/>
+            <w:szCs w:val="20"/>
+          </w:rPr>
+          <w:t>b</w:t>
+        </w:r>
+      </w:hyperlink>
+      <w:r>
+        <w:rPr>
+          <w:rFonts w:ascii="Times New Roman" w:hAnsi="Times New Roman" w:cs="Times New Roman" w:hint="eastAsia"/>
+          <w:color w:val="000000"/>
+          <w:sz w:val="20"/>
+          <w:szCs w:val="20"/>
+        </w:rPr>
+        <w:t>)</w:t>
+      </w:r>
+    </w:p>
+    <w:p>
+      <w:pPr>
+        <w:pStyle w:val="ad"/>
+        <w:numPr>
+          <w:ilvl w:val="0"/>
+          <w:numId w:val="7"/>
+        </w:numPr>
+        <w:spacing w:before="0" w:beforeAutospacing="0" w:after="0" w:afterAutospacing="0"/>
+        <w:ind w:leftChars="-250" w:left="-240" w:rightChars="-250" w:right="-600"/>
+        <w:textAlignment w:val="baseline"/>
+        <w:rPr>
           <w:sz w:val="20"/>
           <w:szCs w:val="20"/>
         </w:rPr>
@@ -4657,7 +4955,177 @@
         </w:rPr>
         <w:t xml:space="preserve"> (</w:t>
       </w:r>
-      <w:hyperlink r:id="rId13" w:history="1">
+      <w:hyperlink r:id="rId14" w:history="1">
+        <w:r>
+          <w:rPr>
+            <w:rStyle w:val="a5"/>
+            <w:rFonts w:ascii="Times New Roman" w:hAnsi="Times New Roman" w:cs="Times New Roman" w:hint="eastAsia"/>
+            <w:sz w:val="20"/>
+            <w:szCs w:val="20"/>
+          </w:rPr>
+          <w:t>W</w:t>
+        </w:r>
+        <w:r>
+          <w:rPr>
+            <w:rStyle w:val="a5"/>
+            <w:rFonts w:ascii="Times New Roman" w:hAnsi="Times New Roman" w:cs="Times New Roman" w:hint="eastAsia"/>
+            <w:sz w:val="20"/>
+            <w:szCs w:val="20"/>
+          </w:rPr>
+          <w:t>e</w:t>
+        </w:r>
+        <w:r>
+          <w:rPr>
+            <w:rStyle w:val="a5"/>
+            <w:rFonts w:ascii="Times New Roman" w:hAnsi="Times New Roman" w:cs="Times New Roman" w:hint="eastAsia"/>
+            <w:sz w:val="20"/>
+            <w:szCs w:val="20"/>
+          </w:rPr>
+          <w:t>b</w:t>
+        </w:r>
+      </w:hyperlink>
+      <w:r>
+        <w:rPr>
+          <w:rFonts w:ascii="Times New Roman" w:hAnsi="Times New Roman" w:cs="Times New Roman" w:hint="eastAsia"/>
+          <w:color w:val="000000"/>
+          <w:sz w:val="20"/>
+          <w:szCs w:val="20"/>
+        </w:rPr>
+        <w:t>)</w:t>
+      </w:r>
+    </w:p>
+    <w:p>
+      <w:pPr>
+        <w:pStyle w:val="ad"/>
+        <w:numPr>
+          <w:ilvl w:val="0"/>
+          <w:numId w:val="7"/>
+        </w:numPr>
+        <w:spacing w:before="0" w:beforeAutospacing="0" w:after="0" w:afterAutospacing="0"/>
+        <w:ind w:leftChars="-250" w:left="-240" w:rightChars="-250" w:right="-600"/>
+        <w:textAlignment w:val="baseline"/>
+        <w:rPr>
+          <w:sz w:val="20"/>
+          <w:szCs w:val="20"/>
+        </w:rPr>
+      </w:pPr>
+      <w:r>
+        <w:rPr>
+          <w:rFonts w:ascii="Times New Roman" w:hAnsi="Times New Roman" w:cs="Times New Roman"/>
+          <w:b/>
+          <w:bCs/>
+          <w:color w:val="000000"/>
+          <w:sz w:val="20"/>
+          <w:szCs w:val="20"/>
+        </w:rPr>
+        <w:lastRenderedPageBreak/>
+        <w:t>Yicheng Zhan</w:t>
+      </w:r>
+      <w:r>
+        <w:rPr>
+          <w:rFonts w:ascii="Times New Roman" w:hAnsi="Times New Roman" w:cs="Times New Roman"/>
+          <w:color w:val="000000"/>
+          <w:sz w:val="20"/>
+          <w:szCs w:val="20"/>
+        </w:rPr>
+        <w:t>, Koray Kavaklı1, Hakan Urey, Qi Sun, and Kaan Akşit</w:t>
+      </w:r>
+      <w:r>
+        <w:rPr>
+          <w:rFonts w:ascii="Times New Roman" w:hAnsi="Times New Roman" w:cs="Times New Roman" w:hint="eastAsia"/>
+          <w:color w:val="000000"/>
+          <w:sz w:val="20"/>
+          <w:szCs w:val="20"/>
+        </w:rPr>
+        <w:t>,</w:t>
+      </w:r>
+      <w:r>
+        <w:rPr>
+          <w:rFonts w:ascii="Times New Roman" w:hAnsi="Times New Roman" w:cs="Times New Roman"/>
+          <w:i/>
+          <w:iCs/>
+          <w:color w:val="000000"/>
+          <w:sz w:val="20"/>
+          <w:szCs w:val="20"/>
+        </w:rPr>
+        <w:t xml:space="preserve"> </w:t>
+      </w:r>
+      <w:r>
+        <w:rPr>
+          <w:rFonts w:ascii="Times New Roman" w:hAnsi="Times New Roman" w:cs="Times New Roman"/>
+          <w:i/>
+          <w:iCs/>
+          <w:color w:val="000000"/>
+          <w:sz w:val="20"/>
+          <w:szCs w:val="20"/>
+        </w:rPr>
+        <w:t>“</w:t>
+      </w:r>
+      <w:proofErr w:type="spellStart"/>
+      <w:r>
+        <w:rPr>
+          <w:rFonts w:ascii="Times New Roman" w:hAnsi="Times New Roman" w:cs="Times New Roman"/>
+          <w:i/>
+          <w:iCs/>
+          <w:color w:val="000000"/>
+          <w:sz w:val="20"/>
+          <w:szCs w:val="20"/>
+        </w:rPr>
+        <w:t>AutoColor</w:t>
+      </w:r>
+      <w:proofErr w:type="spellEnd"/>
+      <w:r>
+        <w:rPr>
+          <w:rFonts w:ascii="Times New Roman" w:hAnsi="Times New Roman" w:cs="Times New Roman"/>
+          <w:i/>
+          <w:iCs/>
+          <w:color w:val="000000"/>
+          <w:sz w:val="20"/>
+          <w:szCs w:val="20"/>
+        </w:rPr>
+        <w:t>: Learned Light Power Control for Multi-Color Holograms”</w:t>
+      </w:r>
+      <w:r>
+        <w:rPr>
+          <w:rFonts w:ascii="Times New Roman" w:hAnsi="Times New Roman" w:cs="Times New Roman" w:hint="eastAsia"/>
+          <w:i/>
+          <w:iCs/>
+          <w:color w:val="000000"/>
+          <w:sz w:val="20"/>
+          <w:szCs w:val="20"/>
+        </w:rPr>
+        <w:t xml:space="preserve"> </w:t>
+      </w:r>
+      <w:r>
+        <w:rPr>
+          <w:rFonts w:ascii="Times New Roman" w:hAnsi="Times New Roman" w:cs="Times New Roman"/>
+          <w:i/>
+          <w:iCs/>
+          <w:color w:val="000000"/>
+          <w:sz w:val="20"/>
+          <w:szCs w:val="20"/>
+        </w:rPr>
+        <w:t>SPIE VR/AR/MR 2024</w:t>
+      </w:r>
+      <w:r>
+        <w:rPr>
+          <w:rFonts w:ascii="Times New Roman" w:hAnsi="Times New Roman" w:cs="Times New Roman"/>
+          <w:color w:val="000000"/>
+          <w:sz w:val="20"/>
+          <w:szCs w:val="20"/>
+        </w:rPr>
+        <w:t>.</w:t>
+      </w:r>
+      <w:r>
+        <w:rPr>
+          <w:rFonts w:ascii="Times New Roman" w:hAnsi="Times New Roman" w:cs="Times New Roman" w:hint="eastAsia"/>
+          <w:color w:val="000000"/>
+          <w:sz w:val="20"/>
+          <w:szCs w:val="20"/>
+        </w:rPr>
+        <w:t xml:space="preserve"> (</w:t>
+      </w:r>
+      <w:hyperlink r:id="rId15" w:history="1">
         <w:r>
           <w:rPr>
             <w:rStyle w:val="a5"/>
@@ -4693,134 +5161,7 @@
           <w:szCs w:val="20"/>
         </w:rPr>
       </w:pPr>
-      <w:r>
-        <w:rPr>
-          <w:rFonts w:ascii="Times New Roman" w:hAnsi="Times New Roman" w:cs="Times New Roman"/>
-          <w:b/>
-          <w:bCs/>
-          <w:color w:val="000000"/>
-          <w:sz w:val="20"/>
-          <w:szCs w:val="20"/>
-        </w:rPr>
-        <w:t>Yicheng Zhan</w:t>
-      </w:r>
-      <w:r>
-        <w:rPr>
-          <w:rFonts w:ascii="Times New Roman" w:hAnsi="Times New Roman" w:cs="Times New Roman"/>
-          <w:color w:val="000000"/>
-          <w:sz w:val="20"/>
-          <w:szCs w:val="20"/>
-        </w:rPr>
-        <w:t>, Koray Kavaklı1, Hakan Urey, Qi Sun, and Kaan Akşit</w:t>
-      </w:r>
-      <w:r>
-        <w:rPr>
-          <w:rFonts w:ascii="Times New Roman" w:hAnsi="Times New Roman" w:cs="Times New Roman" w:hint="eastAsia"/>
-          <w:color w:val="000000"/>
-          <w:sz w:val="20"/>
-          <w:szCs w:val="20"/>
-        </w:rPr>
-        <w:t>,</w:t>
-      </w:r>
-      <w:r>
-        <w:rPr>
-          <w:rFonts w:ascii="Times New Roman" w:hAnsi="Times New Roman" w:cs="Times New Roman"/>
-          <w:i/>
-          <w:iCs/>
-          <w:color w:val="000000"/>
-          <w:sz w:val="20"/>
-          <w:szCs w:val="20"/>
-        </w:rPr>
-        <w:t xml:space="preserve"> </w:t>
-      </w:r>
-      <w:r>
-        <w:rPr>
-          <w:rFonts w:ascii="Times New Roman" w:hAnsi="Times New Roman" w:cs="Times New Roman"/>
-          <w:i/>
-          <w:iCs/>
-          <w:color w:val="000000"/>
-          <w:sz w:val="20"/>
-          <w:szCs w:val="20"/>
-        </w:rPr>
-        <w:t>“AutoColor: Learned Light Power Control for Multi-Color Holograms”</w:t>
-      </w:r>
-      <w:r>
-        <w:rPr>
-          <w:rFonts w:ascii="Times New Roman" w:hAnsi="Times New Roman" w:cs="Times New Roman" w:hint="eastAsia"/>
-          <w:i/>
-          <w:iCs/>
-          <w:color w:val="000000"/>
-          <w:sz w:val="20"/>
-          <w:szCs w:val="20"/>
-        </w:rPr>
-        <w:t xml:space="preserve"> </w:t>
-      </w:r>
-      <w:r>
-        <w:rPr>
-          <w:rFonts w:ascii="Times New Roman" w:hAnsi="Times New Roman" w:cs="Times New Roman"/>
-          <w:i/>
-          <w:iCs/>
-          <w:color w:val="000000"/>
-          <w:sz w:val="20"/>
-          <w:szCs w:val="20"/>
-        </w:rPr>
-        <w:t>SPIE VR/AR/MR 2024</w:t>
-      </w:r>
-      <w:r>
-        <w:rPr>
-          <w:rFonts w:ascii="Times New Roman" w:hAnsi="Times New Roman" w:cs="Times New Roman"/>
-          <w:color w:val="000000"/>
-          <w:sz w:val="20"/>
-          <w:szCs w:val="20"/>
-        </w:rPr>
-        <w:t>.</w:t>
-      </w:r>
-      <w:r>
-        <w:rPr>
-          <w:rFonts w:ascii="Times New Roman" w:hAnsi="Times New Roman" w:cs="Times New Roman" w:hint="eastAsia"/>
-          <w:color w:val="000000"/>
-          <w:sz w:val="20"/>
-          <w:szCs w:val="20"/>
-        </w:rPr>
-        <w:t xml:space="preserve"> (</w:t>
-      </w:r>
-      <w:hyperlink r:id="rId14" w:history="1">
-        <w:r>
-          <w:rPr>
-            <w:rStyle w:val="a5"/>
-            <w:rFonts w:ascii="Times New Roman" w:hAnsi="Times New Roman" w:cs="Times New Roman" w:hint="eastAsia"/>
-            <w:sz w:val="20"/>
-            <w:szCs w:val="20"/>
-          </w:rPr>
-          <w:t>Web</w:t>
-        </w:r>
-      </w:hyperlink>
-      <w:r>
-        <w:rPr>
-          <w:rFonts w:ascii="Times New Roman" w:hAnsi="Times New Roman" w:cs="Times New Roman" w:hint="eastAsia"/>
-          <w:color w:val="000000"/>
-          <w:sz w:val="20"/>
-          <w:szCs w:val="20"/>
-        </w:rPr>
-        <w:t>)</w:t>
-      </w:r>
-    </w:p>
-    <w:p>
-      <w:pPr>
-        <w:pStyle w:val="ad"/>
-        <w:numPr>
-          <w:ilvl w:val="0"/>
-          <w:numId w:val="7"/>
-        </w:numPr>
-        <w:spacing w:before="0" w:beforeAutospacing="0" w:after="0" w:afterAutospacing="0"/>
-        <w:ind w:leftChars="-250" w:left="-240" w:rightChars="-250" w:right="-600"/>
-        <w:textAlignment w:val="baseline"/>
-        <w:rPr>
-          <w:sz w:val="20"/>
-          <w:szCs w:val="20"/>
-        </w:rPr>
-      </w:pPr>
-      <w:hyperlink r:id="rId15" w:history="1">
+      <w:hyperlink r:id="rId16" w:history="1">
         <w:r>
           <w:rPr>
             <w:rFonts w:ascii="Times New Roman" w:hAnsi="Times New Roman" w:cs="Times New Roman"/>
@@ -4848,7 +5189,7 @@
         </w:rPr>
         <w:t> </w:t>
       </w:r>
-      <w:hyperlink r:id="rId16" w:history="1">
+      <w:hyperlink r:id="rId17" w:history="1">
         <w:r>
           <w:rPr>
             <w:rFonts w:ascii="Times New Roman" w:hAnsi="Times New Roman" w:cs="Times New Roman"/>
@@ -4868,7 +5209,7 @@
         </w:rPr>
         <w:t>, </w:t>
       </w:r>
-      <w:hyperlink r:id="rId17" w:history="1">
+      <w:hyperlink r:id="rId18" w:history="1">
         <w:r>
           <w:rPr>
             <w:rFonts w:ascii="Times New Roman" w:hAnsi="Times New Roman" w:cs="Times New Roman"/>
@@ -4886,7 +5227,7 @@
         </w:rPr>
         <w:t>, </w:t>
       </w:r>
-      <w:hyperlink r:id="rId18" w:history="1">
+      <w:hyperlink r:id="rId19" w:history="1">
         <w:r>
           <w:rPr>
             <w:rFonts w:ascii="Times New Roman" w:hAnsi="Times New Roman" w:cs="Times New Roman"/>
@@ -4912,7 +5253,7 @@
         </w:rPr>
         <w:t> </w:t>
       </w:r>
-      <w:hyperlink r:id="rId19" w:history="1">
+      <w:hyperlink r:id="rId20" w:history="1">
         <w:r>
           <w:rPr>
             <w:rFonts w:ascii="Times New Roman" w:hAnsi="Times New Roman" w:cs="Times New Roman"/>
@@ -4968,7 +5309,7 @@
         </w:rPr>
         <w:t>. (</w:t>
       </w:r>
-      <w:hyperlink r:id="rId20" w:history="1">
+      <w:hyperlink r:id="rId21" w:history="1">
         <w:r>
           <w:rPr>
             <w:rStyle w:val="a5"/>
@@ -5125,7 +5466,7 @@
         </w:rPr>
         <w:t>(</w:t>
       </w:r>
-      <w:hyperlink r:id="rId21" w:history="1">
+      <w:hyperlink r:id="rId22" w:history="1">
         <w:r>
           <w:rPr>
             <w:rStyle w:val="a5"/>
@@ -5155,7 +5496,7 @@
         </w:rPr>
         <w:t xml:space="preserve"> </w:t>
       </w:r>
-      <w:hyperlink r:id="rId22" w:anchor="/artist?id=34534345" w:history="1">
+      <w:hyperlink r:id="rId23" w:anchor="/artist?id=34534345" w:history="1">
         <w:r>
           <w:rPr>
             <w:rStyle w:val="a5"/>

--- a/CV/cv_yicheng_zhan.docx
+++ b/CV/cv_yicheng_zhan.docx
@@ -715,89 +715,43 @@
           <w:sz w:val="20"/>
           <w:szCs w:val="20"/>
         </w:rPr>
-        <w:t>Generated Holography, Multi-task Learning</w:t>
-      </w:r>
-      <w:r>
-        <w:rPr>
-          <w:rFonts w:ascii="Times New Roman" w:hAnsi="Times New Roman" w:cs="Times New Roman" w:hint="eastAsia"/>
-          <w:color w:val="000000"/>
-          <w:sz w:val="20"/>
-          <w:szCs w:val="20"/>
-        </w:rPr>
-        <w:t>,</w:t>
-      </w:r>
-      <w:r>
-        <w:rPr>
-          <w:rFonts w:ascii="Consolas" w:eastAsia="Times New Roman" w:hAnsi="Consolas" w:cs="Times New Roman"/>
-          <w:color w:val="C01343"/>
-          <w:sz w:val="18"/>
-          <w:szCs w:val="18"/>
-          <w:lang w:eastAsia="zh-TW"/>
-        </w:rPr>
-        <w:t xml:space="preserve"> </w:t>
-      </w:r>
-      <w:r>
-        <w:rPr>
-          <w:rFonts w:ascii="Times New Roman" w:hAnsi="Times New Roman" w:cs="Times New Roman"/>
-          <w:color w:val="000000"/>
-          <w:sz w:val="20"/>
-          <w:szCs w:val="20"/>
-        </w:rPr>
-        <w:t xml:space="preserve">Deep </w:t>
-      </w:r>
-      <w:r>
-        <w:rPr>
-          <w:rFonts w:ascii="Times New Roman" w:hAnsi="Times New Roman" w:cs="Times New Roman" w:hint="eastAsia"/>
-          <w:color w:val="000000"/>
-          <w:sz w:val="20"/>
-          <w:szCs w:val="20"/>
-        </w:rPr>
-        <w:t>L</w:t>
-      </w:r>
-      <w:r>
-        <w:rPr>
-          <w:rFonts w:ascii="Times New Roman" w:hAnsi="Times New Roman" w:cs="Times New Roman"/>
-          <w:color w:val="000000"/>
-          <w:sz w:val="20"/>
-          <w:szCs w:val="20"/>
-        </w:rPr>
-        <w:t xml:space="preserve">earning for </w:t>
-      </w:r>
-      <w:r>
-        <w:rPr>
-          <w:rFonts w:ascii="Times New Roman" w:hAnsi="Times New Roman" w:cs="Times New Roman" w:hint="eastAsia"/>
-          <w:color w:val="000000"/>
-          <w:sz w:val="20"/>
-          <w:szCs w:val="20"/>
-        </w:rPr>
-        <w:t>P</w:t>
-      </w:r>
-      <w:r>
-        <w:rPr>
-          <w:rFonts w:ascii="Times New Roman" w:hAnsi="Times New Roman" w:cs="Times New Roman"/>
-          <w:color w:val="000000"/>
-          <w:sz w:val="20"/>
-          <w:szCs w:val="20"/>
-        </w:rPr>
-        <w:t>hysics</w:t>
-      </w:r>
-      <w:r>
-        <w:rPr>
-          <w:rFonts w:ascii="Times New Roman" w:hAnsi="Times New Roman" w:cs="Times New Roman" w:hint="eastAsia"/>
-          <w:color w:val="000000"/>
-          <w:sz w:val="20"/>
-          <w:szCs w:val="20"/>
-        </w:rPr>
-        <w:t>,</w:t>
-      </w:r>
-      <w:r>
-        <w:rPr>
-          <w:rFonts w:ascii="Times New Roman" w:hAnsi="Times New Roman" w:cs="Times New Roman"/>
-          <w:color w:val="000000"/>
-          <w:sz w:val="20"/>
-          <w:szCs w:val="20"/>
-        </w:rPr>
-        <w:t xml:space="preserve"> Holographic Display</w:t>
+        <w:t>Generated Holography,</w:t>
+      </w:r>
+      <w:r>
+        <w:rPr>
+          <w:rFonts w:ascii="Times New Roman" w:hAnsi="Times New Roman" w:cs="Times New Roman" w:hint="eastAsia"/>
+          <w:color w:val="000000"/>
+          <w:sz w:val="20"/>
+          <w:szCs w:val="20"/>
+        </w:rPr>
+        <w:t xml:space="preserve"> Computer Graphics, </w:t>
+      </w:r>
+      <w:r>
+        <w:rPr>
+          <w:rFonts w:ascii="Times New Roman" w:hAnsi="Times New Roman" w:cs="Times New Roman" w:hint="eastAsia"/>
+          <w:color w:val="000000"/>
+          <w:sz w:val="20"/>
+          <w:szCs w:val="20"/>
+        </w:rPr>
+        <w:t xml:space="preserve">Computer Vision, </w:t>
+      </w:r>
+      <w:r>
+        <w:rPr>
+          <w:rFonts w:ascii="Times New Roman" w:hAnsi="Times New Roman" w:cs="Times New Roman" w:hint="eastAsia"/>
+          <w:color w:val="000000"/>
+          <w:sz w:val="20"/>
+          <w:szCs w:val="20"/>
+        </w:rPr>
+        <w:t>Computational</w:t>
+      </w:r>
+      <w:r>
+        <w:rPr>
+          <w:rFonts w:ascii="Times New Roman" w:hAnsi="Times New Roman" w:cs="Times New Roman"/>
+          <w:color w:val="000000"/>
+          <w:sz w:val="20"/>
+          <w:szCs w:val="20"/>
+        </w:rPr>
+        <w:t xml:space="preserve"> Display</w:t>
       </w:r>
       <w:r>
         <w:rPr>
@@ -1147,25 +1101,14 @@
       </w:r>
       <w:r>
         <w:rPr>
-          <w:rFonts w:ascii="Times New Roman" w:hAnsi="Times New Roman" w:cs="Times New Roman"/>
-          <w:b/>
-          <w:bCs/>
-          <w:color w:val="000000"/>
-          <w:sz w:val="20"/>
-          <w:szCs w:val="20"/>
-        </w:rPr>
-        <w:tab/>
-      </w:r>
-      <w:r>
-        <w:rPr>
-          <w:rFonts w:ascii="Times New Roman" w:hAnsi="Times New Roman" w:cs="Times New Roman"/>
-          <w:b/>
-          <w:bCs/>
-          <w:color w:val="000000"/>
-          <w:sz w:val="20"/>
-          <w:szCs w:val="20"/>
-        </w:rPr>
-        <w:tab/>
+          <w:rFonts w:ascii="Times New Roman" w:hAnsi="Times New Roman" w:cs="Times New Roman" w:hint="eastAsia"/>
+          <w:b/>
+          <w:bCs/>
+          <w:color w:val="000000"/>
+          <w:sz w:val="20"/>
+          <w:szCs w:val="20"/>
+        </w:rPr>
+        <w:t xml:space="preserve">    </w:t>
       </w:r>
       <w:r>
         <w:rPr>
@@ -1375,36 +1318,25 @@
       </w:r>
       <w:r>
         <w:rPr>
-          <w:rFonts w:ascii="Times New Roman" w:hAnsi="Times New Roman" w:cs="Times New Roman"/>
-          <w:b/>
-          <w:bCs/>
-          <w:color w:val="000000"/>
-          <w:sz w:val="20"/>
-          <w:szCs w:val="20"/>
-        </w:rPr>
-        <w:tab/>
-      </w:r>
-      <w:r>
-        <w:rPr>
-          <w:rFonts w:ascii="Times New Roman" w:hAnsi="Times New Roman" w:cs="Times New Roman"/>
-          <w:b/>
-          <w:bCs/>
-          <w:color w:val="000000"/>
-          <w:sz w:val="20"/>
-          <w:szCs w:val="20"/>
-        </w:rPr>
-        <w:tab/>
-      </w:r>
-      <w:r>
-        <w:rPr>
-          <w:rFonts w:ascii="Times New Roman" w:hAnsi="Times New Roman" w:cs="Times New Roman" w:hint="eastAsia"/>
-          <w:b/>
-          <w:bCs/>
-          <w:color w:val="000000"/>
-          <w:sz w:val="20"/>
-          <w:szCs w:val="20"/>
-        </w:rPr>
-        <w:t xml:space="preserve">    </w:t>
+          <w:rFonts w:ascii="Times New Roman" w:hAnsi="Times New Roman" w:cs="Times New Roman" w:hint="eastAsia"/>
+          <w:b/>
+          <w:bCs/>
+          <w:color w:val="000000"/>
+          <w:sz w:val="20"/>
+          <w:szCs w:val="20"/>
+        </w:rPr>
+        <w:t xml:space="preserve">       </w:t>
+      </w:r>
+      <w:r>
+        <w:rPr>
+          <w:rFonts w:ascii="Times New Roman" w:hAnsi="Times New Roman" w:cs="Times New Roman" w:hint="eastAsia"/>
+          <w:b/>
+          <w:bCs/>
+          <w:color w:val="000000"/>
+          <w:sz w:val="20"/>
+          <w:szCs w:val="20"/>
+        </w:rPr>
+        <w:t xml:space="preserve">  </w:t>
       </w:r>
       <w:r>
         <w:rPr>
@@ -1926,7 +1858,7 @@
           <w:sz w:val="20"/>
           <w:szCs w:val="20"/>
         </w:rPr>
-        <w:t xml:space="preserve">      </w:t>
+        <w:t xml:space="preserve"> </w:t>
       </w:r>
       <w:r>
         <w:rPr>
@@ -2133,7 +2065,7 @@
           <w:sz w:val="20"/>
           <w:szCs w:val="20"/>
         </w:rPr>
-        <w:t xml:space="preserve">    </w:t>
+        <w:t xml:space="preserve"> </w:t>
       </w:r>
       <w:r>
         <w:rPr>
@@ -2949,7 +2881,7 @@
           <w:sz w:val="20"/>
           <w:szCs w:val="20"/>
         </w:rPr>
-        <w:t>Conduct research on 3D Gaussian Splatting.</w:t>
+        <w:t>3D Gaussian Splatting.</w:t>
       </w:r>
     </w:p>
     <w:p>
@@ -4130,18 +4062,7 @@
           <w:sz w:val="20"/>
           <w:szCs w:val="20"/>
         </w:rPr>
-        <w:t xml:space="preserve">                    </w:t>
-      </w:r>
-      <w:r>
-        <w:rPr>
-          <w:rFonts w:ascii="Times New Roman" w:hAnsi="Times New Roman" w:cs="Times New Roman"/>
-          <w:b/>
-          <w:bCs/>
-          <w:color w:val="000000"/>
-          <w:sz w:val="20"/>
-          <w:szCs w:val="20"/>
-        </w:rPr>
-        <w:tab/>
+        <w:t>             </w:t>
       </w:r>
       <w:r>
         <w:rPr>
@@ -4580,7 +4501,16 @@
           <w:sz w:val="20"/>
           <w:szCs w:val="20"/>
         </w:rPr>
-        <w:t>Dong-Ha Shin</w:t>
+        <w:t>Dong-Ha Shin, Seung-Hwan Baek,</w:t>
+      </w:r>
+      <w:r>
+        <w:rPr>
+          <w:rFonts w:ascii="Times New Roman" w:hAnsi="Times New Roman" w:cs="Times New Roman"/>
+          <w:color w:val="000000"/>
+          <w:sz w:val="20"/>
+          <w:szCs w:val="20"/>
+        </w:rPr>
+        <w:t xml:space="preserve"> and Kaan Akşit</w:t>
       </w:r>
       <w:r>
         <w:rPr>
@@ -4593,39 +4523,86 @@
       </w:r>
       <w:r>
         <w:rPr>
-          <w:rFonts w:ascii="Times New Roman" w:hAnsi="Times New Roman" w:cs="Times New Roman" w:hint="eastAsia"/>
-          <w:color w:val="000000"/>
-          <w:sz w:val="20"/>
-          <w:szCs w:val="20"/>
-        </w:rPr>
-        <w:t xml:space="preserve"> Seung-Hwan Baek,</w:t>
-      </w:r>
-      <w:r>
-        <w:rPr>
-          <w:rFonts w:ascii="Times New Roman" w:hAnsi="Times New Roman" w:cs="Times New Roman"/>
-          <w:color w:val="000000"/>
-          <w:sz w:val="20"/>
-          <w:szCs w:val="20"/>
-        </w:rPr>
-        <w:t xml:space="preserve"> and Kaan Akşit</w:t>
-      </w:r>
-      <w:r>
-        <w:rPr>
-          <w:rFonts w:ascii="Times New Roman" w:hAnsi="Times New Roman" w:cs="Times New Roman" w:hint="eastAsia"/>
-          <w:color w:val="000000"/>
-          <w:sz w:val="20"/>
-          <w:szCs w:val="20"/>
-        </w:rPr>
-        <w:t>,</w:t>
-      </w:r>
-      <w:r>
-        <w:rPr>
           <w:rFonts w:ascii="Times New Roman" w:hAnsi="Times New Roman" w:cs="Times New Roman"/>
           <w:color w:val="000000"/>
           <w:sz w:val="20"/>
           <w:szCs w:val="20"/>
         </w:rPr>
         <w:t xml:space="preserve"> “Complex-Valued Holographic Radiance Fields</w:t>
+      </w:r>
+      <w:r>
+        <w:rPr>
+          <w:rFonts w:ascii="Times New Roman" w:hAnsi="Times New Roman" w:cs="Times New Roman"/>
+          <w:color w:val="000000"/>
+          <w:sz w:val="20"/>
+          <w:szCs w:val="20"/>
+        </w:rPr>
+        <w:t>”</w:t>
+      </w:r>
+      <w:r>
+        <w:rPr>
+          <w:rFonts w:ascii="Times New Roman" w:hAnsi="Times New Roman" w:cs="Times New Roman" w:hint="eastAsia"/>
+          <w:color w:val="000000"/>
+          <w:sz w:val="20"/>
+          <w:szCs w:val="20"/>
+        </w:rPr>
+        <w:t xml:space="preserve"> 2025</w:t>
+      </w:r>
+      <w:r>
+        <w:rPr>
+          <w:rFonts w:ascii="Times New Roman" w:hAnsi="Times New Roman" w:cs="Times New Roman"/>
+          <w:color w:val="000000"/>
+          <w:sz w:val="20"/>
+          <w:szCs w:val="20"/>
+        </w:rPr>
+        <w:t>. (</w:t>
+      </w:r>
+      <w:r>
+        <w:rPr>
+          <w:rFonts w:ascii="Times New Roman" w:hAnsi="Times New Roman" w:cs="Times New Roman" w:hint="eastAsia"/>
+          <w:color w:val="000000"/>
+          <w:sz w:val="20"/>
+          <w:szCs w:val="20"/>
+        </w:rPr>
+        <w:t xml:space="preserve">In </w:t>
+      </w:r>
+      <w:r>
+        <w:rPr>
+          <w:rFonts w:ascii="Times New Roman" w:hAnsi="Times New Roman" w:cs="Times New Roman"/>
+          <w:color w:val="000000"/>
+          <w:sz w:val="20"/>
+          <w:szCs w:val="20"/>
+        </w:rPr>
+        <w:t>preparation)</w:t>
+      </w:r>
+      <w:r>
+        <w:rPr>
+          <w:rFonts w:ascii="Times New Roman" w:hAnsi="Times New Roman" w:cs="Times New Roman" w:hint="eastAsia"/>
+          <w:color w:val="000000"/>
+          <w:sz w:val="20"/>
+          <w:szCs w:val="20"/>
+        </w:rPr>
+        <w:t xml:space="preserve"> (</w:t>
+      </w:r>
+      <w:hyperlink r:id="rId13" w:history="1">
+        <w:r>
+          <w:rPr>
+            <w:rStyle w:val="a5"/>
+            <w:rFonts w:ascii="Times New Roman" w:hAnsi="Times New Roman" w:cs="Times New Roman" w:hint="eastAsia"/>
+            <w:sz w:val="20"/>
+            <w:szCs w:val="20"/>
+          </w:rPr>
+          <w:t>Web</w:t>
+        </w:r>
+      </w:hyperlink>
+      <w:r>
+        <w:rPr>
+          <w:rFonts w:ascii="Times New Roman" w:hAnsi="Times New Roman" w:cs="Times New Roman" w:hint="eastAsia"/>
+          <w:color w:val="000000"/>
+          <w:sz w:val="20"/>
+          <w:szCs w:val="20"/>
+        </w:rPr>
+        <w:t>)</w:t>
       </w:r>
     </w:p>
     <w:p>
@@ -4639,14 +4616,124 @@
         <w:ind w:leftChars="-250" w:left="-240" w:rightChars="-250" w:right="-600"/>
         <w:textAlignment w:val="baseline"/>
         <w:rPr>
-          <w:rFonts w:hint="eastAsia"/>
-          <w:sz w:val="20"/>
-          <w:szCs w:val="20"/>
-        </w:rPr>
-      </w:pPr>
-      <w:r>
-        <w:rPr>
-          <w:rFonts w:ascii="Times New Roman" w:hAnsi="Times New Roman" w:cs="Times New Roman"/>
+          <w:sz w:val="20"/>
+          <w:szCs w:val="20"/>
+        </w:rPr>
+      </w:pPr>
+      <w:r>
+        <w:rPr>
+          <w:rFonts w:ascii="Times New Roman" w:hAnsi="Times New Roman" w:cs="Times New Roman"/>
+          <w:b/>
+          <w:bCs/>
+          <w:color w:val="000000"/>
+          <w:sz w:val="20"/>
+          <w:szCs w:val="20"/>
+        </w:rPr>
+        <w:t>Yicheng Zhan</w:t>
+      </w:r>
+      <w:r>
+        <w:rPr>
+          <w:rFonts w:ascii="Times New Roman" w:hAnsi="Times New Roman" w:cs="Times New Roman"/>
+          <w:color w:val="000000"/>
+          <w:sz w:val="20"/>
+          <w:szCs w:val="20"/>
+        </w:rPr>
+        <w:t>, Qi Sun, Liang Shi</w:t>
+      </w:r>
+      <w:r>
+        <w:rPr>
+          <w:rFonts w:ascii="Times New Roman" w:hAnsi="Times New Roman" w:cs="Times New Roman" w:hint="eastAsia"/>
+          <w:color w:val="000000"/>
+          <w:sz w:val="20"/>
+          <w:szCs w:val="20"/>
+        </w:rPr>
+        <w:t xml:space="preserve">, </w:t>
+      </w:r>
+      <w:r>
+        <w:rPr>
+          <w:rFonts w:ascii="Times New Roman" w:hAnsi="Times New Roman" w:cs="Times New Roman"/>
+          <w:color w:val="000000"/>
+          <w:sz w:val="20"/>
+          <w:szCs w:val="20"/>
+        </w:rPr>
+        <w:t>Wojciech Matusik</w:t>
+      </w:r>
+      <w:r>
+        <w:rPr>
+          <w:rFonts w:ascii="Times New Roman" w:hAnsi="Times New Roman" w:cs="Times New Roman" w:hint="eastAsia"/>
+          <w:color w:val="000000"/>
+          <w:sz w:val="20"/>
+          <w:szCs w:val="20"/>
+        </w:rPr>
+        <w:t>,</w:t>
+      </w:r>
+      <w:r>
+        <w:rPr>
+          <w:rFonts w:ascii="Times New Roman" w:hAnsi="Times New Roman" w:cs="Times New Roman"/>
+          <w:color w:val="000000"/>
+          <w:sz w:val="20"/>
+          <w:szCs w:val="20"/>
+        </w:rPr>
+        <w:t xml:space="preserve"> and Kaan Akşit</w:t>
+      </w:r>
+      <w:r>
+        <w:rPr>
+          <w:rFonts w:ascii="Times New Roman" w:hAnsi="Times New Roman" w:cs="Times New Roman" w:hint="eastAsia"/>
+          <w:color w:val="000000"/>
+          <w:sz w:val="20"/>
+          <w:szCs w:val="20"/>
+        </w:rPr>
+        <w:t>,</w:t>
+      </w:r>
+      <w:r>
+        <w:rPr>
+          <w:rFonts w:ascii="Times New Roman" w:hAnsi="Times New Roman" w:cs="Times New Roman"/>
+          <w:i/>
+          <w:iCs/>
+          <w:color w:val="000000"/>
+          <w:sz w:val="20"/>
+          <w:szCs w:val="20"/>
+        </w:rPr>
+        <w:t xml:space="preserve"> </w:t>
+      </w:r>
+      <w:r>
+        <w:rPr>
+          <w:rFonts w:ascii="Times New Roman" w:hAnsi="Times New Roman" w:cs="Times New Roman"/>
+          <w:i/>
+          <w:iCs/>
+          <w:color w:val="000000"/>
+          <w:sz w:val="20"/>
+          <w:szCs w:val="20"/>
+        </w:rPr>
+        <w:t>“</w:t>
+      </w:r>
+      <w:r>
+        <w:rPr>
+          <w:rFonts w:ascii="Times New Roman" w:hAnsi="Times New Roman" w:cs="Times New Roman" w:hint="eastAsia"/>
+          <w:i/>
+          <w:iCs/>
+          <w:color w:val="000000"/>
+          <w:sz w:val="20"/>
+          <w:szCs w:val="20"/>
+        </w:rPr>
+        <w:t xml:space="preserve">Towards </w:t>
+      </w:r>
+      <w:r>
+        <w:rPr>
+          <w:rFonts w:ascii="Times New Roman" w:hAnsi="Times New Roman" w:cs="Times New Roman"/>
+          <w:i/>
+          <w:iCs/>
+          <w:color w:val="000000"/>
+          <w:sz w:val="20"/>
+          <w:szCs w:val="20"/>
+        </w:rPr>
+        <w:t>Configurable Learned Holography</w:t>
+      </w:r>
+      <w:r>
+        <w:rPr>
+          <w:rFonts w:ascii="Times New Roman" w:hAnsi="Times New Roman" w:cs="Times New Roman"/>
+          <w:i/>
+          <w:iCs/>
           <w:color w:val="000000"/>
           <w:sz w:val="20"/>
           <w:szCs w:val="20"/>
@@ -4656,29 +4743,31 @@
       <w:r>
         <w:rPr>
           <w:rFonts w:ascii="Times New Roman" w:hAnsi="Times New Roman" w:cs="Times New Roman" w:hint="eastAsia"/>
-          <w:color w:val="000000"/>
-          <w:sz w:val="20"/>
-          <w:szCs w:val="20"/>
-        </w:rPr>
-        <w:t xml:space="preserve"> 202</w:t>
-      </w:r>
-      <w:r>
-        <w:rPr>
-          <w:rFonts w:ascii="Times New Roman" w:hAnsi="Times New Roman" w:cs="Times New Roman" w:hint="eastAsia"/>
-          <w:color w:val="000000"/>
-          <w:sz w:val="20"/>
-          <w:szCs w:val="20"/>
-        </w:rPr>
-        <w:t>5</w:t>
-      </w:r>
-      <w:r>
-        <w:rPr>
-          <w:rFonts w:ascii="Times New Roman" w:hAnsi="Times New Roman" w:cs="Times New Roman"/>
-          <w:color w:val="000000"/>
-          <w:sz w:val="20"/>
-          <w:szCs w:val="20"/>
-        </w:rPr>
-        <w:t>. (</w:t>
+          <w:i/>
+          <w:iCs/>
+          <w:color w:val="000000"/>
+          <w:sz w:val="20"/>
+          <w:szCs w:val="20"/>
+        </w:rPr>
+        <w:t xml:space="preserve"> 2024</w:t>
+      </w:r>
+      <w:r>
+        <w:rPr>
+          <w:rFonts w:ascii="Times New Roman" w:hAnsi="Times New Roman" w:cs="Times New Roman"/>
+          <w:color w:val="000000"/>
+          <w:sz w:val="20"/>
+          <w:szCs w:val="20"/>
+        </w:rPr>
+        <w:t xml:space="preserve">. </w:t>
+      </w:r>
+      <w:r>
+        <w:rPr>
+          <w:rFonts w:ascii="Times New Roman" w:hAnsi="Times New Roman" w:cs="Times New Roman"/>
+          <w:color w:val="000000"/>
+          <w:sz w:val="20"/>
+          <w:szCs w:val="20"/>
+        </w:rPr>
+        <w:t>(</w:t>
       </w:r>
       <w:r>
         <w:rPr>
@@ -4716,7 +4805,7 @@
         </w:rPr>
         <w:t xml:space="preserve"> (</w:t>
       </w:r>
-      <w:hyperlink r:id="rId13" w:history="1">
+      <w:hyperlink r:id="rId14" w:history="1">
         <w:r>
           <w:rPr>
             <w:rStyle w:val="a5"/>
@@ -4724,25 +4813,7 @@
             <w:sz w:val="20"/>
             <w:szCs w:val="20"/>
           </w:rPr>
-          <w:t>W</w:t>
-        </w:r>
-        <w:r>
-          <w:rPr>
-            <w:rStyle w:val="a5"/>
-            <w:rFonts w:ascii="Times New Roman" w:hAnsi="Times New Roman" w:cs="Times New Roman" w:hint="eastAsia"/>
-            <w:sz w:val="20"/>
-            <w:szCs w:val="20"/>
-          </w:rPr>
-          <w:t>e</w:t>
-        </w:r>
-        <w:r>
-          <w:rPr>
-            <w:rStyle w:val="a5"/>
-            <w:rFonts w:ascii="Times New Roman" w:hAnsi="Times New Roman" w:cs="Times New Roman" w:hint="eastAsia"/>
-            <w:sz w:val="20"/>
-            <w:szCs w:val="20"/>
-          </w:rPr>
-          <w:t>b</w:t>
+          <w:t>Web</w:t>
         </w:r>
       </w:hyperlink>
       <w:r>
@@ -4779,246 +4850,6 @@
           <w:sz w:val="20"/>
           <w:szCs w:val="20"/>
         </w:rPr>
-        <w:t>Yicheng Zhan</w:t>
-      </w:r>
-      <w:r>
-        <w:rPr>
-          <w:rFonts w:ascii="Times New Roman" w:hAnsi="Times New Roman" w:cs="Times New Roman"/>
-          <w:color w:val="000000"/>
-          <w:sz w:val="20"/>
-          <w:szCs w:val="20"/>
-        </w:rPr>
-        <w:t>, Qi Sun, Liang Shi</w:t>
-      </w:r>
-      <w:r>
-        <w:rPr>
-          <w:rFonts w:ascii="Times New Roman" w:hAnsi="Times New Roman" w:cs="Times New Roman" w:hint="eastAsia"/>
-          <w:color w:val="000000"/>
-          <w:sz w:val="20"/>
-          <w:szCs w:val="20"/>
-        </w:rPr>
-        <w:t xml:space="preserve">, </w:t>
-      </w:r>
-      <w:r>
-        <w:rPr>
-          <w:rFonts w:ascii="Times New Roman" w:hAnsi="Times New Roman" w:cs="Times New Roman"/>
-          <w:color w:val="000000"/>
-          <w:sz w:val="20"/>
-          <w:szCs w:val="20"/>
-        </w:rPr>
-        <w:t>Wojciech Matusik</w:t>
-      </w:r>
-      <w:r>
-        <w:rPr>
-          <w:rFonts w:ascii="Times New Roman" w:hAnsi="Times New Roman" w:cs="Times New Roman" w:hint="eastAsia"/>
-          <w:color w:val="000000"/>
-          <w:sz w:val="20"/>
-          <w:szCs w:val="20"/>
-        </w:rPr>
-        <w:t>,</w:t>
-      </w:r>
-      <w:r>
-        <w:rPr>
-          <w:rFonts w:ascii="Times New Roman" w:hAnsi="Times New Roman" w:cs="Times New Roman"/>
-          <w:color w:val="000000"/>
-          <w:sz w:val="20"/>
-          <w:szCs w:val="20"/>
-        </w:rPr>
-        <w:t xml:space="preserve"> and Kaan Akşit</w:t>
-      </w:r>
-      <w:r>
-        <w:rPr>
-          <w:rFonts w:ascii="Times New Roman" w:hAnsi="Times New Roman" w:cs="Times New Roman" w:hint="eastAsia"/>
-          <w:color w:val="000000"/>
-          <w:sz w:val="20"/>
-          <w:szCs w:val="20"/>
-        </w:rPr>
-        <w:t>,</w:t>
-      </w:r>
-      <w:r>
-        <w:rPr>
-          <w:rFonts w:ascii="Times New Roman" w:hAnsi="Times New Roman" w:cs="Times New Roman"/>
-          <w:i/>
-          <w:iCs/>
-          <w:color w:val="000000"/>
-          <w:sz w:val="20"/>
-          <w:szCs w:val="20"/>
-        </w:rPr>
-        <w:t xml:space="preserve"> </w:t>
-      </w:r>
-      <w:r>
-        <w:rPr>
-          <w:rFonts w:ascii="Times New Roman" w:hAnsi="Times New Roman" w:cs="Times New Roman"/>
-          <w:i/>
-          <w:iCs/>
-          <w:color w:val="000000"/>
-          <w:sz w:val="20"/>
-          <w:szCs w:val="20"/>
-        </w:rPr>
-        <w:t>“</w:t>
-      </w:r>
-      <w:r>
-        <w:rPr>
-          <w:rFonts w:ascii="Times New Roman" w:hAnsi="Times New Roman" w:cs="Times New Roman" w:hint="eastAsia"/>
-          <w:i/>
-          <w:iCs/>
-          <w:color w:val="000000"/>
-          <w:sz w:val="20"/>
-          <w:szCs w:val="20"/>
-        </w:rPr>
-        <w:t xml:space="preserve">Towards </w:t>
-      </w:r>
-      <w:r>
-        <w:rPr>
-          <w:rFonts w:ascii="Times New Roman" w:hAnsi="Times New Roman" w:cs="Times New Roman"/>
-          <w:i/>
-          <w:iCs/>
-          <w:color w:val="000000"/>
-          <w:sz w:val="20"/>
-          <w:szCs w:val="20"/>
-        </w:rPr>
-        <w:t>Configurable Learned Holography</w:t>
-      </w:r>
-      <w:r>
-        <w:rPr>
-          <w:rFonts w:ascii="Times New Roman" w:hAnsi="Times New Roman" w:cs="Times New Roman"/>
-          <w:i/>
-          <w:iCs/>
-          <w:color w:val="000000"/>
-          <w:sz w:val="20"/>
-          <w:szCs w:val="20"/>
-        </w:rPr>
-        <w:t>”</w:t>
-      </w:r>
-      <w:r>
-        <w:rPr>
-          <w:rFonts w:ascii="Times New Roman" w:hAnsi="Times New Roman" w:cs="Times New Roman" w:hint="eastAsia"/>
-          <w:i/>
-          <w:iCs/>
-          <w:color w:val="000000"/>
-          <w:sz w:val="20"/>
-          <w:szCs w:val="20"/>
-        </w:rPr>
-        <w:t xml:space="preserve"> 2024</w:t>
-      </w:r>
-      <w:r>
-        <w:rPr>
-          <w:rFonts w:ascii="Times New Roman" w:hAnsi="Times New Roman" w:cs="Times New Roman"/>
-          <w:color w:val="000000"/>
-          <w:sz w:val="20"/>
-          <w:szCs w:val="20"/>
-        </w:rPr>
-        <w:t xml:space="preserve">. </w:t>
-      </w:r>
-      <w:r>
-        <w:rPr>
-          <w:rFonts w:ascii="Times New Roman" w:hAnsi="Times New Roman" w:cs="Times New Roman"/>
-          <w:color w:val="000000"/>
-          <w:sz w:val="20"/>
-          <w:szCs w:val="20"/>
-        </w:rPr>
-        <w:t>(</w:t>
-      </w:r>
-      <w:r>
-        <w:rPr>
-          <w:rFonts w:ascii="Times New Roman" w:hAnsi="Times New Roman" w:cs="Times New Roman" w:hint="eastAsia"/>
-          <w:color w:val="000000"/>
-          <w:sz w:val="20"/>
-          <w:szCs w:val="20"/>
-        </w:rPr>
-        <w:t xml:space="preserve">In </w:t>
-      </w:r>
-      <w:r>
-        <w:rPr>
-          <w:rFonts w:ascii="Times New Roman" w:hAnsi="Times New Roman" w:cs="Times New Roman"/>
-          <w:color w:val="000000"/>
-          <w:sz w:val="20"/>
-          <w:szCs w:val="20"/>
-        </w:rPr>
-        <w:t>preparation</w:t>
-      </w:r>
-      <w:r>
-        <w:rPr>
-          <w:rFonts w:ascii="Times New Roman" w:hAnsi="Times New Roman" w:cs="Times New Roman"/>
-          <w:color w:val="000000"/>
-          <w:sz w:val="20"/>
-          <w:szCs w:val="20"/>
-        </w:rPr>
-        <w:t>)</w:t>
-      </w:r>
-      <w:r>
-        <w:rPr>
-          <w:rFonts w:ascii="Times New Roman" w:hAnsi="Times New Roman" w:cs="Times New Roman" w:hint="eastAsia"/>
-          <w:color w:val="000000"/>
-          <w:sz w:val="20"/>
-          <w:szCs w:val="20"/>
-        </w:rPr>
-        <w:t xml:space="preserve"> (</w:t>
-      </w:r>
-      <w:hyperlink r:id="rId14" w:history="1">
-        <w:r>
-          <w:rPr>
-            <w:rStyle w:val="a5"/>
-            <w:rFonts w:ascii="Times New Roman" w:hAnsi="Times New Roman" w:cs="Times New Roman" w:hint="eastAsia"/>
-            <w:sz w:val="20"/>
-            <w:szCs w:val="20"/>
-          </w:rPr>
-          <w:t>W</w:t>
-        </w:r>
-        <w:r>
-          <w:rPr>
-            <w:rStyle w:val="a5"/>
-            <w:rFonts w:ascii="Times New Roman" w:hAnsi="Times New Roman" w:cs="Times New Roman" w:hint="eastAsia"/>
-            <w:sz w:val="20"/>
-            <w:szCs w:val="20"/>
-          </w:rPr>
-          <w:t>e</w:t>
-        </w:r>
-        <w:r>
-          <w:rPr>
-            <w:rStyle w:val="a5"/>
-            <w:rFonts w:ascii="Times New Roman" w:hAnsi="Times New Roman" w:cs="Times New Roman" w:hint="eastAsia"/>
-            <w:sz w:val="20"/>
-            <w:szCs w:val="20"/>
-          </w:rPr>
-          <w:t>b</w:t>
-        </w:r>
-      </w:hyperlink>
-      <w:r>
-        <w:rPr>
-          <w:rFonts w:ascii="Times New Roman" w:hAnsi="Times New Roman" w:cs="Times New Roman" w:hint="eastAsia"/>
-          <w:color w:val="000000"/>
-          <w:sz w:val="20"/>
-          <w:szCs w:val="20"/>
-        </w:rPr>
-        <w:t>)</w:t>
-      </w:r>
-    </w:p>
-    <w:p>
-      <w:pPr>
-        <w:pStyle w:val="ad"/>
-        <w:numPr>
-          <w:ilvl w:val="0"/>
-          <w:numId w:val="7"/>
-        </w:numPr>
-        <w:spacing w:before="0" w:beforeAutospacing="0" w:after="0" w:afterAutospacing="0"/>
-        <w:ind w:leftChars="-250" w:left="-240" w:rightChars="-250" w:right="-600"/>
-        <w:textAlignment w:val="baseline"/>
-        <w:rPr>
-          <w:sz w:val="20"/>
-          <w:szCs w:val="20"/>
-        </w:rPr>
-      </w:pPr>
-      <w:r>
-        <w:rPr>
-          <w:rFonts w:ascii="Times New Roman" w:hAnsi="Times New Roman" w:cs="Times New Roman"/>
-          <w:b/>
-          <w:bCs/>
-          <w:color w:val="000000"/>
-          <w:sz w:val="20"/>
-          <w:szCs w:val="20"/>
-        </w:rPr>
-        <w:lastRenderedPageBreak/>
         <w:t>Yicheng Zhan</w:t>
       </w:r>
       <w:r>
@@ -5157,6 +4988,7 @@
         <w:ind w:leftChars="-250" w:left="-240" w:rightChars="-250" w:right="-600"/>
         <w:textAlignment w:val="baseline"/>
         <w:rPr>
+          <w:rFonts w:hint="eastAsia"/>
           <w:sz w:val="20"/>
           <w:szCs w:val="20"/>
         </w:rPr>
@@ -5382,6 +5214,7 @@
           <w:sz w:val="21"/>
           <w:szCs w:val="21"/>
         </w:rPr>
+        <w:lastRenderedPageBreak/>
         <w:t>Language skills: English (fluent), Chinese (native)</w:t>
       </w:r>
       <w:r>
@@ -7148,6 +6981,7 @@
   <w:style w:type="character" w:default="1" w:styleId="a0">
     <w:name w:val="Default Paragraph Font"/>
     <w:uiPriority w:val="1"/>
+    <w:semiHidden/>
     <w:unhideWhenUsed/>
   </w:style>
   <w:style w:type="table" w:default="1" w:styleId="a1">

--- a/CV/cv_yicheng_zhan.docx
+++ b/CV/cv_yicheng_zhan.docx
@@ -1,10 +1,10 @@
 
 <file path=word/document.xml><?xml version="1.0" encoding="utf-8"?>
-<w:document xmlns:wpc="http://schemas.microsoft.com/office/word/2010/wordprocessingCanvas" xmlns:cx="http://schemas.microsoft.com/office/drawing/2014/chartex" xmlns:cx1="http://schemas.microsoft.com/office/drawing/2015/9/8/chartex" xmlns:cx2="http://schemas.microsoft.com/office/drawing/2015/10/21/chartex" xmlns:cx3="http://schemas.microsoft.com/office/drawing/2016/5/9/chartex" xmlns:cx4="http://schemas.microsoft.com/office/drawing/2016/5/10/chartex" xmlns:cx5="http://schemas.microsoft.com/office/drawing/2016/5/11/chartex" xmlns:cx6="http://schemas.microsoft.com/office/drawing/2016/5/12/chartex" xmlns:cx7="http://schemas.microsoft.com/office/drawing/2016/5/13/chartex" xmlns:cx8="http://schemas.microsoft.com/office/drawing/2016/5/14/chartex" xmlns:mc="http://schemas.openxmlformats.org/markup-compatibility/2006" xmlns:aink="http://schemas.microsoft.com/office/drawing/2016/ink" xmlns:am3d="http://schemas.microsoft.com/office/drawing/2017/model3d" xmlns:o="urn:schemas-microsoft-com:office:office" xmlns:oel="http://schemas.microsoft.com/office/2019/extlst" xmlns:r="http://schemas.openxmlformats.org/officeDocument/2006/relationships" xmlns:m="http://schemas.openxmlformats.org/officeDocument/2006/math" xmlns:v="urn:schemas-microsoft-com:vml" xmlns:wp14="http://schemas.microsoft.com/office/word/2010/wordprocessingDrawing" xmlns:wp="http://schemas.openxmlformats.org/drawingml/2006/wordprocessingDrawing" xmlns:w10="urn:schemas-microsoft-com:office:word" xmlns:w="http://schemas.openxmlformats.org/wordprocessingml/2006/main" xmlns:w14="http://schemas.microsoft.com/office/word/2010/wordml" xmlns:w15="http://schemas.microsoft.com/office/word/2012/wordml" xmlns:w16cex="http://schemas.microsoft.com/office/word/2018/wordml/cex" xmlns:w16cid="http://schemas.microsoft.com/office/word/2016/wordml/cid" xmlns:w16="http://schemas.microsoft.com/office/word/2018/wordml" xmlns:w16du="http://schemas.microsoft.com/office/word/2023/wordml/word16du" xmlns:w16sdtdh="http://schemas.microsoft.com/office/word/2020/wordml/sdtdatahash" xmlns:w16sdtfl="http://schemas.microsoft.com/office/word/2024/wordml/sdtformatlock" xmlns:w16se="http://schemas.microsoft.com/office/word/2015/wordml/symex" xmlns:wpg="http://schemas.microsoft.com/office/word/2010/wordprocessingGroup" xmlns:wpi="http://schemas.microsoft.com/office/word/2010/wordprocessingInk" xmlns:wne="http://schemas.microsoft.com/office/word/2006/wordml" xmlns:wps="http://schemas.microsoft.com/office/word/2010/wordprocessingShape" mc:Ignorable="w14 w15 w16se w16cid w16 w16cex w16sdtdh w16sdtfl w16du wp14">
+<w:document xmlns:wpc="http://schemas.microsoft.com/office/word/2010/wordprocessingCanvas" xmlns:cx="http://schemas.microsoft.com/office/drawing/2014/chartex" xmlns:cx1="http://schemas.microsoft.com/office/drawing/2015/9/8/chartex" xmlns:cx2="http://schemas.microsoft.com/office/drawing/2015/10/21/chartex" xmlns:cx3="http://schemas.microsoft.com/office/drawing/2016/5/9/chartex" xmlns:cx4="http://schemas.microsoft.com/office/drawing/2016/5/10/chartex" xmlns:cx5="http://schemas.microsoft.com/office/drawing/2016/5/11/chartex" xmlns:cx6="http://schemas.microsoft.com/office/drawing/2016/5/12/chartex" xmlns:cx7="http://schemas.microsoft.com/office/drawing/2016/5/13/chartex" xmlns:cx8="http://schemas.microsoft.com/office/drawing/2016/5/14/chartex" xmlns:mc="http://schemas.openxmlformats.org/markup-compatibility/2006" xmlns:aink="http://schemas.microsoft.com/office/drawing/2016/ink" xmlns:am3d="http://schemas.microsoft.com/office/drawing/2017/model3d" xmlns:o="urn:schemas-microsoft-com:office:office" xmlns:r="http://schemas.openxmlformats.org/officeDocument/2006/relationships" xmlns:m="http://schemas.openxmlformats.org/officeDocument/2006/math" xmlns:v="urn:schemas-microsoft-com:vml" xmlns:wp14="http://schemas.microsoft.com/office/word/2010/wordprocessingDrawing" xmlns:wp="http://schemas.openxmlformats.org/drawingml/2006/wordprocessingDrawing" xmlns:w10="urn:schemas-microsoft-com:office:word" xmlns:w="http://schemas.openxmlformats.org/wordprocessingml/2006/main" xmlns:w14="http://schemas.microsoft.com/office/word/2010/wordml" xmlns:w15="http://schemas.microsoft.com/office/word/2012/wordml" xmlns:w16cex="http://schemas.microsoft.com/office/word/2018/wordml/cex" xmlns:w16cid="http://schemas.microsoft.com/office/word/2016/wordml/cid" xmlns:w16="http://schemas.microsoft.com/office/word/2018/wordml" xmlns:w16sdtdh="http://schemas.microsoft.com/office/word/2020/wordml/sdtdatahash" xmlns:w16se="http://schemas.microsoft.com/office/word/2015/wordml/symex" xmlns:wpg="http://schemas.microsoft.com/office/word/2010/wordprocessingGroup" xmlns:wpi="http://schemas.microsoft.com/office/word/2010/wordprocessingInk" xmlns:wne="http://schemas.microsoft.com/office/word/2006/wordml" xmlns:wps="http://schemas.microsoft.com/office/word/2010/wordprocessingShape" mc:Ignorable="w14 w15 w16se w16cid w16 w16cex w16sdtdh wp14">
   <w:body>
     <w:p>
       <w:pPr>
-        <w:pStyle w:val="A3"/>
+        <w:pStyle w:val="A"/>
         <w:tabs>
           <w:tab w:val="right" w:pos="8306"/>
           <w:tab w:val="left" w:pos="8400"/>
@@ -34,7 +34,7 @@
     </w:p>
     <w:p>
       <w:pPr>
-        <w:pStyle w:val="ad"/>
+        <w:pStyle w:val="NormalWeb"/>
         <w:spacing w:before="0" w:beforeAutospacing="0" w:after="0" w:afterAutospacing="0"/>
         <w:jc w:val="center"/>
       </w:pPr>
@@ -59,7 +59,7 @@
       <w:hyperlink r:id="rId8" w:history="1">
         <w:r>
           <w:rPr>
-            <w:rStyle w:val="a5"/>
+            <w:rStyle w:val="Hyperlink"/>
             <w:rFonts w:ascii="Times New Roman" w:hAnsi="Times New Roman" w:cs="Times New Roman" w:hint="eastAsia"/>
             <w:sz w:val="21"/>
             <w:szCs w:val="21"/>
@@ -79,7 +79,7 @@
       <w:hyperlink r:id="rId9" w:history="1">
         <w:r>
           <w:rPr>
-            <w:rStyle w:val="a5"/>
+            <w:rStyle w:val="Hyperlink"/>
             <w:rFonts w:ascii="Times New Roman" w:hAnsi="Times New Roman" w:cs="Times New Roman" w:hint="eastAsia"/>
             <w:sz w:val="21"/>
             <w:szCs w:val="21"/>
@@ -90,7 +90,7 @@
     </w:p>
     <w:p>
       <w:pPr>
-        <w:pStyle w:val="A3"/>
+        <w:pStyle w:val="A"/>
         <w:pBdr>
           <w:bottom w:val="single" w:sz="6" w:space="0" w:color="000000"/>
         </w:pBdr>
@@ -142,7 +142,7 @@
     </w:p>
     <w:p>
       <w:pPr>
-        <w:pStyle w:val="ad"/>
+        <w:pStyle w:val="NormalWeb"/>
         <w:spacing w:before="0" w:beforeAutospacing="0" w:after="0" w:afterAutospacing="0"/>
         <w:ind w:leftChars="-250" w:left="-600" w:rightChars="-250" w:right="-600"/>
         <w:rPr>
@@ -477,7 +477,7 @@
     </w:p>
     <w:p>
       <w:pPr>
-        <w:pStyle w:val="ad"/>
+        <w:pStyle w:val="NormalWeb"/>
         <w:spacing w:before="0" w:beforeAutospacing="0" w:after="0" w:afterAutospacing="0"/>
         <w:ind w:leftChars="-250" w:left="-600" w:rightChars="-250" w:right="-600"/>
         <w:rPr>
@@ -646,7 +646,7 @@
     </w:p>
     <w:p>
       <w:pPr>
-        <w:pStyle w:val="ad"/>
+        <w:pStyle w:val="NormalWeb"/>
         <w:numPr>
           <w:ilvl w:val="0"/>
           <w:numId w:val="4"/>
@@ -670,7 +670,7 @@
           <w:sz w:val="20"/>
           <w:szCs w:val="20"/>
         </w:rPr>
-        <w:t>Core Interested Fields</w:t>
+        <w:t>Core Fields</w:t>
       </w:r>
       <w:r>
         <w:rPr>
@@ -774,7 +774,7 @@
     </w:p>
     <w:p>
       <w:pPr>
-        <w:pStyle w:val="ad"/>
+        <w:pStyle w:val="NormalWeb"/>
         <w:numPr>
           <w:ilvl w:val="0"/>
           <w:numId w:val="4"/>
@@ -789,29 +789,16 @@
           <w:szCs w:val="20"/>
         </w:rPr>
       </w:pPr>
-      <w:proofErr w:type="gramStart"/>
-      <w:r>
-        <w:rPr>
-          <w:rFonts w:ascii="Times New Roman" w:hAnsi="Times New Roman" w:cs="Times New Roman" w:hint="eastAsia"/>
-          <w:b/>
-          <w:bCs/>
-          <w:color w:val="000000"/>
-          <w:sz w:val="20"/>
-          <w:szCs w:val="20"/>
-        </w:rPr>
-        <w:t>Thesis Title</w:t>
-      </w:r>
-      <w:proofErr w:type="gramEnd"/>
-      <w:r>
-        <w:rPr>
-          <w:rFonts w:ascii="Times New Roman" w:hAnsi="Times New Roman" w:cs="Times New Roman" w:hint="eastAsia"/>
-          <w:b/>
-          <w:bCs/>
-          <w:color w:val="000000"/>
-          <w:sz w:val="20"/>
-          <w:szCs w:val="20"/>
-        </w:rPr>
-        <w:t xml:space="preserve">: </w:t>
+      <w:r>
+        <w:rPr>
+          <w:rFonts w:ascii="Times New Roman" w:hAnsi="Times New Roman" w:cs="Times New Roman" w:hint="eastAsia"/>
+          <w:b/>
+          <w:bCs/>
+          <w:color w:val="000000"/>
+          <w:sz w:val="20"/>
+          <w:szCs w:val="20"/>
+        </w:rPr>
+        <w:t xml:space="preserve">Thesis Title: </w:t>
       </w:r>
       <w:r>
         <w:rPr>
@@ -944,7 +931,7 @@
     </w:p>
     <w:p>
       <w:pPr>
-        <w:pStyle w:val="ad"/>
+        <w:pStyle w:val="NormalWeb"/>
         <w:spacing w:before="0" w:beforeAutospacing="0" w:after="0" w:afterAutospacing="0"/>
         <w:ind w:leftChars="-250" w:left="-600" w:rightChars="-250" w:right="-600"/>
         <w:rPr>
@@ -1157,7 +1144,7 @@
     </w:p>
     <w:p>
       <w:pPr>
-        <w:pStyle w:val="ad"/>
+        <w:pStyle w:val="NormalWeb"/>
         <w:spacing w:before="0" w:beforeAutospacing="0" w:after="0" w:afterAutospacing="0"/>
         <w:ind w:leftChars="-250" w:left="-600" w:rightChars="-250" w:right="-600"/>
         <w:rPr>
@@ -1396,7 +1383,7 @@
     </w:p>
     <w:p>
       <w:pPr>
-        <w:pStyle w:val="ad"/>
+        <w:pStyle w:val="NormalWeb"/>
         <w:numPr>
           <w:ilvl w:val="0"/>
           <w:numId w:val="4"/>
@@ -1484,7 +1471,7 @@
     </w:p>
     <w:p>
       <w:pPr>
-        <w:pStyle w:val="ad"/>
+        <w:pStyle w:val="NormalWeb"/>
         <w:numPr>
           <w:ilvl w:val="0"/>
           <w:numId w:val="4"/>
@@ -1508,71 +1495,6 @@
           <w:sz w:val="20"/>
           <w:szCs w:val="20"/>
         </w:rPr>
-        <w:t>Core Courses</w:t>
-      </w:r>
-      <w:r>
-        <w:rPr>
-          <w:rFonts w:ascii="Times New Roman" w:hAnsi="Times New Roman" w:cs="Times New Roman"/>
-          <w:color w:val="000000"/>
-          <w:sz w:val="20"/>
-          <w:szCs w:val="20"/>
-        </w:rPr>
-        <w:t>:</w:t>
-      </w:r>
-      <w:r>
-        <w:rPr>
-          <w:rFonts w:ascii="Arial" w:hAnsi="Arial" w:cs="Arial"/>
-          <w:color w:val="000000"/>
-          <w:sz w:val="20"/>
-          <w:szCs w:val="20"/>
-        </w:rPr>
-        <w:t xml:space="preserve"> </w:t>
-      </w:r>
-      <w:r>
-        <w:rPr>
-          <w:rFonts w:ascii="Times New Roman" w:hAnsi="Times New Roman" w:cs="Times New Roman"/>
-          <w:color w:val="000000"/>
-          <w:sz w:val="20"/>
-          <w:szCs w:val="20"/>
-        </w:rPr>
-        <w:t>Image Processing, Computer Graphics, Machine Vision, Computational Modelling for Biomedical Imaging, Perception and Interfaces, Virtual Environments</w:t>
-      </w:r>
-      <w:r>
-        <w:rPr>
-          <w:rFonts w:ascii="Times New Roman" w:hAnsi="Times New Roman" w:cs="Times New Roman" w:hint="eastAsia"/>
-          <w:color w:val="000000"/>
-          <w:sz w:val="20"/>
-          <w:szCs w:val="20"/>
-        </w:rPr>
-        <w:t>.</w:t>
-      </w:r>
-    </w:p>
-    <w:p>
-      <w:pPr>
-        <w:pStyle w:val="ad"/>
-        <w:numPr>
-          <w:ilvl w:val="0"/>
-          <w:numId w:val="4"/>
-        </w:numPr>
-        <w:spacing w:before="0" w:beforeAutospacing="0" w:after="0" w:afterAutospacing="0"/>
-        <w:ind w:leftChars="-250" w:left="-240" w:rightChars="-250" w:right="-600"/>
-        <w:textAlignment w:val="baseline"/>
-        <w:rPr>
-          <w:rFonts w:ascii="Times New Roman" w:hAnsi="Times New Roman" w:cs="Times New Roman"/>
-          <w:color w:val="000000"/>
-          <w:sz w:val="20"/>
-          <w:szCs w:val="20"/>
-        </w:rPr>
-      </w:pPr>
-      <w:r>
-        <w:rPr>
-          <w:rFonts w:ascii="Times New Roman" w:hAnsi="Times New Roman" w:cs="Times New Roman"/>
-          <w:b/>
-          <w:bCs/>
-          <w:color w:val="000000"/>
-          <w:sz w:val="20"/>
-          <w:szCs w:val="20"/>
-        </w:rPr>
         <w:t>Dissertation</w:t>
       </w:r>
       <w:r>
@@ -1598,7 +1520,7 @@
       <w:hyperlink r:id="rId10" w:history="1">
         <w:r>
           <w:rPr>
-            <w:rStyle w:val="a5"/>
+            <w:rStyle w:val="Hyperlink"/>
             <w:rFonts w:ascii="Times New Roman" w:hAnsi="Times New Roman" w:cs="Times New Roman"/>
             <w:sz w:val="20"/>
             <w:szCs w:val="20"/>
@@ -1607,7 +1529,7 @@
         </w:r>
         <w:r>
           <w:rPr>
-            <w:rStyle w:val="a5"/>
+            <w:rStyle w:val="Hyperlink"/>
             <w:rFonts w:ascii="Times New Roman" w:hAnsi="Times New Roman" w:cs="Times New Roman" w:hint="eastAsia"/>
             <w:sz w:val="20"/>
             <w:szCs w:val="20"/>
@@ -1723,7 +1645,7 @@
     </w:p>
     <w:p>
       <w:pPr>
-        <w:pStyle w:val="ad"/>
+        <w:pStyle w:val="NormalWeb"/>
         <w:spacing w:before="0" w:beforeAutospacing="0" w:after="0" w:afterAutospacing="0"/>
         <w:ind w:leftChars="-250" w:left="-600" w:rightChars="-250" w:right="-600"/>
         <w:rPr>
@@ -1896,7 +1818,7 @@
     </w:p>
     <w:p>
       <w:pPr>
-        <w:pStyle w:val="ad"/>
+        <w:pStyle w:val="NormalWeb"/>
         <w:spacing w:before="0" w:beforeAutospacing="0" w:after="0" w:afterAutospacing="0"/>
         <w:ind w:leftChars="-250" w:left="-600" w:rightChars="-250" w:right="-600"/>
         <w:rPr>
@@ -2134,7 +2056,7 @@
     </w:p>
     <w:p>
       <w:pPr>
-        <w:pStyle w:val="ad"/>
+        <w:pStyle w:val="NormalWeb"/>
         <w:numPr>
           <w:ilvl w:val="0"/>
           <w:numId w:val="5"/>
@@ -2181,7 +2103,7 @@
     </w:p>
     <w:p>
       <w:pPr>
-        <w:pStyle w:val="ad"/>
+        <w:pStyle w:val="NormalWeb"/>
         <w:numPr>
           <w:ilvl w:val="0"/>
           <w:numId w:val="5"/>
@@ -2219,7 +2141,7 @@
       <w:hyperlink r:id="rId11" w:history="1">
         <w:r>
           <w:rPr>
-            <w:rStyle w:val="a5"/>
+            <w:rStyle w:val="Hyperlink"/>
             <w:rFonts w:ascii="Times New Roman" w:hAnsi="Times New Roman" w:cs="Times New Roman"/>
             <w:color w:val="000000"/>
             <w:sz w:val="20"/>
@@ -2240,7 +2162,7 @@
     </w:p>
     <w:p>
       <w:pPr>
-        <w:pStyle w:val="ad"/>
+        <w:pStyle w:val="NormalWeb"/>
         <w:numPr>
           <w:ilvl w:val="0"/>
           <w:numId w:val="5"/>
@@ -2260,45 +2182,6 @@
           <w:rFonts w:ascii="Times New Roman" w:hAnsi="Times New Roman" w:cs="Times New Roman"/>
           <w:b/>
           <w:bCs/>
-          <w:color w:val="000000"/>
-          <w:sz w:val="20"/>
-          <w:szCs w:val="20"/>
-        </w:rPr>
-        <w:t>Core Courses</w:t>
-      </w:r>
-      <w:r>
-        <w:rPr>
-          <w:rFonts w:ascii="Times New Roman" w:hAnsi="Times New Roman" w:cs="Times New Roman"/>
-          <w:color w:val="000000"/>
-          <w:sz w:val="20"/>
-          <w:szCs w:val="20"/>
-        </w:rPr>
-        <w:t>: Machine Learning, Artificial Intelligence, Data Structure, Database System, Computer System, Software Engineering Development, Software Architecture and Design, Programming Language Design Paradigms</w:t>
-      </w:r>
-    </w:p>
-    <w:p>
-      <w:pPr>
-        <w:pStyle w:val="ad"/>
-        <w:numPr>
-          <w:ilvl w:val="0"/>
-          <w:numId w:val="5"/>
-        </w:numPr>
-        <w:spacing w:before="0" w:beforeAutospacing="0" w:after="0" w:afterAutospacing="0"/>
-        <w:ind w:leftChars="-250" w:left="-240" w:rightChars="-250" w:right="-600"/>
-        <w:textAlignment w:val="baseline"/>
-        <w:rPr>
-          <w:rStyle w:val="None"/>
-          <w:rFonts w:ascii="Times New Roman" w:hAnsi="Times New Roman" w:cs="Times New Roman"/>
-          <w:color w:val="000000"/>
-          <w:sz w:val="22"/>
-          <w:szCs w:val="22"/>
-        </w:rPr>
-      </w:pPr>
-      <w:r>
-        <w:rPr>
-          <w:rFonts w:ascii="Times New Roman" w:hAnsi="Times New Roman" w:cs="Times New Roman"/>
-          <w:b/>
-          <w:bCs/>
           <w:sz w:val="20"/>
           <w:szCs w:val="20"/>
         </w:rPr>
@@ -2313,18 +2196,29 @@
         <w:t xml:space="preserve">: </w:t>
       </w:r>
       <w:hyperlink r:id="rId12" w:history="1">
+        <w:proofErr w:type="spellStart"/>
         <w:r>
           <w:rPr>
-            <w:rStyle w:val="a5"/>
+            <w:rStyle w:val="Hyperlink"/>
             <w:rFonts w:ascii="Times New Roman" w:hAnsi="Times New Roman" w:cs="Times New Roman"/>
             <w:sz w:val="20"/>
             <w:szCs w:val="20"/>
           </w:rPr>
-          <w:t>Slackbot Security Evaluation</w:t>
+          <w:t>Slackbot</w:t>
+        </w:r>
+        <w:proofErr w:type="spellEnd"/>
+        <w:r>
+          <w:rPr>
+            <w:rStyle w:val="Hyperlink"/>
+            <w:rFonts w:ascii="Times New Roman" w:hAnsi="Times New Roman" w:cs="Times New Roman"/>
+            <w:sz w:val="20"/>
+            <w:szCs w:val="20"/>
+          </w:rPr>
+          <w:t xml:space="preserve"> Security Evaluation</w:t>
         </w:r>
         <w:r>
           <w:rPr>
-            <w:rStyle w:val="a5"/>
+            <w:rStyle w:val="Hyperlink"/>
             <w:rFonts w:ascii="Times New Roman" w:hAnsi="Times New Roman" w:cs="Times New Roman" w:hint="eastAsia"/>
             <w:sz w:val="20"/>
             <w:szCs w:val="20"/>
@@ -2368,21 +2262,22 @@
           <w:sz w:val="20"/>
           <w:szCs w:val="20"/>
         </w:rPr>
-        <w:t>Jose Such</w:t>
-      </w:r>
-      <w:r>
-        <w:rPr>
-          <w:rFonts w:ascii="Times New Roman" w:hAnsi="Times New Roman" w:cs="Times New Roman" w:hint="eastAsia"/>
-          <w:color w:val="000000"/>
-          <w:sz w:val="20"/>
-          <w:szCs w:val="20"/>
-        </w:rPr>
-        <w:t>)</w:t>
+        <w:t>Jose Such)</w:t>
+      </w:r>
+      <w:r>
+        <w:rPr>
+          <w:rStyle w:val="None"/>
+          <w:rFonts w:ascii="Times New Roman" w:hAnsi="Times New Roman" w:cs="Times New Roman"/>
+          <w:color w:val="000000"/>
+          <w:sz w:val="20"/>
+          <w:szCs w:val="20"/>
+        </w:rPr>
+        <w:t xml:space="preserve"> </w:t>
       </w:r>
     </w:p>
     <w:p>
       <w:pPr>
-        <w:pStyle w:val="A3"/>
+        <w:pStyle w:val="A"/>
         <w:pBdr>
           <w:bottom w:val="single" w:sz="4" w:space="0" w:color="auto"/>
         </w:pBdr>
@@ -2451,7 +2346,7 @@
     </w:p>
     <w:p>
       <w:pPr>
-        <w:pStyle w:val="ad"/>
+        <w:pStyle w:val="NormalWeb"/>
         <w:spacing w:before="0" w:beforeAutospacing="0" w:after="0" w:afterAutospacing="0"/>
         <w:ind w:leftChars="-250" w:left="-600" w:rightChars="-250" w:right="-600"/>
         <w:rPr>
@@ -2665,7 +2560,7 @@
     </w:p>
     <w:p>
       <w:pPr>
-        <w:pStyle w:val="ad"/>
+        <w:pStyle w:val="NormalWeb"/>
         <w:spacing w:before="0" w:beforeAutospacing="0" w:after="0" w:afterAutospacing="0"/>
         <w:ind w:leftChars="-250" w:left="-600" w:rightChars="-250" w:right="-600"/>
         <w:rPr>
@@ -2857,7 +2752,7 @@
     </w:p>
     <w:p>
       <w:pPr>
-        <w:pStyle w:val="ad"/>
+        <w:pStyle w:val="NormalWeb"/>
         <w:numPr>
           <w:ilvl w:val="0"/>
           <w:numId w:val="9"/>
@@ -2886,7 +2781,7 @@
     </w:p>
     <w:p>
       <w:pPr>
-        <w:pStyle w:val="ad"/>
+        <w:pStyle w:val="NormalWeb"/>
         <w:spacing w:before="0" w:beforeAutospacing="0" w:after="0" w:afterAutospacing="0"/>
         <w:ind w:left="-600" w:rightChars="-250" w:right="-600"/>
         <w:textAlignment w:val="baseline"/>
@@ -3101,7 +2996,7 @@
     </w:p>
     <w:p>
       <w:pPr>
-        <w:pStyle w:val="ad"/>
+        <w:pStyle w:val="NormalWeb"/>
         <w:spacing w:before="0" w:beforeAutospacing="0" w:after="0" w:afterAutospacing="0"/>
         <w:ind w:leftChars="-250" w:left="-600" w:rightChars="-250" w:right="-600"/>
         <w:rPr>
@@ -3180,7 +3075,27 @@
           <w:sz w:val="20"/>
           <w:szCs w:val="20"/>
         </w:rPr>
-        <w:t xml:space="preserve">Prof. Dalal </w:t>
+        <w:t xml:space="preserve">Prof. </w:t>
+      </w:r>
+      <w:proofErr w:type="spellStart"/>
+      <w:r>
+        <w:rPr>
+          <w:rFonts w:ascii="Times New Roman" w:hAnsi="Times New Roman" w:cs="Times New Roman"/>
+          <w:color w:val="000000"/>
+          <w:sz w:val="20"/>
+          <w:szCs w:val="20"/>
+        </w:rPr>
+        <w:t>Dalal</w:t>
+      </w:r>
+      <w:proofErr w:type="spellEnd"/>
+      <w:r>
+        <w:rPr>
+          <w:rFonts w:ascii="Times New Roman" w:hAnsi="Times New Roman" w:cs="Times New Roman"/>
+          <w:color w:val="000000"/>
+          <w:sz w:val="20"/>
+          <w:szCs w:val="20"/>
+        </w:rPr>
+        <w:t xml:space="preserve"> </w:t>
       </w:r>
       <w:proofErr w:type="spellStart"/>
       <w:r>
@@ -3337,7 +3252,7 @@
     </w:p>
     <w:p>
       <w:pPr>
-        <w:pStyle w:val="ad"/>
+        <w:pStyle w:val="NormalWeb"/>
         <w:numPr>
           <w:ilvl w:val="0"/>
           <w:numId w:val="9"/>
@@ -3373,7 +3288,7 @@
     </w:p>
     <w:p>
       <w:pPr>
-        <w:pStyle w:val="ad"/>
+        <w:pStyle w:val="NormalWeb"/>
         <w:spacing w:before="0" w:beforeAutospacing="0" w:after="0" w:afterAutospacing="0"/>
         <w:ind w:leftChars="-250" w:left="-600" w:rightChars="-250" w:right="-600"/>
         <w:rPr>
@@ -3562,7 +3477,6 @@
         </w:rPr>
         <w:tab/>
       </w:r>
-      <w:proofErr w:type="gramStart"/>
       <w:r>
         <w:rPr>
           <w:rFonts w:ascii="Times New Roman" w:hAnsi="Times New Roman" w:cs="Times New Roman"/>
@@ -3629,7 +3543,6 @@
         </w:rPr>
         <w:t>.</w:t>
       </w:r>
-      <w:proofErr w:type="gramEnd"/>
       <w:r>
         <w:rPr>
           <w:rFonts w:ascii="Times New Roman" w:hAnsi="Times New Roman" w:cs="Times New Roman" w:hint="eastAsia"/>
@@ -3666,7 +3579,7 @@
     </w:p>
     <w:p>
       <w:pPr>
-        <w:pStyle w:val="ad"/>
+        <w:pStyle w:val="NormalWeb"/>
         <w:spacing w:before="0" w:beforeAutospacing="0" w:after="0" w:afterAutospacing="0"/>
         <w:ind w:leftChars="-250" w:left="-600" w:rightChars="-250" w:right="-600"/>
         <w:rPr>
@@ -3924,7 +3837,7 @@
     </w:p>
     <w:p>
       <w:pPr>
-        <w:pStyle w:val="ad"/>
+        <w:pStyle w:val="NormalWeb"/>
         <w:numPr>
           <w:ilvl w:val="0"/>
           <w:numId w:val="6"/>
@@ -3996,7 +3909,7 @@
     </w:p>
     <w:p>
       <w:pPr>
-        <w:pStyle w:val="ad"/>
+        <w:pStyle w:val="NormalWeb"/>
         <w:spacing w:before="0" w:beforeAutospacing="0" w:after="0" w:afterAutospacing="0"/>
         <w:ind w:leftChars="-250" w:left="-600" w:rightChars="-250" w:right="-600"/>
         <w:rPr>
@@ -4166,7 +4079,7 @@
     </w:p>
     <w:p>
       <w:pPr>
-        <w:pStyle w:val="ad"/>
+        <w:pStyle w:val="NormalWeb"/>
         <w:spacing w:before="0" w:beforeAutospacing="0" w:after="0" w:afterAutospacing="0"/>
         <w:ind w:leftChars="-250" w:left="-600" w:rightChars="-250" w:right="-600"/>
         <w:rPr>
@@ -4349,7 +4262,6 @@
         </w:rPr>
         <w:tab/>
       </w:r>
-      <w:proofErr w:type="gramStart"/>
       <w:r>
         <w:rPr>
           <w:rFonts w:ascii="Times New Roman" w:hAnsi="Times New Roman" w:cs="Times New Roman"/>
@@ -4377,19 +4289,7 @@
           <w:sz w:val="20"/>
           <w:szCs w:val="20"/>
         </w:rPr>
-        <w:t>Beijing</w:t>
-      </w:r>
-      <w:proofErr w:type="gramEnd"/>
-      <w:r>
-        <w:rPr>
-          <w:rFonts w:ascii="Times New Roman" w:hAnsi="Times New Roman" w:cs="Times New Roman"/>
-          <w:b/>
-          <w:bCs/>
-          <w:color w:val="000000"/>
-          <w:sz w:val="20"/>
-          <w:szCs w:val="20"/>
-        </w:rPr>
-        <w:t>, C</w:t>
+        <w:t>Beijing, C</w:t>
       </w:r>
       <w:r>
         <w:rPr>
@@ -4405,7 +4305,7 @@
     </w:p>
     <w:p>
       <w:pPr>
-        <w:pStyle w:val="ad"/>
+        <w:pStyle w:val="NormalWeb"/>
         <w:numPr>
           <w:ilvl w:val="0"/>
           <w:numId w:val="6"/>
@@ -4459,7 +4359,7 @@
     </w:p>
     <w:p>
       <w:pPr>
-        <w:pStyle w:val="ad"/>
+        <w:pStyle w:val="NormalWeb"/>
         <w:numPr>
           <w:ilvl w:val="0"/>
           <w:numId w:val="7"/>
@@ -4587,7 +4487,7 @@
       <w:hyperlink r:id="rId13" w:history="1">
         <w:r>
           <w:rPr>
-            <w:rStyle w:val="a5"/>
+            <w:rStyle w:val="Hyperlink"/>
             <w:rFonts w:ascii="Times New Roman" w:hAnsi="Times New Roman" w:cs="Times New Roman" w:hint="eastAsia"/>
             <w:sz w:val="20"/>
             <w:szCs w:val="20"/>
@@ -4607,7 +4507,7 @@
     </w:p>
     <w:p>
       <w:pPr>
-        <w:pStyle w:val="ad"/>
+        <w:pStyle w:val="NormalWeb"/>
         <w:numPr>
           <w:ilvl w:val="0"/>
           <w:numId w:val="7"/>
@@ -4808,7 +4708,7 @@
       <w:hyperlink r:id="rId14" w:history="1">
         <w:r>
           <w:rPr>
-            <w:rStyle w:val="a5"/>
+            <w:rStyle w:val="Hyperlink"/>
             <w:rFonts w:ascii="Times New Roman" w:hAnsi="Times New Roman" w:cs="Times New Roman" w:hint="eastAsia"/>
             <w:sz w:val="20"/>
             <w:szCs w:val="20"/>
@@ -4828,7 +4728,7 @@
     </w:p>
     <w:p>
       <w:pPr>
-        <w:pStyle w:val="ad"/>
+        <w:pStyle w:val="NormalWeb"/>
         <w:numPr>
           <w:ilvl w:val="0"/>
           <w:numId w:val="7"/>
@@ -4859,8 +4759,99 @@
           <w:sz w:val="20"/>
           <w:szCs w:val="20"/>
         </w:rPr>
-        <w:t>, Koray Kavaklı1, Hakan Urey, Qi Sun, and Kaan Akşit</w:t>
-      </w:r>
+        <w:t xml:space="preserve">, </w:t>
+      </w:r>
+      <w:proofErr w:type="spellStart"/>
+      <w:r>
+        <w:rPr>
+          <w:rFonts w:ascii="Times New Roman" w:hAnsi="Times New Roman" w:cs="Times New Roman"/>
+          <w:color w:val="000000"/>
+          <w:sz w:val="20"/>
+          <w:szCs w:val="20"/>
+        </w:rPr>
+        <w:t>Koray</w:t>
+      </w:r>
+      <w:proofErr w:type="spellEnd"/>
+      <w:r>
+        <w:rPr>
+          <w:rFonts w:ascii="Times New Roman" w:hAnsi="Times New Roman" w:cs="Times New Roman"/>
+          <w:color w:val="000000"/>
+          <w:sz w:val="20"/>
+          <w:szCs w:val="20"/>
+        </w:rPr>
+        <w:t xml:space="preserve"> </w:t>
+      </w:r>
+      <w:proofErr w:type="spellStart"/>
+      <w:r>
+        <w:rPr>
+          <w:rFonts w:ascii="Times New Roman" w:hAnsi="Times New Roman" w:cs="Times New Roman"/>
+          <w:color w:val="000000"/>
+          <w:sz w:val="20"/>
+          <w:szCs w:val="20"/>
+        </w:rPr>
+        <w:t>Kavaklı</w:t>
+      </w:r>
+      <w:proofErr w:type="spellEnd"/>
+      <w:r>
+        <w:rPr>
+          <w:rFonts w:ascii="Times New Roman" w:hAnsi="Times New Roman" w:cs="Times New Roman"/>
+          <w:color w:val="000000"/>
+          <w:sz w:val="20"/>
+          <w:szCs w:val="20"/>
+        </w:rPr>
+        <w:t xml:space="preserve">, </w:t>
+      </w:r>
+      <w:proofErr w:type="spellStart"/>
+      <w:r>
+        <w:rPr>
+          <w:rFonts w:ascii="Times New Roman" w:hAnsi="Times New Roman" w:cs="Times New Roman"/>
+          <w:color w:val="000000"/>
+          <w:sz w:val="20"/>
+          <w:szCs w:val="20"/>
+        </w:rPr>
+        <w:t>Hakan</w:t>
+      </w:r>
+      <w:proofErr w:type="spellEnd"/>
+      <w:r>
+        <w:rPr>
+          <w:rFonts w:ascii="Times New Roman" w:hAnsi="Times New Roman" w:cs="Times New Roman"/>
+          <w:color w:val="000000"/>
+          <w:sz w:val="20"/>
+          <w:szCs w:val="20"/>
+        </w:rPr>
+        <w:t xml:space="preserve"> Urey, Qi Sun, and </w:t>
+      </w:r>
+      <w:proofErr w:type="spellStart"/>
+      <w:r>
+        <w:rPr>
+          <w:rFonts w:ascii="Times New Roman" w:hAnsi="Times New Roman" w:cs="Times New Roman"/>
+          <w:color w:val="000000"/>
+          <w:sz w:val="20"/>
+          <w:szCs w:val="20"/>
+        </w:rPr>
+        <w:t>Kaan</w:t>
+      </w:r>
+      <w:proofErr w:type="spellEnd"/>
+      <w:r>
+        <w:rPr>
+          <w:rFonts w:ascii="Times New Roman" w:hAnsi="Times New Roman" w:cs="Times New Roman"/>
+          <w:color w:val="000000"/>
+          <w:sz w:val="20"/>
+          <w:szCs w:val="20"/>
+        </w:rPr>
+        <w:t xml:space="preserve"> </w:t>
+      </w:r>
+      <w:proofErr w:type="spellStart"/>
+      <w:r>
+        <w:rPr>
+          <w:rFonts w:ascii="Times New Roman" w:hAnsi="Times New Roman" w:cs="Times New Roman"/>
+          <w:color w:val="000000"/>
+          <w:sz w:val="20"/>
+          <w:szCs w:val="20"/>
+        </w:rPr>
+        <w:t>Akşit</w:t>
+      </w:r>
+      <w:proofErr w:type="spellEnd"/>
       <w:r>
         <w:rPr>
           <w:rFonts w:ascii="Times New Roman" w:hAnsi="Times New Roman" w:cs="Times New Roman" w:hint="eastAsia"/>
@@ -4959,7 +4950,7 @@
       <w:hyperlink r:id="rId15" w:history="1">
         <w:r>
           <w:rPr>
-            <w:rStyle w:val="a5"/>
+            <w:rStyle w:val="Hyperlink"/>
             <w:rFonts w:ascii="Times New Roman" w:hAnsi="Times New Roman" w:cs="Times New Roman" w:hint="eastAsia"/>
             <w:sz w:val="20"/>
             <w:szCs w:val="20"/>
@@ -4979,7 +4970,7 @@
     </w:p>
     <w:p>
       <w:pPr>
-        <w:pStyle w:val="ad"/>
+        <w:pStyle w:val="NormalWeb"/>
         <w:numPr>
           <w:ilvl w:val="0"/>
           <w:numId w:val="7"/>
@@ -4988,7 +4979,6 @@
         <w:ind w:leftChars="-250" w:left="-240" w:rightChars="-250" w:right="-600"/>
         <w:textAlignment w:val="baseline"/>
         <w:rPr>
-          <w:rFonts w:hint="eastAsia"/>
           <w:sz w:val="20"/>
           <w:szCs w:val="20"/>
         </w:rPr>
@@ -5144,7 +5134,7 @@
       <w:hyperlink r:id="rId21" w:history="1">
         <w:r>
           <w:rPr>
-            <w:rStyle w:val="a5"/>
+            <w:rStyle w:val="Hyperlink"/>
             <w:rFonts w:ascii="Times New Roman" w:hAnsi="Times New Roman" w:cs="Times New Roman" w:hint="eastAsia"/>
             <w:sz w:val="20"/>
             <w:szCs w:val="20"/>
@@ -5198,7 +5188,7 @@
     </w:p>
     <w:p>
       <w:pPr>
-        <w:pStyle w:val="ad"/>
+        <w:pStyle w:val="NormalWeb"/>
         <w:spacing w:before="0" w:beforeAutospacing="0" w:after="0" w:afterAutospacing="0"/>
         <w:ind w:leftChars="-250" w:left="-600" w:rightChars="-250" w:right="-600"/>
         <w:jc w:val="both"/>
@@ -5214,7 +5204,6 @@
           <w:sz w:val="21"/>
           <w:szCs w:val="21"/>
         </w:rPr>
-        <w:lastRenderedPageBreak/>
         <w:t>Language skills: English (fluent), Chinese (native)</w:t>
       </w:r>
       <w:r>
@@ -5247,7 +5236,7 @@
     </w:p>
     <w:p>
       <w:pPr>
-        <w:pStyle w:val="ad"/>
+        <w:pStyle w:val="NormalWeb"/>
         <w:spacing w:before="0" w:beforeAutospacing="0" w:after="0" w:afterAutospacing="0"/>
         <w:ind w:leftChars="-250" w:left="-600" w:rightChars="-250" w:right="-600"/>
         <w:jc w:val="both"/>
@@ -5302,7 +5291,7 @@
       <w:hyperlink r:id="rId22" w:history="1">
         <w:r>
           <w:rPr>
-            <w:rStyle w:val="a5"/>
+            <w:rStyle w:val="Hyperlink"/>
             <w:rFonts w:ascii="Times New Roman" w:hAnsi="Times New Roman" w:cs="Times New Roman"/>
             <w:sz w:val="21"/>
             <w:szCs w:val="21"/>
@@ -5332,7 +5321,7 @@
       <w:hyperlink r:id="rId23" w:anchor="/artist?id=34534345" w:history="1">
         <w:r>
           <w:rPr>
-            <w:rStyle w:val="a5"/>
+            <w:rStyle w:val="Hyperlink"/>
             <w:rFonts w:ascii="Times New Roman" w:hAnsi="Times New Roman" w:cs="Times New Roman"/>
             <w:sz w:val="21"/>
             <w:szCs w:val="21"/>
@@ -5348,7 +5337,7 @@
           <w:sz w:val="21"/>
           <w:szCs w:val="21"/>
         </w:rPr>
-        <w:t>),</w:t>
+        <w:t>)</w:t>
       </w:r>
       <w:r>
         <w:rPr>
@@ -5357,34 +5346,7 @@
           <w:sz w:val="21"/>
           <w:szCs w:val="21"/>
         </w:rPr>
-        <w:t xml:space="preserve"> </w:t>
-      </w:r>
-      <w:r>
-        <w:rPr>
-          <w:rFonts w:ascii="Times New Roman" w:hAnsi="Times New Roman" w:cs="Times New Roman"/>
-          <w:color w:val="000000"/>
-          <w:sz w:val="21"/>
-          <w:szCs w:val="21"/>
-        </w:rPr>
-        <w:t>cs</w:t>
-      </w:r>
-      <w:r>
-        <w:rPr>
-          <w:rFonts w:ascii="Times New Roman" w:hAnsi="Times New Roman" w:cs="Times New Roman" w:hint="eastAsia"/>
-          <w:color w:val="000000"/>
-          <w:sz w:val="21"/>
-          <w:szCs w:val="21"/>
-        </w:rPr>
-        <w:t>2</w:t>
-      </w:r>
-      <w:r>
-        <w:rPr>
-          <w:rFonts w:ascii="Times New Roman" w:hAnsi="Times New Roman" w:cs="Times New Roman"/>
-          <w:color w:val="000000"/>
-          <w:sz w:val="21"/>
-          <w:szCs w:val="21"/>
-        </w:rPr>
-        <w:t>, indoor climbing.</w:t>
+        <w:t>.</w:t>
       </w:r>
     </w:p>
     <w:sectPr>
@@ -5398,7 +5360,7 @@
 </file>
 
 <file path=word/endnotes.xml><?xml version="1.0" encoding="utf-8"?>
-<w:endnotes xmlns:wpc="http://schemas.microsoft.com/office/word/2010/wordprocessingCanvas" xmlns:cx="http://schemas.microsoft.com/office/drawing/2014/chartex" xmlns:cx1="http://schemas.microsoft.com/office/drawing/2015/9/8/chartex" xmlns:cx2="http://schemas.microsoft.com/office/drawing/2015/10/21/chartex" xmlns:cx3="http://schemas.microsoft.com/office/drawing/2016/5/9/chartex" xmlns:cx4="http://schemas.microsoft.com/office/drawing/2016/5/10/chartex" xmlns:cx5="http://schemas.microsoft.com/office/drawing/2016/5/11/chartex" xmlns:cx6="http://schemas.microsoft.com/office/drawing/2016/5/12/chartex" xmlns:cx7="http://schemas.microsoft.com/office/drawing/2016/5/13/chartex" xmlns:cx8="http://schemas.microsoft.com/office/drawing/2016/5/14/chartex" xmlns:mc="http://schemas.openxmlformats.org/markup-compatibility/2006" xmlns:aink="http://schemas.microsoft.com/office/drawing/2016/ink" xmlns:am3d="http://schemas.microsoft.com/office/drawing/2017/model3d" xmlns:o="urn:schemas-microsoft-com:office:office" xmlns:oel="http://schemas.microsoft.com/office/2019/extlst" xmlns:r="http://schemas.openxmlformats.org/officeDocument/2006/relationships" xmlns:m="http://schemas.openxmlformats.org/officeDocument/2006/math" xmlns:v="urn:schemas-microsoft-com:vml" xmlns:wp14="http://schemas.microsoft.com/office/word/2010/wordprocessingDrawing" xmlns:wp="http://schemas.openxmlformats.org/drawingml/2006/wordprocessingDrawing" xmlns:w10="urn:schemas-microsoft-com:office:word" xmlns:w="http://schemas.openxmlformats.org/wordprocessingml/2006/main" xmlns:w14="http://schemas.microsoft.com/office/word/2010/wordml" xmlns:w15="http://schemas.microsoft.com/office/word/2012/wordml" xmlns:w16cex="http://schemas.microsoft.com/office/word/2018/wordml/cex" xmlns:w16cid="http://schemas.microsoft.com/office/word/2016/wordml/cid" xmlns:w16="http://schemas.microsoft.com/office/word/2018/wordml" xmlns:w16du="http://schemas.microsoft.com/office/word/2023/wordml/word16du" xmlns:w16sdtdh="http://schemas.microsoft.com/office/word/2020/wordml/sdtdatahash" xmlns:w16sdtfl="http://schemas.microsoft.com/office/word/2024/wordml/sdtformatlock" xmlns:w16se="http://schemas.microsoft.com/office/word/2015/wordml/symex" xmlns:wpg="http://schemas.microsoft.com/office/word/2010/wordprocessingGroup" xmlns:wpi="http://schemas.microsoft.com/office/word/2010/wordprocessingInk" xmlns:wne="http://schemas.microsoft.com/office/word/2006/wordml" xmlns:wps="http://schemas.microsoft.com/office/word/2010/wordprocessingShape" mc:Ignorable="w14 w15 w16se w16cid w16 w16cex w16sdtdh w16sdtfl w16du wp14">
+<w:endnotes xmlns:wpc="http://schemas.microsoft.com/office/word/2010/wordprocessingCanvas" xmlns:cx="http://schemas.microsoft.com/office/drawing/2014/chartex" xmlns:cx1="http://schemas.microsoft.com/office/drawing/2015/9/8/chartex" xmlns:cx2="http://schemas.microsoft.com/office/drawing/2015/10/21/chartex" xmlns:cx3="http://schemas.microsoft.com/office/drawing/2016/5/9/chartex" xmlns:cx4="http://schemas.microsoft.com/office/drawing/2016/5/10/chartex" xmlns:cx5="http://schemas.microsoft.com/office/drawing/2016/5/11/chartex" xmlns:cx6="http://schemas.microsoft.com/office/drawing/2016/5/12/chartex" xmlns:cx7="http://schemas.microsoft.com/office/drawing/2016/5/13/chartex" xmlns:cx8="http://schemas.microsoft.com/office/drawing/2016/5/14/chartex" xmlns:mc="http://schemas.openxmlformats.org/markup-compatibility/2006" xmlns:aink="http://schemas.microsoft.com/office/drawing/2016/ink" xmlns:am3d="http://schemas.microsoft.com/office/drawing/2017/model3d" xmlns:o="urn:schemas-microsoft-com:office:office" xmlns:r="http://schemas.openxmlformats.org/officeDocument/2006/relationships" xmlns:m="http://schemas.openxmlformats.org/officeDocument/2006/math" xmlns:v="urn:schemas-microsoft-com:vml" xmlns:wp14="http://schemas.microsoft.com/office/word/2010/wordprocessingDrawing" xmlns:wp="http://schemas.openxmlformats.org/drawingml/2006/wordprocessingDrawing" xmlns:w10="urn:schemas-microsoft-com:office:word" xmlns:w="http://schemas.openxmlformats.org/wordprocessingml/2006/main" xmlns:w14="http://schemas.microsoft.com/office/word/2010/wordml" xmlns:w15="http://schemas.microsoft.com/office/word/2012/wordml" xmlns:w16cex="http://schemas.microsoft.com/office/word/2018/wordml/cex" xmlns:w16cid="http://schemas.microsoft.com/office/word/2016/wordml/cid" xmlns:w16="http://schemas.microsoft.com/office/word/2018/wordml" xmlns:w16sdtdh="http://schemas.microsoft.com/office/word/2020/wordml/sdtdatahash" xmlns:w16se="http://schemas.microsoft.com/office/word/2015/wordml/symex" xmlns:wpg="http://schemas.microsoft.com/office/word/2010/wordprocessingGroup" xmlns:wpi="http://schemas.microsoft.com/office/word/2010/wordprocessingInk" xmlns:wne="http://schemas.microsoft.com/office/word/2006/wordml" xmlns:wps="http://schemas.microsoft.com/office/word/2010/wordprocessingShape" mc:Ignorable="w14 w15 w16se w16cid w16 w16cex w16sdtdh wp14">
   <w:endnote w:type="separator" w:id="-1">
     <w:p>
       <w:r>
@@ -5417,7 +5379,7 @@
 </file>
 
 <file path=word/footnotes.xml><?xml version="1.0" encoding="utf-8"?>
-<w:footnotes xmlns:wpc="http://schemas.microsoft.com/office/word/2010/wordprocessingCanvas" xmlns:cx="http://schemas.microsoft.com/office/drawing/2014/chartex" xmlns:cx1="http://schemas.microsoft.com/office/drawing/2015/9/8/chartex" xmlns:cx2="http://schemas.microsoft.com/office/drawing/2015/10/21/chartex" xmlns:cx3="http://schemas.microsoft.com/office/drawing/2016/5/9/chartex" xmlns:cx4="http://schemas.microsoft.com/office/drawing/2016/5/10/chartex" xmlns:cx5="http://schemas.microsoft.com/office/drawing/2016/5/11/chartex" xmlns:cx6="http://schemas.microsoft.com/office/drawing/2016/5/12/chartex" xmlns:cx7="http://schemas.microsoft.com/office/drawing/2016/5/13/chartex" xmlns:cx8="http://schemas.microsoft.com/office/drawing/2016/5/14/chartex" xmlns:mc="http://schemas.openxmlformats.org/markup-compatibility/2006" xmlns:aink="http://schemas.microsoft.com/office/drawing/2016/ink" xmlns:am3d="http://schemas.microsoft.com/office/drawing/2017/model3d" xmlns:o="urn:schemas-microsoft-com:office:office" xmlns:oel="http://schemas.microsoft.com/office/2019/extlst" xmlns:r="http://schemas.openxmlformats.org/officeDocument/2006/relationships" xmlns:m="http://schemas.openxmlformats.org/officeDocument/2006/math" xmlns:v="urn:schemas-microsoft-com:vml" xmlns:wp14="http://schemas.microsoft.com/office/word/2010/wordprocessingDrawing" xmlns:wp="http://schemas.openxmlformats.org/drawingml/2006/wordprocessingDrawing" xmlns:w10="urn:schemas-microsoft-com:office:word" xmlns:w="http://schemas.openxmlformats.org/wordprocessingml/2006/main" xmlns:w14="http://schemas.microsoft.com/office/word/2010/wordml" xmlns:w15="http://schemas.microsoft.com/office/word/2012/wordml" xmlns:w16cex="http://schemas.microsoft.com/office/word/2018/wordml/cex" xmlns:w16cid="http://schemas.microsoft.com/office/word/2016/wordml/cid" xmlns:w16="http://schemas.microsoft.com/office/word/2018/wordml" xmlns:w16du="http://schemas.microsoft.com/office/word/2023/wordml/word16du" xmlns:w16sdtdh="http://schemas.microsoft.com/office/word/2020/wordml/sdtdatahash" xmlns:w16sdtfl="http://schemas.microsoft.com/office/word/2024/wordml/sdtformatlock" xmlns:w16se="http://schemas.microsoft.com/office/word/2015/wordml/symex" xmlns:wpg="http://schemas.microsoft.com/office/word/2010/wordprocessingGroup" xmlns:wpi="http://schemas.microsoft.com/office/word/2010/wordprocessingInk" xmlns:wne="http://schemas.microsoft.com/office/word/2006/wordml" xmlns:wps="http://schemas.microsoft.com/office/word/2010/wordprocessingShape" mc:Ignorable="w14 w15 w16se w16cid w16 w16cex w16sdtdh w16sdtfl w16du wp14">
+<w:footnotes xmlns:wpc="http://schemas.microsoft.com/office/word/2010/wordprocessingCanvas" xmlns:cx="http://schemas.microsoft.com/office/drawing/2014/chartex" xmlns:cx1="http://schemas.microsoft.com/office/drawing/2015/9/8/chartex" xmlns:cx2="http://schemas.microsoft.com/office/drawing/2015/10/21/chartex" xmlns:cx3="http://schemas.microsoft.com/office/drawing/2016/5/9/chartex" xmlns:cx4="http://schemas.microsoft.com/office/drawing/2016/5/10/chartex" xmlns:cx5="http://schemas.microsoft.com/office/drawing/2016/5/11/chartex" xmlns:cx6="http://schemas.microsoft.com/office/drawing/2016/5/12/chartex" xmlns:cx7="http://schemas.microsoft.com/office/drawing/2016/5/13/chartex" xmlns:cx8="http://schemas.microsoft.com/office/drawing/2016/5/14/chartex" xmlns:mc="http://schemas.openxmlformats.org/markup-compatibility/2006" xmlns:aink="http://schemas.microsoft.com/office/drawing/2016/ink" xmlns:am3d="http://schemas.microsoft.com/office/drawing/2017/model3d" xmlns:o="urn:schemas-microsoft-com:office:office" xmlns:r="http://schemas.openxmlformats.org/officeDocument/2006/relationships" xmlns:m="http://schemas.openxmlformats.org/officeDocument/2006/math" xmlns:v="urn:schemas-microsoft-com:vml" xmlns:wp14="http://schemas.microsoft.com/office/word/2010/wordprocessingDrawing" xmlns:wp="http://schemas.openxmlformats.org/drawingml/2006/wordprocessingDrawing" xmlns:w10="urn:schemas-microsoft-com:office:word" xmlns:w="http://schemas.openxmlformats.org/wordprocessingml/2006/main" xmlns:w14="http://schemas.microsoft.com/office/word/2010/wordml" xmlns:w15="http://schemas.microsoft.com/office/word/2012/wordml" xmlns:w16cex="http://schemas.microsoft.com/office/word/2018/wordml/cex" xmlns:w16cid="http://schemas.microsoft.com/office/word/2016/wordml/cid" xmlns:w16="http://schemas.microsoft.com/office/word/2018/wordml" xmlns:w16sdtdh="http://schemas.microsoft.com/office/word/2020/wordml/sdtdatahash" xmlns:w16se="http://schemas.microsoft.com/office/word/2015/wordml/symex" xmlns:wpg="http://schemas.microsoft.com/office/word/2010/wordprocessingGroup" xmlns:wpi="http://schemas.microsoft.com/office/word/2010/wordprocessingInk" xmlns:wne="http://schemas.microsoft.com/office/word/2006/wordml" xmlns:wps="http://schemas.microsoft.com/office/word/2010/wordprocessingShape" mc:Ignorable="w14 w15 w16se w16cid w16 w16cex w16sdtdh wp14">
   <w:footnote w:type="separator" w:id="-1">
     <w:p>
       <w:r>
@@ -5436,7 +5398,7 @@
 </file>
 
 <file path=word/numbering.xml><?xml version="1.0" encoding="utf-8"?>
-<w:numbering xmlns:wpc="http://schemas.microsoft.com/office/word/2010/wordprocessingCanvas" xmlns:cx="http://schemas.microsoft.com/office/drawing/2014/chartex" xmlns:cx1="http://schemas.microsoft.com/office/drawing/2015/9/8/chartex" xmlns:cx2="http://schemas.microsoft.com/office/drawing/2015/10/21/chartex" xmlns:cx3="http://schemas.microsoft.com/office/drawing/2016/5/9/chartex" xmlns:cx4="http://schemas.microsoft.com/office/drawing/2016/5/10/chartex" xmlns:cx5="http://schemas.microsoft.com/office/drawing/2016/5/11/chartex" xmlns:cx6="http://schemas.microsoft.com/office/drawing/2016/5/12/chartex" xmlns:cx7="http://schemas.microsoft.com/office/drawing/2016/5/13/chartex" xmlns:cx8="http://schemas.microsoft.com/office/drawing/2016/5/14/chartex" xmlns:mc="http://schemas.openxmlformats.org/markup-compatibility/2006" xmlns:aink="http://schemas.microsoft.com/office/drawing/2016/ink" xmlns:am3d="http://schemas.microsoft.com/office/drawing/2017/model3d" xmlns:o="urn:schemas-microsoft-com:office:office" xmlns:oel="http://schemas.microsoft.com/office/2019/extlst" xmlns:r="http://schemas.openxmlformats.org/officeDocument/2006/relationships" xmlns:m="http://schemas.openxmlformats.org/officeDocument/2006/math" xmlns:v="urn:schemas-microsoft-com:vml" xmlns:wp14="http://schemas.microsoft.com/office/word/2010/wordprocessingDrawing" xmlns:wp="http://schemas.openxmlformats.org/drawingml/2006/wordprocessingDrawing" xmlns:w10="urn:schemas-microsoft-com:office:word" xmlns:w="http://schemas.openxmlformats.org/wordprocessingml/2006/main" xmlns:w14="http://schemas.microsoft.com/office/word/2010/wordml" xmlns:w15="http://schemas.microsoft.com/office/word/2012/wordml" xmlns:w16cex="http://schemas.microsoft.com/office/word/2018/wordml/cex" xmlns:w16cid="http://schemas.microsoft.com/office/word/2016/wordml/cid" xmlns:w16="http://schemas.microsoft.com/office/word/2018/wordml" xmlns:w16du="http://schemas.microsoft.com/office/word/2023/wordml/word16du" xmlns:w16sdtdh="http://schemas.microsoft.com/office/word/2020/wordml/sdtdatahash" xmlns:w16sdtfl="http://schemas.microsoft.com/office/word/2024/wordml/sdtformatlock" xmlns:w16se="http://schemas.microsoft.com/office/word/2015/wordml/symex" xmlns:wpg="http://schemas.microsoft.com/office/word/2010/wordprocessingGroup" xmlns:wpi="http://schemas.microsoft.com/office/word/2010/wordprocessingInk" xmlns:wne="http://schemas.microsoft.com/office/word/2006/wordml" xmlns:wps="http://schemas.microsoft.com/office/word/2010/wordprocessingShape" mc:Ignorable="w14 w15 w16se w16cid w16 w16cex w16sdtdh w16sdtfl w16du wp14">
+<w:numbering xmlns:wpc="http://schemas.microsoft.com/office/word/2010/wordprocessingCanvas" xmlns:cx="http://schemas.microsoft.com/office/drawing/2014/chartex" xmlns:cx1="http://schemas.microsoft.com/office/drawing/2015/9/8/chartex" xmlns:cx2="http://schemas.microsoft.com/office/drawing/2015/10/21/chartex" xmlns:cx3="http://schemas.microsoft.com/office/drawing/2016/5/9/chartex" xmlns:cx4="http://schemas.microsoft.com/office/drawing/2016/5/10/chartex" xmlns:cx5="http://schemas.microsoft.com/office/drawing/2016/5/11/chartex" xmlns:cx6="http://schemas.microsoft.com/office/drawing/2016/5/12/chartex" xmlns:cx7="http://schemas.microsoft.com/office/drawing/2016/5/13/chartex" xmlns:cx8="http://schemas.microsoft.com/office/drawing/2016/5/14/chartex" xmlns:mc="http://schemas.openxmlformats.org/markup-compatibility/2006" xmlns:aink="http://schemas.microsoft.com/office/drawing/2016/ink" xmlns:am3d="http://schemas.microsoft.com/office/drawing/2017/model3d" xmlns:o="urn:schemas-microsoft-com:office:office" xmlns:r="http://schemas.openxmlformats.org/officeDocument/2006/relationships" xmlns:m="http://schemas.openxmlformats.org/officeDocument/2006/math" xmlns:v="urn:schemas-microsoft-com:vml" xmlns:wp14="http://schemas.microsoft.com/office/word/2010/wordprocessingDrawing" xmlns:wp="http://schemas.openxmlformats.org/drawingml/2006/wordprocessingDrawing" xmlns:w10="urn:schemas-microsoft-com:office:word" xmlns:w="http://schemas.openxmlformats.org/wordprocessingml/2006/main" xmlns:w14="http://schemas.microsoft.com/office/word/2010/wordml" xmlns:w15="http://schemas.microsoft.com/office/word/2012/wordml" xmlns:w16cex="http://schemas.microsoft.com/office/word/2018/wordml/cex" xmlns:w16cid="http://schemas.microsoft.com/office/word/2016/wordml/cid" xmlns:w16="http://schemas.microsoft.com/office/word/2018/wordml" xmlns:w16sdtdh="http://schemas.microsoft.com/office/word/2020/wordml/sdtdatahash" xmlns:w16se="http://schemas.microsoft.com/office/word/2015/wordml/symex" xmlns:wpg="http://schemas.microsoft.com/office/word/2010/wordprocessingGroup" xmlns:wpi="http://schemas.microsoft.com/office/word/2010/wordprocessingInk" xmlns:wne="http://schemas.microsoft.com/office/word/2006/wordml" xmlns:wps="http://schemas.microsoft.com/office/word/2010/wordprocessingShape" mc:Ignorable="w14 w15 w16se w16cid w16 w16cex w16sdtdh wp14">
   <w:abstractNum w:abstractNumId="0" w15:restartNumberingAfterBreak="0">
     <w:nsid w:val="068B202B"/>
     <w:multiLevelType w:val="multilevel"/>
@@ -5720,7 +5682,7 @@
         <w:sz w:val="20"/>
       </w:rPr>
     </w:lvl>
-    <w:lvl w:ilvl="1" w:tentative="1">
+    <w:lvl w:ilvl="1">
       <w:start w:val="1"/>
       <w:numFmt w:val="bullet"/>
       <w:lvlText w:val="o"/>
@@ -6499,38 +6461,38 @@
       </w:pPr>
     </w:lvl>
   </w:abstractNum>
-  <w:num w:numId="1" w16cid:durableId="1840735375">
+  <w:num w:numId="1">
     <w:abstractNumId w:val="3"/>
   </w:num>
-  <w:num w:numId="2" w16cid:durableId="687219906">
+  <w:num w:numId="2">
     <w:abstractNumId w:val="1"/>
   </w:num>
-  <w:num w:numId="3" w16cid:durableId="1823615480">
+  <w:num w:numId="3">
     <w:abstractNumId w:val="7"/>
   </w:num>
-  <w:num w:numId="4" w16cid:durableId="852768635">
+  <w:num w:numId="4">
     <w:abstractNumId w:val="4"/>
   </w:num>
-  <w:num w:numId="5" w16cid:durableId="738139584">
+  <w:num w:numId="5">
     <w:abstractNumId w:val="2"/>
   </w:num>
-  <w:num w:numId="6" w16cid:durableId="1807963071">
+  <w:num w:numId="6">
     <w:abstractNumId w:val="0"/>
   </w:num>
-  <w:num w:numId="7" w16cid:durableId="1804274603">
+  <w:num w:numId="7">
     <w:abstractNumId w:val="5"/>
   </w:num>
-  <w:num w:numId="8" w16cid:durableId="609817646">
+  <w:num w:numId="8">
     <w:abstractNumId w:val="6"/>
   </w:num>
-  <w:num w:numId="9" w16cid:durableId="343628974">
+  <w:num w:numId="9">
     <w:abstractNumId w:val="0"/>
   </w:num>
 </w:numbering>
 </file>
 
 <file path=word/styles.xml><?xml version="1.0" encoding="utf-8"?>
-<w:styles xmlns:mc="http://schemas.openxmlformats.org/markup-compatibility/2006" xmlns:r="http://schemas.openxmlformats.org/officeDocument/2006/relationships" xmlns:w="http://schemas.openxmlformats.org/wordprocessingml/2006/main" xmlns:w14="http://schemas.microsoft.com/office/word/2010/wordml" xmlns:w15="http://schemas.microsoft.com/office/word/2012/wordml" xmlns:w16cex="http://schemas.microsoft.com/office/word/2018/wordml/cex" xmlns:w16cid="http://schemas.microsoft.com/office/word/2016/wordml/cid" xmlns:w16="http://schemas.microsoft.com/office/word/2018/wordml" xmlns:w16du="http://schemas.microsoft.com/office/word/2023/wordml/word16du" xmlns:w16sdtdh="http://schemas.microsoft.com/office/word/2020/wordml/sdtdatahash" xmlns:w16sdtfl="http://schemas.microsoft.com/office/word/2024/wordml/sdtformatlock" xmlns:w16se="http://schemas.microsoft.com/office/word/2015/wordml/symex" mc:Ignorable="w14 w15 w16se w16cid w16 w16cex w16sdtdh w16sdtfl w16du">
+<w:styles xmlns:mc="http://schemas.openxmlformats.org/markup-compatibility/2006" xmlns:r="http://schemas.openxmlformats.org/officeDocument/2006/relationships" xmlns:w="http://schemas.openxmlformats.org/wordprocessingml/2006/main" xmlns:w14="http://schemas.microsoft.com/office/word/2010/wordml" xmlns:w15="http://schemas.microsoft.com/office/word/2012/wordml" xmlns:w16cex="http://schemas.microsoft.com/office/word/2018/wordml/cex" xmlns:w16cid="http://schemas.microsoft.com/office/word/2016/wordml/cid" xmlns:w16="http://schemas.microsoft.com/office/word/2018/wordml" xmlns:w16sdtdh="http://schemas.microsoft.com/office/word/2020/wordml/sdtdatahash" xmlns:w16se="http://schemas.microsoft.com/office/word/2015/wordml/symex" mc:Ignorable="w14 w15 w16se w16cid w16 w16cex w16sdtdh">
   <w:docDefaults>
     <w:rPrDefault>
       <w:rPr>
@@ -6921,7 +6883,7 @@
     <w:lsdException w:name="Unresolved Mention" w:semiHidden="1" w:unhideWhenUsed="1"/>
     <w:lsdException w:name="Smart Link" w:semiHidden="1" w:unhideWhenUsed="1"/>
   </w:latentStyles>
-  <w:style w:type="paragraph" w:default="1" w:styleId="a">
+  <w:style w:type="paragraph" w:default="1" w:styleId="Normal">
     <w:name w:val="Normal"/>
     <w:qFormat/>
     <w:rsid w:val="002025E9"/>
@@ -6933,11 +6895,11 @@
       <w:lang w:eastAsia="zh-TW"/>
     </w:rPr>
   </w:style>
-  <w:style w:type="paragraph" w:styleId="1">
+  <w:style w:type="paragraph" w:styleId="Heading1">
     <w:name w:val="heading 1"/>
-    <w:basedOn w:val="a"/>
-    <w:next w:val="a"/>
-    <w:link w:val="10"/>
+    <w:basedOn w:val="Normal"/>
+    <w:next w:val="Normal"/>
+    <w:link w:val="Heading1Char"/>
     <w:uiPriority w:val="9"/>
     <w:qFormat/>
     <w:rsid w:val="00ED0428"/>
@@ -6955,11 +6917,11 @@
       <w:szCs w:val="44"/>
     </w:rPr>
   </w:style>
-  <w:style w:type="paragraph" w:styleId="3">
+  <w:style w:type="paragraph" w:styleId="Heading3">
     <w:name w:val="heading 3"/>
-    <w:basedOn w:val="a"/>
-    <w:next w:val="a"/>
-    <w:link w:val="30"/>
+    <w:basedOn w:val="Normal"/>
+    <w:next w:val="Normal"/>
+    <w:link w:val="Heading3Char"/>
     <w:uiPriority w:val="9"/>
     <w:semiHidden/>
     <w:unhideWhenUsed/>
@@ -6978,13 +6940,13 @@
       <w:szCs w:val="32"/>
     </w:rPr>
   </w:style>
-  <w:style w:type="character" w:default="1" w:styleId="a0">
+  <w:style w:type="character" w:default="1" w:styleId="DefaultParagraphFont">
     <w:name w:val="Default Paragraph Font"/>
     <w:uiPriority w:val="1"/>
     <w:semiHidden/>
     <w:unhideWhenUsed/>
   </w:style>
-  <w:style w:type="table" w:default="1" w:styleId="a1">
+  <w:style w:type="table" w:default="1" w:styleId="TableNormal">
     <w:name w:val="Normal Table"/>
     <w:uiPriority w:val="99"/>
     <w:semiHidden/>
@@ -6999,13 +6961,13 @@
       </w:tblCellMar>
     </w:tblPr>
   </w:style>
-  <w:style w:type="numbering" w:default="1" w:styleId="a2">
+  <w:style w:type="numbering" w:default="1" w:styleId="NoList">
     <w:name w:val="No List"/>
     <w:uiPriority w:val="99"/>
     <w:semiHidden/>
     <w:unhideWhenUsed/>
   </w:style>
-  <w:style w:type="paragraph" w:customStyle="1" w:styleId="A3">
+  <w:style w:type="paragraph" w:customStyle="1" w:styleId="A">
     <w:name w:val="正文 A"/>
     <w:qFormat/>
     <w:rsid w:val="002025E9"/>
@@ -7041,9 +7003,9 @@
       <w:lang w:eastAsia="zh-TW"/>
     </w:rPr>
   </w:style>
-  <w:style w:type="paragraph" w:styleId="a4">
+  <w:style w:type="paragraph" w:styleId="ListParagraph">
     <w:name w:val="List Paragraph"/>
-    <w:basedOn w:val="a"/>
+    <w:basedOn w:val="Normal"/>
     <w:uiPriority w:val="34"/>
     <w:qFormat/>
     <w:rsid w:val="002025E9"/>
@@ -7051,9 +7013,9 @@
       <w:ind w:firstLineChars="200" w:firstLine="420"/>
     </w:pPr>
   </w:style>
-  <w:style w:type="character" w:styleId="a5">
+  <w:style w:type="character" w:styleId="Hyperlink">
     <w:name w:val="Hyperlink"/>
-    <w:basedOn w:val="a0"/>
+    <w:basedOn w:val="DefaultParagraphFont"/>
     <w:uiPriority w:val="99"/>
     <w:unhideWhenUsed/>
     <w:rsid w:val="002025E9"/>
@@ -7074,10 +7036,10 @@
       <w:lang w:eastAsia="zh-TW"/>
     </w:rPr>
   </w:style>
-  <w:style w:type="paragraph" w:styleId="a6">
+  <w:style w:type="paragraph" w:styleId="Header">
     <w:name w:val="header"/>
-    <w:basedOn w:val="a"/>
-    <w:link w:val="a7"/>
+    <w:basedOn w:val="Normal"/>
+    <w:link w:val="HeaderChar"/>
     <w:uiPriority w:val="99"/>
     <w:unhideWhenUsed/>
     <w:rsid w:val="0079767C"/>
@@ -7097,10 +7059,10 @@
       <w:szCs w:val="18"/>
     </w:rPr>
   </w:style>
-  <w:style w:type="character" w:customStyle="1" w:styleId="a7">
-    <w:name w:val="页眉 字符"/>
-    <w:basedOn w:val="a0"/>
-    <w:link w:val="a6"/>
+  <w:style w:type="character" w:customStyle="1" w:styleId="HeaderChar">
+    <w:name w:val="Header Char"/>
+    <w:basedOn w:val="DefaultParagraphFont"/>
+    <w:link w:val="Header"/>
     <w:uiPriority w:val="99"/>
     <w:rsid w:val="0079767C"/>
     <w:rPr>
@@ -7111,10 +7073,10 @@
       <w:lang w:eastAsia="zh-TW"/>
     </w:rPr>
   </w:style>
-  <w:style w:type="paragraph" w:styleId="a8">
+  <w:style w:type="paragraph" w:styleId="Footer">
     <w:name w:val="footer"/>
-    <w:basedOn w:val="a"/>
-    <w:link w:val="a9"/>
+    <w:basedOn w:val="Normal"/>
+    <w:link w:val="FooterChar"/>
     <w:uiPriority w:val="99"/>
     <w:unhideWhenUsed/>
     <w:rsid w:val="0079767C"/>
@@ -7130,10 +7092,10 @@
       <w:szCs w:val="18"/>
     </w:rPr>
   </w:style>
-  <w:style w:type="character" w:customStyle="1" w:styleId="a9">
-    <w:name w:val="页脚 字符"/>
-    <w:basedOn w:val="a0"/>
-    <w:link w:val="a8"/>
+  <w:style w:type="character" w:customStyle="1" w:styleId="FooterChar">
+    <w:name w:val="Footer Char"/>
+    <w:basedOn w:val="DefaultParagraphFont"/>
+    <w:link w:val="Footer"/>
     <w:uiPriority w:val="99"/>
     <w:rsid w:val="0079767C"/>
     <w:rPr>
@@ -7144,9 +7106,9 @@
       <w:lang w:eastAsia="zh-TW"/>
     </w:rPr>
   </w:style>
-  <w:style w:type="character" w:styleId="aa">
+  <w:style w:type="character" w:styleId="FollowedHyperlink">
     <w:name w:val="FollowedHyperlink"/>
-    <w:basedOn w:val="a0"/>
+    <w:basedOn w:val="DefaultParagraphFont"/>
     <w:uiPriority w:val="99"/>
     <w:semiHidden/>
     <w:unhideWhenUsed/>
@@ -7156,9 +7118,9 @@
       <w:u w:val="single"/>
     </w:rPr>
   </w:style>
-  <w:style w:type="character" w:styleId="ab">
+  <w:style w:type="character" w:styleId="UnresolvedMention">
     <w:name w:val="Unresolved Mention"/>
-    <w:basedOn w:val="a0"/>
+    <w:basedOn w:val="DefaultParagraphFont"/>
     <w:uiPriority w:val="99"/>
     <w:semiHidden/>
     <w:unhideWhenUsed/>
@@ -7168,9 +7130,9 @@
       <w:shd w:val="clear" w:color="auto" w:fill="E1DFDD"/>
     </w:rPr>
   </w:style>
-  <w:style w:type="character" w:styleId="ac">
+  <w:style w:type="character" w:styleId="Emphasis">
     <w:name w:val="Emphasis"/>
-    <w:basedOn w:val="a0"/>
+    <w:basedOn w:val="DefaultParagraphFont"/>
     <w:uiPriority w:val="20"/>
     <w:qFormat/>
     <w:rsid w:val="00D5359E"/>
@@ -7179,9 +7141,9 @@
       <w:iCs/>
     </w:rPr>
   </w:style>
-  <w:style w:type="paragraph" w:styleId="ad">
+  <w:style w:type="paragraph" w:styleId="NormalWeb">
     <w:name w:val="Normal (Web)"/>
-    <w:basedOn w:val="a"/>
+    <w:basedOn w:val="Normal"/>
     <w:uiPriority w:val="99"/>
     <w:unhideWhenUsed/>
     <w:rsid w:val="00A94D9B"/>
@@ -7189,19 +7151,19 @@
       <w:spacing w:before="100" w:beforeAutospacing="1" w:after="100" w:afterAutospacing="1"/>
     </w:pPr>
     <w:rPr>
-      <w:rFonts w:ascii="宋体" w:eastAsia="宋体" w:hAnsi="宋体" w:cs="宋体"/>
+      <w:rFonts w:ascii="SimSun" w:eastAsia="SimSun" w:hAnsi="SimSun" w:cs="SimSun"/>
       <w:lang w:eastAsia="zh-CN"/>
     </w:rPr>
   </w:style>
   <w:style w:type="character" w:customStyle="1" w:styleId="apple-tab-span">
     <w:name w:val="apple-tab-span"/>
-    <w:basedOn w:val="a0"/>
+    <w:basedOn w:val="DefaultParagraphFont"/>
     <w:rsid w:val="00A94D9B"/>
   </w:style>
-  <w:style w:type="character" w:customStyle="1" w:styleId="10">
-    <w:name w:val="标题 1 字符"/>
-    <w:basedOn w:val="a0"/>
-    <w:link w:val="1"/>
+  <w:style w:type="character" w:customStyle="1" w:styleId="Heading1Char">
+    <w:name w:val="Heading 1 Char"/>
+    <w:basedOn w:val="DefaultParagraphFont"/>
+    <w:link w:val="Heading1"/>
     <w:uiPriority w:val="9"/>
     <w:rsid w:val="00ED0428"/>
     <w:rPr>
@@ -7214,10 +7176,10 @@
       <w:lang w:eastAsia="zh-TW"/>
     </w:rPr>
   </w:style>
-  <w:style w:type="character" w:customStyle="1" w:styleId="30">
-    <w:name w:val="标题 3 字符"/>
-    <w:basedOn w:val="a0"/>
-    <w:link w:val="3"/>
+  <w:style w:type="character" w:customStyle="1" w:styleId="Heading3Char">
+    <w:name w:val="Heading 3 Char"/>
+    <w:basedOn w:val="DefaultParagraphFont"/>
+    <w:link w:val="Heading3"/>
     <w:uiPriority w:val="9"/>
     <w:semiHidden/>
     <w:rsid w:val="00854002"/>

--- a/CV/cv_yicheng_zhan.docx
+++ b/CV/cv_yicheng_zhan.docx
@@ -185,11 +185,22 @@
           <w:sz w:val="20"/>
           <w:szCs w:val="20"/>
         </w:rPr>
-        <w:t>(1</w:t>
-      </w:r>
-      <w:r>
-        <w:rPr>
-          <w:rFonts w:ascii="Times New Roman" w:hAnsi="Times New Roman" w:cs="Times New Roman" w:hint="eastAsia"/>
+        <w:t>(</w:t>
+      </w:r>
+      <w:r>
+        <w:rPr>
+          <w:rFonts w:ascii="Times New Roman" w:hAnsi="Times New Roman" w:cs="Times New Roman"/>
+          <w:b/>
+          <w:bCs/>
+          <w:color w:val="000000"/>
+          <w:sz w:val="20"/>
+          <w:szCs w:val="20"/>
+        </w:rPr>
+        <w:t>2</w:t>
+      </w:r>
+      <w:r>
+        <w:rPr>
+          <w:rFonts w:ascii="Times New Roman" w:hAnsi="Times New Roman" w:cs="Times New Roman"/>
           <w:b/>
           <w:bCs/>
           <w:color w:val="000000"/>
@@ -197,7 +208,7 @@
           <w:szCs w:val="20"/>
           <w:vertAlign w:val="superscript"/>
         </w:rPr>
-        <w:t>st</w:t>
+        <w:t>nd</w:t>
       </w:r>
       <w:r>
         <w:rPr>
@@ -1088,47 +1099,14 @@
       </w:r>
       <w:r>
         <w:rPr>
-          <w:rFonts w:ascii="Times New Roman" w:hAnsi="Times New Roman" w:cs="Times New Roman" w:hint="eastAsia"/>
-          <w:b/>
-          <w:bCs/>
-          <w:color w:val="000000"/>
-          <w:sz w:val="20"/>
-          <w:szCs w:val="20"/>
-        </w:rPr>
-        <w:t xml:space="preserve">    </w:t>
-      </w:r>
-      <w:r>
-        <w:rPr>
-          <w:rFonts w:ascii="Times New Roman" w:hAnsi="Times New Roman" w:cs="Times New Roman" w:hint="eastAsia"/>
-          <w:b/>
-          <w:bCs/>
-          <w:color w:val="000000"/>
-          <w:sz w:val="20"/>
-          <w:szCs w:val="20"/>
-        </w:rPr>
-        <w:t xml:space="preserve">    </w:t>
-      </w:r>
-      <w:r>
-        <w:rPr>
-          <w:rFonts w:ascii="Times New Roman" w:hAnsi="Times New Roman" w:cs="Times New Roman" w:hint="eastAsia"/>
-          <w:b/>
-          <w:bCs/>
-          <w:color w:val="000000"/>
-          <w:sz w:val="20"/>
-          <w:szCs w:val="20"/>
-        </w:rPr>
-        <w:t xml:space="preserve"> </w:t>
-      </w:r>
-      <w:r>
-        <w:rPr>
-          <w:rFonts w:ascii="Times New Roman" w:hAnsi="Times New Roman" w:cs="Times New Roman" w:hint="eastAsia"/>
-          <w:b/>
-          <w:bCs/>
-          <w:color w:val="000000"/>
-          <w:sz w:val="20"/>
-          <w:szCs w:val="20"/>
-        </w:rPr>
-        <w:t xml:space="preserve"> </w:t>
+          <w:rFonts w:ascii="Times New Roman" w:hAnsi="Times New Roman" w:cs="Times New Roman"/>
+          <w:b/>
+          <w:bCs/>
+          <w:color w:val="000000"/>
+          <w:sz w:val="20"/>
+          <w:szCs w:val="20"/>
+        </w:rPr>
+        <w:t xml:space="preserve">              </w:t>
       </w:r>
       <w:r>
         <w:rPr>
@@ -1312,7 +1290,29 @@
           <w:sz w:val="20"/>
           <w:szCs w:val="20"/>
         </w:rPr>
-        <w:t xml:space="preserve">       </w:t>
+        <w:t xml:space="preserve">      </w:t>
+      </w:r>
+      <w:r>
+        <w:rPr>
+          <w:rFonts w:ascii="Times New Roman" w:hAnsi="Times New Roman" w:cs="Times New Roman"/>
+          <w:b/>
+          <w:bCs/>
+          <w:color w:val="000000"/>
+          <w:sz w:val="20"/>
+          <w:szCs w:val="20"/>
+        </w:rPr>
+        <w:t xml:space="preserve">    </w:t>
+      </w:r>
+      <w:r>
+        <w:rPr>
+          <w:rFonts w:ascii="Times New Roman" w:hAnsi="Times New Roman" w:cs="Times New Roman" w:hint="eastAsia"/>
+          <w:b/>
+          <w:bCs/>
+          <w:color w:val="000000"/>
+          <w:sz w:val="20"/>
+          <w:szCs w:val="20"/>
+        </w:rPr>
+        <w:t xml:space="preserve"> </w:t>
       </w:r>
       <w:r>
         <w:rPr>
@@ -1600,39 +1600,8 @@
           <w:sz w:val="20"/>
           <w:szCs w:val="20"/>
         </w:rPr>
-        <w:t xml:space="preserve"> </w:t>
-      </w:r>
-      <w:proofErr w:type="spellStart"/>
-      <w:r>
-        <w:rPr>
-          <w:rFonts w:ascii="Times New Roman" w:hAnsi="Times New Roman" w:cs="Times New Roman" w:hint="eastAsia"/>
-          <w:color w:val="000000"/>
-          <w:sz w:val="20"/>
-          <w:szCs w:val="20"/>
-        </w:rPr>
-        <w:t>Melinos</w:t>
-      </w:r>
-      <w:proofErr w:type="spellEnd"/>
-      <w:r>
-        <w:rPr>
-          <w:rFonts w:ascii="Times New Roman" w:hAnsi="Times New Roman" w:cs="Times New Roman" w:hint="eastAsia"/>
-          <w:color w:val="000000"/>
-          <w:sz w:val="20"/>
-          <w:szCs w:val="20"/>
-        </w:rPr>
-        <w:t xml:space="preserve"> </w:t>
-      </w:r>
-      <w:proofErr w:type="spellStart"/>
-      <w:r>
-        <w:rPr>
-          <w:rFonts w:ascii="Times New Roman" w:hAnsi="Times New Roman" w:cs="Times New Roman" w:hint="eastAsia"/>
-          <w:color w:val="000000"/>
-          <w:sz w:val="20"/>
-          <w:szCs w:val="20"/>
-        </w:rPr>
-        <w:t>Averkiou</w:t>
-      </w:r>
-      <w:proofErr w:type="spellEnd"/>
+        <w:t xml:space="preserve"> Melinos Averkiou</w:t>
+      </w:r>
       <w:r>
         <w:rPr>
           <w:rFonts w:ascii="Times New Roman" w:hAnsi="Times New Roman" w:cs="Times New Roman" w:hint="eastAsia"/>
@@ -1762,6 +1731,17 @@
       </w:r>
       <w:r>
         <w:rPr>
+          <w:rFonts w:ascii="Times New Roman" w:hAnsi="Times New Roman" w:cs="Times New Roman"/>
+          <w:b/>
+          <w:bCs/>
+          <w:color w:val="000000"/>
+          <w:sz w:val="20"/>
+          <w:szCs w:val="20"/>
+        </w:rPr>
+        <w:t xml:space="preserve">    </w:t>
+      </w:r>
+      <w:r>
+        <w:rPr>
           <w:rFonts w:ascii="Times New Roman" w:hAnsi="Times New Roman" w:cs="Times New Roman" w:hint="eastAsia"/>
           <w:b/>
           <w:bCs/>
@@ -1976,7 +1956,29 @@
           <w:sz w:val="20"/>
           <w:szCs w:val="20"/>
         </w:rPr>
+        <w:t xml:space="preserve"> </w:t>
+      </w:r>
+      <w:r>
+        <w:rPr>
+          <w:rFonts w:ascii="Times New Roman" w:hAnsi="Times New Roman" w:cs="Times New Roman"/>
+          <w:b/>
+          <w:bCs/>
+          <w:color w:val="000000"/>
+          <w:sz w:val="20"/>
+          <w:szCs w:val="20"/>
+        </w:rPr>
         <w:t xml:space="preserve">   </w:t>
+      </w:r>
+      <w:r>
+        <w:rPr>
+          <w:rFonts w:ascii="Times New Roman" w:hAnsi="Times New Roman" w:cs="Times New Roman"/>
+          <w:b/>
+          <w:bCs/>
+          <w:color w:val="000000"/>
+          <w:sz w:val="20"/>
+          <w:szCs w:val="20"/>
+        </w:rPr>
+        <w:t xml:space="preserve">  </w:t>
       </w:r>
       <w:r>
         <w:rPr>
@@ -2196,7 +2198,6 @@
         <w:t xml:space="preserve">: </w:t>
       </w:r>
       <w:hyperlink r:id="rId12" w:history="1">
-        <w:proofErr w:type="spellStart"/>
         <w:r>
           <w:rPr>
             <w:rStyle w:val="Hyperlink"/>
@@ -2204,17 +2205,7 @@
             <w:sz w:val="20"/>
             <w:szCs w:val="20"/>
           </w:rPr>
-          <w:t>Slackbot</w:t>
-        </w:r>
-        <w:proofErr w:type="spellEnd"/>
-        <w:r>
-          <w:rPr>
-            <w:rStyle w:val="Hyperlink"/>
-            <w:rFonts w:ascii="Times New Roman" w:hAnsi="Times New Roman" w:cs="Times New Roman"/>
-            <w:sz w:val="20"/>
-            <w:szCs w:val="20"/>
-          </w:rPr>
-          <w:t xml:space="preserve"> Security Evaluation</w:t>
+          <w:t>Slackbot Security Evaluation</w:t>
         </w:r>
         <w:r>
           <w:rPr>
@@ -2489,7 +2480,7 @@
           <w:sz w:val="20"/>
           <w:szCs w:val="20"/>
         </w:rPr>
-        <w:t xml:space="preserve">                  </w:t>
+        <w:t xml:space="preserve">                 </w:t>
       </w:r>
       <w:r>
         <w:rPr>
@@ -3075,39 +3066,8 @@
           <w:sz w:val="20"/>
           <w:szCs w:val="20"/>
         </w:rPr>
-        <w:t xml:space="preserve">Prof. </w:t>
-      </w:r>
-      <w:proofErr w:type="spellStart"/>
-      <w:r>
-        <w:rPr>
-          <w:rFonts w:ascii="Times New Roman" w:hAnsi="Times New Roman" w:cs="Times New Roman"/>
-          <w:color w:val="000000"/>
-          <w:sz w:val="20"/>
-          <w:szCs w:val="20"/>
-        </w:rPr>
-        <w:t>Dalal</w:t>
-      </w:r>
-      <w:proofErr w:type="spellEnd"/>
-      <w:r>
-        <w:rPr>
-          <w:rFonts w:ascii="Times New Roman" w:hAnsi="Times New Roman" w:cs="Times New Roman"/>
-          <w:color w:val="000000"/>
-          <w:sz w:val="20"/>
-          <w:szCs w:val="20"/>
-        </w:rPr>
-        <w:t xml:space="preserve"> </w:t>
-      </w:r>
-      <w:proofErr w:type="spellStart"/>
-      <w:r>
-        <w:rPr>
-          <w:rFonts w:ascii="Times New Roman" w:hAnsi="Times New Roman" w:cs="Times New Roman"/>
-          <w:color w:val="000000"/>
-          <w:sz w:val="20"/>
-          <w:szCs w:val="20"/>
-        </w:rPr>
-        <w:t>Alrajeh</w:t>
-      </w:r>
-      <w:proofErr w:type="spellEnd"/>
+        <w:t>Prof. Dalal Alrajeh</w:t>
+      </w:r>
       <w:r>
         <w:rPr>
           <w:rFonts w:ascii="Times New Roman" w:hAnsi="Times New Roman" w:cs="Times New Roman" w:hint="eastAsia"/>
@@ -3475,7 +3435,7 @@
           <w:sz w:val="20"/>
           <w:szCs w:val="20"/>
         </w:rPr>
-        <w:tab/>
+        <w:t xml:space="preserve">       </w:t>
       </w:r>
       <w:r>
         <w:rPr>
@@ -4009,6 +3969,17 @@
           <w:szCs w:val="20"/>
         </w:rPr>
         <w:t xml:space="preserve">    </w:t>
+      </w:r>
+      <w:r>
+        <w:rPr>
+          <w:rFonts w:ascii="Times New Roman" w:hAnsi="Times New Roman" w:cs="Times New Roman"/>
+          <w:b/>
+          <w:bCs/>
+          <w:color w:val="000000"/>
+          <w:sz w:val="20"/>
+          <w:szCs w:val="20"/>
+        </w:rPr>
+        <w:t xml:space="preserve">         </w:t>
       </w:r>
       <w:r>
         <w:rPr>
@@ -4759,99 +4730,8 @@
           <w:sz w:val="20"/>
           <w:szCs w:val="20"/>
         </w:rPr>
-        <w:t xml:space="preserve">, </w:t>
-      </w:r>
-      <w:proofErr w:type="spellStart"/>
-      <w:r>
-        <w:rPr>
-          <w:rFonts w:ascii="Times New Roman" w:hAnsi="Times New Roman" w:cs="Times New Roman"/>
-          <w:color w:val="000000"/>
-          <w:sz w:val="20"/>
-          <w:szCs w:val="20"/>
-        </w:rPr>
-        <w:t>Koray</w:t>
-      </w:r>
-      <w:proofErr w:type="spellEnd"/>
-      <w:r>
-        <w:rPr>
-          <w:rFonts w:ascii="Times New Roman" w:hAnsi="Times New Roman" w:cs="Times New Roman"/>
-          <w:color w:val="000000"/>
-          <w:sz w:val="20"/>
-          <w:szCs w:val="20"/>
-        </w:rPr>
-        <w:t xml:space="preserve"> </w:t>
-      </w:r>
-      <w:proofErr w:type="spellStart"/>
-      <w:r>
-        <w:rPr>
-          <w:rFonts w:ascii="Times New Roman" w:hAnsi="Times New Roman" w:cs="Times New Roman"/>
-          <w:color w:val="000000"/>
-          <w:sz w:val="20"/>
-          <w:szCs w:val="20"/>
-        </w:rPr>
-        <w:t>Kavaklı</w:t>
-      </w:r>
-      <w:proofErr w:type="spellEnd"/>
-      <w:r>
-        <w:rPr>
-          <w:rFonts w:ascii="Times New Roman" w:hAnsi="Times New Roman" w:cs="Times New Roman"/>
-          <w:color w:val="000000"/>
-          <w:sz w:val="20"/>
-          <w:szCs w:val="20"/>
-        </w:rPr>
-        <w:t xml:space="preserve">, </w:t>
-      </w:r>
-      <w:proofErr w:type="spellStart"/>
-      <w:r>
-        <w:rPr>
-          <w:rFonts w:ascii="Times New Roman" w:hAnsi="Times New Roman" w:cs="Times New Roman"/>
-          <w:color w:val="000000"/>
-          <w:sz w:val="20"/>
-          <w:szCs w:val="20"/>
-        </w:rPr>
-        <w:t>Hakan</w:t>
-      </w:r>
-      <w:proofErr w:type="spellEnd"/>
-      <w:r>
-        <w:rPr>
-          <w:rFonts w:ascii="Times New Roman" w:hAnsi="Times New Roman" w:cs="Times New Roman"/>
-          <w:color w:val="000000"/>
-          <w:sz w:val="20"/>
-          <w:szCs w:val="20"/>
-        </w:rPr>
-        <w:t xml:space="preserve"> Urey, Qi Sun, and </w:t>
-      </w:r>
-      <w:proofErr w:type="spellStart"/>
-      <w:r>
-        <w:rPr>
-          <w:rFonts w:ascii="Times New Roman" w:hAnsi="Times New Roman" w:cs="Times New Roman"/>
-          <w:color w:val="000000"/>
-          <w:sz w:val="20"/>
-          <w:szCs w:val="20"/>
-        </w:rPr>
-        <w:t>Kaan</w:t>
-      </w:r>
-      <w:proofErr w:type="spellEnd"/>
-      <w:r>
-        <w:rPr>
-          <w:rFonts w:ascii="Times New Roman" w:hAnsi="Times New Roman" w:cs="Times New Roman"/>
-          <w:color w:val="000000"/>
-          <w:sz w:val="20"/>
-          <w:szCs w:val="20"/>
-        </w:rPr>
-        <w:t xml:space="preserve"> </w:t>
-      </w:r>
-      <w:proofErr w:type="spellStart"/>
-      <w:r>
-        <w:rPr>
-          <w:rFonts w:ascii="Times New Roman" w:hAnsi="Times New Roman" w:cs="Times New Roman"/>
-          <w:color w:val="000000"/>
-          <w:sz w:val="20"/>
-          <w:szCs w:val="20"/>
-        </w:rPr>
-        <w:t>Akşit</w:t>
-      </w:r>
-      <w:proofErr w:type="spellEnd"/>
+        <w:t>, Koray Kavaklı, Hakan Urey, Qi Sun, and Kaan Akşit</w:t>
+      </w:r>
       <w:r>
         <w:rPr>
           <w:rFonts w:ascii="Times New Roman" w:hAnsi="Times New Roman" w:cs="Times New Roman" w:hint="eastAsia"/>
@@ -4881,31 +4761,7 @@
           <w:sz w:val="20"/>
           <w:szCs w:val="20"/>
         </w:rPr>
-        <w:t>“</w:t>
-      </w:r>
-      <w:proofErr w:type="spellStart"/>
-      <w:r>
-        <w:rPr>
-          <w:rFonts w:ascii="Times New Roman" w:hAnsi="Times New Roman" w:cs="Times New Roman"/>
-          <w:i/>
-          <w:iCs/>
-          <w:color w:val="000000"/>
-          <w:sz w:val="20"/>
-          <w:szCs w:val="20"/>
-        </w:rPr>
-        <w:t>AutoColor</w:t>
-      </w:r>
-      <w:proofErr w:type="spellEnd"/>
-      <w:r>
-        <w:rPr>
-          <w:rFonts w:ascii="Times New Roman" w:hAnsi="Times New Roman" w:cs="Times New Roman"/>
-          <w:i/>
-          <w:iCs/>
-          <w:color w:val="000000"/>
-          <w:sz w:val="20"/>
-          <w:szCs w:val="20"/>
-        </w:rPr>
-        <w:t>: Learned Light Power Control for Multi-Color Holograms”</w:t>
+        <w:t>“AutoColor: Learned Light Power Control for Multi-Color Holograms”</w:t>
       </w:r>
       <w:r>
         <w:rPr>

--- a/CV/cv_yicheng_zhan.docx
+++ b/CV/cv_yicheng_zhan.docx
@@ -1,10 +1,10 @@
 
 <file path=word/document.xml><?xml version="1.0" encoding="utf-8"?>
-<w:document xmlns:wpc="http://schemas.microsoft.com/office/word/2010/wordprocessingCanvas" xmlns:cx="http://schemas.microsoft.com/office/drawing/2014/chartex" xmlns:cx1="http://schemas.microsoft.com/office/drawing/2015/9/8/chartex" xmlns:cx2="http://schemas.microsoft.com/office/drawing/2015/10/21/chartex" xmlns:cx3="http://schemas.microsoft.com/office/drawing/2016/5/9/chartex" xmlns:cx4="http://schemas.microsoft.com/office/drawing/2016/5/10/chartex" xmlns:cx5="http://schemas.microsoft.com/office/drawing/2016/5/11/chartex" xmlns:cx6="http://schemas.microsoft.com/office/drawing/2016/5/12/chartex" xmlns:cx7="http://schemas.microsoft.com/office/drawing/2016/5/13/chartex" xmlns:cx8="http://schemas.microsoft.com/office/drawing/2016/5/14/chartex" xmlns:mc="http://schemas.openxmlformats.org/markup-compatibility/2006" xmlns:aink="http://schemas.microsoft.com/office/drawing/2016/ink" xmlns:am3d="http://schemas.microsoft.com/office/drawing/2017/model3d" xmlns:o="urn:schemas-microsoft-com:office:office" xmlns:r="http://schemas.openxmlformats.org/officeDocument/2006/relationships" xmlns:m="http://schemas.openxmlformats.org/officeDocument/2006/math" xmlns:v="urn:schemas-microsoft-com:vml" xmlns:wp14="http://schemas.microsoft.com/office/word/2010/wordprocessingDrawing" xmlns:wp="http://schemas.openxmlformats.org/drawingml/2006/wordprocessingDrawing" xmlns:w10="urn:schemas-microsoft-com:office:word" xmlns:w="http://schemas.openxmlformats.org/wordprocessingml/2006/main" xmlns:w14="http://schemas.microsoft.com/office/word/2010/wordml" xmlns:w15="http://schemas.microsoft.com/office/word/2012/wordml" xmlns:w16cex="http://schemas.microsoft.com/office/word/2018/wordml/cex" xmlns:w16cid="http://schemas.microsoft.com/office/word/2016/wordml/cid" xmlns:w16="http://schemas.microsoft.com/office/word/2018/wordml" xmlns:w16sdtdh="http://schemas.microsoft.com/office/word/2020/wordml/sdtdatahash" xmlns:w16se="http://schemas.microsoft.com/office/word/2015/wordml/symex" xmlns:wpg="http://schemas.microsoft.com/office/word/2010/wordprocessingGroup" xmlns:wpi="http://schemas.microsoft.com/office/word/2010/wordprocessingInk" xmlns:wne="http://schemas.microsoft.com/office/word/2006/wordml" xmlns:wps="http://schemas.microsoft.com/office/word/2010/wordprocessingShape" mc:Ignorable="w14 w15 w16se w16cid w16 w16cex w16sdtdh wp14">
+<w:document xmlns:wpc="http://schemas.microsoft.com/office/word/2010/wordprocessingCanvas" xmlns:cx="http://schemas.microsoft.com/office/drawing/2014/chartex" xmlns:cx1="http://schemas.microsoft.com/office/drawing/2015/9/8/chartex" xmlns:cx2="http://schemas.microsoft.com/office/drawing/2015/10/21/chartex" xmlns:cx3="http://schemas.microsoft.com/office/drawing/2016/5/9/chartex" xmlns:cx4="http://schemas.microsoft.com/office/drawing/2016/5/10/chartex" xmlns:cx5="http://schemas.microsoft.com/office/drawing/2016/5/11/chartex" xmlns:cx6="http://schemas.microsoft.com/office/drawing/2016/5/12/chartex" xmlns:cx7="http://schemas.microsoft.com/office/drawing/2016/5/13/chartex" xmlns:cx8="http://schemas.microsoft.com/office/drawing/2016/5/14/chartex" xmlns:mc="http://schemas.openxmlformats.org/markup-compatibility/2006" xmlns:aink="http://schemas.microsoft.com/office/drawing/2016/ink" xmlns:am3d="http://schemas.microsoft.com/office/drawing/2017/model3d" xmlns:o="urn:schemas-microsoft-com:office:office" xmlns:oel="http://schemas.microsoft.com/office/2019/extlst" xmlns:r="http://schemas.openxmlformats.org/officeDocument/2006/relationships" xmlns:m="http://schemas.openxmlformats.org/officeDocument/2006/math" xmlns:v="urn:schemas-microsoft-com:vml" xmlns:wp14="http://schemas.microsoft.com/office/word/2010/wordprocessingDrawing" xmlns:wp="http://schemas.openxmlformats.org/drawingml/2006/wordprocessingDrawing" xmlns:w10="urn:schemas-microsoft-com:office:word" xmlns:w="http://schemas.openxmlformats.org/wordprocessingml/2006/main" xmlns:w14="http://schemas.microsoft.com/office/word/2010/wordml" xmlns:w15="http://schemas.microsoft.com/office/word/2012/wordml" xmlns:w16cex="http://schemas.microsoft.com/office/word/2018/wordml/cex" xmlns:w16cid="http://schemas.microsoft.com/office/word/2016/wordml/cid" xmlns:w16="http://schemas.microsoft.com/office/word/2018/wordml" xmlns:w16du="http://schemas.microsoft.com/office/word/2023/wordml/word16du" xmlns:w16sdtdh="http://schemas.microsoft.com/office/word/2020/wordml/sdtdatahash" xmlns:w16sdtfl="http://schemas.microsoft.com/office/word/2024/wordml/sdtformatlock" xmlns:w16se="http://schemas.microsoft.com/office/word/2015/wordml/symex" xmlns:wpg="http://schemas.microsoft.com/office/word/2010/wordprocessingGroup" xmlns:wpi="http://schemas.microsoft.com/office/word/2010/wordprocessingInk" xmlns:wne="http://schemas.microsoft.com/office/word/2006/wordml" xmlns:wps="http://schemas.microsoft.com/office/word/2010/wordprocessingShape" mc:Ignorable="w14 w15 w16se w16cid w16 w16cex w16sdtdh w16sdtfl w16du wp14">
   <w:body>
     <w:p>
       <w:pPr>
-        <w:pStyle w:val="A"/>
+        <w:pStyle w:val="A3"/>
         <w:tabs>
           <w:tab w:val="right" w:pos="8306"/>
           <w:tab w:val="left" w:pos="8400"/>
@@ -34,7 +34,7 @@
     </w:p>
     <w:p>
       <w:pPr>
-        <w:pStyle w:val="NormalWeb"/>
+        <w:pStyle w:val="ad"/>
         <w:spacing w:before="0" w:beforeAutospacing="0" w:after="0" w:afterAutospacing="0"/>
         <w:jc w:val="center"/>
       </w:pPr>
@@ -59,7 +59,7 @@
       <w:hyperlink r:id="rId8" w:history="1">
         <w:r>
           <w:rPr>
-            <w:rStyle w:val="Hyperlink"/>
+            <w:rStyle w:val="a5"/>
             <w:rFonts w:ascii="Times New Roman" w:hAnsi="Times New Roman" w:cs="Times New Roman" w:hint="eastAsia"/>
             <w:sz w:val="21"/>
             <w:szCs w:val="21"/>
@@ -79,7 +79,7 @@
       <w:hyperlink r:id="rId9" w:history="1">
         <w:r>
           <w:rPr>
-            <w:rStyle w:val="Hyperlink"/>
+            <w:rStyle w:val="a5"/>
             <w:rFonts w:ascii="Times New Roman" w:hAnsi="Times New Roman" w:cs="Times New Roman" w:hint="eastAsia"/>
             <w:sz w:val="21"/>
             <w:szCs w:val="21"/>
@@ -90,7 +90,7 @@
     </w:p>
     <w:p>
       <w:pPr>
-        <w:pStyle w:val="A"/>
+        <w:pStyle w:val="A3"/>
         <w:pBdr>
           <w:bottom w:val="single" w:sz="6" w:space="0" w:color="000000"/>
         </w:pBdr>
@@ -142,7 +142,7 @@
     </w:p>
     <w:p>
       <w:pPr>
-        <w:pStyle w:val="NormalWeb"/>
+        <w:pStyle w:val="ad"/>
         <w:spacing w:before="0" w:beforeAutospacing="0" w:after="0" w:afterAutospacing="0"/>
         <w:ind w:leftChars="-250" w:left="-600" w:rightChars="-250" w:right="-600"/>
         <w:rPr>
@@ -488,7 +488,7 @@
     </w:p>
     <w:p>
       <w:pPr>
-        <w:pStyle w:val="NormalWeb"/>
+        <w:pStyle w:val="ad"/>
         <w:spacing w:before="0" w:beforeAutospacing="0" w:after="0" w:afterAutospacing="0"/>
         <w:ind w:leftChars="-250" w:left="-600" w:rightChars="-250" w:right="-600"/>
         <w:rPr>
@@ -657,7 +657,7 @@
     </w:p>
     <w:p>
       <w:pPr>
-        <w:pStyle w:val="NormalWeb"/>
+        <w:pStyle w:val="ad"/>
         <w:numPr>
           <w:ilvl w:val="0"/>
           <w:numId w:val="4"/>
@@ -785,7 +785,7 @@
     </w:p>
     <w:p>
       <w:pPr>
-        <w:pStyle w:val="NormalWeb"/>
+        <w:pStyle w:val="ad"/>
         <w:numPr>
           <w:ilvl w:val="0"/>
           <w:numId w:val="4"/>
@@ -800,16 +800,29 @@
           <w:szCs w:val="20"/>
         </w:rPr>
       </w:pPr>
-      <w:r>
-        <w:rPr>
-          <w:rFonts w:ascii="Times New Roman" w:hAnsi="Times New Roman" w:cs="Times New Roman" w:hint="eastAsia"/>
-          <w:b/>
-          <w:bCs/>
-          <w:color w:val="000000"/>
-          <w:sz w:val="20"/>
-          <w:szCs w:val="20"/>
-        </w:rPr>
-        <w:t xml:space="preserve">Thesis Title: </w:t>
+      <w:proofErr w:type="gramStart"/>
+      <w:r>
+        <w:rPr>
+          <w:rFonts w:ascii="Times New Roman" w:hAnsi="Times New Roman" w:cs="Times New Roman" w:hint="eastAsia"/>
+          <w:b/>
+          <w:bCs/>
+          <w:color w:val="000000"/>
+          <w:sz w:val="20"/>
+          <w:szCs w:val="20"/>
+        </w:rPr>
+        <w:t>Thesis Title</w:t>
+      </w:r>
+      <w:proofErr w:type="gramEnd"/>
+      <w:r>
+        <w:rPr>
+          <w:rFonts w:ascii="Times New Roman" w:hAnsi="Times New Roman" w:cs="Times New Roman" w:hint="eastAsia"/>
+          <w:b/>
+          <w:bCs/>
+          <w:color w:val="000000"/>
+          <w:sz w:val="20"/>
+          <w:szCs w:val="20"/>
+        </w:rPr>
+        <w:t xml:space="preserve">: </w:t>
       </w:r>
       <w:r>
         <w:rPr>
@@ -942,7 +955,7 @@
     </w:p>
     <w:p>
       <w:pPr>
-        <w:pStyle w:val="NormalWeb"/>
+        <w:pStyle w:val="ad"/>
         <w:spacing w:before="0" w:beforeAutospacing="0" w:after="0" w:afterAutospacing="0"/>
         <w:ind w:leftChars="-250" w:left="-600" w:rightChars="-250" w:right="-600"/>
         <w:rPr>
@@ -1073,40 +1086,29 @@
           <w:sz w:val="20"/>
           <w:szCs w:val="20"/>
         </w:rPr>
-        <w:t xml:space="preserve">           </w:t>
-      </w:r>
-      <w:r>
-        <w:rPr>
-          <w:rFonts w:ascii="Times New Roman" w:hAnsi="Times New Roman" w:cs="Times New Roman"/>
-          <w:b/>
-          <w:bCs/>
-          <w:color w:val="000000"/>
-          <w:sz w:val="20"/>
-          <w:szCs w:val="20"/>
-        </w:rPr>
         <w:t xml:space="preserve"> </w:t>
       </w:r>
       <w:r>
         <w:rPr>
-          <w:rFonts w:ascii="Times New Roman" w:hAnsi="Times New Roman" w:cs="Times New Roman"/>
-          <w:b/>
-          <w:bCs/>
-          <w:color w:val="000000"/>
-          <w:sz w:val="20"/>
-          <w:szCs w:val="20"/>
-        </w:rPr>
-        <w:tab/>
-      </w:r>
-      <w:r>
-        <w:rPr>
-          <w:rFonts w:ascii="Times New Roman" w:hAnsi="Times New Roman" w:cs="Times New Roman"/>
-          <w:b/>
-          <w:bCs/>
-          <w:color w:val="000000"/>
-          <w:sz w:val="20"/>
-          <w:szCs w:val="20"/>
-        </w:rPr>
-        <w:t xml:space="preserve">              </w:t>
+          <w:rFonts w:ascii="Times New Roman" w:hAnsi="Times New Roman" w:cs="Times New Roman" w:hint="eastAsia"/>
+          <w:b/>
+          <w:bCs/>
+          <w:color w:val="000000"/>
+          <w:sz w:val="20"/>
+          <w:szCs w:val="20"/>
+        </w:rPr>
+        <w:t xml:space="preserve">                   </w:t>
+      </w:r>
+      <w:r>
+        <w:rPr>
+          <w:rFonts w:ascii="Times New Roman" w:hAnsi="Times New Roman" w:cs="Times New Roman"/>
+          <w:b/>
+          <w:bCs/>
+          <w:color w:val="000000"/>
+          <w:sz w:val="20"/>
+          <w:szCs w:val="20"/>
+        </w:rPr>
+        <w:t xml:space="preserve">  </w:t>
       </w:r>
       <w:r>
         <w:rPr>
@@ -1122,7 +1124,7 @@
     </w:p>
     <w:p>
       <w:pPr>
-        <w:pStyle w:val="NormalWeb"/>
+        <w:pStyle w:val="ad"/>
         <w:spacing w:before="0" w:beforeAutospacing="0" w:after="0" w:afterAutospacing="0"/>
         <w:ind w:leftChars="-250" w:left="-600" w:rightChars="-250" w:right="-600"/>
         <w:rPr>
@@ -1290,29 +1292,7 @@
           <w:sz w:val="20"/>
           <w:szCs w:val="20"/>
         </w:rPr>
-        <w:t xml:space="preserve">      </w:t>
-      </w:r>
-      <w:r>
-        <w:rPr>
-          <w:rFonts w:ascii="Times New Roman" w:hAnsi="Times New Roman" w:cs="Times New Roman"/>
-          <w:b/>
-          <w:bCs/>
-          <w:color w:val="000000"/>
-          <w:sz w:val="20"/>
-          <w:szCs w:val="20"/>
-        </w:rPr>
-        <w:t xml:space="preserve">    </w:t>
-      </w:r>
-      <w:r>
-        <w:rPr>
-          <w:rFonts w:ascii="Times New Roman" w:hAnsi="Times New Roman" w:cs="Times New Roman" w:hint="eastAsia"/>
-          <w:b/>
-          <w:bCs/>
-          <w:color w:val="000000"/>
-          <w:sz w:val="20"/>
-          <w:szCs w:val="20"/>
-        </w:rPr>
-        <w:t xml:space="preserve"> </w:t>
+        <w:t xml:space="preserve">     </w:t>
       </w:r>
       <w:r>
         <w:rPr>
@@ -1383,7 +1363,7 @@
     </w:p>
     <w:p>
       <w:pPr>
-        <w:pStyle w:val="NormalWeb"/>
+        <w:pStyle w:val="ad"/>
         <w:numPr>
           <w:ilvl w:val="0"/>
           <w:numId w:val="4"/>
@@ -1471,7 +1451,7 @@
     </w:p>
     <w:p>
       <w:pPr>
-        <w:pStyle w:val="NormalWeb"/>
+        <w:pStyle w:val="ad"/>
         <w:numPr>
           <w:ilvl w:val="0"/>
           <w:numId w:val="4"/>
@@ -1520,7 +1500,7 @@
       <w:hyperlink r:id="rId10" w:history="1">
         <w:r>
           <w:rPr>
-            <w:rStyle w:val="Hyperlink"/>
+            <w:rStyle w:val="a5"/>
             <w:rFonts w:ascii="Times New Roman" w:hAnsi="Times New Roman" w:cs="Times New Roman"/>
             <w:sz w:val="20"/>
             <w:szCs w:val="20"/>
@@ -1529,7 +1509,7 @@
         </w:r>
         <w:r>
           <w:rPr>
-            <w:rStyle w:val="Hyperlink"/>
+            <w:rStyle w:val="a5"/>
             <w:rFonts w:ascii="Times New Roman" w:hAnsi="Times New Roman" w:cs="Times New Roman" w:hint="eastAsia"/>
             <w:sz w:val="20"/>
             <w:szCs w:val="20"/>
@@ -1600,8 +1580,39 @@
           <w:sz w:val="20"/>
           <w:szCs w:val="20"/>
         </w:rPr>
-        <w:t xml:space="preserve"> Melinos Averkiou</w:t>
-      </w:r>
+        <w:t xml:space="preserve"> </w:t>
+      </w:r>
+      <w:proofErr w:type="spellStart"/>
+      <w:r>
+        <w:rPr>
+          <w:rFonts w:ascii="Times New Roman" w:hAnsi="Times New Roman" w:cs="Times New Roman" w:hint="eastAsia"/>
+          <w:color w:val="000000"/>
+          <w:sz w:val="20"/>
+          <w:szCs w:val="20"/>
+        </w:rPr>
+        <w:t>Melinos</w:t>
+      </w:r>
+      <w:proofErr w:type="spellEnd"/>
+      <w:r>
+        <w:rPr>
+          <w:rFonts w:ascii="Times New Roman" w:hAnsi="Times New Roman" w:cs="Times New Roman" w:hint="eastAsia"/>
+          <w:color w:val="000000"/>
+          <w:sz w:val="20"/>
+          <w:szCs w:val="20"/>
+        </w:rPr>
+        <w:t xml:space="preserve"> </w:t>
+      </w:r>
+      <w:proofErr w:type="spellStart"/>
+      <w:r>
+        <w:rPr>
+          <w:rFonts w:ascii="Times New Roman" w:hAnsi="Times New Roman" w:cs="Times New Roman" w:hint="eastAsia"/>
+          <w:color w:val="000000"/>
+          <w:sz w:val="20"/>
+          <w:szCs w:val="20"/>
+        </w:rPr>
+        <w:t>Averkiou</w:t>
+      </w:r>
+      <w:proofErr w:type="spellEnd"/>
       <w:r>
         <w:rPr>
           <w:rFonts w:ascii="Times New Roman" w:hAnsi="Times New Roman" w:cs="Times New Roman" w:hint="eastAsia"/>
@@ -1614,7 +1625,7 @@
     </w:p>
     <w:p>
       <w:pPr>
-        <w:pStyle w:val="NormalWeb"/>
+        <w:pStyle w:val="ad"/>
         <w:spacing w:before="0" w:beforeAutospacing="0" w:after="0" w:afterAutospacing="0"/>
         <w:ind w:leftChars="-250" w:left="-600" w:rightChars="-250" w:right="-600"/>
         <w:rPr>
@@ -1698,58 +1709,25 @@
       </w:r>
       <w:r>
         <w:rPr>
-          <w:rFonts w:ascii="Times New Roman" w:hAnsi="Times New Roman" w:cs="Times New Roman"/>
-          <w:b/>
-          <w:bCs/>
-          <w:color w:val="000000"/>
-          <w:sz w:val="20"/>
-          <w:szCs w:val="20"/>
-        </w:rPr>
-        <w:tab/>
-      </w:r>
-      <w:r>
-        <w:rPr>
-          <w:rFonts w:ascii="Times New Roman" w:hAnsi="Times New Roman" w:cs="Times New Roman"/>
-          <w:b/>
-          <w:bCs/>
-          <w:color w:val="000000"/>
-          <w:sz w:val="20"/>
-          <w:szCs w:val="20"/>
-        </w:rPr>
-        <w:tab/>
-      </w:r>
-      <w:r>
-        <w:rPr>
-          <w:rFonts w:ascii="Times New Roman" w:hAnsi="Times New Roman" w:cs="Times New Roman"/>
-          <w:b/>
-          <w:bCs/>
-          <w:color w:val="000000"/>
-          <w:sz w:val="20"/>
-          <w:szCs w:val="20"/>
-        </w:rPr>
-        <w:tab/>
-      </w:r>
-      <w:r>
-        <w:rPr>
-          <w:rFonts w:ascii="Times New Roman" w:hAnsi="Times New Roman" w:cs="Times New Roman"/>
-          <w:b/>
-          <w:bCs/>
-          <w:color w:val="000000"/>
-          <w:sz w:val="20"/>
-          <w:szCs w:val="20"/>
-        </w:rPr>
-        <w:t xml:space="preserve">    </w:t>
-      </w:r>
-      <w:r>
-        <w:rPr>
-          <w:rFonts w:ascii="Times New Roman" w:hAnsi="Times New Roman" w:cs="Times New Roman" w:hint="eastAsia"/>
-          <w:b/>
-          <w:bCs/>
-          <w:color w:val="000000"/>
-          <w:sz w:val="20"/>
-          <w:szCs w:val="20"/>
-        </w:rPr>
-        <w:t xml:space="preserve">  </w:t>
+          <w:rFonts w:ascii="Times New Roman" w:hAnsi="Times New Roman" w:cs="Times New Roman" w:hint="eastAsia"/>
+          <w:b/>
+          <w:bCs/>
+          <w:color w:val="000000"/>
+          <w:sz w:val="20"/>
+          <w:szCs w:val="20"/>
+        </w:rPr>
+        <w:t xml:space="preserve">             </w:t>
+      </w:r>
+      <w:r>
+        <w:rPr>
+          <w:rFonts w:ascii="Times New Roman" w:hAnsi="Times New Roman" w:cs="Times New Roman" w:hint="eastAsia"/>
+          <w:b/>
+          <w:bCs/>
+          <w:color w:val="000000"/>
+          <w:sz w:val="20"/>
+          <w:szCs w:val="20"/>
+        </w:rPr>
+        <w:t xml:space="preserve"> </w:t>
       </w:r>
       <w:r>
         <w:rPr>
@@ -1798,7 +1776,7 @@
     </w:p>
     <w:p>
       <w:pPr>
-        <w:pStyle w:val="NormalWeb"/>
+        <w:pStyle w:val="ad"/>
         <w:spacing w:before="0" w:beforeAutospacing="0" w:after="0" w:afterAutospacing="0"/>
         <w:ind w:leftChars="-250" w:left="-600" w:rightChars="-250" w:right="-600"/>
         <w:rPr>
@@ -1945,22 +1923,11 @@
           <w:sz w:val="20"/>
           <w:szCs w:val="20"/>
         </w:rPr>
-        <w:t xml:space="preserve">              </w:t>
-      </w:r>
-      <w:r>
-        <w:rPr>
-          <w:rFonts w:ascii="Times New Roman" w:hAnsi="Times New Roman" w:cs="Times New Roman"/>
-          <w:b/>
-          <w:bCs/>
-          <w:color w:val="000000"/>
-          <w:sz w:val="20"/>
-          <w:szCs w:val="20"/>
-        </w:rPr>
-        <w:t xml:space="preserve"> </w:t>
-      </w:r>
-      <w:r>
-        <w:rPr>
-          <w:rFonts w:ascii="Times New Roman" w:hAnsi="Times New Roman" w:cs="Times New Roman"/>
+        <w:t xml:space="preserve">           </w:t>
+      </w:r>
+      <w:r>
+        <w:rPr>
+          <w:rFonts w:ascii="Times New Roman" w:hAnsi="Times New Roman" w:cs="Times New Roman" w:hint="eastAsia"/>
           <w:b/>
           <w:bCs/>
           <w:color w:val="000000"/>
@@ -2058,7 +2025,7 @@
     </w:p>
     <w:p>
       <w:pPr>
-        <w:pStyle w:val="NormalWeb"/>
+        <w:pStyle w:val="ad"/>
         <w:numPr>
           <w:ilvl w:val="0"/>
           <w:numId w:val="5"/>
@@ -2105,7 +2072,7 @@
     </w:p>
     <w:p>
       <w:pPr>
-        <w:pStyle w:val="NormalWeb"/>
+        <w:pStyle w:val="ad"/>
         <w:numPr>
           <w:ilvl w:val="0"/>
           <w:numId w:val="5"/>
@@ -2143,7 +2110,7 @@
       <w:hyperlink r:id="rId11" w:history="1">
         <w:r>
           <w:rPr>
-            <w:rStyle w:val="Hyperlink"/>
+            <w:rStyle w:val="a5"/>
             <w:rFonts w:ascii="Times New Roman" w:hAnsi="Times New Roman" w:cs="Times New Roman"/>
             <w:color w:val="000000"/>
             <w:sz w:val="20"/>
@@ -2164,7 +2131,7 @@
     </w:p>
     <w:p>
       <w:pPr>
-        <w:pStyle w:val="NormalWeb"/>
+        <w:pStyle w:val="ad"/>
         <w:numPr>
           <w:ilvl w:val="0"/>
           <w:numId w:val="5"/>
@@ -2200,7 +2167,7 @@
       <w:hyperlink r:id="rId12" w:history="1">
         <w:r>
           <w:rPr>
-            <w:rStyle w:val="Hyperlink"/>
+            <w:rStyle w:val="a5"/>
             <w:rFonts w:ascii="Times New Roman" w:hAnsi="Times New Roman" w:cs="Times New Roman"/>
             <w:sz w:val="20"/>
             <w:szCs w:val="20"/>
@@ -2209,7 +2176,7 @@
         </w:r>
         <w:r>
           <w:rPr>
-            <w:rStyle w:val="Hyperlink"/>
+            <w:rStyle w:val="a5"/>
             <w:rFonts w:ascii="Times New Roman" w:hAnsi="Times New Roman" w:cs="Times New Roman" w:hint="eastAsia"/>
             <w:sz w:val="20"/>
             <w:szCs w:val="20"/>
@@ -2268,7 +2235,7 @@
     </w:p>
     <w:p>
       <w:pPr>
-        <w:pStyle w:val="A"/>
+        <w:pStyle w:val="A3"/>
         <w:pBdr>
           <w:bottom w:val="single" w:sz="4" w:space="0" w:color="auto"/>
         </w:pBdr>
@@ -2337,7 +2304,7 @@
     </w:p>
     <w:p>
       <w:pPr>
-        <w:pStyle w:val="NormalWeb"/>
+        <w:pStyle w:val="ad"/>
         <w:spacing w:before="0" w:beforeAutospacing="0" w:after="0" w:afterAutospacing="0"/>
         <w:ind w:leftChars="-250" w:left="-600" w:rightChars="-250" w:right="-600"/>
         <w:rPr>
@@ -2551,7 +2518,7 @@
     </w:p>
     <w:p>
       <w:pPr>
-        <w:pStyle w:val="NormalWeb"/>
+        <w:pStyle w:val="ad"/>
         <w:spacing w:before="0" w:beforeAutospacing="0" w:after="0" w:afterAutospacing="0"/>
         <w:ind w:leftChars="-250" w:left="-600" w:rightChars="-250" w:right="-600"/>
         <w:rPr>
@@ -2743,7 +2710,7 @@
     </w:p>
     <w:p>
       <w:pPr>
-        <w:pStyle w:val="NormalWeb"/>
+        <w:pStyle w:val="ad"/>
         <w:numPr>
           <w:ilvl w:val="0"/>
           <w:numId w:val="9"/>
@@ -2767,12 +2734,12 @@
           <w:sz w:val="20"/>
           <w:szCs w:val="20"/>
         </w:rPr>
-        <w:t>3D Gaussian Splatting.</w:t>
+        <w:t>4DGS generation, Human pose estimation.</w:t>
       </w:r>
     </w:p>
     <w:p>
       <w:pPr>
-        <w:pStyle w:val="NormalWeb"/>
+        <w:pStyle w:val="ad"/>
         <w:spacing w:before="0" w:beforeAutospacing="0" w:after="0" w:afterAutospacing="0"/>
         <w:ind w:left="-600" w:rightChars="-250" w:right="-600"/>
         <w:textAlignment w:val="baseline"/>
@@ -2987,7 +2954,7 @@
     </w:p>
     <w:p>
       <w:pPr>
-        <w:pStyle w:val="NormalWeb"/>
+        <w:pStyle w:val="ad"/>
         <w:spacing w:before="0" w:beforeAutospacing="0" w:after="0" w:afterAutospacing="0"/>
         <w:ind w:leftChars="-250" w:left="-600" w:rightChars="-250" w:right="-600"/>
         <w:rPr>
@@ -3066,8 +3033,19 @@
           <w:sz w:val="20"/>
           <w:szCs w:val="20"/>
         </w:rPr>
-        <w:t>Prof. Dalal Alrajeh</w:t>
-      </w:r>
+        <w:t xml:space="preserve">Prof. Dalal </w:t>
+      </w:r>
+      <w:proofErr w:type="spellStart"/>
+      <w:r>
+        <w:rPr>
+          <w:rFonts w:ascii="Times New Roman" w:hAnsi="Times New Roman" w:cs="Times New Roman"/>
+          <w:color w:val="000000"/>
+          <w:sz w:val="20"/>
+          <w:szCs w:val="20"/>
+        </w:rPr>
+        <w:t>Alrajeh</w:t>
+      </w:r>
+      <w:proofErr w:type="spellEnd"/>
       <w:r>
         <w:rPr>
           <w:rFonts w:ascii="Times New Roman" w:hAnsi="Times New Roman" w:cs="Times New Roman" w:hint="eastAsia"/>
@@ -3212,7 +3190,7 @@
     </w:p>
     <w:p>
       <w:pPr>
-        <w:pStyle w:val="NormalWeb"/>
+        <w:pStyle w:val="ad"/>
         <w:numPr>
           <w:ilvl w:val="0"/>
           <w:numId w:val="9"/>
@@ -3248,7 +3226,7 @@
     </w:p>
     <w:p>
       <w:pPr>
-        <w:pStyle w:val="NormalWeb"/>
+        <w:pStyle w:val="ad"/>
         <w:spacing w:before="0" w:beforeAutospacing="0" w:after="0" w:afterAutospacing="0"/>
         <w:ind w:leftChars="-250" w:left="-600" w:rightChars="-250" w:right="-600"/>
         <w:rPr>
@@ -3437,6 +3415,7 @@
         </w:rPr>
         <w:t xml:space="preserve">       </w:t>
       </w:r>
+      <w:proofErr w:type="gramStart"/>
       <w:r>
         <w:rPr>
           <w:rFonts w:ascii="Times New Roman" w:hAnsi="Times New Roman" w:cs="Times New Roman"/>
@@ -3503,6 +3482,7 @@
         </w:rPr>
         <w:t>.</w:t>
       </w:r>
+      <w:proofErr w:type="gramEnd"/>
       <w:r>
         <w:rPr>
           <w:rFonts w:ascii="Times New Roman" w:hAnsi="Times New Roman" w:cs="Times New Roman" w:hint="eastAsia"/>
@@ -3539,7 +3519,7 @@
     </w:p>
     <w:p>
       <w:pPr>
-        <w:pStyle w:val="NormalWeb"/>
+        <w:pStyle w:val="ad"/>
         <w:spacing w:before="0" w:beforeAutospacing="0" w:after="0" w:afterAutospacing="0"/>
         <w:ind w:leftChars="-250" w:left="-600" w:rightChars="-250" w:right="-600"/>
         <w:rPr>
@@ -3797,7 +3777,7 @@
     </w:p>
     <w:p>
       <w:pPr>
-        <w:pStyle w:val="NormalWeb"/>
+        <w:pStyle w:val="ad"/>
         <w:numPr>
           <w:ilvl w:val="0"/>
           <w:numId w:val="6"/>
@@ -3869,7 +3849,7 @@
     </w:p>
     <w:p>
       <w:pPr>
-        <w:pStyle w:val="NormalWeb"/>
+        <w:pStyle w:val="ad"/>
         <w:spacing w:before="0" w:beforeAutospacing="0" w:after="0" w:afterAutospacing="0"/>
         <w:ind w:leftChars="-250" w:left="-600" w:rightChars="-250" w:right="-600"/>
         <w:rPr>
@@ -3972,17 +3952,6 @@
       </w:r>
       <w:r>
         <w:rPr>
-          <w:rFonts w:ascii="Times New Roman" w:hAnsi="Times New Roman" w:cs="Times New Roman"/>
-          <w:b/>
-          <w:bCs/>
-          <w:color w:val="000000"/>
-          <w:sz w:val="20"/>
-          <w:szCs w:val="20"/>
-        </w:rPr>
-        <w:t xml:space="preserve">         </w:t>
-      </w:r>
-      <w:r>
-        <w:rPr>
           <w:rFonts w:ascii="Times New Roman" w:hAnsi="Times New Roman" w:cs="Times New Roman" w:hint="eastAsia"/>
           <w:b/>
           <w:bCs/>
@@ -4050,7 +4019,7 @@
     </w:p>
     <w:p>
       <w:pPr>
-        <w:pStyle w:val="NormalWeb"/>
+        <w:pStyle w:val="ad"/>
         <w:spacing w:before="0" w:beforeAutospacing="0" w:after="0" w:afterAutospacing="0"/>
         <w:ind w:leftChars="-250" w:left="-600" w:rightChars="-250" w:right="-600"/>
         <w:rPr>
@@ -4233,6 +4202,7 @@
         </w:rPr>
         <w:tab/>
       </w:r>
+      <w:proofErr w:type="gramStart"/>
       <w:r>
         <w:rPr>
           <w:rFonts w:ascii="Times New Roman" w:hAnsi="Times New Roman" w:cs="Times New Roman"/>
@@ -4260,7 +4230,19 @@
           <w:sz w:val="20"/>
           <w:szCs w:val="20"/>
         </w:rPr>
-        <w:t>Beijing, C</w:t>
+        <w:t>Beijing</w:t>
+      </w:r>
+      <w:proofErr w:type="gramEnd"/>
+      <w:r>
+        <w:rPr>
+          <w:rFonts w:ascii="Times New Roman" w:hAnsi="Times New Roman" w:cs="Times New Roman"/>
+          <w:b/>
+          <w:bCs/>
+          <w:color w:val="000000"/>
+          <w:sz w:val="20"/>
+          <w:szCs w:val="20"/>
+        </w:rPr>
+        <w:t>, C</w:t>
       </w:r>
       <w:r>
         <w:rPr>
@@ -4276,7 +4258,7 @@
     </w:p>
     <w:p>
       <w:pPr>
-        <w:pStyle w:val="NormalWeb"/>
+        <w:pStyle w:val="ad"/>
         <w:numPr>
           <w:ilvl w:val="0"/>
           <w:numId w:val="6"/>
@@ -4330,7 +4312,7 @@
     </w:p>
     <w:p>
       <w:pPr>
-        <w:pStyle w:val="NormalWeb"/>
+        <w:pStyle w:val="ad"/>
         <w:numPr>
           <w:ilvl w:val="0"/>
           <w:numId w:val="7"/>
@@ -4395,24 +4377,19 @@
       <w:r>
         <w:rPr>
           <w:rFonts w:ascii="Times New Roman" w:hAnsi="Times New Roman" w:cs="Times New Roman"/>
-          <w:color w:val="000000"/>
-          <w:sz w:val="20"/>
-          <w:szCs w:val="20"/>
-        </w:rPr>
-        <w:t xml:space="preserve"> “Complex-Valued Holographic Radiance Fields</w:t>
-      </w:r>
-      <w:r>
-        <w:rPr>
-          <w:rFonts w:ascii="Times New Roman" w:hAnsi="Times New Roman" w:cs="Times New Roman"/>
-          <w:color w:val="000000"/>
-          <w:sz w:val="20"/>
-          <w:szCs w:val="20"/>
-        </w:rPr>
-        <w:t>”</w:t>
-      </w:r>
-      <w:r>
-        <w:rPr>
-          <w:rFonts w:ascii="Times New Roman" w:hAnsi="Times New Roman" w:cs="Times New Roman" w:hint="eastAsia"/>
+          <w:i/>
+          <w:iCs/>
+          <w:color w:val="000000"/>
+          <w:sz w:val="20"/>
+          <w:szCs w:val="20"/>
+        </w:rPr>
+        <w:t xml:space="preserve"> “Complex-Valued Holographic Radiance Fields”</w:t>
+      </w:r>
+      <w:r>
+        <w:rPr>
+          <w:rFonts w:ascii="Times New Roman" w:hAnsi="Times New Roman" w:cs="Times New Roman" w:hint="eastAsia"/>
+          <w:i/>
+          <w:iCs/>
           <w:color w:val="000000"/>
           <w:sz w:val="20"/>
           <w:szCs w:val="20"/>
@@ -4458,7 +4435,7 @@
       <w:hyperlink r:id="rId13" w:history="1">
         <w:r>
           <w:rPr>
-            <w:rStyle w:val="Hyperlink"/>
+            <w:rStyle w:val="a5"/>
             <w:rFonts w:ascii="Times New Roman" w:hAnsi="Times New Roman" w:cs="Times New Roman" w:hint="eastAsia"/>
             <w:sz w:val="20"/>
             <w:szCs w:val="20"/>
@@ -4478,7 +4455,7 @@
     </w:p>
     <w:p>
       <w:pPr>
-        <w:pStyle w:val="NormalWeb"/>
+        <w:pStyle w:val="ad"/>
         <w:numPr>
           <w:ilvl w:val="0"/>
           <w:numId w:val="7"/>
@@ -4679,7 +4656,7 @@
       <w:hyperlink r:id="rId14" w:history="1">
         <w:r>
           <w:rPr>
-            <w:rStyle w:val="Hyperlink"/>
+            <w:rStyle w:val="a5"/>
             <w:rFonts w:ascii="Times New Roman" w:hAnsi="Times New Roman" w:cs="Times New Roman" w:hint="eastAsia"/>
             <w:sz w:val="20"/>
             <w:szCs w:val="20"/>
@@ -4699,7 +4676,7 @@
     </w:p>
     <w:p>
       <w:pPr>
-        <w:pStyle w:val="NormalWeb"/>
+        <w:pStyle w:val="ad"/>
         <w:numPr>
           <w:ilvl w:val="0"/>
           <w:numId w:val="7"/>
@@ -4730,7 +4707,27 @@
           <w:sz w:val="20"/>
           <w:szCs w:val="20"/>
         </w:rPr>
-        <w:t>, Koray Kavaklı, Hakan Urey, Qi Sun, and Kaan Akşit</w:t>
+        <w:t xml:space="preserve">, Koray </w:t>
+      </w:r>
+      <w:proofErr w:type="spellStart"/>
+      <w:r>
+        <w:rPr>
+          <w:rFonts w:ascii="Times New Roman" w:hAnsi="Times New Roman" w:cs="Times New Roman"/>
+          <w:color w:val="000000"/>
+          <w:sz w:val="20"/>
+          <w:szCs w:val="20"/>
+        </w:rPr>
+        <w:t>Kavaklı</w:t>
+      </w:r>
+      <w:proofErr w:type="spellEnd"/>
+      <w:r>
+        <w:rPr>
+          <w:rFonts w:ascii="Times New Roman" w:hAnsi="Times New Roman" w:cs="Times New Roman"/>
+          <w:color w:val="000000"/>
+          <w:sz w:val="20"/>
+          <w:szCs w:val="20"/>
+        </w:rPr>
+        <w:t>, Hakan Urey, Qi Sun, and Kaan Akşit</w:t>
       </w:r>
       <w:r>
         <w:rPr>
@@ -4761,7 +4758,31 @@
           <w:sz w:val="20"/>
           <w:szCs w:val="20"/>
         </w:rPr>
-        <w:t>“AutoColor: Learned Light Power Control for Multi-Color Holograms”</w:t>
+        <w:t>“</w:t>
+      </w:r>
+      <w:proofErr w:type="spellStart"/>
+      <w:r>
+        <w:rPr>
+          <w:rFonts w:ascii="Times New Roman" w:hAnsi="Times New Roman" w:cs="Times New Roman"/>
+          <w:i/>
+          <w:iCs/>
+          <w:color w:val="000000"/>
+          <w:sz w:val="20"/>
+          <w:szCs w:val="20"/>
+        </w:rPr>
+        <w:t>AutoColor</w:t>
+      </w:r>
+      <w:proofErr w:type="spellEnd"/>
+      <w:r>
+        <w:rPr>
+          <w:rFonts w:ascii="Times New Roman" w:hAnsi="Times New Roman" w:cs="Times New Roman"/>
+          <w:i/>
+          <w:iCs/>
+          <w:color w:val="000000"/>
+          <w:sz w:val="20"/>
+          <w:szCs w:val="20"/>
+        </w:rPr>
+        <w:t>: Learned Light Power Control for Multi-Color Holograms”</w:t>
       </w:r>
       <w:r>
         <w:rPr>
@@ -4806,12 +4827,30 @@
       <w:hyperlink r:id="rId15" w:history="1">
         <w:r>
           <w:rPr>
-            <w:rStyle w:val="Hyperlink"/>
+            <w:rStyle w:val="a5"/>
             <w:rFonts w:ascii="Times New Roman" w:hAnsi="Times New Roman" w:cs="Times New Roman" w:hint="eastAsia"/>
             <w:sz w:val="20"/>
             <w:szCs w:val="20"/>
           </w:rPr>
-          <w:t>Web</w:t>
+          <w:t>W</w:t>
+        </w:r>
+        <w:r>
+          <w:rPr>
+            <w:rStyle w:val="a5"/>
+            <w:rFonts w:ascii="Times New Roman" w:hAnsi="Times New Roman" w:cs="Times New Roman" w:hint="eastAsia"/>
+            <w:sz w:val="20"/>
+            <w:szCs w:val="20"/>
+          </w:rPr>
+          <w:t>e</w:t>
+        </w:r>
+        <w:r>
+          <w:rPr>
+            <w:rStyle w:val="a5"/>
+            <w:rFonts w:ascii="Times New Roman" w:hAnsi="Times New Roman" w:cs="Times New Roman" w:hint="eastAsia"/>
+            <w:sz w:val="20"/>
+            <w:szCs w:val="20"/>
+          </w:rPr>
+          <w:t>b</w:t>
         </w:r>
       </w:hyperlink>
       <w:r>
@@ -4826,7 +4865,7 @@
     </w:p>
     <w:p>
       <w:pPr>
-        <w:pStyle w:val="NormalWeb"/>
+        <w:pStyle w:val="ad"/>
         <w:numPr>
           <w:ilvl w:val="0"/>
           <w:numId w:val="7"/>
@@ -4957,7 +4996,7 @@
           <w:sz w:val="20"/>
           <w:szCs w:val="20"/>
         </w:rPr>
-        <w:t xml:space="preserve">ACM SIGGRAPH </w:t>
+        <w:t>“Focal Surface Holographic Light Transport using Learned Spatially Adaptive Convolutions”</w:t>
       </w:r>
       <w:r>
         <w:rPr>
@@ -4967,7 +5006,7 @@
           <w:sz w:val="20"/>
           <w:szCs w:val="20"/>
         </w:rPr>
-        <w:t xml:space="preserve">ASIA 2024 Tech Comm </w:t>
+        <w:t xml:space="preserve"> </w:t>
       </w:r>
       <w:r>
         <w:rPr>
@@ -4977,7 +5016,17 @@
           <w:sz w:val="20"/>
           <w:szCs w:val="20"/>
         </w:rPr>
-        <w:t>“Focal Surface Holographic Light Transport using Learned Spatially Adaptive Convolutions”</w:t>
+        <w:t xml:space="preserve">ACM SIGGRAPH </w:t>
+      </w:r>
+      <w:r>
+        <w:rPr>
+          <w:rFonts w:ascii="Times New Roman" w:hAnsi="Times New Roman" w:cs="Times New Roman" w:hint="eastAsia"/>
+          <w:i/>
+          <w:iCs/>
+          <w:sz w:val="20"/>
+          <w:szCs w:val="20"/>
+        </w:rPr>
+        <w:t>ASIA 2024 Tech Comm</w:t>
       </w:r>
       <w:r>
         <w:rPr>
@@ -4990,12 +5039,21 @@
       <w:hyperlink r:id="rId21" w:history="1">
         <w:r>
           <w:rPr>
-            <w:rStyle w:val="Hyperlink"/>
+            <w:rStyle w:val="a5"/>
             <w:rFonts w:ascii="Times New Roman" w:hAnsi="Times New Roman" w:cs="Times New Roman" w:hint="eastAsia"/>
             <w:sz w:val="20"/>
             <w:szCs w:val="20"/>
           </w:rPr>
-          <w:t>Web</w:t>
+          <w:t>We</w:t>
+        </w:r>
+        <w:r>
+          <w:rPr>
+            <w:rStyle w:val="a5"/>
+            <w:rFonts w:ascii="Times New Roman" w:hAnsi="Times New Roman" w:cs="Times New Roman" w:hint="eastAsia"/>
+            <w:sz w:val="20"/>
+            <w:szCs w:val="20"/>
+          </w:rPr>
+          <w:t>b</w:t>
         </w:r>
       </w:hyperlink>
       <w:r>
@@ -5013,6 +5071,164 @@
           <w:color w:val="000000" w:themeColor="text1"/>
         </w:rPr>
         <w:t xml:space="preserve"> </w:t>
+      </w:r>
+    </w:p>
+    <w:p>
+      <w:pPr>
+        <w:pStyle w:val="ad"/>
+        <w:numPr>
+          <w:ilvl w:val="0"/>
+          <w:numId w:val="7"/>
+        </w:numPr>
+        <w:spacing w:before="0" w:beforeAutospacing="0" w:after="0" w:afterAutospacing="0"/>
+        <w:ind w:leftChars="-250" w:left="-240" w:rightChars="-250" w:right="-600"/>
+        <w:textAlignment w:val="baseline"/>
+        <w:rPr>
+          <w:sz w:val="20"/>
+          <w:szCs w:val="20"/>
+        </w:rPr>
+      </w:pPr>
+      <w:proofErr w:type="spellStart"/>
+      <w:r>
+        <w:rPr>
+          <w:rFonts w:ascii="Times New Roman" w:hAnsi="Times New Roman" w:cs="Times New Roman"/>
+          <w:color w:val="000000"/>
+          <w:sz w:val="20"/>
+          <w:szCs w:val="20"/>
+        </w:rPr>
+        <w:t>Zicong</w:t>
+      </w:r>
+      <w:proofErr w:type="spellEnd"/>
+      <w:r>
+        <w:rPr>
+          <w:rFonts w:ascii="Times New Roman" w:hAnsi="Times New Roman" w:cs="Times New Roman"/>
+          <w:color w:val="000000"/>
+          <w:sz w:val="20"/>
+          <w:szCs w:val="20"/>
+        </w:rPr>
+        <w:t xml:space="preserve"> Peng, </w:t>
+      </w:r>
+      <w:r>
+        <w:rPr>
+          <w:rFonts w:ascii="Times New Roman" w:hAnsi="Times New Roman" w:cs="Times New Roman"/>
+          <w:b/>
+          <w:bCs/>
+          <w:color w:val="000000"/>
+          <w:sz w:val="20"/>
+          <w:szCs w:val="20"/>
+        </w:rPr>
+        <w:t>Yicheng Zhan</w:t>
+      </w:r>
+      <w:r>
+        <w:rPr>
+          <w:rFonts w:ascii="Times New Roman" w:hAnsi="Times New Roman" w:cs="Times New Roman"/>
+          <w:color w:val="000000"/>
+          <w:sz w:val="20"/>
+          <w:szCs w:val="20"/>
+        </w:rPr>
+        <w:t xml:space="preserve">, Josef Spjut, and Kaan Akşit, </w:t>
+      </w:r>
+      <w:r>
+        <w:rPr>
+          <w:rFonts w:ascii="Times New Roman" w:hAnsi="Times New Roman" w:cs="Times New Roman"/>
+          <w:i/>
+          <w:iCs/>
+          <w:color w:val="000000"/>
+          <w:sz w:val="20"/>
+          <w:szCs w:val="20"/>
+        </w:rPr>
+        <w:t>“Assessing Learned Models for Phase-only Hologram Compression”</w:t>
+      </w:r>
+      <w:r>
+        <w:rPr>
+          <w:rFonts w:ascii="Times New Roman" w:hAnsi="Times New Roman" w:cs="Times New Roman" w:hint="eastAsia"/>
+          <w:i/>
+          <w:iCs/>
+          <w:color w:val="000000"/>
+          <w:sz w:val="20"/>
+          <w:szCs w:val="20"/>
+        </w:rPr>
+        <w:t xml:space="preserve"> </w:t>
+      </w:r>
+      <w:r>
+        <w:rPr>
+          <w:rFonts w:ascii="Times New Roman" w:hAnsi="Times New Roman" w:cs="Times New Roman"/>
+          <w:i/>
+          <w:iCs/>
+          <w:color w:val="000000"/>
+          <w:sz w:val="20"/>
+          <w:szCs w:val="20"/>
+        </w:rPr>
+        <w:t>ACM SIGGRAPH 2025 Posters</w:t>
+      </w:r>
+      <w:r>
+        <w:rPr>
+          <w:rFonts w:ascii="Times New Roman" w:hAnsi="Times New Roman" w:cs="Times New Roman" w:hint="eastAsia"/>
+          <w:i/>
+          <w:iCs/>
+          <w:color w:val="000000"/>
+          <w:sz w:val="20"/>
+          <w:szCs w:val="20"/>
+        </w:rPr>
+        <w:t>.</w:t>
+      </w:r>
+      <w:r>
+        <w:rPr>
+          <w:rFonts w:ascii="Times New Roman" w:hAnsi="Times New Roman" w:cs="Times New Roman"/>
+          <w:i/>
+          <w:iCs/>
+          <w:color w:val="000000"/>
+          <w:sz w:val="20"/>
+          <w:szCs w:val="20"/>
+        </w:rPr>
+        <w:t xml:space="preserve"> </w:t>
+      </w:r>
+      <w:r>
+        <w:rPr>
+          <w:rFonts w:ascii="Times New Roman" w:hAnsi="Times New Roman" w:cs="Times New Roman"/>
+          <w:color w:val="000000"/>
+          <w:sz w:val="20"/>
+          <w:szCs w:val="20"/>
+        </w:rPr>
+        <w:t>(</w:t>
+      </w:r>
+      <w:hyperlink r:id="rId22" w:history="1">
+        <w:r>
+          <w:rPr>
+            <w:rStyle w:val="a5"/>
+            <w:rFonts w:ascii="Times New Roman" w:hAnsi="Times New Roman" w:cs="Times New Roman"/>
+            <w:sz w:val="20"/>
+            <w:szCs w:val="20"/>
+          </w:rPr>
+          <w:t>W</w:t>
+        </w:r>
+        <w:r>
+          <w:rPr>
+            <w:rStyle w:val="a5"/>
+            <w:rFonts w:ascii="Times New Roman" w:hAnsi="Times New Roman" w:cs="Times New Roman"/>
+            <w:sz w:val="20"/>
+            <w:szCs w:val="20"/>
+          </w:rPr>
+          <w:t>e</w:t>
+        </w:r>
+        <w:r>
+          <w:rPr>
+            <w:rStyle w:val="a5"/>
+            <w:rFonts w:ascii="Times New Roman" w:hAnsi="Times New Roman" w:cs="Times New Roman"/>
+            <w:sz w:val="20"/>
+            <w:szCs w:val="20"/>
+          </w:rPr>
+          <w:t>b</w:t>
+        </w:r>
+      </w:hyperlink>
+      <w:r>
+        <w:rPr>
+          <w:rFonts w:ascii="Times New Roman" w:hAnsi="Times New Roman" w:cs="Times New Roman"/>
+          <w:color w:val="000000"/>
+          <w:sz w:val="20"/>
+          <w:szCs w:val="20"/>
+        </w:rPr>
+        <w:t>)</w:t>
       </w:r>
     </w:p>
     <w:p>
@@ -5044,7 +5260,7 @@
     </w:p>
     <w:p>
       <w:pPr>
-        <w:pStyle w:val="NormalWeb"/>
+        <w:pStyle w:val="ad"/>
         <w:spacing w:before="0" w:beforeAutospacing="0" w:after="0" w:afterAutospacing="0"/>
         <w:ind w:leftChars="-250" w:left="-600" w:rightChars="-250" w:right="-600"/>
         <w:jc w:val="both"/>
@@ -5092,7 +5308,7 @@
     </w:p>
     <w:p>
       <w:pPr>
-        <w:pStyle w:val="NormalWeb"/>
+        <w:pStyle w:val="ad"/>
         <w:spacing w:before="0" w:beforeAutospacing="0" w:after="0" w:afterAutospacing="0"/>
         <w:ind w:leftChars="-250" w:left="-600" w:rightChars="-250" w:right="-600"/>
         <w:jc w:val="both"/>
@@ -5144,10 +5360,10 @@
         </w:rPr>
         <w:t>(</w:t>
       </w:r>
-      <w:hyperlink r:id="rId22" w:history="1">
+      <w:hyperlink r:id="rId23" w:history="1">
         <w:r>
           <w:rPr>
-            <w:rStyle w:val="Hyperlink"/>
+            <w:rStyle w:val="a5"/>
             <w:rFonts w:ascii="Times New Roman" w:hAnsi="Times New Roman" w:cs="Times New Roman"/>
             <w:sz w:val="21"/>
             <w:szCs w:val="21"/>
@@ -5174,10 +5390,10 @@
         </w:rPr>
         <w:t xml:space="preserve"> </w:t>
       </w:r>
-      <w:hyperlink r:id="rId23" w:anchor="/artist?id=34534345" w:history="1">
+      <w:hyperlink r:id="rId24" w:anchor="/artist?id=34534345" w:history="1">
         <w:r>
           <w:rPr>
-            <w:rStyle w:val="Hyperlink"/>
+            <w:rStyle w:val="a5"/>
             <w:rFonts w:ascii="Times New Roman" w:hAnsi="Times New Roman" w:cs="Times New Roman"/>
             <w:sz w:val="21"/>
             <w:szCs w:val="21"/>
@@ -5216,7 +5432,7 @@
 </file>
 
 <file path=word/endnotes.xml><?xml version="1.0" encoding="utf-8"?>
-<w:endnotes xmlns:wpc="http://schemas.microsoft.com/office/word/2010/wordprocessingCanvas" xmlns:cx="http://schemas.microsoft.com/office/drawing/2014/chartex" xmlns:cx1="http://schemas.microsoft.com/office/drawing/2015/9/8/chartex" xmlns:cx2="http://schemas.microsoft.com/office/drawing/2015/10/21/chartex" xmlns:cx3="http://schemas.microsoft.com/office/drawing/2016/5/9/chartex" xmlns:cx4="http://schemas.microsoft.com/office/drawing/2016/5/10/chartex" xmlns:cx5="http://schemas.microsoft.com/office/drawing/2016/5/11/chartex" xmlns:cx6="http://schemas.microsoft.com/office/drawing/2016/5/12/chartex" xmlns:cx7="http://schemas.microsoft.com/office/drawing/2016/5/13/chartex" xmlns:cx8="http://schemas.microsoft.com/office/drawing/2016/5/14/chartex" xmlns:mc="http://schemas.openxmlformats.org/markup-compatibility/2006" xmlns:aink="http://schemas.microsoft.com/office/drawing/2016/ink" xmlns:am3d="http://schemas.microsoft.com/office/drawing/2017/model3d" xmlns:o="urn:schemas-microsoft-com:office:office" xmlns:r="http://schemas.openxmlformats.org/officeDocument/2006/relationships" xmlns:m="http://schemas.openxmlformats.org/officeDocument/2006/math" xmlns:v="urn:schemas-microsoft-com:vml" xmlns:wp14="http://schemas.microsoft.com/office/word/2010/wordprocessingDrawing" xmlns:wp="http://schemas.openxmlformats.org/drawingml/2006/wordprocessingDrawing" xmlns:w10="urn:schemas-microsoft-com:office:word" xmlns:w="http://schemas.openxmlformats.org/wordprocessingml/2006/main" xmlns:w14="http://schemas.microsoft.com/office/word/2010/wordml" xmlns:w15="http://schemas.microsoft.com/office/word/2012/wordml" xmlns:w16cex="http://schemas.microsoft.com/office/word/2018/wordml/cex" xmlns:w16cid="http://schemas.microsoft.com/office/word/2016/wordml/cid" xmlns:w16="http://schemas.microsoft.com/office/word/2018/wordml" xmlns:w16sdtdh="http://schemas.microsoft.com/office/word/2020/wordml/sdtdatahash" xmlns:w16se="http://schemas.microsoft.com/office/word/2015/wordml/symex" xmlns:wpg="http://schemas.microsoft.com/office/word/2010/wordprocessingGroup" xmlns:wpi="http://schemas.microsoft.com/office/word/2010/wordprocessingInk" xmlns:wne="http://schemas.microsoft.com/office/word/2006/wordml" xmlns:wps="http://schemas.microsoft.com/office/word/2010/wordprocessingShape" mc:Ignorable="w14 w15 w16se w16cid w16 w16cex w16sdtdh wp14">
+<w:endnotes xmlns:wpc="http://schemas.microsoft.com/office/word/2010/wordprocessingCanvas" xmlns:cx="http://schemas.microsoft.com/office/drawing/2014/chartex" xmlns:cx1="http://schemas.microsoft.com/office/drawing/2015/9/8/chartex" xmlns:cx2="http://schemas.microsoft.com/office/drawing/2015/10/21/chartex" xmlns:cx3="http://schemas.microsoft.com/office/drawing/2016/5/9/chartex" xmlns:cx4="http://schemas.microsoft.com/office/drawing/2016/5/10/chartex" xmlns:cx5="http://schemas.microsoft.com/office/drawing/2016/5/11/chartex" xmlns:cx6="http://schemas.microsoft.com/office/drawing/2016/5/12/chartex" xmlns:cx7="http://schemas.microsoft.com/office/drawing/2016/5/13/chartex" xmlns:cx8="http://schemas.microsoft.com/office/drawing/2016/5/14/chartex" xmlns:mc="http://schemas.openxmlformats.org/markup-compatibility/2006" xmlns:aink="http://schemas.microsoft.com/office/drawing/2016/ink" xmlns:am3d="http://schemas.microsoft.com/office/drawing/2017/model3d" xmlns:o="urn:schemas-microsoft-com:office:office" xmlns:oel="http://schemas.microsoft.com/office/2019/extlst" xmlns:r="http://schemas.openxmlformats.org/officeDocument/2006/relationships" xmlns:m="http://schemas.openxmlformats.org/officeDocument/2006/math" xmlns:v="urn:schemas-microsoft-com:vml" xmlns:wp14="http://schemas.microsoft.com/office/word/2010/wordprocessingDrawing" xmlns:wp="http://schemas.openxmlformats.org/drawingml/2006/wordprocessingDrawing" xmlns:w10="urn:schemas-microsoft-com:office:word" xmlns:w="http://schemas.openxmlformats.org/wordprocessingml/2006/main" xmlns:w14="http://schemas.microsoft.com/office/word/2010/wordml" xmlns:w15="http://schemas.microsoft.com/office/word/2012/wordml" xmlns:w16cex="http://schemas.microsoft.com/office/word/2018/wordml/cex" xmlns:w16cid="http://schemas.microsoft.com/office/word/2016/wordml/cid" xmlns:w16="http://schemas.microsoft.com/office/word/2018/wordml" xmlns:w16du="http://schemas.microsoft.com/office/word/2023/wordml/word16du" xmlns:w16sdtdh="http://schemas.microsoft.com/office/word/2020/wordml/sdtdatahash" xmlns:w16sdtfl="http://schemas.microsoft.com/office/word/2024/wordml/sdtformatlock" xmlns:w16se="http://schemas.microsoft.com/office/word/2015/wordml/symex" xmlns:wpg="http://schemas.microsoft.com/office/word/2010/wordprocessingGroup" xmlns:wpi="http://schemas.microsoft.com/office/word/2010/wordprocessingInk" xmlns:wne="http://schemas.microsoft.com/office/word/2006/wordml" xmlns:wps="http://schemas.microsoft.com/office/word/2010/wordprocessingShape" mc:Ignorable="w14 w15 w16se w16cid w16 w16cex w16sdtdh w16sdtfl w16du wp14">
   <w:endnote w:type="separator" w:id="-1">
     <w:p>
       <w:r>
@@ -5235,7 +5451,7 @@
 </file>
 
 <file path=word/footnotes.xml><?xml version="1.0" encoding="utf-8"?>
-<w:footnotes xmlns:wpc="http://schemas.microsoft.com/office/word/2010/wordprocessingCanvas" xmlns:cx="http://schemas.microsoft.com/office/drawing/2014/chartex" xmlns:cx1="http://schemas.microsoft.com/office/drawing/2015/9/8/chartex" xmlns:cx2="http://schemas.microsoft.com/office/drawing/2015/10/21/chartex" xmlns:cx3="http://schemas.microsoft.com/office/drawing/2016/5/9/chartex" xmlns:cx4="http://schemas.microsoft.com/office/drawing/2016/5/10/chartex" xmlns:cx5="http://schemas.microsoft.com/office/drawing/2016/5/11/chartex" xmlns:cx6="http://schemas.microsoft.com/office/drawing/2016/5/12/chartex" xmlns:cx7="http://schemas.microsoft.com/office/drawing/2016/5/13/chartex" xmlns:cx8="http://schemas.microsoft.com/office/drawing/2016/5/14/chartex" xmlns:mc="http://schemas.openxmlformats.org/markup-compatibility/2006" xmlns:aink="http://schemas.microsoft.com/office/drawing/2016/ink" xmlns:am3d="http://schemas.microsoft.com/office/drawing/2017/model3d" xmlns:o="urn:schemas-microsoft-com:office:office" xmlns:r="http://schemas.openxmlformats.org/officeDocument/2006/relationships" xmlns:m="http://schemas.openxmlformats.org/officeDocument/2006/math" xmlns:v="urn:schemas-microsoft-com:vml" xmlns:wp14="http://schemas.microsoft.com/office/word/2010/wordprocessingDrawing" xmlns:wp="http://schemas.openxmlformats.org/drawingml/2006/wordprocessingDrawing" xmlns:w10="urn:schemas-microsoft-com:office:word" xmlns:w="http://schemas.openxmlformats.org/wordprocessingml/2006/main" xmlns:w14="http://schemas.microsoft.com/office/word/2010/wordml" xmlns:w15="http://schemas.microsoft.com/office/word/2012/wordml" xmlns:w16cex="http://schemas.microsoft.com/office/word/2018/wordml/cex" xmlns:w16cid="http://schemas.microsoft.com/office/word/2016/wordml/cid" xmlns:w16="http://schemas.microsoft.com/office/word/2018/wordml" xmlns:w16sdtdh="http://schemas.microsoft.com/office/word/2020/wordml/sdtdatahash" xmlns:w16se="http://schemas.microsoft.com/office/word/2015/wordml/symex" xmlns:wpg="http://schemas.microsoft.com/office/word/2010/wordprocessingGroup" xmlns:wpi="http://schemas.microsoft.com/office/word/2010/wordprocessingInk" xmlns:wne="http://schemas.microsoft.com/office/word/2006/wordml" xmlns:wps="http://schemas.microsoft.com/office/word/2010/wordprocessingShape" mc:Ignorable="w14 w15 w16se w16cid w16 w16cex w16sdtdh wp14">
+<w:footnotes xmlns:wpc="http://schemas.microsoft.com/office/word/2010/wordprocessingCanvas" xmlns:cx="http://schemas.microsoft.com/office/drawing/2014/chartex" xmlns:cx1="http://schemas.microsoft.com/office/drawing/2015/9/8/chartex" xmlns:cx2="http://schemas.microsoft.com/office/drawing/2015/10/21/chartex" xmlns:cx3="http://schemas.microsoft.com/office/drawing/2016/5/9/chartex" xmlns:cx4="http://schemas.microsoft.com/office/drawing/2016/5/10/chartex" xmlns:cx5="http://schemas.microsoft.com/office/drawing/2016/5/11/chartex" xmlns:cx6="http://schemas.microsoft.com/office/drawing/2016/5/12/chartex" xmlns:cx7="http://schemas.microsoft.com/office/drawing/2016/5/13/chartex" xmlns:cx8="http://schemas.microsoft.com/office/drawing/2016/5/14/chartex" xmlns:mc="http://schemas.openxmlformats.org/markup-compatibility/2006" xmlns:aink="http://schemas.microsoft.com/office/drawing/2016/ink" xmlns:am3d="http://schemas.microsoft.com/office/drawing/2017/model3d" xmlns:o="urn:schemas-microsoft-com:office:office" xmlns:oel="http://schemas.microsoft.com/office/2019/extlst" xmlns:r="http://schemas.openxmlformats.org/officeDocument/2006/relationships" xmlns:m="http://schemas.openxmlformats.org/officeDocument/2006/math" xmlns:v="urn:schemas-microsoft-com:vml" xmlns:wp14="http://schemas.microsoft.com/office/word/2010/wordprocessingDrawing" xmlns:wp="http://schemas.openxmlformats.org/drawingml/2006/wordprocessingDrawing" xmlns:w10="urn:schemas-microsoft-com:office:word" xmlns:w="http://schemas.openxmlformats.org/wordprocessingml/2006/main" xmlns:w14="http://schemas.microsoft.com/office/word/2010/wordml" xmlns:w15="http://schemas.microsoft.com/office/word/2012/wordml" xmlns:w16cex="http://schemas.microsoft.com/office/word/2018/wordml/cex" xmlns:w16cid="http://schemas.microsoft.com/office/word/2016/wordml/cid" xmlns:w16="http://schemas.microsoft.com/office/word/2018/wordml" xmlns:w16du="http://schemas.microsoft.com/office/word/2023/wordml/word16du" xmlns:w16sdtdh="http://schemas.microsoft.com/office/word/2020/wordml/sdtdatahash" xmlns:w16sdtfl="http://schemas.microsoft.com/office/word/2024/wordml/sdtformatlock" xmlns:w16se="http://schemas.microsoft.com/office/word/2015/wordml/symex" xmlns:wpg="http://schemas.microsoft.com/office/word/2010/wordprocessingGroup" xmlns:wpi="http://schemas.microsoft.com/office/word/2010/wordprocessingInk" xmlns:wne="http://schemas.microsoft.com/office/word/2006/wordml" xmlns:wps="http://schemas.microsoft.com/office/word/2010/wordprocessingShape" mc:Ignorable="w14 w15 w16se w16cid w16 w16cex w16sdtdh w16sdtfl w16du wp14">
   <w:footnote w:type="separator" w:id="-1">
     <w:p>
       <w:r>
@@ -5254,7 +5470,7 @@
 </file>
 
 <file path=word/numbering.xml><?xml version="1.0" encoding="utf-8"?>
-<w:numbering xmlns:wpc="http://schemas.microsoft.com/office/word/2010/wordprocessingCanvas" xmlns:cx="http://schemas.microsoft.com/office/drawing/2014/chartex" xmlns:cx1="http://schemas.microsoft.com/office/drawing/2015/9/8/chartex" xmlns:cx2="http://schemas.microsoft.com/office/drawing/2015/10/21/chartex" xmlns:cx3="http://schemas.microsoft.com/office/drawing/2016/5/9/chartex" xmlns:cx4="http://schemas.microsoft.com/office/drawing/2016/5/10/chartex" xmlns:cx5="http://schemas.microsoft.com/office/drawing/2016/5/11/chartex" xmlns:cx6="http://schemas.microsoft.com/office/drawing/2016/5/12/chartex" xmlns:cx7="http://schemas.microsoft.com/office/drawing/2016/5/13/chartex" xmlns:cx8="http://schemas.microsoft.com/office/drawing/2016/5/14/chartex" xmlns:mc="http://schemas.openxmlformats.org/markup-compatibility/2006" xmlns:aink="http://schemas.microsoft.com/office/drawing/2016/ink" xmlns:am3d="http://schemas.microsoft.com/office/drawing/2017/model3d" xmlns:o="urn:schemas-microsoft-com:office:office" xmlns:r="http://schemas.openxmlformats.org/officeDocument/2006/relationships" xmlns:m="http://schemas.openxmlformats.org/officeDocument/2006/math" xmlns:v="urn:schemas-microsoft-com:vml" xmlns:wp14="http://schemas.microsoft.com/office/word/2010/wordprocessingDrawing" xmlns:wp="http://schemas.openxmlformats.org/drawingml/2006/wordprocessingDrawing" xmlns:w10="urn:schemas-microsoft-com:office:word" xmlns:w="http://schemas.openxmlformats.org/wordprocessingml/2006/main" xmlns:w14="http://schemas.microsoft.com/office/word/2010/wordml" xmlns:w15="http://schemas.microsoft.com/office/word/2012/wordml" xmlns:w16cex="http://schemas.microsoft.com/office/word/2018/wordml/cex" xmlns:w16cid="http://schemas.microsoft.com/office/word/2016/wordml/cid" xmlns:w16="http://schemas.microsoft.com/office/word/2018/wordml" xmlns:w16sdtdh="http://schemas.microsoft.com/office/word/2020/wordml/sdtdatahash" xmlns:w16se="http://schemas.microsoft.com/office/word/2015/wordml/symex" xmlns:wpg="http://schemas.microsoft.com/office/word/2010/wordprocessingGroup" xmlns:wpi="http://schemas.microsoft.com/office/word/2010/wordprocessingInk" xmlns:wne="http://schemas.microsoft.com/office/word/2006/wordml" xmlns:wps="http://schemas.microsoft.com/office/word/2010/wordprocessingShape" mc:Ignorable="w14 w15 w16se w16cid w16 w16cex w16sdtdh wp14">
+<w:numbering xmlns:wpc="http://schemas.microsoft.com/office/word/2010/wordprocessingCanvas" xmlns:cx="http://schemas.microsoft.com/office/drawing/2014/chartex" xmlns:cx1="http://schemas.microsoft.com/office/drawing/2015/9/8/chartex" xmlns:cx2="http://schemas.microsoft.com/office/drawing/2015/10/21/chartex" xmlns:cx3="http://schemas.microsoft.com/office/drawing/2016/5/9/chartex" xmlns:cx4="http://schemas.microsoft.com/office/drawing/2016/5/10/chartex" xmlns:cx5="http://schemas.microsoft.com/office/drawing/2016/5/11/chartex" xmlns:cx6="http://schemas.microsoft.com/office/drawing/2016/5/12/chartex" xmlns:cx7="http://schemas.microsoft.com/office/drawing/2016/5/13/chartex" xmlns:cx8="http://schemas.microsoft.com/office/drawing/2016/5/14/chartex" xmlns:mc="http://schemas.openxmlformats.org/markup-compatibility/2006" xmlns:aink="http://schemas.microsoft.com/office/drawing/2016/ink" xmlns:am3d="http://schemas.microsoft.com/office/drawing/2017/model3d" xmlns:o="urn:schemas-microsoft-com:office:office" xmlns:oel="http://schemas.microsoft.com/office/2019/extlst" xmlns:r="http://schemas.openxmlformats.org/officeDocument/2006/relationships" xmlns:m="http://schemas.openxmlformats.org/officeDocument/2006/math" xmlns:v="urn:schemas-microsoft-com:vml" xmlns:wp14="http://schemas.microsoft.com/office/word/2010/wordprocessingDrawing" xmlns:wp="http://schemas.openxmlformats.org/drawingml/2006/wordprocessingDrawing" xmlns:w10="urn:schemas-microsoft-com:office:word" xmlns:w="http://schemas.openxmlformats.org/wordprocessingml/2006/main" xmlns:w14="http://schemas.microsoft.com/office/word/2010/wordml" xmlns:w15="http://schemas.microsoft.com/office/word/2012/wordml" xmlns:w16cex="http://schemas.microsoft.com/office/word/2018/wordml/cex" xmlns:w16cid="http://schemas.microsoft.com/office/word/2016/wordml/cid" xmlns:w16="http://schemas.microsoft.com/office/word/2018/wordml" xmlns:w16du="http://schemas.microsoft.com/office/word/2023/wordml/word16du" xmlns:w16sdtdh="http://schemas.microsoft.com/office/word/2020/wordml/sdtdatahash" xmlns:w16sdtfl="http://schemas.microsoft.com/office/word/2024/wordml/sdtformatlock" xmlns:w16se="http://schemas.microsoft.com/office/word/2015/wordml/symex" xmlns:wpg="http://schemas.microsoft.com/office/word/2010/wordprocessingGroup" xmlns:wpi="http://schemas.microsoft.com/office/word/2010/wordprocessingInk" xmlns:wne="http://schemas.microsoft.com/office/word/2006/wordml" xmlns:wps="http://schemas.microsoft.com/office/word/2010/wordprocessingShape" mc:Ignorable="w14 w15 w16se w16cid w16 w16cex w16sdtdh w16sdtfl w16du wp14">
   <w:abstractNum w:abstractNumId="0" w15:restartNumberingAfterBreak="0">
     <w:nsid w:val="068B202B"/>
     <w:multiLevelType w:val="multilevel"/>
@@ -6317,38 +6533,38 @@
       </w:pPr>
     </w:lvl>
   </w:abstractNum>
-  <w:num w:numId="1">
+  <w:num w:numId="1" w16cid:durableId="150413168">
     <w:abstractNumId w:val="3"/>
   </w:num>
-  <w:num w:numId="2">
+  <w:num w:numId="2" w16cid:durableId="1143237236">
     <w:abstractNumId w:val="1"/>
   </w:num>
-  <w:num w:numId="3">
+  <w:num w:numId="3" w16cid:durableId="1603537655">
     <w:abstractNumId w:val="7"/>
   </w:num>
-  <w:num w:numId="4">
+  <w:num w:numId="4" w16cid:durableId="403526715">
     <w:abstractNumId w:val="4"/>
   </w:num>
-  <w:num w:numId="5">
+  <w:num w:numId="5" w16cid:durableId="399837570">
     <w:abstractNumId w:val="2"/>
   </w:num>
-  <w:num w:numId="6">
+  <w:num w:numId="6" w16cid:durableId="251009290">
     <w:abstractNumId w:val="0"/>
   </w:num>
-  <w:num w:numId="7">
+  <w:num w:numId="7" w16cid:durableId="1922980636">
     <w:abstractNumId w:val="5"/>
   </w:num>
-  <w:num w:numId="8">
+  <w:num w:numId="8" w16cid:durableId="1126390410">
     <w:abstractNumId w:val="6"/>
   </w:num>
-  <w:num w:numId="9">
+  <w:num w:numId="9" w16cid:durableId="2132936774">
     <w:abstractNumId w:val="0"/>
   </w:num>
 </w:numbering>
 </file>
 
 <file path=word/styles.xml><?xml version="1.0" encoding="utf-8"?>
-<w:styles xmlns:mc="http://schemas.openxmlformats.org/markup-compatibility/2006" xmlns:r="http://schemas.openxmlformats.org/officeDocument/2006/relationships" xmlns:w="http://schemas.openxmlformats.org/wordprocessingml/2006/main" xmlns:w14="http://schemas.microsoft.com/office/word/2010/wordml" xmlns:w15="http://schemas.microsoft.com/office/word/2012/wordml" xmlns:w16cex="http://schemas.microsoft.com/office/word/2018/wordml/cex" xmlns:w16cid="http://schemas.microsoft.com/office/word/2016/wordml/cid" xmlns:w16="http://schemas.microsoft.com/office/word/2018/wordml" xmlns:w16sdtdh="http://schemas.microsoft.com/office/word/2020/wordml/sdtdatahash" xmlns:w16se="http://schemas.microsoft.com/office/word/2015/wordml/symex" mc:Ignorable="w14 w15 w16se w16cid w16 w16cex w16sdtdh">
+<w:styles xmlns:mc="http://schemas.openxmlformats.org/markup-compatibility/2006" xmlns:r="http://schemas.openxmlformats.org/officeDocument/2006/relationships" xmlns:w="http://schemas.openxmlformats.org/wordprocessingml/2006/main" xmlns:w14="http://schemas.microsoft.com/office/word/2010/wordml" xmlns:w15="http://schemas.microsoft.com/office/word/2012/wordml" xmlns:w16cex="http://schemas.microsoft.com/office/word/2018/wordml/cex" xmlns:w16cid="http://schemas.microsoft.com/office/word/2016/wordml/cid" xmlns:w16="http://schemas.microsoft.com/office/word/2018/wordml" xmlns:w16du="http://schemas.microsoft.com/office/word/2023/wordml/word16du" xmlns:w16sdtdh="http://schemas.microsoft.com/office/word/2020/wordml/sdtdatahash" xmlns:w16sdtfl="http://schemas.microsoft.com/office/word/2024/wordml/sdtformatlock" xmlns:w16se="http://schemas.microsoft.com/office/word/2015/wordml/symex" mc:Ignorable="w14 w15 w16se w16cid w16 w16cex w16sdtdh w16sdtfl w16du">
   <w:docDefaults>
     <w:rPrDefault>
       <w:rPr>
@@ -6739,7 +6955,7 @@
     <w:lsdException w:name="Unresolved Mention" w:semiHidden="1" w:unhideWhenUsed="1"/>
     <w:lsdException w:name="Smart Link" w:semiHidden="1" w:unhideWhenUsed="1"/>
   </w:latentStyles>
-  <w:style w:type="paragraph" w:default="1" w:styleId="Normal">
+  <w:style w:type="paragraph" w:default="1" w:styleId="a">
     <w:name w:val="Normal"/>
     <w:qFormat/>
     <w:rsid w:val="002025E9"/>
@@ -6751,11 +6967,11 @@
       <w:lang w:eastAsia="zh-TW"/>
     </w:rPr>
   </w:style>
-  <w:style w:type="paragraph" w:styleId="Heading1">
+  <w:style w:type="paragraph" w:styleId="1">
     <w:name w:val="heading 1"/>
-    <w:basedOn w:val="Normal"/>
-    <w:next w:val="Normal"/>
-    <w:link w:val="Heading1Char"/>
+    <w:basedOn w:val="a"/>
+    <w:next w:val="a"/>
+    <w:link w:val="10"/>
     <w:uiPriority w:val="9"/>
     <w:qFormat/>
     <w:rsid w:val="00ED0428"/>
@@ -6773,11 +6989,11 @@
       <w:szCs w:val="44"/>
     </w:rPr>
   </w:style>
-  <w:style w:type="paragraph" w:styleId="Heading3">
+  <w:style w:type="paragraph" w:styleId="3">
     <w:name w:val="heading 3"/>
-    <w:basedOn w:val="Normal"/>
-    <w:next w:val="Normal"/>
-    <w:link w:val="Heading3Char"/>
+    <w:basedOn w:val="a"/>
+    <w:next w:val="a"/>
+    <w:link w:val="30"/>
     <w:uiPriority w:val="9"/>
     <w:semiHidden/>
     <w:unhideWhenUsed/>
@@ -6796,13 +7012,13 @@
       <w:szCs w:val="32"/>
     </w:rPr>
   </w:style>
-  <w:style w:type="character" w:default="1" w:styleId="DefaultParagraphFont">
+  <w:style w:type="character" w:default="1" w:styleId="a0">
     <w:name w:val="Default Paragraph Font"/>
     <w:uiPriority w:val="1"/>
     <w:semiHidden/>
     <w:unhideWhenUsed/>
   </w:style>
-  <w:style w:type="table" w:default="1" w:styleId="TableNormal">
+  <w:style w:type="table" w:default="1" w:styleId="a1">
     <w:name w:val="Normal Table"/>
     <w:uiPriority w:val="99"/>
     <w:semiHidden/>
@@ -6817,13 +7033,13 @@
       </w:tblCellMar>
     </w:tblPr>
   </w:style>
-  <w:style w:type="numbering" w:default="1" w:styleId="NoList">
+  <w:style w:type="numbering" w:default="1" w:styleId="a2">
     <w:name w:val="No List"/>
     <w:uiPriority w:val="99"/>
     <w:semiHidden/>
     <w:unhideWhenUsed/>
   </w:style>
-  <w:style w:type="paragraph" w:customStyle="1" w:styleId="A">
+  <w:style w:type="paragraph" w:customStyle="1" w:styleId="A3">
     <w:name w:val="正文 A"/>
     <w:qFormat/>
     <w:rsid w:val="002025E9"/>
@@ -6859,9 +7075,9 @@
       <w:lang w:eastAsia="zh-TW"/>
     </w:rPr>
   </w:style>
-  <w:style w:type="paragraph" w:styleId="ListParagraph">
+  <w:style w:type="paragraph" w:styleId="a4">
     <w:name w:val="List Paragraph"/>
-    <w:basedOn w:val="Normal"/>
+    <w:basedOn w:val="a"/>
     <w:uiPriority w:val="34"/>
     <w:qFormat/>
     <w:rsid w:val="002025E9"/>
@@ -6869,9 +7085,9 @@
       <w:ind w:firstLineChars="200" w:firstLine="420"/>
     </w:pPr>
   </w:style>
-  <w:style w:type="character" w:styleId="Hyperlink">
+  <w:style w:type="character" w:styleId="a5">
     <w:name w:val="Hyperlink"/>
-    <w:basedOn w:val="DefaultParagraphFont"/>
+    <w:basedOn w:val="a0"/>
     <w:uiPriority w:val="99"/>
     <w:unhideWhenUsed/>
     <w:rsid w:val="002025E9"/>
@@ -6892,10 +7108,10 @@
       <w:lang w:eastAsia="zh-TW"/>
     </w:rPr>
   </w:style>
-  <w:style w:type="paragraph" w:styleId="Header">
+  <w:style w:type="paragraph" w:styleId="a6">
     <w:name w:val="header"/>
-    <w:basedOn w:val="Normal"/>
-    <w:link w:val="HeaderChar"/>
+    <w:basedOn w:val="a"/>
+    <w:link w:val="a7"/>
     <w:uiPriority w:val="99"/>
     <w:unhideWhenUsed/>
     <w:rsid w:val="0079767C"/>
@@ -6915,10 +7131,10 @@
       <w:szCs w:val="18"/>
     </w:rPr>
   </w:style>
-  <w:style w:type="character" w:customStyle="1" w:styleId="HeaderChar">
-    <w:name w:val="Header Char"/>
-    <w:basedOn w:val="DefaultParagraphFont"/>
-    <w:link w:val="Header"/>
+  <w:style w:type="character" w:customStyle="1" w:styleId="a7">
+    <w:name w:val="页眉 字符"/>
+    <w:basedOn w:val="a0"/>
+    <w:link w:val="a6"/>
     <w:uiPriority w:val="99"/>
     <w:rsid w:val="0079767C"/>
     <w:rPr>
@@ -6929,10 +7145,10 @@
       <w:lang w:eastAsia="zh-TW"/>
     </w:rPr>
   </w:style>
-  <w:style w:type="paragraph" w:styleId="Footer">
+  <w:style w:type="paragraph" w:styleId="a8">
     <w:name w:val="footer"/>
-    <w:basedOn w:val="Normal"/>
-    <w:link w:val="FooterChar"/>
+    <w:basedOn w:val="a"/>
+    <w:link w:val="a9"/>
     <w:uiPriority w:val="99"/>
     <w:unhideWhenUsed/>
     <w:rsid w:val="0079767C"/>
@@ -6948,10 +7164,10 @@
       <w:szCs w:val="18"/>
     </w:rPr>
   </w:style>
-  <w:style w:type="character" w:customStyle="1" w:styleId="FooterChar">
-    <w:name w:val="Footer Char"/>
-    <w:basedOn w:val="DefaultParagraphFont"/>
-    <w:link w:val="Footer"/>
+  <w:style w:type="character" w:customStyle="1" w:styleId="a9">
+    <w:name w:val="页脚 字符"/>
+    <w:basedOn w:val="a0"/>
+    <w:link w:val="a8"/>
     <w:uiPriority w:val="99"/>
     <w:rsid w:val="0079767C"/>
     <w:rPr>
@@ -6962,9 +7178,9 @@
       <w:lang w:eastAsia="zh-TW"/>
     </w:rPr>
   </w:style>
-  <w:style w:type="character" w:styleId="FollowedHyperlink">
+  <w:style w:type="character" w:styleId="aa">
     <w:name w:val="FollowedHyperlink"/>
-    <w:basedOn w:val="DefaultParagraphFont"/>
+    <w:basedOn w:val="a0"/>
     <w:uiPriority w:val="99"/>
     <w:semiHidden/>
     <w:unhideWhenUsed/>
@@ -6974,9 +7190,9 @@
       <w:u w:val="single"/>
     </w:rPr>
   </w:style>
-  <w:style w:type="character" w:styleId="UnresolvedMention">
+  <w:style w:type="character" w:styleId="ab">
     <w:name w:val="Unresolved Mention"/>
-    <w:basedOn w:val="DefaultParagraphFont"/>
+    <w:basedOn w:val="a0"/>
     <w:uiPriority w:val="99"/>
     <w:semiHidden/>
     <w:unhideWhenUsed/>
@@ -6986,9 +7202,9 @@
       <w:shd w:val="clear" w:color="auto" w:fill="E1DFDD"/>
     </w:rPr>
   </w:style>
-  <w:style w:type="character" w:styleId="Emphasis">
+  <w:style w:type="character" w:styleId="ac">
     <w:name w:val="Emphasis"/>
-    <w:basedOn w:val="DefaultParagraphFont"/>
+    <w:basedOn w:val="a0"/>
     <w:uiPriority w:val="20"/>
     <w:qFormat/>
     <w:rsid w:val="00D5359E"/>
@@ -6997,9 +7213,9 @@
       <w:iCs/>
     </w:rPr>
   </w:style>
-  <w:style w:type="paragraph" w:styleId="NormalWeb">
+  <w:style w:type="paragraph" w:styleId="ad">
     <w:name w:val="Normal (Web)"/>
-    <w:basedOn w:val="Normal"/>
+    <w:basedOn w:val="a"/>
     <w:uiPriority w:val="99"/>
     <w:unhideWhenUsed/>
     <w:rsid w:val="00A94D9B"/>
@@ -7007,19 +7223,19 @@
       <w:spacing w:before="100" w:beforeAutospacing="1" w:after="100" w:afterAutospacing="1"/>
     </w:pPr>
     <w:rPr>
-      <w:rFonts w:ascii="SimSun" w:eastAsia="SimSun" w:hAnsi="SimSun" w:cs="SimSun"/>
+      <w:rFonts w:ascii="宋体" w:eastAsia="宋体" w:hAnsi="宋体" w:cs="宋体"/>
       <w:lang w:eastAsia="zh-CN"/>
     </w:rPr>
   </w:style>
   <w:style w:type="character" w:customStyle="1" w:styleId="apple-tab-span">
     <w:name w:val="apple-tab-span"/>
-    <w:basedOn w:val="DefaultParagraphFont"/>
+    <w:basedOn w:val="a0"/>
     <w:rsid w:val="00A94D9B"/>
   </w:style>
-  <w:style w:type="character" w:customStyle="1" w:styleId="Heading1Char">
-    <w:name w:val="Heading 1 Char"/>
-    <w:basedOn w:val="DefaultParagraphFont"/>
-    <w:link w:val="Heading1"/>
+  <w:style w:type="character" w:customStyle="1" w:styleId="10">
+    <w:name w:val="标题 1 字符"/>
+    <w:basedOn w:val="a0"/>
+    <w:link w:val="1"/>
     <w:uiPriority w:val="9"/>
     <w:rsid w:val="00ED0428"/>
     <w:rPr>
@@ -7032,10 +7248,10 @@
       <w:lang w:eastAsia="zh-TW"/>
     </w:rPr>
   </w:style>
-  <w:style w:type="character" w:customStyle="1" w:styleId="Heading3Char">
-    <w:name w:val="Heading 3 Char"/>
-    <w:basedOn w:val="DefaultParagraphFont"/>
-    <w:link w:val="Heading3"/>
+  <w:style w:type="character" w:customStyle="1" w:styleId="30">
+    <w:name w:val="标题 3 字符"/>
+    <w:basedOn w:val="a0"/>
+    <w:link w:val="3"/>
     <w:uiPriority w:val="9"/>
     <w:semiHidden/>
     <w:rsid w:val="00854002"/>

--- a/CV/cv_yicheng_zhan.docx
+++ b/CV/cv_yicheng_zhan.docx
@@ -1600,19 +1600,8 @@
           <w:sz w:val="20"/>
           <w:szCs w:val="20"/>
         </w:rPr>
-        <w:t xml:space="preserve"> </w:t>
-      </w:r>
-      <w:proofErr w:type="spellStart"/>
-      <w:r>
-        <w:rPr>
-          <w:rFonts w:ascii="Times New Roman" w:hAnsi="Times New Roman" w:cs="Times New Roman" w:hint="eastAsia"/>
-          <w:color w:val="000000"/>
-          <w:sz w:val="20"/>
-          <w:szCs w:val="20"/>
-        </w:rPr>
-        <w:t>Averkiou</w:t>
-      </w:r>
-      <w:proofErr w:type="spellEnd"/>
+        <w:t xml:space="preserve"> Averkiou</w:t>
+      </w:r>
       <w:r>
         <w:rPr>
           <w:rFonts w:ascii="Times New Roman" w:hAnsi="Times New Roman" w:cs="Times New Roman" w:hint="eastAsia"/>
@@ -2447,7 +2436,7 @@
           <w:sz w:val="20"/>
           <w:szCs w:val="20"/>
         </w:rPr>
-        <w:t xml:space="preserve">                 </w:t>
+        <w:t xml:space="preserve">             </w:t>
       </w:r>
       <w:r>
         <w:rPr>
@@ -2513,7 +2502,62 @@
           <w:sz w:val="20"/>
           <w:szCs w:val="20"/>
         </w:rPr>
-        <w:t>- Now</w:t>
+        <w:t xml:space="preserve">- </w:t>
+      </w:r>
+      <w:r>
+        <w:rPr>
+          <w:rFonts w:ascii="Times New Roman" w:hAnsi="Times New Roman" w:cs="Times New Roman" w:hint="eastAsia"/>
+          <w:b/>
+          <w:bCs/>
+          <w:color w:val="000000"/>
+          <w:sz w:val="20"/>
+          <w:szCs w:val="20"/>
+        </w:rPr>
+        <w:t>Sept</w:t>
+      </w:r>
+      <w:r>
+        <w:rPr>
+          <w:rFonts w:ascii="Times New Roman" w:hAnsi="Times New Roman" w:cs="Times New Roman"/>
+          <w:b/>
+          <w:bCs/>
+          <w:color w:val="000000"/>
+          <w:sz w:val="20"/>
+          <w:szCs w:val="20"/>
+        </w:rPr>
+        <w:t>.</w:t>
+      </w:r>
+      <w:r>
+        <w:rPr>
+          <w:rFonts w:ascii="Times New Roman" w:hAnsi="Times New Roman" w:cs="Times New Roman" w:hint="eastAsia"/>
+          <w:b/>
+          <w:bCs/>
+          <w:color w:val="000000"/>
+          <w:sz w:val="20"/>
+          <w:szCs w:val="20"/>
+        </w:rPr>
+        <w:t xml:space="preserve"> </w:t>
+      </w:r>
+      <w:r>
+        <w:rPr>
+          <w:rFonts w:ascii="Times New Roman" w:hAnsi="Times New Roman" w:cs="Times New Roman"/>
+          <w:b/>
+          <w:bCs/>
+          <w:color w:val="000000"/>
+          <w:sz w:val="20"/>
+          <w:szCs w:val="20"/>
+        </w:rPr>
+        <w:t>202</w:t>
+      </w:r>
+      <w:r>
+        <w:rPr>
+          <w:rFonts w:ascii="Times New Roman" w:hAnsi="Times New Roman" w:cs="Times New Roman" w:hint="eastAsia"/>
+          <w:b/>
+          <w:bCs/>
+          <w:color w:val="000000"/>
+          <w:sz w:val="20"/>
+          <w:szCs w:val="20"/>
+        </w:rPr>
+        <w:t>5</w:t>
       </w:r>
     </w:p>
     <w:p>
@@ -3033,19 +3077,8 @@
           <w:sz w:val="20"/>
           <w:szCs w:val="20"/>
         </w:rPr>
-        <w:t xml:space="preserve">Prof. Dalal </w:t>
-      </w:r>
-      <w:proofErr w:type="spellStart"/>
-      <w:r>
-        <w:rPr>
-          <w:rFonts w:ascii="Times New Roman" w:hAnsi="Times New Roman" w:cs="Times New Roman"/>
-          <w:color w:val="000000"/>
-          <w:sz w:val="20"/>
-          <w:szCs w:val="20"/>
-        </w:rPr>
-        <w:t>Alrajeh</w:t>
-      </w:r>
-      <w:proofErr w:type="spellEnd"/>
+        <w:t>Prof. Dalal Alrajeh</w:t>
+      </w:r>
       <w:r>
         <w:rPr>
           <w:rFonts w:ascii="Times New Roman" w:hAnsi="Times New Roman" w:cs="Times New Roman" w:hint="eastAsia"/>
@@ -4832,25 +4865,7 @@
             <w:sz w:val="20"/>
             <w:szCs w:val="20"/>
           </w:rPr>
-          <w:t>W</w:t>
-        </w:r>
-        <w:r>
-          <w:rPr>
-            <w:rStyle w:val="a5"/>
-            <w:rFonts w:ascii="Times New Roman" w:hAnsi="Times New Roman" w:cs="Times New Roman" w:hint="eastAsia"/>
-            <w:sz w:val="20"/>
-            <w:szCs w:val="20"/>
-          </w:rPr>
-          <w:t>e</w:t>
-        </w:r>
-        <w:r>
-          <w:rPr>
-            <w:rStyle w:val="a5"/>
-            <w:rFonts w:ascii="Times New Roman" w:hAnsi="Times New Roman" w:cs="Times New Roman" w:hint="eastAsia"/>
-            <w:sz w:val="20"/>
-            <w:szCs w:val="20"/>
-          </w:rPr>
-          <w:t>b</w:t>
+          <w:t>Web</w:t>
         </w:r>
       </w:hyperlink>
       <w:r>
@@ -5044,16 +5059,7 @@
             <w:sz w:val="20"/>
             <w:szCs w:val="20"/>
           </w:rPr>
-          <w:t>We</w:t>
-        </w:r>
-        <w:r>
-          <w:rPr>
-            <w:rStyle w:val="a5"/>
-            <w:rFonts w:ascii="Times New Roman" w:hAnsi="Times New Roman" w:cs="Times New Roman" w:hint="eastAsia"/>
-            <w:sz w:val="20"/>
-            <w:szCs w:val="20"/>
-          </w:rPr>
-          <w:t>b</w:t>
+          <w:t>Web</w:t>
         </w:r>
       </w:hyperlink>
       <w:r>
@@ -5200,25 +5206,7 @@
             <w:sz w:val="20"/>
             <w:szCs w:val="20"/>
           </w:rPr>
-          <w:t>W</w:t>
-        </w:r>
-        <w:r>
-          <w:rPr>
-            <w:rStyle w:val="a5"/>
-            <w:rFonts w:ascii="Times New Roman" w:hAnsi="Times New Roman" w:cs="Times New Roman"/>
-            <w:sz w:val="20"/>
-            <w:szCs w:val="20"/>
-          </w:rPr>
-          <w:t>e</w:t>
-        </w:r>
-        <w:r>
-          <w:rPr>
-            <w:rStyle w:val="a5"/>
-            <w:rFonts w:ascii="Times New Roman" w:hAnsi="Times New Roman" w:cs="Times New Roman"/>
-            <w:sz w:val="20"/>
-            <w:szCs w:val="20"/>
-          </w:rPr>
-          <w:t>b</w:t>
+          <w:t>Web</w:t>
         </w:r>
       </w:hyperlink>
       <w:r>
